--- a/sample_protocols/Autorizované protokoly pro MUŽE/PP_XX_Firma_Pozice.docx
+++ b/sample_protocols/Autorizované protokoly pro MUŽE/PP_XX_Firma_Pozice.docx
@@ -323,8 +323,9 @@
           <w:highlight w:val="magenta"/>
           <w:lang w:eastAsia="cs-CZ"/>
         </w:rPr>
-        <w:t>LSZ {{section2_firma.evidence_number</w:t>
-      </w:r>
+        <w:t>LSZ {{section2_</w:t>
+      </w:r>
+      <w:proofErr w:type="gramStart"/>
       <w:r>
         <w:rPr>
           <w:rFonts w:asciiTheme="majorHAnsi" w:eastAsia="Times New Roman" w:hAnsiTheme="majorHAnsi" w:cs="Arial"/>
@@ -335,8 +336,9 @@
           <w:highlight w:val="magenta"/>
           <w:lang w:eastAsia="cs-CZ"/>
         </w:rPr>
-        <w:t>}}</w:t>
-      </w:r>
+        <w:t>firma.evidence</w:t>
+      </w:r>
+      <w:proofErr w:type="gramEnd"/>
       <w:r>
         <w:rPr>
           <w:rFonts w:asciiTheme="majorHAnsi" w:eastAsia="Times New Roman" w:hAnsiTheme="majorHAnsi" w:cs="Arial"/>
@@ -347,29 +349,67 @@
           <w:highlight w:val="magenta"/>
           <w:lang w:eastAsia="cs-CZ"/>
         </w:rPr>
-        <w:t>/2025</w:t>
-      </w:r>
-    </w:p>
-    <w:p>
-      <w:pPr>
+        <w:t>_number</w:t>
+      </w:r>
+      <w:proofErr w:type="gramStart"/>
+      <w:r>
         <w:rPr>
           <w:rFonts w:asciiTheme="majorHAnsi" w:eastAsia="Times New Roman" w:hAnsiTheme="majorHAnsi" w:cs="Arial"/>
           <w:b/>
           <w:bCs/>
           <w:sz w:val="28"/>
           <w:szCs w:val="28"/>
-          <w:lang w:eastAsia="cs-CZ"/>
-        </w:rPr>
-      </w:pPr>
-    </w:p>
-    <w:p>
-      <w:pPr>
+          <w:highlight w:val="magenta"/>
+          <w:lang w:eastAsia="cs-CZ"/>
+        </w:rPr>
+        <w:t>}}</w:t>
+      </w:r>
+      <w:r>
         <w:rPr>
           <w:rFonts w:asciiTheme="majorHAnsi" w:eastAsia="Times New Roman" w:hAnsiTheme="majorHAnsi" w:cs="Arial"/>
           <w:b/>
           <w:bCs/>
           <w:sz w:val="28"/>
           <w:szCs w:val="28"/>
+          <w:highlight w:val="magenta"/>
+          <w:lang w:eastAsia="cs-CZ"/>
+        </w:rPr>
+        <w:t>/</w:t>
+      </w:r>
+      <w:proofErr w:type="gramEnd"/>
+      <w:r>
+        <w:rPr>
+          <w:rFonts w:asciiTheme="majorHAnsi" w:eastAsia="Times New Roman" w:hAnsiTheme="majorHAnsi" w:cs="Arial"/>
+          <w:b/>
+          <w:bCs/>
+          <w:sz w:val="28"/>
+          <w:szCs w:val="28"/>
+          <w:highlight w:val="magenta"/>
+          <w:lang w:eastAsia="cs-CZ"/>
+        </w:rPr>
+        <w:t>2025</w:t>
+      </w:r>
+    </w:p>
+    <w:p>
+      <w:pPr>
+        <w:rPr>
+          <w:rFonts w:asciiTheme="majorHAnsi" w:eastAsia="Times New Roman" w:hAnsiTheme="majorHAnsi" w:cs="Arial"/>
+          <w:b/>
+          <w:bCs/>
+          <w:sz w:val="28"/>
+          <w:szCs w:val="28"/>
+          <w:lang w:eastAsia="cs-CZ"/>
+        </w:rPr>
+      </w:pPr>
+    </w:p>
+    <w:p>
+      <w:pPr>
+        <w:rPr>
+          <w:rFonts w:asciiTheme="majorHAnsi" w:eastAsia="Times New Roman" w:hAnsiTheme="majorHAnsi" w:cs="Arial"/>
+          <w:b/>
+          <w:bCs/>
+          <w:sz w:val="28"/>
+          <w:szCs w:val="28"/>
           <w:lang w:eastAsia="cs-CZ"/>
         </w:rPr>
       </w:pPr>
@@ -413,8 +453,9 @@
           <w:highlight w:val="magenta"/>
           <w:lang w:eastAsia="cs-CZ"/>
         </w:rPr>
-        <w:t>{{section2_firma.company</w:t>
-      </w:r>
+        <w:t>{{section2_</w:t>
+      </w:r>
+      <w:proofErr w:type="gramStart"/>
       <w:r>
         <w:rPr>
           <w:rFonts w:ascii="Cambria" w:eastAsia="Times New Roman" w:hAnsi="Cambria" w:cs="Arial CE"/>
@@ -424,12 +465,10 @@
           <w:highlight w:val="magenta"/>
           <w:lang w:eastAsia="cs-CZ"/>
         </w:rPr>
-        <w:t>}}</w:t>
-      </w:r>
-    </w:p>
-    <w:p>
-      <w:pPr>
-        <w:ind w:left="3540"/>
+        <w:t>firma.company</w:t>
+      </w:r>
+      <w:proofErr w:type="gramEnd"/>
+      <w:r>
         <w:rPr>
           <w:rFonts w:ascii="Cambria" w:eastAsia="Times New Roman" w:hAnsi="Cambria" w:cs="Arial CE"/>
           <w:b/>
@@ -438,8 +477,12 @@
           <w:highlight w:val="magenta"/>
           <w:lang w:eastAsia="cs-CZ"/>
         </w:rPr>
-      </w:pPr>
-      <w:r>
+        <w:t>}}</w:t>
+      </w:r>
+    </w:p>
+    <w:p>
+      <w:pPr>
+        <w:ind w:left="3540"/>
         <w:rPr>
           <w:rFonts w:ascii="Cambria" w:eastAsia="Times New Roman" w:hAnsi="Cambria" w:cs="Arial CE"/>
           <w:b/>
@@ -448,8 +491,7 @@
           <w:highlight w:val="magenta"/>
           <w:lang w:eastAsia="cs-CZ"/>
         </w:rPr>
-        <w:t>{{section2_firma.address</w:t>
-      </w:r>
+      </w:pPr>
       <w:r>
         <w:rPr>
           <w:rFonts w:ascii="Cambria" w:eastAsia="Times New Roman" w:hAnsi="Cambria" w:cs="Arial CE"/>
@@ -459,8 +501,9 @@
           <w:highlight w:val="magenta"/>
           <w:lang w:eastAsia="cs-CZ"/>
         </w:rPr>
-        <w:t>}}</w:t>
-      </w:r>
+        <w:t>{{section2_</w:t>
+      </w:r>
+      <w:proofErr w:type="gramStart"/>
       <w:r>
         <w:rPr>
           <w:rFonts w:ascii="Cambria" w:eastAsia="Times New Roman" w:hAnsi="Cambria" w:cs="Arial CE"/>
@@ -470,8 +513,9 @@
           <w:highlight w:val="magenta"/>
           <w:lang w:eastAsia="cs-CZ"/>
         </w:rPr>
-        <w:t xml:space="preserve"> {{section2_firma.house_number</w:t>
-      </w:r>
+        <w:t>firma.address</w:t>
+      </w:r>
+      <w:proofErr w:type="gramEnd"/>
       <w:r>
         <w:rPr>
           <w:rFonts w:ascii="Cambria" w:eastAsia="Times New Roman" w:hAnsi="Cambria" w:cs="Arial CE"/>
@@ -483,18 +527,6 @@
         </w:rPr>
         <w:t>}}</w:t>
       </w:r>
-    </w:p>
-    <w:p>
-      <w:pPr>
-        <w:ind w:left="3540"/>
-        <w:rPr>
-          <w:rFonts w:asciiTheme="majorHAnsi" w:hAnsiTheme="majorHAnsi"/>
-          <w:b/>
-          <w:sz w:val="24"/>
-          <w:szCs w:val="24"/>
-          <w:lang w:eastAsia="cs-CZ"/>
-        </w:rPr>
-      </w:pPr>
       <w:r>
         <w:rPr>
           <w:rFonts w:ascii="Cambria" w:eastAsia="Times New Roman" w:hAnsi="Cambria" w:cs="Arial CE"/>
@@ -504,8 +536,9 @@
           <w:highlight w:val="magenta"/>
           <w:lang w:eastAsia="cs-CZ"/>
         </w:rPr>
-        <w:t>{{section2_firma.city</w:t>
-      </w:r>
+        <w:t xml:space="preserve"> {{section2_</w:t>
+      </w:r>
+      <w:proofErr w:type="gramStart"/>
       <w:r>
         <w:rPr>
           <w:rFonts w:ascii="Cambria" w:eastAsia="Times New Roman" w:hAnsi="Cambria" w:cs="Arial CE"/>
@@ -515,8 +548,9 @@
           <w:highlight w:val="magenta"/>
           <w:lang w:eastAsia="cs-CZ"/>
         </w:rPr>
-        <w:t>}}</w:t>
-      </w:r>
+        <w:t>firma.house</w:t>
+      </w:r>
+      <w:proofErr w:type="gramEnd"/>
       <w:r>
         <w:rPr>
           <w:rFonts w:ascii="Cambria" w:eastAsia="Times New Roman" w:hAnsi="Cambria" w:cs="Arial CE"/>
@@ -526,7 +560,7 @@
           <w:highlight w:val="magenta"/>
           <w:lang w:eastAsia="cs-CZ"/>
         </w:rPr>
-        <w:t xml:space="preserve"> {{section2_firma.city_district</w:t>
+        <w:t>_number</w:t>
       </w:r>
       <w:r>
         <w:rPr>
@@ -539,6 +573,18 @@
         </w:rPr>
         <w:t>}}</w:t>
       </w:r>
+    </w:p>
+    <w:p>
+      <w:pPr>
+        <w:ind w:left="3540"/>
+        <w:rPr>
+          <w:rFonts w:asciiTheme="majorHAnsi" w:hAnsiTheme="majorHAnsi"/>
+          <w:b/>
+          <w:sz w:val="24"/>
+          <w:szCs w:val="24"/>
+          <w:lang w:eastAsia="cs-CZ"/>
+        </w:rPr>
+      </w:pPr>
       <w:r>
         <w:rPr>
           <w:rFonts w:ascii="Cambria" w:eastAsia="Times New Roman" w:hAnsi="Cambria" w:cs="Arial CE"/>
@@ -548,8 +594,9 @@
           <w:highlight w:val="magenta"/>
           <w:lang w:eastAsia="cs-CZ"/>
         </w:rPr>
-        <w:t xml:space="preserve"> {{section2_firma.postal_code</w:t>
-      </w:r>
+        <w:t>{{section2_</w:t>
+      </w:r>
+      <w:proofErr w:type="gramStart"/>
       <w:r>
         <w:rPr>
           <w:rFonts w:ascii="Cambria" w:eastAsia="Times New Roman" w:hAnsi="Cambria" w:cs="Arial CE"/>
@@ -559,6 +606,110 @@
           <w:highlight w:val="magenta"/>
           <w:lang w:eastAsia="cs-CZ"/>
         </w:rPr>
+        <w:t>firma.city</w:t>
+      </w:r>
+      <w:proofErr w:type="gramEnd"/>
+      <w:r>
+        <w:rPr>
+          <w:rFonts w:ascii="Cambria" w:eastAsia="Times New Roman" w:hAnsi="Cambria" w:cs="Arial CE"/>
+          <w:b/>
+          <w:sz w:val="24"/>
+          <w:szCs w:val="23"/>
+          <w:highlight w:val="magenta"/>
+          <w:lang w:eastAsia="cs-CZ"/>
+        </w:rPr>
+        <w:t>}}</w:t>
+      </w:r>
+      <w:r>
+        <w:rPr>
+          <w:rFonts w:ascii="Cambria" w:eastAsia="Times New Roman" w:hAnsi="Cambria" w:cs="Arial CE"/>
+          <w:b/>
+          <w:sz w:val="24"/>
+          <w:szCs w:val="23"/>
+          <w:highlight w:val="magenta"/>
+          <w:lang w:eastAsia="cs-CZ"/>
+        </w:rPr>
+        <w:t xml:space="preserve"> {{section2_</w:t>
+      </w:r>
+      <w:proofErr w:type="gramStart"/>
+      <w:r>
+        <w:rPr>
+          <w:rFonts w:ascii="Cambria" w:eastAsia="Times New Roman" w:hAnsi="Cambria" w:cs="Arial CE"/>
+          <w:b/>
+          <w:sz w:val="24"/>
+          <w:szCs w:val="23"/>
+          <w:highlight w:val="magenta"/>
+          <w:lang w:eastAsia="cs-CZ"/>
+        </w:rPr>
+        <w:t>firma.city</w:t>
+      </w:r>
+      <w:proofErr w:type="gramEnd"/>
+      <w:r>
+        <w:rPr>
+          <w:rFonts w:ascii="Cambria" w:eastAsia="Times New Roman" w:hAnsi="Cambria" w:cs="Arial CE"/>
+          <w:b/>
+          <w:sz w:val="24"/>
+          <w:szCs w:val="23"/>
+          <w:highlight w:val="magenta"/>
+          <w:lang w:eastAsia="cs-CZ"/>
+        </w:rPr>
+        <w:t>_district</w:t>
+      </w:r>
+      <w:r>
+        <w:rPr>
+          <w:rFonts w:ascii="Cambria" w:eastAsia="Times New Roman" w:hAnsi="Cambria" w:cs="Arial CE"/>
+          <w:b/>
+          <w:sz w:val="24"/>
+          <w:szCs w:val="23"/>
+          <w:highlight w:val="magenta"/>
+          <w:lang w:eastAsia="cs-CZ"/>
+        </w:rPr>
+        <w:t>}}</w:t>
+      </w:r>
+      <w:r>
+        <w:rPr>
+          <w:rFonts w:ascii="Cambria" w:eastAsia="Times New Roman" w:hAnsi="Cambria" w:cs="Arial CE"/>
+          <w:b/>
+          <w:sz w:val="24"/>
+          <w:szCs w:val="23"/>
+          <w:highlight w:val="magenta"/>
+          <w:lang w:eastAsia="cs-CZ"/>
+        </w:rPr>
+        <w:t xml:space="preserve"> {{section2_</w:t>
+      </w:r>
+      <w:proofErr w:type="gramStart"/>
+      <w:r>
+        <w:rPr>
+          <w:rFonts w:ascii="Cambria" w:eastAsia="Times New Roman" w:hAnsi="Cambria" w:cs="Arial CE"/>
+          <w:b/>
+          <w:sz w:val="24"/>
+          <w:szCs w:val="23"/>
+          <w:highlight w:val="magenta"/>
+          <w:lang w:eastAsia="cs-CZ"/>
+        </w:rPr>
+        <w:t>firma.postal</w:t>
+      </w:r>
+      <w:proofErr w:type="gramEnd"/>
+      <w:r>
+        <w:rPr>
+          <w:rFonts w:ascii="Cambria" w:eastAsia="Times New Roman" w:hAnsi="Cambria" w:cs="Arial CE"/>
+          <w:b/>
+          <w:sz w:val="24"/>
+          <w:szCs w:val="23"/>
+          <w:highlight w:val="magenta"/>
+          <w:lang w:eastAsia="cs-CZ"/>
+        </w:rPr>
+        <w:t>_code</w:t>
+      </w:r>
+      <w:r>
+        <w:rPr>
+          <w:rFonts w:ascii="Cambria" w:eastAsia="Times New Roman" w:hAnsi="Cambria" w:cs="Arial CE"/>
+          <w:b/>
+          <w:sz w:val="24"/>
+          <w:szCs w:val="23"/>
+          <w:highlight w:val="magenta"/>
+          <w:lang w:eastAsia="cs-CZ"/>
+        </w:rPr>
         <w:t>}}</w:t>
       </w:r>
     </w:p>
@@ -731,46 +882,9 @@
           <w:highlight w:val="magenta"/>
           <w:lang w:eastAsia="cs-CZ"/>
         </w:rPr>
-        <w:t>{{section2_firma.profession_name}}</w:t>
-      </w:r>
-    </w:p>
-    <w:p>
-      <w:pPr>
-        <w:rPr>
-          <w:rFonts w:ascii="Cambria" w:eastAsia="Times New Roman" w:hAnsi="Cambria" w:cs="Arial CE"/>
-          <w:b/>
-          <w:sz w:val="24"/>
-          <w:szCs w:val="24"/>
-          <w:lang w:eastAsia="cs-CZ"/>
-        </w:rPr>
-      </w:pPr>
-      <w:r>
-        <w:rPr>
-          <w:rFonts w:asciiTheme="majorHAnsi" w:hAnsiTheme="majorHAnsi"/>
-          <w:sz w:val="24"/>
-          <w:szCs w:val="24"/>
-          <w:lang w:eastAsia="cs-CZ"/>
-        </w:rPr>
-        <w:t>Pracoviště:</w:t>
-      </w:r>
-      <w:r>
-        <w:rPr>
-          <w:rFonts w:asciiTheme="majorHAnsi" w:hAnsiTheme="majorHAnsi"/>
-          <w:sz w:val="24"/>
-          <w:szCs w:val="24"/>
-          <w:lang w:eastAsia="cs-CZ"/>
-        </w:rPr>
-        <w:tab/>
-      </w:r>
-      <w:r>
-        <w:rPr>
-          <w:rFonts w:asciiTheme="majorHAnsi" w:hAnsiTheme="majorHAnsi"/>
-          <w:sz w:val="24"/>
-          <w:szCs w:val="24"/>
-          <w:lang w:eastAsia="cs-CZ"/>
-        </w:rPr>
-        <w:tab/>
-      </w:r>
+        <w:t>{{section2_</w:t>
+      </w:r>
+      <w:proofErr w:type="gramStart"/>
       <w:r>
         <w:rPr>
           <w:rFonts w:ascii="Cambria" w:eastAsia="Times New Roman" w:hAnsi="Cambria" w:cs="Arial CE"/>
@@ -780,7 +894,92 @@
           <w:highlight w:val="magenta"/>
           <w:lang w:eastAsia="cs-CZ"/>
         </w:rPr>
-        <w:t>{{section2_firma.workplace}}</w:t>
+        <w:t>firma.profession</w:t>
+      </w:r>
+      <w:proofErr w:type="gramEnd"/>
+      <w:r>
+        <w:rPr>
+          <w:rFonts w:ascii="Cambria" w:eastAsia="Times New Roman" w:hAnsi="Cambria" w:cs="Arial CE"/>
+          <w:b/>
+          <w:sz w:val="24"/>
+          <w:szCs w:val="24"/>
+          <w:highlight w:val="magenta"/>
+          <w:lang w:eastAsia="cs-CZ"/>
+        </w:rPr>
+        <w:t>_name}}</w:t>
+      </w:r>
+    </w:p>
+    <w:p>
+      <w:pPr>
+        <w:rPr>
+          <w:rFonts w:ascii="Cambria" w:eastAsia="Times New Roman" w:hAnsi="Cambria" w:cs="Arial CE"/>
+          <w:b/>
+          <w:sz w:val="24"/>
+          <w:szCs w:val="24"/>
+          <w:lang w:eastAsia="cs-CZ"/>
+        </w:rPr>
+      </w:pPr>
+      <w:r>
+        <w:rPr>
+          <w:rFonts w:asciiTheme="majorHAnsi" w:hAnsiTheme="majorHAnsi"/>
+          <w:sz w:val="24"/>
+          <w:szCs w:val="24"/>
+          <w:lang w:eastAsia="cs-CZ"/>
+        </w:rPr>
+        <w:t>Pracoviště:</w:t>
+      </w:r>
+      <w:r>
+        <w:rPr>
+          <w:rFonts w:asciiTheme="majorHAnsi" w:hAnsiTheme="majorHAnsi"/>
+          <w:sz w:val="24"/>
+          <w:szCs w:val="24"/>
+          <w:lang w:eastAsia="cs-CZ"/>
+        </w:rPr>
+        <w:tab/>
+      </w:r>
+      <w:r>
+        <w:rPr>
+          <w:rFonts w:asciiTheme="majorHAnsi" w:hAnsiTheme="majorHAnsi"/>
+          <w:sz w:val="24"/>
+          <w:szCs w:val="24"/>
+          <w:lang w:eastAsia="cs-CZ"/>
+        </w:rPr>
+        <w:tab/>
+      </w:r>
+      <w:r>
+        <w:rPr>
+          <w:rFonts w:ascii="Cambria" w:eastAsia="Times New Roman" w:hAnsi="Cambria" w:cs="Arial CE"/>
+          <w:b/>
+          <w:sz w:val="24"/>
+          <w:szCs w:val="24"/>
+          <w:highlight w:val="magenta"/>
+          <w:lang w:eastAsia="cs-CZ"/>
+        </w:rPr>
+        <w:t>{{section2_</w:t>
+      </w:r>
+      <w:proofErr w:type="gramStart"/>
+      <w:r>
+        <w:rPr>
+          <w:rFonts w:ascii="Cambria" w:eastAsia="Times New Roman" w:hAnsi="Cambria" w:cs="Arial CE"/>
+          <w:b/>
+          <w:sz w:val="24"/>
+          <w:szCs w:val="24"/>
+          <w:highlight w:val="magenta"/>
+          <w:lang w:eastAsia="cs-CZ"/>
+        </w:rPr>
+        <w:t>firma.workplace</w:t>
+      </w:r>
+      <w:proofErr w:type="gramEnd"/>
+      <w:r>
+        <w:rPr>
+          <w:rFonts w:ascii="Cambria" w:eastAsia="Times New Roman" w:hAnsi="Cambria" w:cs="Arial CE"/>
+          <w:b/>
+          <w:sz w:val="24"/>
+          <w:szCs w:val="24"/>
+          <w:highlight w:val="magenta"/>
+          <w:lang w:eastAsia="cs-CZ"/>
+        </w:rPr>
+        <w:t>}}</w:t>
       </w:r>
     </w:p>
     <w:p>
@@ -963,7 +1162,31 @@
           <w:highlight w:val="magenta"/>
           <w:lang w:eastAsia="cs-CZ"/>
         </w:rPr>
-        <w:t>{{today_date}}</w:t>
+        <w:t>{{</w:t>
+      </w:r>
+      <w:proofErr w:type="spellStart"/>
+      <w:r>
+        <w:rPr>
+          <w:rFonts w:ascii="Cambria" w:eastAsia="Times New Roman" w:hAnsi="Cambria" w:cs="Arial CE"/>
+          <w:b/>
+          <w:sz w:val="24"/>
+          <w:szCs w:val="24"/>
+          <w:highlight w:val="magenta"/>
+          <w:lang w:eastAsia="cs-CZ"/>
+        </w:rPr>
+        <w:t>today_date</w:t>
+      </w:r>
+      <w:proofErr w:type="spellEnd"/>
+      <w:r>
+        <w:rPr>
+          <w:rFonts w:ascii="Cambria" w:eastAsia="Times New Roman" w:hAnsi="Cambria" w:cs="Arial CE"/>
+          <w:b/>
+          <w:sz w:val="24"/>
+          <w:szCs w:val="24"/>
+          <w:highlight w:val="magenta"/>
+          <w:lang w:eastAsia="cs-CZ"/>
+        </w:rPr>
+        <w:t>}}</w:t>
       </w:r>
       <w:r>
         <w:rPr>
@@ -1021,8 +1244,9 @@
           <w:highlight w:val="magenta"/>
           <w:lang w:eastAsia="cs-CZ"/>
         </w:rPr>
-        <w:t>LSZ {{section2_firma.evidence_number</w:t>
-      </w:r>
+        <w:t>LSZ {{section2_</w:t>
+      </w:r>
+      <w:proofErr w:type="gramStart"/>
       <w:r>
         <w:rPr>
           <w:sz w:val="20"/>
@@ -1030,8 +1254,9 @@
           <w:highlight w:val="magenta"/>
           <w:lang w:eastAsia="cs-CZ"/>
         </w:rPr>
-        <w:t>}}</w:t>
-      </w:r>
+        <w:t>firma.evidence</w:t>
+      </w:r>
+      <w:proofErr w:type="gramEnd"/>
       <w:r>
         <w:rPr>
           <w:sz w:val="20"/>
@@ -1039,7 +1264,36 @@
           <w:highlight w:val="magenta"/>
           <w:lang w:eastAsia="cs-CZ"/>
         </w:rPr>
-        <w:t>/2025</w:t>
+        <w:t>_number</w:t>
+      </w:r>
+      <w:proofErr w:type="gramStart"/>
+      <w:r>
+        <w:rPr>
+          <w:sz w:val="20"/>
+          <w:szCs w:val="20"/>
+          <w:highlight w:val="magenta"/>
+          <w:lang w:eastAsia="cs-CZ"/>
+        </w:rPr>
+        <w:t>}}</w:t>
+      </w:r>
+      <w:r>
+        <w:rPr>
+          <w:sz w:val="20"/>
+          <w:szCs w:val="20"/>
+          <w:highlight w:val="magenta"/>
+          <w:lang w:eastAsia="cs-CZ"/>
+        </w:rPr>
+        <w:t>/</w:t>
+      </w:r>
+      <w:proofErr w:type="gramEnd"/>
+      <w:r>
+        <w:rPr>
+          <w:sz w:val="20"/>
+          <w:szCs w:val="20"/>
+          <w:highlight w:val="magenta"/>
+          <w:lang w:eastAsia="cs-CZ"/>
+        </w:rPr>
+        <w:t>2025</w:t>
       </w:r>
     </w:p>
     <w:p>
@@ -1231,17 +1485,39 @@
         </w:rPr>
         <w:t>{{</w:t>
       </w:r>
-      <w:r>
-        <w:rPr>
-          <w:lang w:eastAsia="cs-CZ"/>
-        </w:rPr>
-        <w:t>section_generated_texts.prvni_text_podminka_pocetdni</w:t>
-      </w:r>
-      <w:r>
-        <w:rPr>
-          <w:lang w:eastAsia="cs-CZ"/>
-        </w:rPr>
-        <w:t>|czech}}</w:t>
+      <w:proofErr w:type="spellStart"/>
+      <w:r>
+        <w:rPr>
+          <w:lang w:eastAsia="cs-CZ"/>
+        </w:rPr>
+        <w:t>section_generated_</w:t>
+      </w:r>
+      <w:proofErr w:type="gramStart"/>
+      <w:r>
+        <w:rPr>
+          <w:lang w:eastAsia="cs-CZ"/>
+        </w:rPr>
+        <w:t>texts.prvni</w:t>
+      </w:r>
+      <w:proofErr w:type="gramEnd"/>
+      <w:r>
+        <w:rPr>
+          <w:lang w:eastAsia="cs-CZ"/>
+        </w:rPr>
+        <w:t>_text_podminka_pocetdni</w:t>
+      </w:r>
+      <w:r>
+        <w:rPr>
+          <w:lang w:eastAsia="cs-CZ"/>
+        </w:rPr>
+        <w:t>|czech</w:t>
+      </w:r>
+      <w:proofErr w:type="spellEnd"/>
+      <w:r>
+        <w:rPr>
+          <w:lang w:eastAsia="cs-CZ"/>
+        </w:rPr>
+        <w:t>}}</w:t>
       </w:r>
     </w:p>
     <w:p>
@@ -1603,7 +1879,15 @@
     </w:p>
     <w:p>
       <w:r>
-        <w:t>{{popisprace}}</w:t>
+        <w:t>{{</w:t>
+      </w:r>
+      <w:proofErr w:type="spellStart"/>
+      <w:r>
+        <w:t>popisprace</w:t>
+      </w:r>
+      <w:proofErr w:type="spellEnd"/>
+      <w:r>
+        <w:t>}}</w:t>
       </w:r>
     </w:p>
     <w:p>
@@ -1700,13 +1984,22 @@
           <w:highlight w:val="magenta"/>
           <w:lang w:eastAsia="cs-CZ"/>
         </w:rPr>
-        <w:t>{{section4_worker_a.initials</w:t>
-      </w:r>
+        <w:t>{{section4_worker_</w:t>
+      </w:r>
+      <w:proofErr w:type="gramStart"/>
       <w:r>
         <w:rPr>
           <w:highlight w:val="magenta"/>
           <w:lang w:eastAsia="cs-CZ"/>
         </w:rPr>
+        <w:t>a.initials</w:t>
+      </w:r>
+      <w:proofErr w:type="gramEnd"/>
+      <w:r>
+        <w:rPr>
+          <w:highlight w:val="magenta"/>
+          <w:lang w:eastAsia="cs-CZ"/>
+        </w:rPr>
         <w:t>|czech}}</w:t>
       </w:r>
       <w:r>
@@ -1728,8 +2021,17 @@
           <w:highlight w:val="magenta"/>
           <w:lang w:eastAsia="cs-CZ"/>
         </w:rPr>
-        <w:t>{{section5_worker_b.initials</w:t>
-      </w:r>
+        <w:t>{{section5_worker_</w:t>
+      </w:r>
+      <w:proofErr w:type="gramStart"/>
+      <w:r>
+        <w:rPr>
+          <w:highlight w:val="magenta"/>
+          <w:lang w:eastAsia="cs-CZ"/>
+        </w:rPr>
+        <w:t>b.initials</w:t>
+      </w:r>
+      <w:proofErr w:type="gramEnd"/>
       <w:r>
         <w:rPr>
           <w:highlight w:val="magenta"/>
@@ -1770,8 +2072,19 @@
           <w:highlight w:val="magenta"/>
           <w:lang w:eastAsia="cs-CZ"/>
         </w:rPr>
-        <w:t>{{section2_firma.workplace</w:t>
-      </w:r>
+        <w:t>{{section2_</w:t>
+      </w:r>
+      <w:proofErr w:type="gramStart"/>
+      <w:r>
+        <w:rPr>
+          <w:i/>
+          <w:szCs w:val="20"/>
+          <w:highlight w:val="magenta"/>
+          <w:lang w:eastAsia="cs-CZ"/>
+        </w:rPr>
+        <w:t>firma.workplace</w:t>
+      </w:r>
+      <w:proofErr w:type="gramEnd"/>
       <w:r>
         <w:rPr>
           <w:i/>
@@ -1805,8 +2118,9 @@
           <w:highlight w:val="magenta"/>
           <w:lang w:eastAsia="cs-CZ"/>
         </w:rPr>
-        <w:t>{{section2_firma.profession_name</w:t>
-      </w:r>
+        <w:t>{{section2_</w:t>
+      </w:r>
+      <w:proofErr w:type="gramStart"/>
       <w:r>
         <w:rPr>
           <w:rFonts w:cstheme="minorHAnsi"/>
@@ -1815,8 +2129,9 @@
           <w:highlight w:val="magenta"/>
           <w:lang w:eastAsia="cs-CZ"/>
         </w:rPr>
-        <w:t>|czech}}</w:t>
-      </w:r>
+        <w:t>firma.profession</w:t>
+      </w:r>
+      <w:proofErr w:type="gramEnd"/>
       <w:r>
         <w:rPr>
           <w:rFonts w:cstheme="minorHAnsi"/>
@@ -1825,6 +2140,26 @@
           <w:highlight w:val="magenta"/>
           <w:lang w:eastAsia="cs-CZ"/>
         </w:rPr>
+        <w:t>_name</w:t>
+      </w:r>
+      <w:r>
+        <w:rPr>
+          <w:rFonts w:cstheme="minorHAnsi"/>
+          <w:i/>
+          <w:szCs w:val="20"/>
+          <w:highlight w:val="magenta"/>
+          <w:lang w:eastAsia="cs-CZ"/>
+        </w:rPr>
+        <w:t>|czech}}</w:t>
+      </w:r>
+      <w:r>
+        <w:rPr>
+          <w:rFonts w:cstheme="minorHAnsi"/>
+          <w:i/>
+          <w:szCs w:val="20"/>
+          <w:highlight w:val="magenta"/>
+          <w:lang w:eastAsia="cs-CZ"/>
+        </w:rPr>
         <w:t>.</w:t>
       </w:r>
       <w:r>
@@ -1871,8 +2206,16 @@
         <w:rPr>
           <w:lang w:eastAsia="cs-CZ"/>
         </w:rPr>
-        <w:t>{{section4_worker_a.breaks</w:t>
-      </w:r>
+        <w:t>{{section4_worker_</w:t>
+      </w:r>
+      <w:proofErr w:type="gramStart"/>
+      <w:r>
+        <w:rPr>
+          <w:lang w:eastAsia="cs-CZ"/>
+        </w:rPr>
+        <w:t>a.breaks</w:t>
+      </w:r>
+      <w:proofErr w:type="gramEnd"/>
       <w:r>
         <w:rPr>
           <w:lang w:eastAsia="cs-CZ"/>
@@ -1885,15 +2228,6 @@
         </w:rPr>
         <w:t> minut.</w:t>
       </w:r>
-    </w:p>
-    <w:bookmarkEnd w:id="3"/>
-    <w:p>
-      <w:pPr>
-        <w:jc w:val="both"/>
-        <w:rPr>
-          <w:lang w:eastAsia="cs-CZ"/>
-        </w:rPr>
-      </w:pPr>
     </w:p>
     <w:tbl>
       <w:tblPr>
@@ -1903,13 +2237,13 @@
         <w:tblLook w:val="04A0" w:firstRow="1" w:lastRow="0" w:firstColumn="1" w:lastColumn="0" w:noHBand="0" w:noVBand="1"/>
       </w:tblPr>
       <w:tblGrid>
-        <w:gridCol w:w="3727"/>
-        <w:gridCol w:w="843"/>
-        <w:gridCol w:w="1253"/>
-        <w:gridCol w:w="603"/>
-        <w:gridCol w:w="1169"/>
-        <w:gridCol w:w="683"/>
-        <w:gridCol w:w="1010"/>
+        <w:gridCol w:w="2222"/>
+        <w:gridCol w:w="1143"/>
+        <w:gridCol w:w="1143"/>
+        <w:gridCol w:w="1143"/>
+        <w:gridCol w:w="1351"/>
+        <w:gridCol w:w="1143"/>
+        <w:gridCol w:w="1143"/>
       </w:tblGrid>
       <w:tr>
         <w:trPr>
@@ -1918,7 +2252,7 @@
         </w:trPr>
         <w:tc>
           <w:tcPr>
-            <w:tcW w:w="973" w:type="pct"/>
+            <w:tcW w:w="1382" w:type="pct"/>
             <w:vMerge w:val="restart"/>
             <w:vAlign w:val="center"/>
           </w:tcPr>
@@ -1930,6 +2264,7 @@
               </w:rPr>
             </w:pPr>
             <w:bookmarkStart w:id="4" w:name="_Hlk163640726"/>
+            <w:bookmarkEnd w:id="3"/>
             <w:r>
               <w:rPr>
                 <w:b/>
@@ -1946,7 +2281,7 @@
         </w:tc>
         <w:tc>
           <w:tcPr>
-            <w:tcW w:w="535" w:type="pct"/>
+            <w:tcW w:w="701" w:type="pct"/>
             <w:vMerge w:val="restart"/>
             <w:vAlign w:val="center"/>
           </w:tcPr>
@@ -1961,19 +2296,13 @@
               <w:rPr>
                 <w:b/>
               </w:rPr>
-              <w:t>Měřené</w:t>
-            </w:r>
-            <w:r>
-              <w:rPr>
-                <w:b/>
-              </w:rPr>
-              <w:t xml:space="preserve"> osoby</w:t>
-            </w:r>
-          </w:p>
-        </w:tc>
-        <w:tc>
-          <w:tcPr>
-            <w:tcW w:w="840" w:type="pct"/>
+              <w:t>Měřené osoby</w:t>
+            </w:r>
+          </w:p>
+        </w:tc>
+        <w:tc>
+          <w:tcPr>
+            <w:tcW w:w="698" w:type="pct"/>
             <w:vMerge w:val="restart"/>
             <w:vAlign w:val="center"/>
           </w:tcPr>
@@ -1994,7 +2323,7 @@
         </w:tc>
         <w:tc>
           <w:tcPr>
-            <w:tcW w:w="610" w:type="pct"/>
+            <w:tcW w:w="698" w:type="pct"/>
             <w:vMerge w:val="restart"/>
             <w:vAlign w:val="center"/>
           </w:tcPr>
@@ -2049,7 +2378,7 @@
         </w:tc>
         <w:tc>
           <w:tcPr>
-            <w:tcW w:w="1004" w:type="pct"/>
+            <w:tcW w:w="832" w:type="pct"/>
             <w:vMerge w:val="restart"/>
             <w:vAlign w:val="center"/>
           </w:tcPr>
@@ -2104,7 +2433,7 @@
         </w:tc>
         <w:tc>
           <w:tcPr>
-            <w:tcW w:w="475" w:type="pct"/>
+            <w:tcW w:w="285" w:type="pct"/>
             <w:vMerge w:val="restart"/>
             <w:vAlign w:val="center"/>
           </w:tcPr>
@@ -2159,7 +2488,7 @@
         </w:tc>
         <w:tc>
           <w:tcPr>
-            <w:tcW w:w="563" w:type="pct"/>
+            <w:tcW w:w="403" w:type="pct"/>
             <w:vMerge w:val="restart"/>
             <w:tcBorders>
               <w:right w:val="single" w:sz="4" w:space="0" w:color="auto"/>
@@ -2215,7 +2544,7 @@
         </w:trPr>
         <w:tc>
           <w:tcPr>
-            <w:tcW w:w="973" w:type="pct"/>
+            <w:tcW w:w="1382" w:type="pct"/>
             <w:vMerge/>
             <w:vAlign w:val="center"/>
           </w:tcPr>
@@ -2230,7 +2559,7 @@
         </w:tc>
         <w:tc>
           <w:tcPr>
-            <w:tcW w:w="535" w:type="pct"/>
+            <w:tcW w:w="701" w:type="pct"/>
             <w:vMerge/>
             <w:vAlign w:val="center"/>
           </w:tcPr>
@@ -2245,7 +2574,7 @@
         </w:tc>
         <w:tc>
           <w:tcPr>
-            <w:tcW w:w="840" w:type="pct"/>
+            <w:tcW w:w="698" w:type="pct"/>
             <w:vMerge/>
             <w:vAlign w:val="center"/>
           </w:tcPr>
@@ -2260,7 +2589,7 @@
         </w:tc>
         <w:tc>
           <w:tcPr>
-            <w:tcW w:w="610" w:type="pct"/>
+            <w:tcW w:w="698" w:type="pct"/>
             <w:vMerge/>
             <w:vAlign w:val="center"/>
           </w:tcPr>
@@ -2275,7 +2604,7 @@
         </w:tc>
         <w:tc>
           <w:tcPr>
-            <w:tcW w:w="1004" w:type="pct"/>
+            <w:tcW w:w="832" w:type="pct"/>
             <w:vMerge/>
             <w:vAlign w:val="center"/>
           </w:tcPr>
@@ -2290,7 +2619,7 @@
         </w:tc>
         <w:tc>
           <w:tcPr>
-            <w:tcW w:w="475" w:type="pct"/>
+            <w:tcW w:w="285" w:type="pct"/>
             <w:vMerge/>
             <w:vAlign w:val="center"/>
           </w:tcPr>
@@ -2305,7 +2634,7 @@
         </w:tc>
         <w:tc>
           <w:tcPr>
-            <w:tcW w:w="563" w:type="pct"/>
+            <w:tcW w:w="403" w:type="pct"/>
             <w:vMerge/>
             <w:tcBorders>
               <w:right w:val="single" w:sz="4" w:space="0" w:color="auto"/>
@@ -2329,7 +2658,7 @@
         </w:trPr>
         <w:tc>
           <w:tcPr>
-            <w:tcW w:w="973" w:type="pct"/>
+            <w:tcW w:w="1382" w:type="pct"/>
             <w:vAlign w:val="center"/>
           </w:tcPr>
           <w:p>
@@ -2347,21 +2676,39 @@
                 <w:szCs w:val="20"/>
                 <w:highlight w:val="magenta"/>
               </w:rPr>
-              <w:t>{{section2_firma.measurement_date</w:t>
-            </w:r>
+              <w:t>{{section2_</w:t>
+            </w:r>
+            <w:proofErr w:type="gramStart"/>
             <w:r>
               <w:rPr>
                 <w:rFonts w:cs="Calibri"/>
                 <w:szCs w:val="20"/>
                 <w:highlight w:val="magenta"/>
               </w:rPr>
+              <w:t>firma.measurement</w:t>
+            </w:r>
+            <w:proofErr w:type="gramEnd"/>
+            <w:r>
+              <w:rPr>
+                <w:rFonts w:cs="Calibri"/>
+                <w:szCs w:val="20"/>
+                <w:highlight w:val="magenta"/>
+              </w:rPr>
+              <w:t>_date</w:t>
+            </w:r>
+            <w:r>
+              <w:rPr>
+                <w:rFonts w:cs="Calibri"/>
+                <w:szCs w:val="20"/>
+                <w:highlight w:val="magenta"/>
+              </w:rPr>
               <w:t>|czech}}</w:t>
             </w:r>
           </w:p>
         </w:tc>
         <w:tc>
           <w:tcPr>
-            <w:tcW w:w="535" w:type="pct"/>
+            <w:tcW w:w="701" w:type="pct"/>
             <w:vAlign w:val="center"/>
           </w:tcPr>
           <w:p>
@@ -2376,75 +2723,151 @@
             <w:r>
               <w:rPr>
                 <w:rFonts w:cs="Calibri"/>
+                <w:bCs/>
+                <w:szCs w:val="20"/>
+              </w:rPr>
+              <w:t>{{</w:t>
+            </w:r>
+            <w:r>
+              <w:rPr>
+                <w:rFonts w:cs="Calibri"/>
+                <w:bCs/>
+                <w:szCs w:val="20"/>
+              </w:rPr>
+              <w:t>section4_worker_a</w:t>
+            </w:r>
+          </w:p>
+          <w:p>
+            <w:pPr>
+              <w:jc w:val="center"/>
+              <w:rPr>
+                <w:rFonts w:cs="Calibri"/>
+                <w:bCs/>
+                <w:szCs w:val="20"/>
+              </w:rPr>
+            </w:pPr>
+            <w:proofErr w:type="gramStart"/>
+            <w:r>
+              <w:rPr>
+                <w:rFonts w:cs="Calibri"/>
+                <w:bCs/>
+                <w:szCs w:val="20"/>
+              </w:rPr>
+              <w:t>.</w:t>
+            </w:r>
+            <w:proofErr w:type="spellStart"/>
+            <w:r>
+              <w:rPr>
+                <w:rFonts w:cs="Calibri"/>
+                <w:bCs/>
+                <w:szCs w:val="20"/>
+              </w:rPr>
+              <w:t>initials</w:t>
+            </w:r>
+            <w:proofErr w:type="spellEnd"/>
+            <w:proofErr w:type="gramEnd"/>
+            <w:r>
+              <w:rPr>
+                <w:rFonts w:cs="Calibri"/>
+                <w:bCs/>
+                <w:szCs w:val="20"/>
+              </w:rPr>
+              <w:t>}}</w:t>
+            </w:r>
+          </w:p>
+        </w:tc>
+        <w:tc>
+          <w:tcPr>
+            <w:tcW w:w="698" w:type="pct"/>
+            <w:vAlign w:val="center"/>
+          </w:tcPr>
+          <w:p>
+            <w:pPr>
+              <w:jc w:val="center"/>
+              <w:rPr>
+                <w:rFonts w:cs="Calibri"/>
+                <w:bCs/>
+                <w:szCs w:val="20"/>
+              </w:rPr>
+            </w:pPr>
+            <w:r>
+              <w:rPr>
+                <w:rFonts w:cs="Calibri"/>
+                <w:bCs/>
+                <w:szCs w:val="20"/>
+              </w:rPr>
+              <w:t>{{</w:t>
+            </w:r>
+            <w:r>
+              <w:rPr>
+                <w:rFonts w:cs="Calibri"/>
+                <w:bCs/>
+                <w:szCs w:val="20"/>
+              </w:rPr>
+              <w:t>section4_worker_a</w:t>
+            </w:r>
+          </w:p>
+          <w:p>
+            <w:pPr>
+              <w:jc w:val="center"/>
+              <w:rPr>
+                <w:rFonts w:cs="Calibri"/>
+                <w:bCs/>
                 <w:szCs w:val="20"/>
                 <w:highlight w:val="yellow"/>
               </w:rPr>
-              <w:t>F. T.</w:t>
-            </w:r>
-          </w:p>
-        </w:tc>
-        <w:tc>
-          <w:tcPr>
-            <w:tcW w:w="840" w:type="pct"/>
-            <w:vAlign w:val="center"/>
-          </w:tcPr>
-          <w:p>
-            <w:pPr>
-              <w:jc w:val="center"/>
+            </w:pPr>
+            <w:proofErr w:type="gramStart"/>
+            <w:r>
               <w:rPr>
                 <w:rFonts w:cs="Calibri"/>
                 <w:bCs/>
                 <w:szCs w:val="20"/>
-                <w:highlight w:val="yellow"/>
-              </w:rPr>
-            </w:pPr>
-            <w:r>
-              <w:rPr>
-                <w:rFonts w:cs="Calibri"/>
+              </w:rPr>
+              <w:t>.laterality</w:t>
+            </w:r>
+            <w:proofErr w:type="gramEnd"/>
+            <w:r>
+              <w:rPr>
+                <w:rFonts w:cs="Calibri"/>
+                <w:bCs/>
                 <w:szCs w:val="20"/>
-                <w:highlight w:val="yellow"/>
-              </w:rPr>
-              <w:t>p</w:t>
-            </w:r>
-            <w:r>
-              <w:rPr>
-                <w:rFonts w:cs="Calibri"/>
+              </w:rPr>
+              <w:t>}}</w:t>
+            </w:r>
+          </w:p>
+        </w:tc>
+        <w:tc>
+          <w:tcPr>
+            <w:tcW w:w="698" w:type="pct"/>
+            <w:vAlign w:val="center"/>
+          </w:tcPr>
+          <w:p>
+            <w:pPr>
+              <w:jc w:val="center"/>
+              <w:rPr>
+                <w:rFonts w:cs="Calibri"/>
+                <w:bCs/>
                 <w:szCs w:val="20"/>
-                <w:highlight w:val="yellow"/>
-              </w:rPr>
-              <w:t>rav</w:t>
-            </w:r>
-            <w:r>
-              <w:rPr>
-                <w:rFonts w:cs="Calibri"/>
+              </w:rPr>
+            </w:pPr>
+            <w:r>
+              <w:rPr>
+                <w:rFonts w:cs="Calibri"/>
+                <w:bCs/>
                 <w:szCs w:val="20"/>
-                <w:highlight w:val="yellow"/>
-              </w:rPr>
-              <w:t>ostranná</w:t>
-            </w:r>
-          </w:p>
-        </w:tc>
-        <w:tc>
-          <w:tcPr>
-            <w:tcW w:w="610" w:type="pct"/>
-            <w:vAlign w:val="center"/>
-          </w:tcPr>
-          <w:p>
-            <w:pPr>
-              <w:jc w:val="center"/>
+              </w:rPr>
+              <w:t>{{</w:t>
+            </w:r>
+            <w:r>
               <w:rPr>
                 <w:rFonts w:cs="Calibri"/>
                 <w:bCs/>
                 <w:szCs w:val="20"/>
               </w:rPr>
-            </w:pPr>
-          </w:p>
-        </w:tc>
-        <w:tc>
-          <w:tcPr>
-            <w:tcW w:w="1004" w:type="pct"/>
-            <w:vAlign w:val="center"/>
-          </w:tcPr>
+              <w:t>section4_worker_a</w:t>
+            </w:r>
+          </w:p>
           <w:p>
             <w:pPr>
               <w:jc w:val="center"/>
@@ -2454,38 +2877,276 @@
                 <w:szCs w:val="20"/>
               </w:rPr>
             </w:pPr>
-          </w:p>
-        </w:tc>
-        <w:tc>
-          <w:tcPr>
-            <w:tcW w:w="475" w:type="pct"/>
-            <w:vAlign w:val="center"/>
-          </w:tcPr>
-          <w:p>
-            <w:pPr>
-              <w:jc w:val="center"/>
+            <w:proofErr w:type="gramStart"/>
+            <w:r>
               <w:rPr>
                 <w:rFonts w:cs="Calibri"/>
                 <w:bCs/>
                 <w:szCs w:val="20"/>
               </w:rPr>
-            </w:pPr>
-          </w:p>
-        </w:tc>
-        <w:tc>
-          <w:tcPr>
-            <w:tcW w:w="563" w:type="pct"/>
-            <w:vAlign w:val="center"/>
-          </w:tcPr>
-          <w:p>
-            <w:pPr>
-              <w:jc w:val="center"/>
+              <w:t>.</w:t>
+            </w:r>
+            <w:proofErr w:type="spellStart"/>
+            <w:r>
               <w:rPr>
                 <w:rFonts w:cs="Calibri"/>
                 <w:bCs/>
                 <w:szCs w:val="20"/>
               </w:rPr>
-            </w:pPr>
+              <w:t>age</w:t>
+            </w:r>
+            <w:proofErr w:type="gramEnd"/>
+            <w:r>
+              <w:rPr>
+                <w:rFonts w:cs="Calibri"/>
+                <w:bCs/>
+                <w:szCs w:val="20"/>
+              </w:rPr>
+              <w:t>_years</w:t>
+            </w:r>
+            <w:proofErr w:type="spellEnd"/>
+            <w:r>
+              <w:rPr>
+                <w:rFonts w:cs="Calibri"/>
+                <w:bCs/>
+                <w:szCs w:val="20"/>
+              </w:rPr>
+              <w:t>}}</w:t>
+            </w:r>
+          </w:p>
+        </w:tc>
+        <w:tc>
+          <w:tcPr>
+            <w:tcW w:w="832" w:type="pct"/>
+            <w:vAlign w:val="center"/>
+          </w:tcPr>
+          <w:p>
+            <w:pPr>
+              <w:jc w:val="center"/>
+              <w:rPr>
+                <w:rFonts w:cs="Calibri"/>
+                <w:bCs/>
+                <w:szCs w:val="20"/>
+              </w:rPr>
+            </w:pPr>
+            <w:r>
+              <w:rPr>
+                <w:rFonts w:cs="Calibri"/>
+                <w:bCs/>
+                <w:szCs w:val="20"/>
+              </w:rPr>
+              <w:t>{{</w:t>
+            </w:r>
+            <w:r>
+              <w:rPr>
+                <w:rFonts w:cs="Calibri"/>
+                <w:bCs/>
+                <w:szCs w:val="20"/>
+              </w:rPr>
+              <w:t>section4_worker_a</w:t>
+            </w:r>
+          </w:p>
+          <w:p>
+            <w:pPr>
+              <w:jc w:val="center"/>
+              <w:rPr>
+                <w:rFonts w:cs="Calibri"/>
+                <w:bCs/>
+                <w:szCs w:val="20"/>
+              </w:rPr>
+            </w:pPr>
+            <w:proofErr w:type="gramStart"/>
+            <w:r>
+              <w:rPr>
+                <w:rFonts w:cs="Calibri"/>
+                <w:bCs/>
+                <w:szCs w:val="20"/>
+              </w:rPr>
+              <w:t>.</w:t>
+            </w:r>
+            <w:proofErr w:type="spellStart"/>
+            <w:r>
+              <w:rPr>
+                <w:rFonts w:cs="Calibri"/>
+                <w:bCs/>
+                <w:szCs w:val="20"/>
+              </w:rPr>
+              <w:t>exposure</w:t>
+            </w:r>
+            <w:proofErr w:type="gramEnd"/>
+            <w:r>
+              <w:rPr>
+                <w:rFonts w:cs="Calibri"/>
+                <w:bCs/>
+                <w:szCs w:val="20"/>
+              </w:rPr>
+              <w:t>_length_years</w:t>
+            </w:r>
+            <w:proofErr w:type="spellEnd"/>
+            <w:r>
+              <w:rPr>
+                <w:rFonts w:cs="Calibri"/>
+                <w:bCs/>
+                <w:szCs w:val="20"/>
+              </w:rPr>
+              <w:t>}}</w:t>
+            </w:r>
+          </w:p>
+        </w:tc>
+        <w:tc>
+          <w:tcPr>
+            <w:tcW w:w="285" w:type="pct"/>
+            <w:vAlign w:val="center"/>
+          </w:tcPr>
+          <w:p>
+            <w:pPr>
+              <w:jc w:val="center"/>
+              <w:rPr>
+                <w:rFonts w:cs="Calibri"/>
+                <w:bCs/>
+                <w:szCs w:val="20"/>
+              </w:rPr>
+            </w:pPr>
+            <w:r>
+              <w:rPr>
+                <w:rFonts w:cs="Calibri"/>
+                <w:bCs/>
+                <w:szCs w:val="20"/>
+              </w:rPr>
+              <w:t>{{</w:t>
+            </w:r>
+            <w:r>
+              <w:rPr>
+                <w:rFonts w:cs="Calibri"/>
+                <w:bCs/>
+                <w:szCs w:val="20"/>
+              </w:rPr>
+              <w:t>section4_worker_a</w:t>
+            </w:r>
+          </w:p>
+          <w:p>
+            <w:pPr>
+              <w:jc w:val="center"/>
+              <w:rPr>
+                <w:rFonts w:cs="Calibri"/>
+                <w:bCs/>
+                <w:szCs w:val="20"/>
+              </w:rPr>
+            </w:pPr>
+            <w:proofErr w:type="gramStart"/>
+            <w:r>
+              <w:rPr>
+                <w:rFonts w:cs="Calibri"/>
+                <w:bCs/>
+                <w:szCs w:val="20"/>
+              </w:rPr>
+              <w:t>.</w:t>
+            </w:r>
+            <w:proofErr w:type="spellStart"/>
+            <w:r>
+              <w:rPr>
+                <w:rFonts w:cs="Calibri"/>
+                <w:bCs/>
+                <w:szCs w:val="20"/>
+              </w:rPr>
+              <w:t>height</w:t>
+            </w:r>
+            <w:proofErr w:type="gramEnd"/>
+            <w:r>
+              <w:rPr>
+                <w:rFonts w:cs="Calibri"/>
+                <w:bCs/>
+                <w:szCs w:val="20"/>
+              </w:rPr>
+              <w:t>_cm</w:t>
+            </w:r>
+            <w:proofErr w:type="spellEnd"/>
+            <w:r>
+              <w:rPr>
+                <w:rFonts w:cs="Calibri"/>
+                <w:bCs/>
+                <w:szCs w:val="20"/>
+              </w:rPr>
+              <w:t>}}</w:t>
+            </w:r>
+          </w:p>
+        </w:tc>
+        <w:tc>
+          <w:tcPr>
+            <w:tcW w:w="403" w:type="pct"/>
+            <w:vAlign w:val="center"/>
+          </w:tcPr>
+          <w:p>
+            <w:pPr>
+              <w:jc w:val="center"/>
+              <w:rPr>
+                <w:rFonts w:cs="Calibri"/>
+                <w:bCs/>
+                <w:szCs w:val="20"/>
+              </w:rPr>
+            </w:pPr>
+            <w:r>
+              <w:rPr>
+                <w:rFonts w:cs="Calibri"/>
+                <w:bCs/>
+                <w:szCs w:val="20"/>
+              </w:rPr>
+              <w:t>{{</w:t>
+            </w:r>
+            <w:r>
+              <w:rPr>
+                <w:rFonts w:cs="Calibri"/>
+                <w:bCs/>
+                <w:szCs w:val="20"/>
+              </w:rPr>
+              <w:t>section4_worker_a</w:t>
+            </w:r>
+          </w:p>
+          <w:p>
+            <w:pPr>
+              <w:jc w:val="center"/>
+              <w:rPr>
+                <w:rFonts w:cs="Calibri"/>
+                <w:bCs/>
+                <w:szCs w:val="20"/>
+              </w:rPr>
+            </w:pPr>
+            <w:proofErr w:type="gramStart"/>
+            <w:r>
+              <w:rPr>
+                <w:rFonts w:cs="Calibri"/>
+                <w:bCs/>
+                <w:szCs w:val="20"/>
+              </w:rPr>
+              <w:t>.</w:t>
+            </w:r>
+            <w:proofErr w:type="spellStart"/>
+            <w:r>
+              <w:rPr>
+                <w:rFonts w:cs="Calibri"/>
+                <w:bCs/>
+                <w:szCs w:val="20"/>
+              </w:rPr>
+              <w:t>weight</w:t>
+            </w:r>
+            <w:proofErr w:type="gramEnd"/>
+            <w:r>
+              <w:rPr>
+                <w:rFonts w:cs="Calibri"/>
+                <w:bCs/>
+                <w:szCs w:val="20"/>
+              </w:rPr>
+              <w:t>_kg</w:t>
+            </w:r>
+            <w:proofErr w:type="spellEnd"/>
+            <w:r>
+              <w:rPr>
+                <w:rFonts w:cs="Calibri"/>
+                <w:bCs/>
+                <w:szCs w:val="20"/>
+              </w:rPr>
+              <w:t>}}</w:t>
+            </w:r>
           </w:p>
         </w:tc>
       </w:tr>
@@ -2496,7 +3157,7 @@
         </w:trPr>
         <w:tc>
           <w:tcPr>
-            <w:tcW w:w="973" w:type="pct"/>
+            <w:tcW w:w="1382" w:type="pct"/>
             <w:vAlign w:val="center"/>
           </w:tcPr>
           <w:p>
@@ -2514,21 +3175,39 @@
                 <w:szCs w:val="20"/>
                 <w:highlight w:val="magenta"/>
               </w:rPr>
-              <w:t>{{section2_firma.measurement_date</w:t>
-            </w:r>
+              <w:t>{{section2_</w:t>
+            </w:r>
+            <w:proofErr w:type="gramStart"/>
             <w:r>
               <w:rPr>
                 <w:rFonts w:cs="Calibri"/>
                 <w:szCs w:val="20"/>
                 <w:highlight w:val="magenta"/>
               </w:rPr>
+              <w:t>firma.measurement</w:t>
+            </w:r>
+            <w:proofErr w:type="gramEnd"/>
+            <w:r>
+              <w:rPr>
+                <w:rFonts w:cs="Calibri"/>
+                <w:szCs w:val="20"/>
+                <w:highlight w:val="magenta"/>
+              </w:rPr>
+              <w:t>_date</w:t>
+            </w:r>
+            <w:r>
+              <w:rPr>
+                <w:rFonts w:cs="Calibri"/>
+                <w:szCs w:val="20"/>
+                <w:highlight w:val="magenta"/>
+              </w:rPr>
               <w:t>|czech}}</w:t>
             </w:r>
           </w:p>
         </w:tc>
         <w:tc>
           <w:tcPr>
-            <w:tcW w:w="535" w:type="pct"/>
+            <w:tcW w:w="701" w:type="pct"/>
             <w:vAlign w:val="center"/>
           </w:tcPr>
           <w:p>
@@ -2543,58 +3222,44 @@
             <w:r>
               <w:rPr>
                 <w:rFonts w:cs="Calibri"/>
+                <w:bCs/>
                 <w:szCs w:val="20"/>
-                <w:highlight w:val="yellow"/>
-              </w:rPr>
-              <w:t>S. O.</w:t>
-            </w:r>
-          </w:p>
-        </w:tc>
-        <w:tc>
-          <w:tcPr>
-            <w:tcW w:w="840" w:type="pct"/>
-            <w:vAlign w:val="center"/>
-          </w:tcPr>
-          <w:p>
-            <w:pPr>
-              <w:jc w:val="center"/>
+              </w:rPr>
+              <w:t>{{</w:t>
+            </w:r>
+            <w:r>
               <w:rPr>
                 <w:rFonts w:cs="Calibri"/>
                 <w:bCs/>
                 <w:szCs w:val="20"/>
               </w:rPr>
-            </w:pPr>
-            <w:r>
-              <w:rPr>
-                <w:rFonts w:cs="Calibri"/>
+              <w:t>section</w:t>
+            </w:r>
+            <w:r>
+              <w:rPr>
+                <w:rFonts w:cs="Calibri"/>
+                <w:bCs/>
                 <w:szCs w:val="20"/>
-                <w:highlight w:val="yellow"/>
-              </w:rPr>
-              <w:t>p</w:t>
-            </w:r>
-            <w:r>
-              <w:rPr>
-                <w:rFonts w:cs="Calibri"/>
+              </w:rPr>
+              <w:t>5</w:t>
+            </w:r>
+            <w:r>
+              <w:rPr>
+                <w:rFonts w:cs="Calibri"/>
+                <w:bCs/>
                 <w:szCs w:val="20"/>
-                <w:highlight w:val="yellow"/>
-              </w:rPr>
-              <w:t>rav</w:t>
-            </w:r>
-            <w:r>
-              <w:rPr>
-                <w:rFonts w:cs="Calibri"/>
+              </w:rPr>
+              <w:t>_worker_</w:t>
+            </w:r>
+            <w:r>
+              <w:rPr>
+                <w:rFonts w:cs="Calibri"/>
+                <w:bCs/>
                 <w:szCs w:val="20"/>
-                <w:highlight w:val="yellow"/>
-              </w:rPr>
-              <w:t>ostranná</w:t>
-            </w:r>
-          </w:p>
-        </w:tc>
-        <w:tc>
-          <w:tcPr>
-            <w:tcW w:w="610" w:type="pct"/>
-            <w:vAlign w:val="center"/>
-          </w:tcPr>
+              </w:rPr>
+              <w:t>b</w:t>
+            </w:r>
+          </w:p>
           <w:p>
             <w:pPr>
               <w:jc w:val="center"/>
@@ -2604,54 +3269,526 @@
                 <w:szCs w:val="20"/>
               </w:rPr>
             </w:pPr>
-          </w:p>
-        </w:tc>
-        <w:tc>
-          <w:tcPr>
-            <w:tcW w:w="1004" w:type="pct"/>
-            <w:vAlign w:val="center"/>
-          </w:tcPr>
-          <w:p>
-            <w:pPr>
-              <w:jc w:val="center"/>
+            <w:proofErr w:type="gramStart"/>
+            <w:r>
               <w:rPr>
                 <w:rFonts w:cs="Calibri"/>
                 <w:bCs/>
                 <w:szCs w:val="20"/>
               </w:rPr>
-            </w:pPr>
-          </w:p>
-        </w:tc>
-        <w:tc>
-          <w:tcPr>
-            <w:tcW w:w="475" w:type="pct"/>
-            <w:vAlign w:val="center"/>
-          </w:tcPr>
-          <w:p>
-            <w:pPr>
-              <w:jc w:val="center"/>
+              <w:t>.</w:t>
+            </w:r>
+            <w:proofErr w:type="spellStart"/>
+            <w:r>
               <w:rPr>
                 <w:rFonts w:cs="Calibri"/>
                 <w:bCs/>
                 <w:szCs w:val="20"/>
               </w:rPr>
-            </w:pPr>
-          </w:p>
-        </w:tc>
-        <w:tc>
-          <w:tcPr>
-            <w:tcW w:w="563" w:type="pct"/>
-            <w:vAlign w:val="center"/>
-          </w:tcPr>
-          <w:p>
-            <w:pPr>
-              <w:jc w:val="center"/>
+              <w:t>initials</w:t>
+            </w:r>
+            <w:proofErr w:type="spellEnd"/>
+            <w:proofErr w:type="gramEnd"/>
+            <w:r>
               <w:rPr>
                 <w:rFonts w:cs="Calibri"/>
                 <w:bCs/>
                 <w:szCs w:val="20"/>
               </w:rPr>
-            </w:pPr>
+              <w:t>}}</w:t>
+            </w:r>
+          </w:p>
+        </w:tc>
+        <w:tc>
+          <w:tcPr>
+            <w:tcW w:w="698" w:type="pct"/>
+            <w:vAlign w:val="center"/>
+          </w:tcPr>
+          <w:p>
+            <w:pPr>
+              <w:jc w:val="center"/>
+              <w:rPr>
+                <w:rFonts w:cs="Calibri"/>
+                <w:bCs/>
+                <w:szCs w:val="20"/>
+              </w:rPr>
+            </w:pPr>
+            <w:r>
+              <w:rPr>
+                <w:rFonts w:cs="Calibri"/>
+                <w:bCs/>
+                <w:szCs w:val="20"/>
+              </w:rPr>
+              <w:t>{{</w:t>
+            </w:r>
+            <w:r>
+              <w:rPr>
+                <w:rFonts w:cs="Calibri"/>
+                <w:bCs/>
+                <w:szCs w:val="20"/>
+              </w:rPr>
+              <w:t>section</w:t>
+            </w:r>
+            <w:r>
+              <w:rPr>
+                <w:rFonts w:cs="Calibri"/>
+                <w:bCs/>
+                <w:szCs w:val="20"/>
+              </w:rPr>
+              <w:t>5</w:t>
+            </w:r>
+            <w:r>
+              <w:rPr>
+                <w:rFonts w:cs="Calibri"/>
+                <w:bCs/>
+                <w:szCs w:val="20"/>
+              </w:rPr>
+              <w:t>_worker_</w:t>
+            </w:r>
+            <w:r>
+              <w:rPr>
+                <w:rFonts w:cs="Calibri"/>
+                <w:bCs/>
+                <w:szCs w:val="20"/>
+              </w:rPr>
+              <w:t>b</w:t>
+            </w:r>
+          </w:p>
+          <w:p>
+            <w:pPr>
+              <w:jc w:val="center"/>
+              <w:rPr>
+                <w:rFonts w:cs="Calibri"/>
+                <w:bCs/>
+                <w:szCs w:val="20"/>
+              </w:rPr>
+            </w:pPr>
+            <w:proofErr w:type="gramStart"/>
+            <w:r>
+              <w:rPr>
+                <w:rFonts w:cs="Calibri"/>
+                <w:bCs/>
+                <w:szCs w:val="20"/>
+              </w:rPr>
+              <w:t>.laterality</w:t>
+            </w:r>
+            <w:proofErr w:type="gramEnd"/>
+            <w:r>
+              <w:rPr>
+                <w:rFonts w:cs="Calibri"/>
+                <w:bCs/>
+                <w:szCs w:val="20"/>
+              </w:rPr>
+              <w:t>}}</w:t>
+            </w:r>
+          </w:p>
+        </w:tc>
+        <w:tc>
+          <w:tcPr>
+            <w:tcW w:w="698" w:type="pct"/>
+            <w:vAlign w:val="center"/>
+          </w:tcPr>
+          <w:p>
+            <w:pPr>
+              <w:jc w:val="center"/>
+              <w:rPr>
+                <w:rFonts w:cs="Calibri"/>
+                <w:bCs/>
+                <w:szCs w:val="20"/>
+              </w:rPr>
+            </w:pPr>
+            <w:r>
+              <w:rPr>
+                <w:rFonts w:cs="Calibri"/>
+                <w:bCs/>
+                <w:szCs w:val="20"/>
+              </w:rPr>
+              <w:t>{{</w:t>
+            </w:r>
+            <w:r>
+              <w:rPr>
+                <w:rFonts w:cs="Calibri"/>
+                <w:bCs/>
+                <w:szCs w:val="20"/>
+              </w:rPr>
+              <w:t>section</w:t>
+            </w:r>
+            <w:r>
+              <w:rPr>
+                <w:rFonts w:cs="Calibri"/>
+                <w:bCs/>
+                <w:szCs w:val="20"/>
+              </w:rPr>
+              <w:t>5</w:t>
+            </w:r>
+            <w:r>
+              <w:rPr>
+                <w:rFonts w:cs="Calibri"/>
+                <w:bCs/>
+                <w:szCs w:val="20"/>
+              </w:rPr>
+              <w:t>_worker_</w:t>
+            </w:r>
+            <w:r>
+              <w:rPr>
+                <w:rFonts w:cs="Calibri"/>
+                <w:bCs/>
+                <w:szCs w:val="20"/>
+              </w:rPr>
+              <w:t>b</w:t>
+            </w:r>
+          </w:p>
+          <w:p>
+            <w:pPr>
+              <w:jc w:val="center"/>
+              <w:rPr>
+                <w:rFonts w:cs="Calibri"/>
+                <w:bCs/>
+                <w:szCs w:val="20"/>
+              </w:rPr>
+            </w:pPr>
+            <w:proofErr w:type="gramStart"/>
+            <w:r>
+              <w:rPr>
+                <w:rFonts w:cs="Calibri"/>
+                <w:bCs/>
+                <w:szCs w:val="20"/>
+              </w:rPr>
+              <w:t>.</w:t>
+            </w:r>
+            <w:proofErr w:type="spellStart"/>
+            <w:r>
+              <w:rPr>
+                <w:rFonts w:cs="Calibri"/>
+                <w:bCs/>
+                <w:szCs w:val="20"/>
+              </w:rPr>
+              <w:t>age</w:t>
+            </w:r>
+            <w:proofErr w:type="gramEnd"/>
+            <w:r>
+              <w:rPr>
+                <w:rFonts w:cs="Calibri"/>
+                <w:bCs/>
+                <w:szCs w:val="20"/>
+              </w:rPr>
+              <w:t>_years</w:t>
+            </w:r>
+            <w:proofErr w:type="spellEnd"/>
+            <w:r>
+              <w:rPr>
+                <w:rFonts w:cs="Calibri"/>
+                <w:bCs/>
+                <w:szCs w:val="20"/>
+              </w:rPr>
+              <w:t>}}</w:t>
+            </w:r>
+          </w:p>
+        </w:tc>
+        <w:tc>
+          <w:tcPr>
+            <w:tcW w:w="832" w:type="pct"/>
+            <w:vAlign w:val="center"/>
+          </w:tcPr>
+          <w:p>
+            <w:pPr>
+              <w:jc w:val="center"/>
+              <w:rPr>
+                <w:rFonts w:cs="Calibri"/>
+                <w:bCs/>
+                <w:szCs w:val="20"/>
+              </w:rPr>
+            </w:pPr>
+            <w:r>
+              <w:rPr>
+                <w:rFonts w:cs="Calibri"/>
+                <w:bCs/>
+                <w:szCs w:val="20"/>
+              </w:rPr>
+              <w:t>{{</w:t>
+            </w:r>
+            <w:r>
+              <w:rPr>
+                <w:rFonts w:cs="Calibri"/>
+                <w:bCs/>
+                <w:szCs w:val="20"/>
+              </w:rPr>
+              <w:t>section</w:t>
+            </w:r>
+            <w:r>
+              <w:rPr>
+                <w:rFonts w:cs="Calibri"/>
+                <w:bCs/>
+                <w:szCs w:val="20"/>
+              </w:rPr>
+              <w:t>5</w:t>
+            </w:r>
+            <w:r>
+              <w:rPr>
+                <w:rFonts w:cs="Calibri"/>
+                <w:bCs/>
+                <w:szCs w:val="20"/>
+              </w:rPr>
+              <w:t>_worker_</w:t>
+            </w:r>
+            <w:r>
+              <w:rPr>
+                <w:rFonts w:cs="Calibri"/>
+                <w:bCs/>
+                <w:szCs w:val="20"/>
+              </w:rPr>
+              <w:t>b</w:t>
+            </w:r>
+          </w:p>
+          <w:p>
+            <w:pPr>
+              <w:jc w:val="center"/>
+              <w:rPr>
+                <w:rFonts w:cs="Calibri"/>
+                <w:bCs/>
+                <w:szCs w:val="20"/>
+              </w:rPr>
+            </w:pPr>
+            <w:proofErr w:type="gramStart"/>
+            <w:r>
+              <w:rPr>
+                <w:rFonts w:cs="Calibri"/>
+                <w:bCs/>
+                <w:szCs w:val="20"/>
+              </w:rPr>
+              <w:t>.</w:t>
+            </w:r>
+            <w:proofErr w:type="spellStart"/>
+            <w:r>
+              <w:rPr>
+                <w:rFonts w:cs="Calibri"/>
+                <w:bCs/>
+                <w:szCs w:val="20"/>
+              </w:rPr>
+              <w:t>exposure</w:t>
+            </w:r>
+            <w:proofErr w:type="gramEnd"/>
+            <w:r>
+              <w:rPr>
+                <w:rFonts w:cs="Calibri"/>
+                <w:bCs/>
+                <w:szCs w:val="20"/>
+              </w:rPr>
+              <w:t>_length_years</w:t>
+            </w:r>
+            <w:proofErr w:type="spellEnd"/>
+            <w:r>
+              <w:rPr>
+                <w:rFonts w:cs="Calibri"/>
+                <w:bCs/>
+                <w:szCs w:val="20"/>
+              </w:rPr>
+              <w:t>}}</w:t>
+            </w:r>
+          </w:p>
+        </w:tc>
+        <w:tc>
+          <w:tcPr>
+            <w:tcW w:w="285" w:type="pct"/>
+            <w:vAlign w:val="center"/>
+          </w:tcPr>
+          <w:p>
+            <w:pPr>
+              <w:jc w:val="center"/>
+              <w:rPr>
+                <w:rFonts w:cs="Calibri"/>
+                <w:bCs/>
+                <w:szCs w:val="20"/>
+              </w:rPr>
+            </w:pPr>
+            <w:r>
+              <w:rPr>
+                <w:rFonts w:cs="Calibri"/>
+                <w:bCs/>
+                <w:szCs w:val="20"/>
+              </w:rPr>
+              <w:t>{{</w:t>
+            </w:r>
+            <w:r>
+              <w:rPr>
+                <w:rFonts w:cs="Calibri"/>
+                <w:bCs/>
+                <w:szCs w:val="20"/>
+              </w:rPr>
+              <w:t>section</w:t>
+            </w:r>
+            <w:r>
+              <w:rPr>
+                <w:rFonts w:cs="Calibri"/>
+                <w:bCs/>
+                <w:szCs w:val="20"/>
+              </w:rPr>
+              <w:t>5</w:t>
+            </w:r>
+            <w:r>
+              <w:rPr>
+                <w:rFonts w:cs="Calibri"/>
+                <w:bCs/>
+                <w:szCs w:val="20"/>
+              </w:rPr>
+              <w:t>_worker_</w:t>
+            </w:r>
+            <w:r>
+              <w:rPr>
+                <w:rFonts w:cs="Calibri"/>
+                <w:bCs/>
+                <w:szCs w:val="20"/>
+              </w:rPr>
+              <w:t>b</w:t>
+            </w:r>
+          </w:p>
+          <w:p>
+            <w:pPr>
+              <w:jc w:val="center"/>
+              <w:rPr>
+                <w:rFonts w:cs="Calibri"/>
+                <w:bCs/>
+                <w:szCs w:val="20"/>
+              </w:rPr>
+            </w:pPr>
+            <w:proofErr w:type="gramStart"/>
+            <w:r>
+              <w:rPr>
+                <w:rFonts w:cs="Calibri"/>
+                <w:bCs/>
+                <w:szCs w:val="20"/>
+              </w:rPr>
+              <w:t>.</w:t>
+            </w:r>
+            <w:proofErr w:type="spellStart"/>
+            <w:r>
+              <w:rPr>
+                <w:rFonts w:cs="Calibri"/>
+                <w:bCs/>
+                <w:szCs w:val="20"/>
+              </w:rPr>
+              <w:t>height</w:t>
+            </w:r>
+            <w:proofErr w:type="gramEnd"/>
+            <w:r>
+              <w:rPr>
+                <w:rFonts w:cs="Calibri"/>
+                <w:bCs/>
+                <w:szCs w:val="20"/>
+              </w:rPr>
+              <w:t>_cm</w:t>
+            </w:r>
+            <w:proofErr w:type="spellEnd"/>
+            <w:r>
+              <w:rPr>
+                <w:rFonts w:cs="Calibri"/>
+                <w:bCs/>
+                <w:szCs w:val="20"/>
+              </w:rPr>
+              <w:t>}}</w:t>
+            </w:r>
+          </w:p>
+        </w:tc>
+        <w:tc>
+          <w:tcPr>
+            <w:tcW w:w="403" w:type="pct"/>
+            <w:vAlign w:val="center"/>
+          </w:tcPr>
+          <w:p>
+            <w:pPr>
+              <w:jc w:val="center"/>
+              <w:rPr>
+                <w:rFonts w:cs="Calibri"/>
+                <w:bCs/>
+                <w:szCs w:val="20"/>
+              </w:rPr>
+            </w:pPr>
+            <w:r>
+              <w:rPr>
+                <w:rFonts w:cs="Calibri"/>
+                <w:bCs/>
+                <w:szCs w:val="20"/>
+              </w:rPr>
+              <w:t>{{</w:t>
+            </w:r>
+            <w:r>
+              <w:rPr>
+                <w:rFonts w:cs="Calibri"/>
+                <w:bCs/>
+                <w:szCs w:val="20"/>
+              </w:rPr>
+              <w:t>section</w:t>
+            </w:r>
+            <w:r>
+              <w:rPr>
+                <w:rFonts w:cs="Calibri"/>
+                <w:bCs/>
+                <w:szCs w:val="20"/>
+              </w:rPr>
+              <w:t>5</w:t>
+            </w:r>
+            <w:r>
+              <w:rPr>
+                <w:rFonts w:cs="Calibri"/>
+                <w:bCs/>
+                <w:szCs w:val="20"/>
+              </w:rPr>
+              <w:t>_worker_</w:t>
+            </w:r>
+            <w:r>
+              <w:rPr>
+                <w:rFonts w:cs="Calibri"/>
+                <w:bCs/>
+                <w:szCs w:val="20"/>
+              </w:rPr>
+              <w:t>b</w:t>
+            </w:r>
+          </w:p>
+          <w:p>
+            <w:pPr>
+              <w:jc w:val="center"/>
+              <w:rPr>
+                <w:rFonts w:cs="Calibri"/>
+                <w:bCs/>
+                <w:szCs w:val="20"/>
+              </w:rPr>
+            </w:pPr>
+            <w:proofErr w:type="gramStart"/>
+            <w:r>
+              <w:rPr>
+                <w:rFonts w:cs="Calibri"/>
+                <w:bCs/>
+                <w:szCs w:val="20"/>
+              </w:rPr>
+              <w:t>.</w:t>
+            </w:r>
+            <w:proofErr w:type="spellStart"/>
+            <w:r>
+              <w:rPr>
+                <w:rFonts w:cs="Calibri"/>
+                <w:bCs/>
+                <w:szCs w:val="20"/>
+              </w:rPr>
+              <w:t>weight</w:t>
+            </w:r>
+            <w:proofErr w:type="gramEnd"/>
+            <w:r>
+              <w:rPr>
+                <w:rFonts w:cs="Calibri"/>
+                <w:bCs/>
+                <w:szCs w:val="20"/>
+              </w:rPr>
+              <w:t>_kg</w:t>
+            </w:r>
+            <w:proofErr w:type="spellEnd"/>
+            <w:r>
+              <w:rPr>
+                <w:rFonts w:cs="Calibri"/>
+                <w:bCs/>
+                <w:szCs w:val="20"/>
+              </w:rPr>
+              <w:t>}}</w:t>
+            </w:r>
           </w:p>
         </w:tc>
       </w:tr>
@@ -2662,7 +3799,7 @@
         </w:trPr>
         <w:tc>
           <w:tcPr>
-            <w:tcW w:w="2348" w:type="pct"/>
+            <w:tcW w:w="2782" w:type="pct"/>
             <w:gridSpan w:val="3"/>
             <w:shd w:val="clear" w:color="auto" w:fill="DBE5F1" w:themeFill="accent1" w:themeFillTint="33"/>
             <w:vAlign w:val="center"/>
@@ -2689,7 +3826,7 @@
         </w:tc>
         <w:tc>
           <w:tcPr>
-            <w:tcW w:w="610" w:type="pct"/>
+            <w:tcW w:w="698" w:type="pct"/>
             <w:shd w:val="clear" w:color="auto" w:fill="DBE5F1" w:themeFill="accent1" w:themeFillTint="33"/>
             <w:vAlign w:val="center"/>
           </w:tcPr>
@@ -2706,7 +3843,7 @@
         </w:tc>
         <w:tc>
           <w:tcPr>
-            <w:tcW w:w="1004" w:type="pct"/>
+            <w:tcW w:w="832" w:type="pct"/>
             <w:shd w:val="clear" w:color="auto" w:fill="DBE5F1" w:themeFill="accent1" w:themeFillTint="33"/>
             <w:vAlign w:val="center"/>
           </w:tcPr>
@@ -2723,7 +3860,7 @@
         </w:tc>
         <w:tc>
           <w:tcPr>
-            <w:tcW w:w="475" w:type="pct"/>
+            <w:tcW w:w="285" w:type="pct"/>
             <w:shd w:val="clear" w:color="auto" w:fill="DBE5F1" w:themeFill="accent1" w:themeFillTint="33"/>
             <w:vAlign w:val="center"/>
           </w:tcPr>
@@ -2740,7 +3877,7 @@
         </w:tc>
         <w:tc>
           <w:tcPr>
-            <w:tcW w:w="563" w:type="pct"/>
+            <w:tcW w:w="403" w:type="pct"/>
             <w:shd w:val="clear" w:color="auto" w:fill="DBE5F1" w:themeFill="accent1" w:themeFillTint="33"/>
             <w:vAlign w:val="center"/>
           </w:tcPr>
@@ -2756,7 +3893,16 @@
           </w:p>
         </w:tc>
       </w:tr>
+      <w:bookmarkEnd w:id="4"/>
     </w:tbl>
+    <w:p>
+      <w:pPr>
+        <w:jc w:val="both"/>
+        <w:rPr>
+          <w:lang w:eastAsia="cs-CZ"/>
+        </w:rPr>
+      </w:pPr>
+    </w:p>
     <w:p>
       <w:pPr>
         <w:spacing w:line="276" w:lineRule="auto"/>
@@ -2769,7 +3915,6 @@
         </w:rPr>
       </w:pPr>
       <w:bookmarkStart w:id="5" w:name="_Hlk163640734"/>
-      <w:bookmarkEnd w:id="4"/>
       <w:r>
         <w:rPr>
           <w:bCs/>
@@ -16206,13 +17351,22 @@
                 <w:highlight w:val="magenta"/>
                 <w:lang w:eastAsia="cs-CZ"/>
               </w:rPr>
-              <w:t>{{section4_worker_a.initials</w:t>
-            </w:r>
+              <w:t>{{section4_worker_</w:t>
+            </w:r>
+            <w:proofErr w:type="gramStart"/>
             <w:r>
               <w:rPr>
                 <w:highlight w:val="magenta"/>
                 <w:lang w:eastAsia="cs-CZ"/>
               </w:rPr>
+              <w:t>a.initials</w:t>
+            </w:r>
+            <w:proofErr w:type="gramEnd"/>
+            <w:r>
+              <w:rPr>
+                <w:highlight w:val="magenta"/>
+                <w:lang w:eastAsia="cs-CZ"/>
+              </w:rPr>
               <w:t>|czech}}</w:t>
             </w:r>
             <w:r>
@@ -16220,8 +17374,17 @@
                 <w:highlight w:val="magenta"/>
                 <w:lang w:eastAsia="cs-CZ"/>
               </w:rPr>
-              <w:t>, {{section5_worker_b.initials</w:t>
-            </w:r>
+              <w:t>, {{section5_worker_</w:t>
+            </w:r>
+            <w:proofErr w:type="gramStart"/>
+            <w:r>
+              <w:rPr>
+                <w:highlight w:val="magenta"/>
+                <w:lang w:eastAsia="cs-CZ"/>
+              </w:rPr>
+              <w:t>b.initials</w:t>
+            </w:r>
+            <w:proofErr w:type="gramEnd"/>
             <w:r>
               <w:rPr>
                 <w:highlight w:val="magenta"/>
@@ -16297,8 +17460,9 @@
                 <w:highlight w:val="magenta"/>
                 <w:lang w:eastAsia="cs-CZ"/>
               </w:rPr>
-              <w:t>{{section2_firma.profession_name</w:t>
-            </w:r>
+              <w:t>{{section2_</w:t>
+            </w:r>
+            <w:proofErr w:type="gramStart"/>
             <w:r>
               <w:rPr>
                 <w:rFonts w:cstheme="minorHAnsi"/>
@@ -16307,6 +17471,27 @@
                 <w:highlight w:val="magenta"/>
                 <w:lang w:eastAsia="cs-CZ"/>
               </w:rPr>
+              <w:t>firma.profession</w:t>
+            </w:r>
+            <w:proofErr w:type="gramEnd"/>
+            <w:r>
+              <w:rPr>
+                <w:rFonts w:cstheme="minorHAnsi"/>
+                <w:bCs/>
+                <w:szCs w:val="20"/>
+                <w:highlight w:val="magenta"/>
+                <w:lang w:eastAsia="cs-CZ"/>
+              </w:rPr>
+              <w:t>_name</w:t>
+            </w:r>
+            <w:r>
+              <w:rPr>
+                <w:rFonts w:cstheme="minorHAnsi"/>
+                <w:bCs/>
+                <w:szCs w:val="20"/>
+                <w:highlight w:val="magenta"/>
+                <w:lang w:eastAsia="cs-CZ"/>
+              </w:rPr>
               <w:t>|czech}}</w:t>
             </w:r>
           </w:p>
@@ -16378,8 +17563,9 @@
                 <w:highlight w:val="magenta"/>
                 <w:lang w:eastAsia="cs-CZ"/>
               </w:rPr>
-              <w:t>{{section2_firma.workplace</w:t>
-            </w:r>
+              <w:t>{{section2_</w:t>
+            </w:r>
+            <w:proofErr w:type="gramStart"/>
             <w:r>
               <w:rPr>
                 <w:rFonts w:cstheme="minorHAnsi"/>
@@ -16388,6 +17574,17 @@
                 <w:highlight w:val="magenta"/>
                 <w:lang w:eastAsia="cs-CZ"/>
               </w:rPr>
+              <w:t>firma.workplace</w:t>
+            </w:r>
+            <w:proofErr w:type="gramEnd"/>
+            <w:r>
+              <w:rPr>
+                <w:rFonts w:cstheme="minorHAnsi"/>
+                <w:bCs/>
+                <w:szCs w:val="20"/>
+                <w:highlight w:val="magenta"/>
+                <w:lang w:eastAsia="cs-CZ"/>
+              </w:rPr>
               <w:t>|czech}}</w:t>
             </w:r>
           </w:p>
@@ -16490,8 +17687,9 @@
                 <w:highlight w:val="magenta"/>
                 <w:lang w:eastAsia="cs-CZ"/>
               </w:rPr>
-              <w:t>{{section4_worker_a.work_duration</w:t>
-            </w:r>
+              <w:t>{{section4_worker_</w:t>
+            </w:r>
+            <w:proofErr w:type="gramStart"/>
             <w:r>
               <w:rPr>
                 <w:rFonts w:cstheme="minorHAnsi"/>
@@ -16500,16 +17698,37 @@
                 <w:highlight w:val="magenta"/>
                 <w:lang w:eastAsia="cs-CZ"/>
               </w:rPr>
-              <w:t>|czech}}</w:t>
-            </w:r>
+              <w:t>a.work</w:t>
+            </w:r>
+            <w:proofErr w:type="gramEnd"/>
             <w:r>
               <w:rPr>
                 <w:rFonts w:cstheme="minorHAnsi"/>
-                <w:b/>
+                <w:bCs/>
                 <w:szCs w:val="20"/>
                 <w:highlight w:val="magenta"/>
                 <w:lang w:eastAsia="cs-CZ"/>
               </w:rPr>
+              <w:t>_duration</w:t>
+            </w:r>
+            <w:r>
+              <w:rPr>
+                <w:rFonts w:cstheme="minorHAnsi"/>
+                <w:bCs/>
+                <w:szCs w:val="20"/>
+                <w:highlight w:val="magenta"/>
+                <w:lang w:eastAsia="cs-CZ"/>
+              </w:rPr>
+              <w:t>|czech}}</w:t>
+            </w:r>
+            <w:r>
+              <w:rPr>
+                <w:rFonts w:cstheme="minorHAnsi"/>
+                <w:b/>
+                <w:szCs w:val="20"/>
+                <w:highlight w:val="magenta"/>
+                <w:lang w:eastAsia="cs-CZ"/>
+              </w:rPr>
               <w:t xml:space="preserve"> </w:t>
             </w:r>
             <w:r>
@@ -16579,8 +17798,9 @@
                 <w:highlight w:val="magenta"/>
                 <w:lang w:eastAsia="cs-CZ"/>
               </w:rPr>
-              <w:t>{{section4_worker_a.breaks</w:t>
-            </w:r>
+              <w:t>{{section4_worker_</w:t>
+            </w:r>
+            <w:proofErr w:type="gramStart"/>
             <w:r>
               <w:rPr>
                 <w:rFonts w:cstheme="minorHAnsi"/>
@@ -16589,8 +17809,9 @@
                 <w:highlight w:val="magenta"/>
                 <w:lang w:eastAsia="cs-CZ"/>
               </w:rPr>
-              <w:t>|czech}}</w:t>
-            </w:r>
+              <w:t>a.breaks</w:t>
+            </w:r>
+            <w:proofErr w:type="gramEnd"/>
             <w:r>
               <w:rPr>
                 <w:rFonts w:cstheme="minorHAnsi"/>
@@ -16599,6 +17820,16 @@
                 <w:highlight w:val="magenta"/>
                 <w:lang w:eastAsia="cs-CZ"/>
               </w:rPr>
+              <w:t>|czech}}</w:t>
+            </w:r>
+            <w:r>
+              <w:rPr>
+                <w:rFonts w:cstheme="minorHAnsi"/>
+                <w:b/>
+                <w:szCs w:val="20"/>
+                <w:highlight w:val="magenta"/>
+                <w:lang w:eastAsia="cs-CZ"/>
+              </w:rPr>
               <w:t xml:space="preserve"> </w:t>
             </w:r>
             <w:r>
@@ -16668,8 +17899,9 @@
                 <w:highlight w:val="magenta"/>
                 <w:lang w:eastAsia="cs-CZ"/>
               </w:rPr>
-              <w:t>{{section4_worker_a.work_duration</w:t>
-            </w:r>
+              <w:t>{{section4_worker_</w:t>
+            </w:r>
+            <w:proofErr w:type="gramStart"/>
             <w:r>
               <w:rPr>
                 <w:rFonts w:cstheme="minorHAnsi"/>
@@ -16678,35 +17910,18 @@
                 <w:highlight w:val="magenta"/>
                 <w:lang w:eastAsia="cs-CZ"/>
               </w:rPr>
-              <w:t>_min|czech}}</w:t>
-            </w:r>
+              <w:t>a.work</w:t>
+            </w:r>
+            <w:proofErr w:type="gramEnd"/>
             <w:r>
               <w:rPr>
                 <w:rFonts w:cstheme="minorHAnsi"/>
-                <w:b/>
+                <w:bCs/>
                 <w:szCs w:val="20"/>
                 <w:highlight w:val="magenta"/>
                 <w:lang w:eastAsia="cs-CZ"/>
               </w:rPr>
-              <w:t xml:space="preserve"> </w:t>
-            </w:r>
-            <w:r>
-              <w:rPr>
-                <w:rFonts w:cstheme="minorHAnsi"/>
-                <w:bCs/>
-                <w:szCs w:val="20"/>
-                <w:lang w:eastAsia="cs-CZ"/>
-              </w:rPr>
-              <w:t xml:space="preserve"> min</w:t>
-            </w:r>
-            <w:r>
-              <w:rPr>
-                <w:rFonts w:cstheme="minorHAnsi"/>
-                <w:bCs/>
-                <w:szCs w:val="20"/>
-                <w:lang w:eastAsia="cs-CZ"/>
-              </w:rPr>
-              <w:t xml:space="preserve"> + </w:t>
+              <w:t>_duration</w:t>
             </w:r>
             <w:r>
               <w:rPr>
@@ -16716,8 +17931,9 @@
                 <w:highlight w:val="magenta"/>
                 <w:lang w:eastAsia="cs-CZ"/>
               </w:rPr>
-              <w:t>{{section4_worker_a.</w:t>
-            </w:r>
+              <w:t>_min|czech</w:t>
+            </w:r>
+            <w:proofErr w:type="gramStart"/>
             <w:r>
               <w:rPr>
                 <w:rFonts w:cstheme="minorHAnsi"/>
@@ -16726,7 +17942,7 @@
                 <w:highlight w:val="magenta"/>
                 <w:lang w:eastAsia="cs-CZ"/>
               </w:rPr>
-              <w:t>safety_break_min|czech}}</w:t>
+              <w:t>}}</w:t>
             </w:r>
             <w:r>
               <w:rPr>
@@ -16745,6 +17961,79 @@
                 <w:szCs w:val="20"/>
                 <w:lang w:eastAsia="cs-CZ"/>
               </w:rPr>
+              <w:t xml:space="preserve"> min</w:t>
+            </w:r>
+            <w:proofErr w:type="gramEnd"/>
+            <w:r>
+              <w:rPr>
+                <w:rFonts w:cstheme="minorHAnsi"/>
+                <w:bCs/>
+                <w:szCs w:val="20"/>
+                <w:lang w:eastAsia="cs-CZ"/>
+              </w:rPr>
+              <w:t xml:space="preserve"> + </w:t>
+            </w:r>
+            <w:r>
+              <w:rPr>
+                <w:rFonts w:cstheme="minorHAnsi"/>
+                <w:bCs/>
+                <w:szCs w:val="20"/>
+                <w:highlight w:val="magenta"/>
+                <w:lang w:eastAsia="cs-CZ"/>
+              </w:rPr>
+              <w:t>{{section4_worker_</w:t>
+            </w:r>
+            <w:proofErr w:type="gramStart"/>
+            <w:r>
+              <w:rPr>
+                <w:rFonts w:cstheme="minorHAnsi"/>
+                <w:bCs/>
+                <w:szCs w:val="20"/>
+                <w:highlight w:val="magenta"/>
+                <w:lang w:eastAsia="cs-CZ"/>
+              </w:rPr>
+              <w:t>a.</w:t>
+            </w:r>
+            <w:r>
+              <w:rPr>
+                <w:rFonts w:cstheme="minorHAnsi"/>
+                <w:bCs/>
+                <w:szCs w:val="20"/>
+                <w:highlight w:val="magenta"/>
+                <w:lang w:eastAsia="cs-CZ"/>
+              </w:rPr>
+              <w:t>safety</w:t>
+            </w:r>
+            <w:proofErr w:type="gramEnd"/>
+            <w:r>
+              <w:rPr>
+                <w:rFonts w:cstheme="minorHAnsi"/>
+                <w:bCs/>
+                <w:szCs w:val="20"/>
+                <w:highlight w:val="magenta"/>
+                <w:lang w:eastAsia="cs-CZ"/>
+              </w:rPr>
+              <w:t>_break_min|czech</w:t>
+            </w:r>
+            <w:proofErr w:type="gramStart"/>
+            <w:r>
+              <w:rPr>
+                <w:rFonts w:cstheme="minorHAnsi"/>
+                <w:bCs/>
+                <w:szCs w:val="20"/>
+                <w:highlight w:val="magenta"/>
+                <w:lang w:eastAsia="cs-CZ"/>
+              </w:rPr>
+              <w:t>}}</w:t>
+            </w:r>
+            <w:r>
+              <w:rPr>
+                <w:rFonts w:cstheme="minorHAnsi"/>
+                <w:b/>
+                <w:szCs w:val="20"/>
+                <w:highlight w:val="magenta"/>
+                <w:lang w:eastAsia="cs-CZ"/>
+              </w:rPr>
               <w:t xml:space="preserve"> </w:t>
             </w:r>
             <w:r>
@@ -16754,7 +18043,26 @@
                 <w:szCs w:val="20"/>
                 <w:lang w:eastAsia="cs-CZ"/>
               </w:rPr>
-              <w:t xml:space="preserve"> min bezpečnostní přestávka (BP)</w:t>
+              <w:t xml:space="preserve"> </w:t>
+            </w:r>
+            <w:r>
+              <w:rPr>
+                <w:rFonts w:cstheme="minorHAnsi"/>
+                <w:bCs/>
+                <w:szCs w:val="20"/>
+                <w:lang w:eastAsia="cs-CZ"/>
+              </w:rPr>
+              <w:t xml:space="preserve"> </w:t>
+            </w:r>
+            <w:proofErr w:type="gramEnd"/>
+            <w:r>
+              <w:rPr>
+                <w:rFonts w:cstheme="minorHAnsi"/>
+                <w:bCs/>
+                <w:szCs w:val="20"/>
+                <w:lang w:eastAsia="cs-CZ"/>
+              </w:rPr>
+              <w:t>min bezpečnostní přestávka (BP)</w:t>
             </w:r>
           </w:p>
         </w:tc>
@@ -16793,7 +18101,27 @@
                 <w:szCs w:val="20"/>
                 <w:lang w:eastAsia="cs-CZ"/>
               </w:rPr>
-              <w:t>/Navýšení hyg.</w:t>
+              <w:t xml:space="preserve">/Navýšení </w:t>
+            </w:r>
+            <w:proofErr w:type="spellStart"/>
+            <w:r>
+              <w:rPr>
+                <w:rFonts w:cstheme="minorHAnsi"/>
+                <w:b/>
+                <w:szCs w:val="20"/>
+                <w:lang w:eastAsia="cs-CZ"/>
+              </w:rPr>
+              <w:t>hyg</w:t>
+            </w:r>
+            <w:proofErr w:type="spellEnd"/>
+            <w:r>
+              <w:rPr>
+                <w:rFonts w:cstheme="minorHAnsi"/>
+                <w:b/>
+                <w:szCs w:val="20"/>
+                <w:lang w:eastAsia="cs-CZ"/>
+              </w:rPr>
+              <w:t>.</w:t>
             </w:r>
             <w:r>
               <w:rPr>
@@ -16915,21 +18243,49 @@
         </w:rPr>
         <w:t>{{</w:t>
       </w:r>
+      <w:proofErr w:type="spellStart"/>
       <w:r>
         <w:rPr>
           <w:color w:val="000000"/>
           <w:szCs w:val="20"/>
           <w:lang w:eastAsia="cs-CZ"/>
         </w:rPr>
-        <w:t>section_generated_texts</w:t>
-      </w:r>
+        <w:t>section_generated_</w:t>
+      </w:r>
+      <w:proofErr w:type="gramStart"/>
       <w:r>
         <w:rPr>
           <w:color w:val="000000"/>
           <w:szCs w:val="20"/>
           <w:lang w:eastAsia="cs-CZ"/>
         </w:rPr>
-        <w:t>.prvni_pp_podminka_kategorie}}</w:t>
+        <w:t>texts</w:t>
+      </w:r>
+      <w:r>
+        <w:rPr>
+          <w:color w:val="000000"/>
+          <w:szCs w:val="20"/>
+          <w:lang w:eastAsia="cs-CZ"/>
+        </w:rPr>
+        <w:t>.prvni</w:t>
+      </w:r>
+      <w:proofErr w:type="gramEnd"/>
+      <w:r>
+        <w:rPr>
+          <w:color w:val="000000"/>
+          <w:szCs w:val="20"/>
+          <w:lang w:eastAsia="cs-CZ"/>
+        </w:rPr>
+        <w:t>_pp_podminka_kategorie</w:t>
+      </w:r>
+      <w:proofErr w:type="spellEnd"/>
+      <w:r>
+        <w:rPr>
+          <w:color w:val="000000"/>
+          <w:szCs w:val="20"/>
+          <w:lang w:eastAsia="cs-CZ"/>
+        </w:rPr>
+        <w:t>}}</w:t>
       </w:r>
     </w:p>
     <w:p>
@@ -16956,8 +18312,9 @@
           <w:szCs w:val="20"/>
           <w:lang w:eastAsia="cs-CZ"/>
         </w:rPr>
-        <w:t>{{section2_firma.profession_name}}</w:t>
-      </w:r>
+        <w:t>{{section2_</w:t>
+      </w:r>
+      <w:proofErr w:type="gramStart"/>
       <w:r>
         <w:rPr>
           <w:i/>
@@ -16965,8 +18322,9 @@
           <w:szCs w:val="20"/>
           <w:lang w:eastAsia="cs-CZ"/>
         </w:rPr>
-        <w:t xml:space="preserve"> </w:t>
-      </w:r>
+        <w:t>firma.profession</w:t>
+      </w:r>
+      <w:proofErr w:type="gramEnd"/>
       <w:r>
         <w:rPr>
           <w:i/>
@@ -16974,7 +18332,7 @@
           <w:szCs w:val="20"/>
           <w:lang w:eastAsia="cs-CZ"/>
         </w:rPr>
-        <w:t>–</w:t>
+        <w:t>_name}}</w:t>
       </w:r>
       <w:r>
         <w:rPr>
@@ -16992,7 +18350,7 @@
           <w:szCs w:val="20"/>
           <w:lang w:eastAsia="cs-CZ"/>
         </w:rPr>
-        <w:t>muži</w:t>
+        <w:t>–</w:t>
       </w:r>
       <w:r>
         <w:rPr>
@@ -17005,6 +18363,24 @@
       </w:r>
       <w:r>
         <w:rPr>
+          <w:i/>
+          <w:color w:val="000000"/>
+          <w:szCs w:val="20"/>
+          <w:lang w:eastAsia="cs-CZ"/>
+        </w:rPr>
+        <w:t>muži</w:t>
+      </w:r>
+      <w:r>
+        <w:rPr>
+          <w:i/>
+          <w:color w:val="000000"/>
+          <w:szCs w:val="20"/>
+          <w:lang w:eastAsia="cs-CZ"/>
+        </w:rPr>
+        <w:t xml:space="preserve"> </w:t>
+      </w:r>
+      <w:r>
+        <w:rPr>
           <w:color w:val="000000"/>
           <w:szCs w:val="20"/>
           <w:lang w:eastAsia="cs-CZ"/>
@@ -17018,8 +18394,9 @@
           <w:szCs w:val="20"/>
           <w:lang w:eastAsia="cs-CZ"/>
         </w:rPr>
-        <w:t>{{section2_firma.workplace}}</w:t>
-      </w:r>
+        <w:t>{{section2_</w:t>
+      </w:r>
+      <w:proofErr w:type="gramStart"/>
       <w:r>
         <w:rPr>
           <w:rFonts w:cs="Calibri"/>
@@ -17027,6 +18404,25 @@
           <w:szCs w:val="20"/>
           <w:lang w:eastAsia="cs-CZ"/>
         </w:rPr>
+        <w:t>firma.workplace</w:t>
+      </w:r>
+      <w:proofErr w:type="gramEnd"/>
+      <w:r>
+        <w:rPr>
+          <w:rFonts w:cs="Calibri"/>
+          <w:i/>
+          <w:szCs w:val="20"/>
+          <w:lang w:eastAsia="cs-CZ"/>
+        </w:rPr>
+        <w:t>}}</w:t>
+      </w:r>
+      <w:r>
+        <w:rPr>
+          <w:rFonts w:cs="Calibri"/>
+          <w:i/>
+          <w:szCs w:val="20"/>
+          <w:lang w:eastAsia="cs-CZ"/>
+        </w:rPr>
         <w:t xml:space="preserve"> </w:t>
       </w:r>
       <w:r>
@@ -17070,15 +18466,40 @@
           <w:szCs w:val="20"/>
           <w:lang w:eastAsia="cs-CZ"/>
         </w:rPr>
-        <w:t>{{section_generated_texts.</w:t>
-      </w:r>
+        <w:t>{{</w:t>
+      </w:r>
+      <w:proofErr w:type="spellStart"/>
       <w:r>
         <w:rPr>
           <w:szCs w:val="20"/>
           <w:lang w:eastAsia="cs-CZ"/>
         </w:rPr>
-        <w:t>pp_problematicke_polohy_seznam</w:t>
-      </w:r>
+        <w:t>section_generated_</w:t>
+      </w:r>
+      <w:proofErr w:type="gramStart"/>
+      <w:r>
+        <w:rPr>
+          <w:szCs w:val="20"/>
+          <w:lang w:eastAsia="cs-CZ"/>
+        </w:rPr>
+        <w:t>texts.</w:t>
+      </w:r>
+      <w:r>
+        <w:rPr>
+          <w:szCs w:val="20"/>
+          <w:lang w:eastAsia="cs-CZ"/>
+        </w:rPr>
+        <w:t>pp</w:t>
+      </w:r>
+      <w:proofErr w:type="gramEnd"/>
+      <w:r>
+        <w:rPr>
+          <w:szCs w:val="20"/>
+          <w:lang w:eastAsia="cs-CZ"/>
+        </w:rPr>
+        <w:t>_problematicke_polohy_seznam</w:t>
+      </w:r>
+      <w:proofErr w:type="spellEnd"/>
       <w:r>
         <w:rPr>
           <w:szCs w:val="20"/>
@@ -17121,16 +18542,44 @@
           <w:szCs w:val="20"/>
           <w:lang w:eastAsia="cs-CZ"/>
         </w:rPr>
-        <w:t>{{section_generated_texts.</w:t>
-      </w:r>
+        <w:t>{{</w:t>
+      </w:r>
+      <w:proofErr w:type="spellStart"/>
       <w:r>
         <w:rPr>
           <w:b/>
           <w:szCs w:val="20"/>
           <w:lang w:eastAsia="cs-CZ"/>
         </w:rPr>
-        <w:t>pp_kategorie_cislo</w:t>
-      </w:r>
+        <w:t>section_generated_</w:t>
+      </w:r>
+      <w:proofErr w:type="gramStart"/>
+      <w:r>
+        <w:rPr>
+          <w:b/>
+          <w:szCs w:val="20"/>
+          <w:lang w:eastAsia="cs-CZ"/>
+        </w:rPr>
+        <w:t>texts.</w:t>
+      </w:r>
+      <w:r>
+        <w:rPr>
+          <w:b/>
+          <w:szCs w:val="20"/>
+          <w:lang w:eastAsia="cs-CZ"/>
+        </w:rPr>
+        <w:t>pp</w:t>
+      </w:r>
+      <w:proofErr w:type="gramEnd"/>
+      <w:r>
+        <w:rPr>
+          <w:b/>
+          <w:szCs w:val="20"/>
+          <w:lang w:eastAsia="cs-CZ"/>
+        </w:rPr>
+        <w:t>_kategorie_cislo</w:t>
+      </w:r>
+      <w:proofErr w:type="spellEnd"/>
       <w:r>
         <w:rPr>
           <w:b/>
@@ -17298,16 +18747,44 @@
                 <w:szCs w:val="20"/>
                 <w:lang w:eastAsia="cs-CZ"/>
               </w:rPr>
-              <w:t>{{section_generated_texts.</w:t>
-            </w:r>
+              <w:t>{{</w:t>
+            </w:r>
+            <w:proofErr w:type="spellStart"/>
             <w:r>
               <w:rPr>
                 <w:b/>
                 <w:szCs w:val="20"/>
                 <w:lang w:eastAsia="cs-CZ"/>
               </w:rPr>
-              <w:t>pp_kategorie_cislo</w:t>
-            </w:r>
+              <w:t>section_generated_</w:t>
+            </w:r>
+            <w:proofErr w:type="gramStart"/>
+            <w:r>
+              <w:rPr>
+                <w:b/>
+                <w:szCs w:val="20"/>
+                <w:lang w:eastAsia="cs-CZ"/>
+              </w:rPr>
+              <w:t>texts.</w:t>
+            </w:r>
+            <w:r>
+              <w:rPr>
+                <w:b/>
+                <w:szCs w:val="20"/>
+                <w:lang w:eastAsia="cs-CZ"/>
+              </w:rPr>
+              <w:t>pp</w:t>
+            </w:r>
+            <w:proofErr w:type="gramEnd"/>
+            <w:r>
+              <w:rPr>
+                <w:b/>
+                <w:szCs w:val="20"/>
+                <w:lang w:eastAsia="cs-CZ"/>
+              </w:rPr>
+              <w:t>_kategorie_cislo</w:t>
+            </w:r>
+            <w:proofErr w:type="spellEnd"/>
             <w:r>
               <w:rPr>
                 <w:b/>
@@ -18538,7 +20015,15 @@
         <w:t xml:space="preserve">Protokol vypracoval: </w:t>
       </w:r>
       <w:r>
-        <w:t>MUDr. Danica Henčeková, Ph.D.</w:t>
+        <w:t xml:space="preserve">MUDr. Danica </w:t>
+      </w:r>
+      <w:proofErr w:type="spellStart"/>
+      <w:r>
+        <w:t>Henčeková</w:t>
+      </w:r>
+      <w:proofErr w:type="spellEnd"/>
+      <w:r>
+        <w:t>, Ph.D.</w:t>
       </w:r>
       <w:r>
         <w:rPr>
@@ -18617,7 +20102,15 @@
         <w:t xml:space="preserve"> </w:t>
       </w:r>
       <w:r>
-        <w:t>MUDr. Danica Henčeková, Ph.D.</w:t>
+        <w:t xml:space="preserve">MUDr. Danica </w:t>
+      </w:r>
+      <w:proofErr w:type="spellStart"/>
+      <w:r>
+        <w:t>Henčeková</w:t>
+      </w:r>
+      <w:proofErr w:type="spellEnd"/>
+      <w:r>
+        <w:t>, Ph.D.</w:t>
       </w:r>
     </w:p>
     <w:p>
@@ -18888,8 +20381,35 @@
               <w:highlight w:val="magenta"/>
               <w:lang w:eastAsia="cs-CZ"/>
             </w:rPr>
-            <w:t>{{section2_firma.evidence_number</w:t>
+            <w:t>{{section2_</w:t>
           </w:r>
+          <w:proofErr w:type="gramStart"/>
+          <w:r>
+            <w:rPr>
+              <w:rFonts w:eastAsia="Times New Roman" w:cs="Calibri"/>
+              <w:b/>
+              <w:bCs/>
+              <w:sz w:val="18"/>
+              <w:szCs w:val="18"/>
+              <w:highlight w:val="magenta"/>
+              <w:lang w:eastAsia="cs-CZ"/>
+            </w:rPr>
+            <w:t>firma.evidence</w:t>
+          </w:r>
+          <w:proofErr w:type="gramEnd"/>
+          <w:r>
+            <w:rPr>
+              <w:rFonts w:eastAsia="Times New Roman" w:cs="Calibri"/>
+              <w:b/>
+              <w:bCs/>
+              <w:sz w:val="18"/>
+              <w:szCs w:val="18"/>
+              <w:highlight w:val="magenta"/>
+              <w:lang w:eastAsia="cs-CZ"/>
+            </w:rPr>
+            <w:t>_number</w:t>
+          </w:r>
+          <w:proofErr w:type="gramStart"/>
           <w:r>
             <w:rPr>
               <w:rFonts w:eastAsia="Times New Roman" w:cs="Calibri"/>
@@ -18912,7 +20432,20 @@
               <w:highlight w:val="magenta"/>
               <w:lang w:eastAsia="cs-CZ"/>
             </w:rPr>
-            <w:t>/2025</w:t>
+            <w:t>/</w:t>
+          </w:r>
+          <w:proofErr w:type="gramEnd"/>
+          <w:r>
+            <w:rPr>
+              <w:rFonts w:eastAsia="Times New Roman" w:cs="Calibri"/>
+              <w:b/>
+              <w:bCs/>
+              <w:sz w:val="18"/>
+              <w:szCs w:val="18"/>
+              <w:highlight w:val="magenta"/>
+              <w:lang w:eastAsia="cs-CZ"/>
+            </w:rPr>
+            <w:t>2025</w:t>
           </w:r>
         </w:p>
       </w:tc>
@@ -18969,7 +20502,25 @@
               <w:sz w:val="18"/>
               <w:szCs w:val="18"/>
             </w:rPr>
-            <w:t>MUDr. Danica Henčeková, Ph.D.</w:t>
+            <w:t xml:space="preserve">MUDr. Danica </w:t>
+          </w:r>
+          <w:proofErr w:type="spellStart"/>
+          <w:r>
+            <w:rPr>
+              <w:rFonts w:cstheme="minorHAnsi"/>
+              <w:sz w:val="18"/>
+              <w:szCs w:val="18"/>
+            </w:rPr>
+            <w:t>Henčeková</w:t>
+          </w:r>
+          <w:proofErr w:type="spellEnd"/>
+          <w:r>
+            <w:rPr>
+              <w:rFonts w:cstheme="minorHAnsi"/>
+              <w:sz w:val="18"/>
+              <w:szCs w:val="18"/>
+            </w:rPr>
+            <w:t>, Ph.D.</w:t>
           </w:r>
         </w:p>
       </w:tc>
@@ -19222,8 +20773,35 @@
               <w:highlight w:val="magenta"/>
               <w:lang w:eastAsia="cs-CZ"/>
             </w:rPr>
-            <w:t>{{section2_firma.evidence_number</w:t>
+            <w:t>{{section2_</w:t>
           </w:r>
+          <w:proofErr w:type="gramStart"/>
+          <w:r>
+            <w:rPr>
+              <w:rFonts w:eastAsia="Times New Roman" w:cs="Calibri"/>
+              <w:b/>
+              <w:bCs/>
+              <w:sz w:val="18"/>
+              <w:szCs w:val="18"/>
+              <w:highlight w:val="magenta"/>
+              <w:lang w:eastAsia="cs-CZ"/>
+            </w:rPr>
+            <w:t>firma.evidence</w:t>
+          </w:r>
+          <w:proofErr w:type="gramEnd"/>
+          <w:r>
+            <w:rPr>
+              <w:rFonts w:eastAsia="Times New Roman" w:cs="Calibri"/>
+              <w:b/>
+              <w:bCs/>
+              <w:sz w:val="18"/>
+              <w:szCs w:val="18"/>
+              <w:highlight w:val="magenta"/>
+              <w:lang w:eastAsia="cs-CZ"/>
+            </w:rPr>
+            <w:t>_number</w:t>
+          </w:r>
+          <w:proofErr w:type="gramStart"/>
           <w:r>
             <w:rPr>
               <w:rFonts w:eastAsia="Times New Roman" w:cs="Calibri"/>
@@ -19246,7 +20824,20 @@
               <w:highlight w:val="magenta"/>
               <w:lang w:eastAsia="cs-CZ"/>
             </w:rPr>
-            <w:t>/2025</w:t>
+            <w:t>/</w:t>
+          </w:r>
+          <w:proofErr w:type="gramEnd"/>
+          <w:r>
+            <w:rPr>
+              <w:rFonts w:eastAsia="Times New Roman" w:cs="Calibri"/>
+              <w:b/>
+              <w:bCs/>
+              <w:sz w:val="18"/>
+              <w:szCs w:val="18"/>
+              <w:highlight w:val="magenta"/>
+              <w:lang w:eastAsia="cs-CZ"/>
+            </w:rPr>
+            <w:t>2025</w:t>
           </w:r>
         </w:p>
       </w:tc>
@@ -19303,7 +20894,25 @@
               <w:sz w:val="18"/>
               <w:szCs w:val="18"/>
             </w:rPr>
-            <w:t>MUDr. Danica Henčeková, Ph.D.</w:t>
+            <w:t xml:space="preserve">MUDr. Danica </w:t>
+          </w:r>
+          <w:proofErr w:type="spellStart"/>
+          <w:r>
+            <w:rPr>
+              <w:rFonts w:cstheme="minorHAnsi"/>
+              <w:sz w:val="18"/>
+              <w:szCs w:val="18"/>
+            </w:rPr>
+            <w:t>Henčeková</w:t>
+          </w:r>
+          <w:proofErr w:type="spellEnd"/>
+          <w:r>
+            <w:rPr>
+              <w:rFonts w:cstheme="minorHAnsi"/>
+              <w:sz w:val="18"/>
+              <w:szCs w:val="18"/>
+            </w:rPr>
+            <w:t>, Ph.D.</w:t>
           </w:r>
         </w:p>
       </w:tc>
@@ -19708,7 +21317,7 @@
         </mc:Choice>
         <mc:Fallback>
           <w:pict>
-            <v:line w14:anchorId="3776C65F" id="Přímá spojnice 4" o:spid="_x0000_s1026" style="position:absolute;z-index:251658240;visibility:visible;mso-wrap-style:square;mso-width-percent:0;mso-height-percent:0;mso-wrap-distance-left:9pt;mso-wrap-distance-top:-1e-4mm;mso-wrap-distance-right:9pt;mso-wrap-distance-bottom:-1e-4mm;mso-position-horizontal:absolute;mso-position-horizontal-relative:text;mso-position-vertical:absolute;mso-position-vertical-relative:text;mso-width-percent:0;mso-height-percent:0;mso-width-relative:margin;mso-height-relative:margin" from="-34.1pt,19.8pt" to="490.15pt,19.8pt" o:gfxdata="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">
+            <v:line w14:anchorId="69AB293E" id="Přímá spojnice 4" o:spid="_x0000_s1026" style="position:absolute;z-index:251658240;visibility:visible;mso-wrap-style:square;mso-width-percent:0;mso-height-percent:0;mso-wrap-distance-left:9pt;mso-wrap-distance-top:-1e-4mm;mso-wrap-distance-right:9pt;mso-wrap-distance-bottom:-1e-4mm;mso-position-horizontal:absolute;mso-position-horizontal-relative:text;mso-position-vertical:absolute;mso-position-vertical-relative:text;mso-width-percent:0;mso-height-percent:0;mso-width-relative:margin;mso-height-relative:margin" from="-34.1pt,19.8pt" to="490.15pt,19.8pt" o:gfxdata="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">
               <o:lock v:ext="edit" shapetype="f"/>
             </v:line>
           </w:pict>

--- a/sample_protocols/Autorizované protokoly pro MUŽE/PP_XX_Firma_Pozice.docx
+++ b/sample_protocols/Autorizované protokoly pro MUŽE/PP_XX_Firma_Pozice.docx
@@ -311,8 +311,9 @@
           <w:szCs w:val="28"/>
           <w:lang w:eastAsia="cs-CZ"/>
         </w:rPr>
-        <w:t xml:space="preserve"> </w:t>
-      </w:r>
+        <w:t xml:space="preserve"> {{section2_</w:t>
+      </w:r>
+      <w:proofErr w:type="gramStart"/>
       <w:r>
         <w:rPr>
           <w:rFonts w:asciiTheme="majorHAnsi" w:eastAsia="Times New Roman" w:hAnsiTheme="majorHAnsi" w:cs="Arial"/>
@@ -320,12 +321,11 @@
           <w:bCs/>
           <w:sz w:val="28"/>
           <w:szCs w:val="28"/>
-          <w:highlight w:val="magenta"/>
-          <w:lang w:eastAsia="cs-CZ"/>
-        </w:rPr>
-        <w:t>LSZ {{section2_</w:t>
-      </w:r>
-      <w:proofErr w:type="gramStart"/>
+          <w:lang w:eastAsia="cs-CZ"/>
+        </w:rPr>
+        <w:t>firma.evidence</w:t>
+      </w:r>
+      <w:proofErr w:type="gramEnd"/>
       <w:r>
         <w:rPr>
           <w:rFonts w:asciiTheme="majorHAnsi" w:eastAsia="Times New Roman" w:hAnsiTheme="majorHAnsi" w:cs="Arial"/>
@@ -333,12 +333,11 @@
           <w:bCs/>
           <w:sz w:val="28"/>
           <w:szCs w:val="28"/>
-          <w:highlight w:val="magenta"/>
-          <w:lang w:eastAsia="cs-CZ"/>
-        </w:rPr>
-        <w:t>firma.evidence</w:t>
-      </w:r>
-      <w:proofErr w:type="gramEnd"/>
+          <w:lang w:eastAsia="cs-CZ"/>
+        </w:rPr>
+        <w:t>_number</w:t>
+      </w:r>
+      <w:proofErr w:type="gramStart"/>
       <w:r>
         <w:rPr>
           <w:rFonts w:asciiTheme="majorHAnsi" w:eastAsia="Times New Roman" w:hAnsiTheme="majorHAnsi" w:cs="Arial"/>
@@ -346,12 +345,11 @@
           <w:bCs/>
           <w:sz w:val="28"/>
           <w:szCs w:val="28"/>
-          <w:highlight w:val="magenta"/>
-          <w:lang w:eastAsia="cs-CZ"/>
-        </w:rPr>
-        <w:t>_number</w:t>
-      </w:r>
-      <w:proofErr w:type="gramStart"/>
+          <w:lang w:eastAsia="cs-CZ"/>
+        </w:rPr>
+        <w:t>}}/</w:t>
+      </w:r>
+      <w:proofErr w:type="gramEnd"/>
       <w:r>
         <w:rPr>
           <w:rFonts w:asciiTheme="majorHAnsi" w:eastAsia="Times New Roman" w:hAnsiTheme="majorHAnsi" w:cs="Arial"/>
@@ -359,57 +357,31 @@
           <w:bCs/>
           <w:sz w:val="28"/>
           <w:szCs w:val="28"/>
-          <w:highlight w:val="magenta"/>
-          <w:lang w:eastAsia="cs-CZ"/>
-        </w:rPr>
-        <w:t>}}</w:t>
-      </w:r>
-      <w:r>
+          <w:lang w:eastAsia="cs-CZ"/>
+        </w:rPr>
+        <w:t>2025</w:t>
+      </w:r>
+    </w:p>
+    <w:p>
+      <w:pPr>
         <w:rPr>
           <w:rFonts w:asciiTheme="majorHAnsi" w:eastAsia="Times New Roman" w:hAnsiTheme="majorHAnsi" w:cs="Arial"/>
           <w:b/>
           <w:bCs/>
           <w:sz w:val="28"/>
           <w:szCs w:val="28"/>
-          <w:highlight w:val="magenta"/>
-          <w:lang w:eastAsia="cs-CZ"/>
-        </w:rPr>
-        <w:t>/</w:t>
-      </w:r>
-      <w:proofErr w:type="gramEnd"/>
-      <w:r>
+          <w:lang w:eastAsia="cs-CZ"/>
+        </w:rPr>
+      </w:pPr>
+    </w:p>
+    <w:p>
+      <w:pPr>
         <w:rPr>
           <w:rFonts w:asciiTheme="majorHAnsi" w:eastAsia="Times New Roman" w:hAnsiTheme="majorHAnsi" w:cs="Arial"/>
           <w:b/>
           <w:bCs/>
           <w:sz w:val="28"/>
           <w:szCs w:val="28"/>
-          <w:highlight w:val="magenta"/>
-          <w:lang w:eastAsia="cs-CZ"/>
-        </w:rPr>
-        <w:t>2025</w:t>
-      </w:r>
-    </w:p>
-    <w:p>
-      <w:pPr>
-        <w:rPr>
-          <w:rFonts w:asciiTheme="majorHAnsi" w:eastAsia="Times New Roman" w:hAnsiTheme="majorHAnsi" w:cs="Arial"/>
-          <w:b/>
-          <w:bCs/>
-          <w:sz w:val="28"/>
-          <w:szCs w:val="28"/>
-          <w:lang w:eastAsia="cs-CZ"/>
-        </w:rPr>
-      </w:pPr>
-    </w:p>
-    <w:p>
-      <w:pPr>
-        <w:rPr>
-          <w:rFonts w:asciiTheme="majorHAnsi" w:eastAsia="Times New Roman" w:hAnsiTheme="majorHAnsi" w:cs="Arial"/>
-          <w:b/>
-          <w:bCs/>
-          <w:sz w:val="28"/>
-          <w:szCs w:val="28"/>
           <w:lang w:eastAsia="cs-CZ"/>
         </w:rPr>
       </w:pPr>
@@ -422,7 +394,6 @@
           <w:b/>
           <w:sz w:val="24"/>
           <w:szCs w:val="24"/>
-          <w:highlight w:val="magenta"/>
           <w:lang w:eastAsia="cs-CZ"/>
         </w:rPr>
       </w:pPr>
@@ -450,7 +421,6 @@
           <w:b/>
           <w:sz w:val="24"/>
           <w:szCs w:val="23"/>
-          <w:highlight w:val="magenta"/>
           <w:lang w:eastAsia="cs-CZ"/>
         </w:rPr>
         <w:t>{{section2_</w:t>
@@ -462,7 +432,6 @@
           <w:b/>
           <w:sz w:val="24"/>
           <w:szCs w:val="23"/>
-          <w:highlight w:val="magenta"/>
           <w:lang w:eastAsia="cs-CZ"/>
         </w:rPr>
         <w:t>firma.company</w:t>
@@ -474,7 +443,6 @@
           <w:b/>
           <w:sz w:val="24"/>
           <w:szCs w:val="23"/>
-          <w:highlight w:val="magenta"/>
           <w:lang w:eastAsia="cs-CZ"/>
         </w:rPr>
         <w:t>}}</w:t>
@@ -488,7 +456,6 @@
           <w:b/>
           <w:sz w:val="24"/>
           <w:szCs w:val="23"/>
-          <w:highlight w:val="magenta"/>
           <w:lang w:eastAsia="cs-CZ"/>
         </w:rPr>
       </w:pPr>
@@ -498,7 +465,6 @@
           <w:b/>
           <w:sz w:val="24"/>
           <w:szCs w:val="23"/>
-          <w:highlight w:val="magenta"/>
           <w:lang w:eastAsia="cs-CZ"/>
         </w:rPr>
         <w:t>{{section2_</w:t>
@@ -510,7 +476,6 @@
           <w:b/>
           <w:sz w:val="24"/>
           <w:szCs w:val="23"/>
-          <w:highlight w:val="magenta"/>
           <w:lang w:eastAsia="cs-CZ"/>
         </w:rPr>
         <w:t>firma.address</w:t>
@@ -522,79 +487,75 @@
           <w:b/>
           <w:sz w:val="24"/>
           <w:szCs w:val="23"/>
-          <w:highlight w:val="magenta"/>
-          <w:lang w:eastAsia="cs-CZ"/>
-        </w:rPr>
-        <w:t>}}</w:t>
-      </w:r>
+          <w:lang w:eastAsia="cs-CZ"/>
+        </w:rPr>
+        <w:t>}} {{section2_</w:t>
+      </w:r>
+      <w:proofErr w:type="gramStart"/>
       <w:r>
         <w:rPr>
           <w:rFonts w:ascii="Cambria" w:eastAsia="Times New Roman" w:hAnsi="Cambria" w:cs="Arial CE"/>
           <w:b/>
           <w:sz w:val="24"/>
           <w:szCs w:val="23"/>
-          <w:highlight w:val="magenta"/>
-          <w:lang w:eastAsia="cs-CZ"/>
-        </w:rPr>
-        <w:t xml:space="preserve"> {{section2_</w:t>
-      </w:r>
-      <w:proofErr w:type="gramStart"/>
+          <w:lang w:eastAsia="cs-CZ"/>
+        </w:rPr>
+        <w:t>firma.house</w:t>
+      </w:r>
+      <w:proofErr w:type="gramEnd"/>
       <w:r>
         <w:rPr>
           <w:rFonts w:ascii="Cambria" w:eastAsia="Times New Roman" w:hAnsi="Cambria" w:cs="Arial CE"/>
           <w:b/>
           <w:sz w:val="24"/>
           <w:szCs w:val="23"/>
-          <w:highlight w:val="magenta"/>
-          <w:lang w:eastAsia="cs-CZ"/>
-        </w:rPr>
-        <w:t>firma.house</w:t>
-      </w:r>
-      <w:proofErr w:type="gramEnd"/>
+          <w:lang w:eastAsia="cs-CZ"/>
+        </w:rPr>
+        <w:t>_number}}</w:t>
+      </w:r>
+    </w:p>
+    <w:p>
+      <w:pPr>
+        <w:ind w:left="3540"/>
+        <w:rPr>
+          <w:rFonts w:asciiTheme="majorHAnsi" w:hAnsiTheme="majorHAnsi"/>
+          <w:b/>
+          <w:sz w:val="24"/>
+          <w:szCs w:val="24"/>
+          <w:lang w:eastAsia="cs-CZ"/>
+        </w:rPr>
+      </w:pPr>
       <w:r>
         <w:rPr>
           <w:rFonts w:ascii="Cambria" w:eastAsia="Times New Roman" w:hAnsi="Cambria" w:cs="Arial CE"/>
           <w:b/>
           <w:sz w:val="24"/>
           <w:szCs w:val="23"/>
-          <w:highlight w:val="magenta"/>
-          <w:lang w:eastAsia="cs-CZ"/>
-        </w:rPr>
-        <w:t>_number</w:t>
-      </w:r>
+          <w:lang w:eastAsia="cs-CZ"/>
+        </w:rPr>
+        <w:t>{{section2_</w:t>
+      </w:r>
+      <w:proofErr w:type="gramStart"/>
       <w:r>
         <w:rPr>
           <w:rFonts w:ascii="Cambria" w:eastAsia="Times New Roman" w:hAnsi="Cambria" w:cs="Arial CE"/>
           <w:b/>
           <w:sz w:val="24"/>
           <w:szCs w:val="23"/>
-          <w:highlight w:val="magenta"/>
-          <w:lang w:eastAsia="cs-CZ"/>
-        </w:rPr>
-        <w:t>}}</w:t>
-      </w:r>
-    </w:p>
-    <w:p>
-      <w:pPr>
-        <w:ind w:left="3540"/>
-        <w:rPr>
-          <w:rFonts w:asciiTheme="majorHAnsi" w:hAnsiTheme="majorHAnsi"/>
-          <w:b/>
-          <w:sz w:val="24"/>
-          <w:szCs w:val="24"/>
-          <w:lang w:eastAsia="cs-CZ"/>
-        </w:rPr>
-      </w:pPr>
+          <w:lang w:eastAsia="cs-CZ"/>
+        </w:rPr>
+        <w:t>firma.city</w:t>
+      </w:r>
+      <w:proofErr w:type="gramEnd"/>
       <w:r>
         <w:rPr>
           <w:rFonts w:ascii="Cambria" w:eastAsia="Times New Roman" w:hAnsi="Cambria" w:cs="Arial CE"/>
           <w:b/>
           <w:sz w:val="24"/>
           <w:szCs w:val="23"/>
-          <w:highlight w:val="magenta"/>
-          <w:lang w:eastAsia="cs-CZ"/>
-        </w:rPr>
-        <w:t>{{section2_</w:t>
+          <w:lang w:eastAsia="cs-CZ"/>
+        </w:rPr>
+        <w:t>}} {{section2_</w:t>
       </w:r>
       <w:proofErr w:type="gramStart"/>
       <w:r>
@@ -603,7 +564,6 @@
           <w:b/>
           <w:sz w:val="24"/>
           <w:szCs w:val="23"/>
-          <w:highlight w:val="magenta"/>
           <w:lang w:eastAsia="cs-CZ"/>
         </w:rPr>
         <w:t>firma.city</w:t>
@@ -615,102 +575,31 @@
           <w:b/>
           <w:sz w:val="24"/>
           <w:szCs w:val="23"/>
-          <w:highlight w:val="magenta"/>
-          <w:lang w:eastAsia="cs-CZ"/>
-        </w:rPr>
-        <w:t>}}</w:t>
-      </w:r>
+          <w:lang w:eastAsia="cs-CZ"/>
+        </w:rPr>
+        <w:t>_district}} {{section2_</w:t>
+      </w:r>
+      <w:proofErr w:type="gramStart"/>
       <w:r>
         <w:rPr>
           <w:rFonts w:ascii="Cambria" w:eastAsia="Times New Roman" w:hAnsi="Cambria" w:cs="Arial CE"/>
           <w:b/>
           <w:sz w:val="24"/>
           <w:szCs w:val="23"/>
-          <w:highlight w:val="magenta"/>
-          <w:lang w:eastAsia="cs-CZ"/>
-        </w:rPr>
-        <w:t xml:space="preserve"> {{section2_</w:t>
-      </w:r>
-      <w:proofErr w:type="gramStart"/>
+          <w:lang w:eastAsia="cs-CZ"/>
+        </w:rPr>
+        <w:t>firma.postal</w:t>
+      </w:r>
+      <w:proofErr w:type="gramEnd"/>
       <w:r>
         <w:rPr>
           <w:rFonts w:ascii="Cambria" w:eastAsia="Times New Roman" w:hAnsi="Cambria" w:cs="Arial CE"/>
           <w:b/>
           <w:sz w:val="24"/>
           <w:szCs w:val="23"/>
-          <w:highlight w:val="magenta"/>
-          <w:lang w:eastAsia="cs-CZ"/>
-        </w:rPr>
-        <w:t>firma.city</w:t>
-      </w:r>
-      <w:proofErr w:type="gramEnd"/>
-      <w:r>
-        <w:rPr>
-          <w:rFonts w:ascii="Cambria" w:eastAsia="Times New Roman" w:hAnsi="Cambria" w:cs="Arial CE"/>
-          <w:b/>
-          <w:sz w:val="24"/>
-          <w:szCs w:val="23"/>
-          <w:highlight w:val="magenta"/>
-          <w:lang w:eastAsia="cs-CZ"/>
-        </w:rPr>
-        <w:t>_district</w:t>
-      </w:r>
-      <w:r>
-        <w:rPr>
-          <w:rFonts w:ascii="Cambria" w:eastAsia="Times New Roman" w:hAnsi="Cambria" w:cs="Arial CE"/>
-          <w:b/>
-          <w:sz w:val="24"/>
-          <w:szCs w:val="23"/>
-          <w:highlight w:val="magenta"/>
-          <w:lang w:eastAsia="cs-CZ"/>
-        </w:rPr>
-        <w:t>}}</w:t>
-      </w:r>
-      <w:r>
-        <w:rPr>
-          <w:rFonts w:ascii="Cambria" w:eastAsia="Times New Roman" w:hAnsi="Cambria" w:cs="Arial CE"/>
-          <w:b/>
-          <w:sz w:val="24"/>
-          <w:szCs w:val="23"/>
-          <w:highlight w:val="magenta"/>
-          <w:lang w:eastAsia="cs-CZ"/>
-        </w:rPr>
-        <w:t xml:space="preserve"> {{section2_</w:t>
-      </w:r>
-      <w:proofErr w:type="gramStart"/>
-      <w:r>
-        <w:rPr>
-          <w:rFonts w:ascii="Cambria" w:eastAsia="Times New Roman" w:hAnsi="Cambria" w:cs="Arial CE"/>
-          <w:b/>
-          <w:sz w:val="24"/>
-          <w:szCs w:val="23"/>
-          <w:highlight w:val="magenta"/>
-          <w:lang w:eastAsia="cs-CZ"/>
-        </w:rPr>
-        <w:t>firma.postal</w:t>
-      </w:r>
-      <w:proofErr w:type="gramEnd"/>
-      <w:r>
-        <w:rPr>
-          <w:rFonts w:ascii="Cambria" w:eastAsia="Times New Roman" w:hAnsi="Cambria" w:cs="Arial CE"/>
-          <w:b/>
-          <w:sz w:val="24"/>
-          <w:szCs w:val="23"/>
-          <w:highlight w:val="magenta"/>
-          <w:lang w:eastAsia="cs-CZ"/>
-        </w:rPr>
-        <w:t>_code</w:t>
-      </w:r>
-      <w:r>
-        <w:rPr>
-          <w:rFonts w:ascii="Cambria" w:eastAsia="Times New Roman" w:hAnsi="Cambria" w:cs="Arial CE"/>
-          <w:b/>
-          <w:sz w:val="24"/>
-          <w:szCs w:val="23"/>
-          <w:highlight w:val="magenta"/>
-          <w:lang w:eastAsia="cs-CZ"/>
-        </w:rPr>
-        <w:t>}}</w:t>
+          <w:lang w:eastAsia="cs-CZ"/>
+        </w:rPr>
+        <w:t>_code}}</w:t>
       </w:r>
     </w:p>
     <w:p>
@@ -788,21 +677,9 @@
           <w:b/>
           <w:sz w:val="24"/>
           <w:szCs w:val="23"/>
-          <w:highlight w:val="magenta"/>
-          <w:lang w:eastAsia="cs-CZ"/>
-        </w:rPr>
-        <w:t>{{section2_firma.ico</w:t>
-      </w:r>
-      <w:r>
-        <w:rPr>
-          <w:rFonts w:ascii="Cambria" w:eastAsia="Times New Roman" w:hAnsi="Cambria" w:cs="Arial CE"/>
-          <w:b/>
-          <w:sz w:val="24"/>
-          <w:szCs w:val="23"/>
-          <w:highlight w:val="magenta"/>
-          <w:lang w:eastAsia="cs-CZ"/>
-        </w:rPr>
-        <w:t>}}</w:t>
+          <w:lang w:eastAsia="cs-CZ"/>
+        </w:rPr>
+        <w:t>{{section2_firma.ico}}</w:t>
       </w:r>
     </w:p>
     <w:p>
@@ -879,7 +756,6 @@
           <w:b/>
           <w:sz w:val="24"/>
           <w:szCs w:val="24"/>
-          <w:highlight w:val="magenta"/>
           <w:lang w:eastAsia="cs-CZ"/>
         </w:rPr>
         <w:t>{{section2_</w:t>
@@ -891,7 +767,6 @@
           <w:b/>
           <w:sz w:val="24"/>
           <w:szCs w:val="24"/>
-          <w:highlight w:val="magenta"/>
           <w:lang w:eastAsia="cs-CZ"/>
         </w:rPr>
         <w:t>firma.profession</w:t>
@@ -903,7 +778,6 @@
           <w:b/>
           <w:sz w:val="24"/>
           <w:szCs w:val="24"/>
-          <w:highlight w:val="magenta"/>
           <w:lang w:eastAsia="cs-CZ"/>
         </w:rPr>
         <w:t>_name}}</w:t>
@@ -952,7 +826,6 @@
           <w:b/>
           <w:sz w:val="24"/>
           <w:szCs w:val="24"/>
-          <w:highlight w:val="magenta"/>
           <w:lang w:eastAsia="cs-CZ"/>
         </w:rPr>
         <w:t>{{section2_</w:t>
@@ -964,7 +837,6 @@
           <w:b/>
           <w:sz w:val="24"/>
           <w:szCs w:val="24"/>
-          <w:highlight w:val="magenta"/>
           <w:lang w:eastAsia="cs-CZ"/>
         </w:rPr>
         <w:t>firma.workplace</w:t>
@@ -976,7 +848,6 @@
           <w:b/>
           <w:sz w:val="24"/>
           <w:szCs w:val="24"/>
-          <w:highlight w:val="magenta"/>
           <w:lang w:eastAsia="cs-CZ"/>
         </w:rPr>
         <w:t>}}</w:t>
@@ -1159,7 +1030,6 @@
           <w:b/>
           <w:sz w:val="24"/>
           <w:szCs w:val="24"/>
-          <w:highlight w:val="magenta"/>
           <w:lang w:eastAsia="cs-CZ"/>
         </w:rPr>
         <w:t>{{</w:t>
@@ -1171,7 +1041,6 @@
           <w:b/>
           <w:sz w:val="24"/>
           <w:szCs w:val="24"/>
-          <w:highlight w:val="magenta"/>
           <w:lang w:eastAsia="cs-CZ"/>
         </w:rPr>
         <w:t>today_date</w:t>
@@ -1183,7 +1052,6 @@
           <w:b/>
           <w:sz w:val="24"/>
           <w:szCs w:val="24"/>
-          <w:highlight w:val="magenta"/>
           <w:lang w:eastAsia="cs-CZ"/>
         </w:rPr>
         <w:t>}}</w:t>
@@ -1241,7 +1109,6 @@
         <w:rPr>
           <w:sz w:val="20"/>
           <w:szCs w:val="20"/>
-          <w:highlight w:val="magenta"/>
           <w:lang w:eastAsia="cs-CZ"/>
         </w:rPr>
         <w:t>LSZ {{section2_</w:t>
@@ -1251,7 +1118,6 @@
         <w:rPr>
           <w:sz w:val="20"/>
           <w:szCs w:val="20"/>
-          <w:highlight w:val="magenta"/>
           <w:lang w:eastAsia="cs-CZ"/>
         </w:rPr>
         <w:t>firma.evidence</w:t>
@@ -1261,7 +1127,6 @@
         <w:rPr>
           <w:sz w:val="20"/>
           <w:szCs w:val="20"/>
-          <w:highlight w:val="magenta"/>
           <w:lang w:eastAsia="cs-CZ"/>
         </w:rPr>
         <w:t>_number</w:t>
@@ -1271,26 +1136,15 @@
         <w:rPr>
           <w:sz w:val="20"/>
           <w:szCs w:val="20"/>
-          <w:highlight w:val="magenta"/>
-          <w:lang w:eastAsia="cs-CZ"/>
-        </w:rPr>
-        <w:t>}}</w:t>
-      </w:r>
+          <w:lang w:eastAsia="cs-CZ"/>
+        </w:rPr>
+        <w:t>}}/</w:t>
+      </w:r>
+      <w:proofErr w:type="gramEnd"/>
       <w:r>
         <w:rPr>
           <w:sz w:val="20"/>
           <w:szCs w:val="20"/>
-          <w:highlight w:val="magenta"/>
-          <w:lang w:eastAsia="cs-CZ"/>
-        </w:rPr>
-        <w:t>/</w:t>
-      </w:r>
-      <w:proofErr w:type="gramEnd"/>
-      <w:r>
-        <w:rPr>
-          <w:sz w:val="20"/>
-          <w:szCs w:val="20"/>
-          <w:highlight w:val="magenta"/>
           <w:lang w:eastAsia="cs-CZ"/>
         </w:rPr>
         <w:t>2025</w:t>
@@ -1981,7 +1835,6 @@
       </w:r>
       <w:r>
         <w:rPr>
-          <w:highlight w:val="magenta"/>
           <w:lang w:eastAsia="cs-CZ"/>
         </w:rPr>
         <w:t>{{section4_worker_</w:t>
@@ -1989,7 +1842,6 @@
       <w:proofErr w:type="gramStart"/>
       <w:r>
         <w:rPr>
-          <w:highlight w:val="magenta"/>
           <w:lang w:eastAsia="cs-CZ"/>
         </w:rPr>
         <w:t>a.initials</w:t>
@@ -1997,36 +1849,13 @@
       <w:proofErr w:type="gramEnd"/>
       <w:r>
         <w:rPr>
-          <w:highlight w:val="magenta"/>
-          <w:lang w:eastAsia="cs-CZ"/>
-        </w:rPr>
-        <w:t>|czech}}</w:t>
-      </w:r>
-      <w:r>
-        <w:rPr>
-          <w:highlight w:val="magenta"/>
-          <w:lang w:eastAsia="cs-CZ"/>
-        </w:rPr>
-        <w:t>,</w:t>
-      </w:r>
-      <w:r>
-        <w:rPr>
-          <w:highlight w:val="yellow"/>
-          <w:lang w:eastAsia="cs-CZ"/>
-        </w:rPr>
-        <w:t xml:space="preserve"> </w:t>
-      </w:r>
-      <w:r>
-        <w:rPr>
-          <w:highlight w:val="magenta"/>
-          <w:lang w:eastAsia="cs-CZ"/>
-        </w:rPr>
-        <w:t>{{section5_worker_</w:t>
+          <w:lang w:eastAsia="cs-CZ"/>
+        </w:rPr>
+        <w:t>|czech}}, {{section5_worker_</w:t>
       </w:r>
       <w:proofErr w:type="gramStart"/>
       <w:r>
         <w:rPr>
-          <w:highlight w:val="magenta"/>
           <w:lang w:eastAsia="cs-CZ"/>
         </w:rPr>
         <w:t>b.initials</w:t>
@@ -2034,17 +1863,9 @@
       <w:proofErr w:type="gramEnd"/>
       <w:r>
         <w:rPr>
-          <w:highlight w:val="magenta"/>
-          <w:lang w:eastAsia="cs-CZ"/>
-        </w:rPr>
-        <w:t>|czech}}</w:t>
-      </w:r>
-      <w:r>
-        <w:rPr>
-          <w:highlight w:val="magenta"/>
-          <w:lang w:eastAsia="cs-CZ"/>
-        </w:rPr>
-        <w:t xml:space="preserve">), </w:t>
+          <w:lang w:eastAsia="cs-CZ"/>
+        </w:rPr>
+        <w:t xml:space="preserve">|czech}}), </w:t>
       </w:r>
       <w:r>
         <w:rPr>
@@ -2069,7 +1890,6 @@
         <w:rPr>
           <w:i/>
           <w:szCs w:val="20"/>
-          <w:highlight w:val="magenta"/>
           <w:lang w:eastAsia="cs-CZ"/>
         </w:rPr>
         <w:t>{{section2_</w:t>
@@ -2079,7 +1899,6 @@
         <w:rPr>
           <w:i/>
           <w:szCs w:val="20"/>
-          <w:highlight w:val="magenta"/>
           <w:lang w:eastAsia="cs-CZ"/>
         </w:rPr>
         <w:t>firma.workplace</w:t>
@@ -2089,19 +1908,9 @@
         <w:rPr>
           <w:i/>
           <w:szCs w:val="20"/>
-          <w:highlight w:val="magenta"/>
-          <w:lang w:eastAsia="cs-CZ"/>
-        </w:rPr>
-        <w:t>|czech}}</w:t>
-      </w:r>
-      <w:r>
-        <w:rPr>
-          <w:i/>
-          <w:szCs w:val="20"/>
-          <w:highlight w:val="magenta"/>
-          <w:lang w:eastAsia="cs-CZ"/>
-        </w:rPr>
-        <w:t xml:space="preserve"> </w:t>
+          <w:lang w:eastAsia="cs-CZ"/>
+        </w:rPr>
+        <w:t xml:space="preserve">|czech}} </w:t>
       </w:r>
       <w:r>
         <w:rPr>
@@ -2115,7 +1924,6 @@
           <w:rFonts w:cstheme="minorHAnsi"/>
           <w:i/>
           <w:szCs w:val="20"/>
-          <w:highlight w:val="magenta"/>
           <w:lang w:eastAsia="cs-CZ"/>
         </w:rPr>
         <w:t>{{section2_</w:t>
@@ -2126,7 +1934,6 @@
           <w:rFonts w:cstheme="minorHAnsi"/>
           <w:i/>
           <w:szCs w:val="20"/>
-          <w:highlight w:val="magenta"/>
           <w:lang w:eastAsia="cs-CZ"/>
         </w:rPr>
         <w:t>firma.profession</w:t>
@@ -2137,35 +1944,11 @@
           <w:rFonts w:cstheme="minorHAnsi"/>
           <w:i/>
           <w:szCs w:val="20"/>
-          <w:highlight w:val="magenta"/>
-          <w:lang w:eastAsia="cs-CZ"/>
-        </w:rPr>
-        <w:t>_name</w:t>
-      </w:r>
-      <w:r>
-        <w:rPr>
-          <w:rFonts w:cstheme="minorHAnsi"/>
-          <w:i/>
-          <w:szCs w:val="20"/>
-          <w:highlight w:val="magenta"/>
-          <w:lang w:eastAsia="cs-CZ"/>
-        </w:rPr>
-        <w:t>|czech}}</w:t>
-      </w:r>
-      <w:r>
-        <w:rPr>
-          <w:rFonts w:cstheme="minorHAnsi"/>
-          <w:i/>
-          <w:szCs w:val="20"/>
-          <w:highlight w:val="magenta"/>
-          <w:lang w:eastAsia="cs-CZ"/>
-        </w:rPr>
-        <w:t>.</w:t>
-      </w:r>
-      <w:r>
-        <w:rPr>
-          <w:highlight w:val="magenta"/>
-        </w:rPr>
+          <w:lang w:eastAsia="cs-CZ"/>
+        </w:rPr>
+        <w:t>_name|czech}}.</w:t>
+      </w:r>
+      <w:r>
         <w:t xml:space="preserve"> </w:t>
       </w:r>
       <w:bookmarkEnd w:id="2"/>
@@ -2674,7 +2457,6 @@
               <w:rPr>
                 <w:rFonts w:cs="Calibri"/>
                 <w:szCs w:val="20"/>
-                <w:highlight w:val="magenta"/>
               </w:rPr>
               <w:t>{{section2_</w:t>
             </w:r>
@@ -2683,7 +2465,6 @@
               <w:rPr>
                 <w:rFonts w:cs="Calibri"/>
                 <w:szCs w:val="20"/>
-                <w:highlight w:val="magenta"/>
               </w:rPr>
               <w:t>firma.measurement</w:t>
             </w:r>
@@ -2692,17 +2473,8 @@
               <w:rPr>
                 <w:rFonts w:cs="Calibri"/>
                 <w:szCs w:val="20"/>
-                <w:highlight w:val="magenta"/>
-              </w:rPr>
-              <w:t>_date</w:t>
-            </w:r>
-            <w:r>
-              <w:rPr>
-                <w:rFonts w:cs="Calibri"/>
-                <w:szCs w:val="20"/>
-                <w:highlight w:val="magenta"/>
-              </w:rPr>
-              <w:t>|czech}}</w:t>
+              </w:rPr>
+              <w:t>_date|czech}}</w:t>
             </w:r>
           </w:p>
         </w:tc>
@@ -3173,7 +2945,6 @@
               <w:rPr>
                 <w:rFonts w:cs="Calibri"/>
                 <w:szCs w:val="20"/>
-                <w:highlight w:val="magenta"/>
               </w:rPr>
               <w:t>{{section2_</w:t>
             </w:r>
@@ -3182,7 +2953,6 @@
               <w:rPr>
                 <w:rFonts w:cs="Calibri"/>
                 <w:szCs w:val="20"/>
-                <w:highlight w:val="magenta"/>
               </w:rPr>
               <w:t>firma.measurement</w:t>
             </w:r>
@@ -3191,17 +2961,8 @@
               <w:rPr>
                 <w:rFonts w:cs="Calibri"/>
                 <w:szCs w:val="20"/>
-                <w:highlight w:val="magenta"/>
-              </w:rPr>
-              <w:t>_date</w:t>
-            </w:r>
-            <w:r>
-              <w:rPr>
-                <w:rFonts w:cs="Calibri"/>
-                <w:szCs w:val="20"/>
-                <w:highlight w:val="magenta"/>
-              </w:rPr>
-              <w:t>|czech}}</w:t>
+              </w:rPr>
+              <w:t>_date|czech}}</w:t>
             </w:r>
           </w:p>
         </w:tc>
@@ -17348,7 +17109,6 @@
             </w:pPr>
             <w:r>
               <w:rPr>
-                <w:highlight w:val="magenta"/>
                 <w:lang w:eastAsia="cs-CZ"/>
               </w:rPr>
               <w:t>{{section4_worker_</w:t>
@@ -17356,7 +17116,6 @@
             <w:proofErr w:type="gramStart"/>
             <w:r>
               <w:rPr>
-                <w:highlight w:val="magenta"/>
                 <w:lang w:eastAsia="cs-CZ"/>
               </w:rPr>
               <w:t>a.initials</w:t>
@@ -17364,22 +17123,13 @@
             <w:proofErr w:type="gramEnd"/>
             <w:r>
               <w:rPr>
-                <w:highlight w:val="magenta"/>
-                <w:lang w:eastAsia="cs-CZ"/>
-              </w:rPr>
-              <w:t>|czech}}</w:t>
-            </w:r>
-            <w:r>
-              <w:rPr>
-                <w:highlight w:val="magenta"/>
-                <w:lang w:eastAsia="cs-CZ"/>
-              </w:rPr>
-              <w:t>, {{section5_worker_</w:t>
+                <w:lang w:eastAsia="cs-CZ"/>
+              </w:rPr>
+              <w:t>|czech}}, {{section5_worker_</w:t>
             </w:r>
             <w:proofErr w:type="gramStart"/>
             <w:r>
               <w:rPr>
-                <w:highlight w:val="magenta"/>
                 <w:lang w:eastAsia="cs-CZ"/>
               </w:rPr>
               <w:t>b.initials</w:t>
@@ -17387,7 +17137,6 @@
             <w:proofErr w:type="gramEnd"/>
             <w:r>
               <w:rPr>
-                <w:highlight w:val="magenta"/>
                 <w:lang w:eastAsia="cs-CZ"/>
               </w:rPr>
               <w:t>|czech}}</w:t>
@@ -17457,7 +17206,6 @@
                 <w:rFonts w:cstheme="minorHAnsi"/>
                 <w:bCs/>
                 <w:szCs w:val="20"/>
-                <w:highlight w:val="magenta"/>
                 <w:lang w:eastAsia="cs-CZ"/>
               </w:rPr>
               <w:t>{{section2_</w:t>
@@ -17468,7 +17216,6 @@
                 <w:rFonts w:cstheme="minorHAnsi"/>
                 <w:bCs/>
                 <w:szCs w:val="20"/>
-                <w:highlight w:val="magenta"/>
                 <w:lang w:eastAsia="cs-CZ"/>
               </w:rPr>
               <w:t>firma.profession</w:t>
@@ -17479,20 +17226,9 @@
                 <w:rFonts w:cstheme="minorHAnsi"/>
                 <w:bCs/>
                 <w:szCs w:val="20"/>
-                <w:highlight w:val="magenta"/>
-                <w:lang w:eastAsia="cs-CZ"/>
-              </w:rPr>
-              <w:t>_name</w:t>
-            </w:r>
-            <w:r>
-              <w:rPr>
-                <w:rFonts w:cstheme="minorHAnsi"/>
-                <w:bCs/>
-                <w:szCs w:val="20"/>
-                <w:highlight w:val="magenta"/>
-                <w:lang w:eastAsia="cs-CZ"/>
-              </w:rPr>
-              <w:t>|czech}}</w:t>
+                <w:lang w:eastAsia="cs-CZ"/>
+              </w:rPr>
+              <w:t>_name|czech}}</w:t>
             </w:r>
           </w:p>
         </w:tc>
@@ -17560,7 +17296,6 @@
                 <w:rFonts w:cstheme="minorHAnsi"/>
                 <w:bCs/>
                 <w:szCs w:val="20"/>
-                <w:highlight w:val="magenta"/>
                 <w:lang w:eastAsia="cs-CZ"/>
               </w:rPr>
               <w:t>{{section2_</w:t>
@@ -17571,7 +17306,6 @@
                 <w:rFonts w:cstheme="minorHAnsi"/>
                 <w:bCs/>
                 <w:szCs w:val="20"/>
-                <w:highlight w:val="magenta"/>
                 <w:lang w:eastAsia="cs-CZ"/>
               </w:rPr>
               <w:t>firma.workplace</w:t>
@@ -17582,7 +17316,6 @@
                 <w:rFonts w:cstheme="minorHAnsi"/>
                 <w:bCs/>
                 <w:szCs w:val="20"/>
-                <w:highlight w:val="magenta"/>
                 <w:lang w:eastAsia="cs-CZ"/>
               </w:rPr>
               <w:t>|czech}}</w:t>
@@ -17684,7 +17417,6 @@
                 <w:rFonts w:cstheme="minorHAnsi"/>
                 <w:bCs/>
                 <w:szCs w:val="20"/>
-                <w:highlight w:val="magenta"/>
                 <w:lang w:eastAsia="cs-CZ"/>
               </w:rPr>
               <w:t>{{section4_worker_</w:t>
@@ -17695,7 +17427,6 @@
                 <w:rFonts w:cstheme="minorHAnsi"/>
                 <w:bCs/>
                 <w:szCs w:val="20"/>
-                <w:highlight w:val="magenta"/>
                 <w:lang w:eastAsia="cs-CZ"/>
               </w:rPr>
               <w:t>a.work</w:t>
@@ -17706,27 +17437,15 @@
                 <w:rFonts w:cstheme="minorHAnsi"/>
                 <w:bCs/>
                 <w:szCs w:val="20"/>
-                <w:highlight w:val="magenta"/>
-                <w:lang w:eastAsia="cs-CZ"/>
-              </w:rPr>
-              <w:t>_duration</w:t>
+                <w:lang w:eastAsia="cs-CZ"/>
+              </w:rPr>
+              <w:t>_duration|czech}}</w:t>
             </w:r>
             <w:r>
               <w:rPr>
                 <w:rFonts w:cstheme="minorHAnsi"/>
-                <w:bCs/>
+                <w:b/>
                 <w:szCs w:val="20"/>
-                <w:highlight w:val="magenta"/>
-                <w:lang w:eastAsia="cs-CZ"/>
-              </w:rPr>
-              <w:t>|czech}}</w:t>
-            </w:r>
-            <w:r>
-              <w:rPr>
-                <w:rFonts w:cstheme="minorHAnsi"/>
-                <w:b/>
-                <w:szCs w:val="20"/>
-                <w:highlight w:val="magenta"/>
                 <w:lang w:eastAsia="cs-CZ"/>
               </w:rPr>
               <w:t xml:space="preserve"> </w:t>
@@ -17795,7 +17514,6 @@
                 <w:rFonts w:cstheme="minorHAnsi"/>
                 <w:b/>
                 <w:szCs w:val="20"/>
-                <w:highlight w:val="magenta"/>
                 <w:lang w:eastAsia="cs-CZ"/>
               </w:rPr>
               <w:t>{{section4_worker_</w:t>
@@ -17806,7 +17524,6 @@
                 <w:rFonts w:cstheme="minorHAnsi"/>
                 <w:b/>
                 <w:szCs w:val="20"/>
-                <w:highlight w:val="magenta"/>
                 <w:lang w:eastAsia="cs-CZ"/>
               </w:rPr>
               <w:t>a.breaks</w:t>
@@ -17817,20 +17534,9 @@
                 <w:rFonts w:cstheme="minorHAnsi"/>
                 <w:b/>
                 <w:szCs w:val="20"/>
-                <w:highlight w:val="magenta"/>
-                <w:lang w:eastAsia="cs-CZ"/>
-              </w:rPr>
-              <w:t>|czech}}</w:t>
-            </w:r>
-            <w:r>
-              <w:rPr>
-                <w:rFonts w:cstheme="minorHAnsi"/>
-                <w:b/>
-                <w:szCs w:val="20"/>
-                <w:highlight w:val="magenta"/>
-                <w:lang w:eastAsia="cs-CZ"/>
-              </w:rPr>
-              <w:t xml:space="preserve"> </w:t>
+                <w:lang w:eastAsia="cs-CZ"/>
+              </w:rPr>
+              <w:t xml:space="preserve">|czech}} </w:t>
             </w:r>
             <w:r>
               <w:rPr>
@@ -17896,7 +17602,6 @@
                 <w:rFonts w:cstheme="minorHAnsi"/>
                 <w:bCs/>
                 <w:szCs w:val="20"/>
-                <w:highlight w:val="magenta"/>
                 <w:lang w:eastAsia="cs-CZ"/>
               </w:rPr>
               <w:t>{{section4_worker_</w:t>
@@ -17907,7 +17612,6 @@
                 <w:rFonts w:cstheme="minorHAnsi"/>
                 <w:bCs/>
                 <w:szCs w:val="20"/>
-                <w:highlight w:val="magenta"/>
                 <w:lang w:eastAsia="cs-CZ"/>
               </w:rPr>
               <w:t>a.work</w:t>
@@ -17918,20 +17622,56 @@
                 <w:rFonts w:cstheme="minorHAnsi"/>
                 <w:bCs/>
                 <w:szCs w:val="20"/>
-                <w:highlight w:val="magenta"/>
-                <w:lang w:eastAsia="cs-CZ"/>
-              </w:rPr>
-              <w:t>_duration</w:t>
-            </w:r>
+                <w:lang w:eastAsia="cs-CZ"/>
+              </w:rPr>
+              <w:t>_duration_min|czech</w:t>
+            </w:r>
+            <w:proofErr w:type="gramStart"/>
             <w:r>
               <w:rPr>
                 <w:rFonts w:cstheme="minorHAnsi"/>
                 <w:bCs/>
                 <w:szCs w:val="20"/>
-                <w:highlight w:val="magenta"/>
-                <w:lang w:eastAsia="cs-CZ"/>
-              </w:rPr>
-              <w:t>_min|czech</w:t>
+                <w:lang w:eastAsia="cs-CZ"/>
+              </w:rPr>
+              <w:t>}}</w:t>
+            </w:r>
+            <w:r>
+              <w:rPr>
+                <w:rFonts w:cstheme="minorHAnsi"/>
+                <w:b/>
+                <w:szCs w:val="20"/>
+                <w:lang w:eastAsia="cs-CZ"/>
+              </w:rPr>
+              <w:t xml:space="preserve"> </w:t>
+            </w:r>
+            <w:r>
+              <w:rPr>
+                <w:rFonts w:cstheme="minorHAnsi"/>
+                <w:bCs/>
+                <w:szCs w:val="20"/>
+                <w:lang w:eastAsia="cs-CZ"/>
+              </w:rPr>
+              <w:t xml:space="preserve"> min</w:t>
+            </w:r>
+            <w:proofErr w:type="gramEnd"/>
+            <w:r>
+              <w:rPr>
+                <w:rFonts w:cstheme="minorHAnsi"/>
+                <w:bCs/>
+                <w:szCs w:val="20"/>
+                <w:lang w:eastAsia="cs-CZ"/>
+              </w:rPr>
+              <w:t xml:space="preserve"> + </w:t>
+            </w:r>
+            <w:r>
+              <w:rPr>
+                <w:rFonts w:cstheme="minorHAnsi"/>
+                <w:bCs/>
+                <w:szCs w:val="20"/>
+                <w:lang w:eastAsia="cs-CZ"/>
+              </w:rPr>
+              <w:t>{{section4_worker_</w:t>
             </w:r>
             <w:proofErr w:type="gramStart"/>
             <w:r>
@@ -17939,7 +17679,26 @@
                 <w:rFonts w:cstheme="minorHAnsi"/>
                 <w:bCs/>
                 <w:szCs w:val="20"/>
-                <w:highlight w:val="magenta"/>
+                <w:lang w:eastAsia="cs-CZ"/>
+              </w:rPr>
+              <w:t>a.safety</w:t>
+            </w:r>
+            <w:proofErr w:type="gramEnd"/>
+            <w:r>
+              <w:rPr>
+                <w:rFonts w:cstheme="minorHAnsi"/>
+                <w:bCs/>
+                <w:szCs w:val="20"/>
+                <w:lang w:eastAsia="cs-CZ"/>
+              </w:rPr>
+              <w:t>_break_min|czech</w:t>
+            </w:r>
+            <w:proofErr w:type="gramStart"/>
+            <w:r>
+              <w:rPr>
+                <w:rFonts w:cstheme="minorHAnsi"/>
+                <w:bCs/>
+                <w:szCs w:val="20"/>
                 <w:lang w:eastAsia="cs-CZ"/>
               </w:rPr>
               <w:t>}}</w:t>
@@ -17949,89 +17708,6 @@
                 <w:rFonts w:cstheme="minorHAnsi"/>
                 <w:b/>
                 <w:szCs w:val="20"/>
-                <w:highlight w:val="magenta"/>
-                <w:lang w:eastAsia="cs-CZ"/>
-              </w:rPr>
-              <w:t xml:space="preserve"> </w:t>
-            </w:r>
-            <w:r>
-              <w:rPr>
-                <w:rFonts w:cstheme="minorHAnsi"/>
-                <w:bCs/>
-                <w:szCs w:val="20"/>
-                <w:lang w:eastAsia="cs-CZ"/>
-              </w:rPr>
-              <w:t xml:space="preserve"> min</w:t>
-            </w:r>
-            <w:proofErr w:type="gramEnd"/>
-            <w:r>
-              <w:rPr>
-                <w:rFonts w:cstheme="minorHAnsi"/>
-                <w:bCs/>
-                <w:szCs w:val="20"/>
-                <w:lang w:eastAsia="cs-CZ"/>
-              </w:rPr>
-              <w:t xml:space="preserve"> + </w:t>
-            </w:r>
-            <w:r>
-              <w:rPr>
-                <w:rFonts w:cstheme="minorHAnsi"/>
-                <w:bCs/>
-                <w:szCs w:val="20"/>
-                <w:highlight w:val="magenta"/>
-                <w:lang w:eastAsia="cs-CZ"/>
-              </w:rPr>
-              <w:t>{{section4_worker_</w:t>
-            </w:r>
-            <w:proofErr w:type="gramStart"/>
-            <w:r>
-              <w:rPr>
-                <w:rFonts w:cstheme="minorHAnsi"/>
-                <w:bCs/>
-                <w:szCs w:val="20"/>
-                <w:highlight w:val="magenta"/>
-                <w:lang w:eastAsia="cs-CZ"/>
-              </w:rPr>
-              <w:t>a.</w:t>
-            </w:r>
-            <w:r>
-              <w:rPr>
-                <w:rFonts w:cstheme="minorHAnsi"/>
-                <w:bCs/>
-                <w:szCs w:val="20"/>
-                <w:highlight w:val="magenta"/>
-                <w:lang w:eastAsia="cs-CZ"/>
-              </w:rPr>
-              <w:t>safety</w:t>
-            </w:r>
-            <w:proofErr w:type="gramEnd"/>
-            <w:r>
-              <w:rPr>
-                <w:rFonts w:cstheme="minorHAnsi"/>
-                <w:bCs/>
-                <w:szCs w:val="20"/>
-                <w:highlight w:val="magenta"/>
-                <w:lang w:eastAsia="cs-CZ"/>
-              </w:rPr>
-              <w:t>_break_min|czech</w:t>
-            </w:r>
-            <w:proofErr w:type="gramStart"/>
-            <w:r>
-              <w:rPr>
-                <w:rFonts w:cstheme="minorHAnsi"/>
-                <w:bCs/>
-                <w:szCs w:val="20"/>
-                <w:highlight w:val="magenta"/>
-                <w:lang w:eastAsia="cs-CZ"/>
-              </w:rPr>
-              <w:t>}}</w:t>
-            </w:r>
-            <w:r>
-              <w:rPr>
-                <w:rFonts w:cstheme="minorHAnsi"/>
-                <w:b/>
-                <w:szCs w:val="20"/>
-                <w:highlight w:val="magenta"/>
                 <w:lang w:eastAsia="cs-CZ"/>
               </w:rPr>
               <w:t xml:space="preserve"> </w:t>
@@ -19972,9 +19648,6 @@
       <w:pPr>
         <w:spacing w:after="120" w:line="276" w:lineRule="auto"/>
         <w:rPr>
-          <w:b/>
-          <w:szCs w:val="20"/>
-          <w:highlight w:val="yellow"/>
           <w:lang w:eastAsia="cs-CZ"/>
         </w:rPr>
       </w:pPr>
@@ -19984,6 +19657,38 @@
           <w:lang w:eastAsia="cs-CZ"/>
         </w:rPr>
         <w:t xml:space="preserve">Měření provedl: </w:t>
+      </w:r>
+      <w:r>
+        <w:rPr>
+          <w:lang w:eastAsia="cs-CZ"/>
+        </w:rPr>
+        <w:t>{{</w:t>
+      </w:r>
+      <w:r>
+        <w:rPr>
+          <w:lang w:eastAsia="cs-CZ"/>
+        </w:rPr>
+        <w:t>section6_</w:t>
+      </w:r>
+      <w:proofErr w:type="gramStart"/>
+      <w:r>
+        <w:rPr>
+          <w:lang w:eastAsia="cs-CZ"/>
+        </w:rPr>
+        <w:t>final</w:t>
+      </w:r>
+      <w:r>
+        <w:rPr>
+          <w:lang w:eastAsia="cs-CZ"/>
+        </w:rPr>
+        <w:t>.measured</w:t>
+      </w:r>
+      <w:proofErr w:type="gramEnd"/>
+      <w:r>
+        <w:rPr>
+          <w:lang w:eastAsia="cs-CZ"/>
+        </w:rPr>
+        <w:t>_by}}</w:t>
       </w:r>
     </w:p>
     <w:p>
@@ -20052,37 +19757,23 @@
       </w:r>
       <w:r>
         <w:rPr>
-          <w:highlight w:val="yellow"/>
-          <w:lang w:eastAsia="cs-CZ"/>
-        </w:rPr>
-        <w:t>DD</w:t>
-      </w:r>
-      <w:r>
-        <w:rPr>
-          <w:highlight w:val="yellow"/>
-          <w:lang w:eastAsia="cs-CZ"/>
-        </w:rPr>
-        <w:t xml:space="preserve">. </w:t>
-      </w:r>
-      <w:r>
-        <w:rPr>
-          <w:highlight w:val="yellow"/>
-          <w:lang w:eastAsia="cs-CZ"/>
-        </w:rPr>
-        <w:t>MM</w:t>
-      </w:r>
-      <w:r>
-        <w:rPr>
-          <w:highlight w:val="yellow"/>
-          <w:lang w:eastAsia="cs-CZ"/>
-        </w:rPr>
-        <w:t xml:space="preserve">. </w:t>
-      </w:r>
-      <w:r>
-        <w:rPr>
-          <w:lang w:eastAsia="cs-CZ"/>
-        </w:rPr>
-        <w:t>RRRR</w:t>
+          <w:lang w:eastAsia="cs-CZ"/>
+        </w:rPr>
+        <w:t>{{</w:t>
+      </w:r>
+      <w:proofErr w:type="spellStart"/>
+      <w:r>
+        <w:rPr>
+          <w:lang w:eastAsia="cs-CZ"/>
+        </w:rPr>
+        <w:t>today_date</w:t>
+      </w:r>
+      <w:proofErr w:type="spellEnd"/>
+      <w:r>
+        <w:rPr>
+          <w:lang w:eastAsia="cs-CZ"/>
+        </w:rPr>
+        <w:t>}}</w:t>
       </w:r>
     </w:p>
     <w:p>
@@ -20378,7 +20069,6 @@
               <w:bCs/>
               <w:sz w:val="18"/>
               <w:szCs w:val="18"/>
-              <w:highlight w:val="magenta"/>
               <w:lang w:eastAsia="cs-CZ"/>
             </w:rPr>
             <w:t>{{section2_</w:t>
@@ -20391,7 +20081,6 @@
               <w:bCs/>
               <w:sz w:val="18"/>
               <w:szCs w:val="18"/>
-              <w:highlight w:val="magenta"/>
               <w:lang w:eastAsia="cs-CZ"/>
             </w:rPr>
             <w:t>firma.evidence</w:t>
@@ -20404,7 +20093,6 @@
               <w:bCs/>
               <w:sz w:val="18"/>
               <w:szCs w:val="18"/>
-              <w:highlight w:val="magenta"/>
               <w:lang w:eastAsia="cs-CZ"/>
             </w:rPr>
             <w:t>_number</w:t>
@@ -20417,22 +20105,9 @@
               <w:bCs/>
               <w:sz w:val="18"/>
               <w:szCs w:val="18"/>
-              <w:highlight w:val="magenta"/>
               <w:lang w:eastAsia="cs-CZ"/>
             </w:rPr>
-            <w:t>}}</w:t>
-          </w:r>
-          <w:r>
-            <w:rPr>
-              <w:rFonts w:eastAsia="Times New Roman" w:cs="Calibri"/>
-              <w:b/>
-              <w:bCs/>
-              <w:sz w:val="18"/>
-              <w:szCs w:val="18"/>
-              <w:highlight w:val="magenta"/>
-              <w:lang w:eastAsia="cs-CZ"/>
-            </w:rPr>
-            <w:t>/</w:t>
+            <w:t>}}/</w:t>
           </w:r>
           <w:proofErr w:type="gramEnd"/>
           <w:r>
@@ -20442,7 +20117,6 @@
               <w:bCs/>
               <w:sz w:val="18"/>
               <w:szCs w:val="18"/>
-              <w:highlight w:val="magenta"/>
               <w:lang w:eastAsia="cs-CZ"/>
             </w:rPr>
             <w:t>2025</w:t>
@@ -20770,7 +20444,6 @@
               <w:bCs/>
               <w:sz w:val="18"/>
               <w:szCs w:val="18"/>
-              <w:highlight w:val="magenta"/>
               <w:lang w:eastAsia="cs-CZ"/>
             </w:rPr>
             <w:t>{{section2_</w:t>
@@ -20783,7 +20456,6 @@
               <w:bCs/>
               <w:sz w:val="18"/>
               <w:szCs w:val="18"/>
-              <w:highlight w:val="magenta"/>
               <w:lang w:eastAsia="cs-CZ"/>
             </w:rPr>
             <w:t>firma.evidence</w:t>
@@ -20796,7 +20468,6 @@
               <w:bCs/>
               <w:sz w:val="18"/>
               <w:szCs w:val="18"/>
-              <w:highlight w:val="magenta"/>
               <w:lang w:eastAsia="cs-CZ"/>
             </w:rPr>
             <w:t>_number</w:t>
@@ -20809,22 +20480,9 @@
               <w:bCs/>
               <w:sz w:val="18"/>
               <w:szCs w:val="18"/>
-              <w:highlight w:val="magenta"/>
               <w:lang w:eastAsia="cs-CZ"/>
             </w:rPr>
-            <w:t>}}</w:t>
-          </w:r>
-          <w:r>
-            <w:rPr>
-              <w:rFonts w:eastAsia="Times New Roman" w:cs="Calibri"/>
-              <w:b/>
-              <w:bCs/>
-              <w:sz w:val="18"/>
-              <w:szCs w:val="18"/>
-              <w:highlight w:val="magenta"/>
-              <w:lang w:eastAsia="cs-CZ"/>
-            </w:rPr>
-            <w:t>/</w:t>
+            <w:t>}}/</w:t>
           </w:r>
           <w:proofErr w:type="gramEnd"/>
           <w:r>
@@ -20834,7 +20492,6 @@
               <w:bCs/>
               <w:sz w:val="18"/>
               <w:szCs w:val="18"/>
-              <w:highlight w:val="magenta"/>
               <w:lang w:eastAsia="cs-CZ"/>
             </w:rPr>
             <w:t>2025</w:t>
@@ -21317,7 +20974,7 @@
         </mc:Choice>
         <mc:Fallback>
           <w:pict>
-            <v:line w14:anchorId="69AB293E" id="Přímá spojnice 4" o:spid="_x0000_s1026" style="position:absolute;z-index:251658240;visibility:visible;mso-wrap-style:square;mso-width-percent:0;mso-height-percent:0;mso-wrap-distance-left:9pt;mso-wrap-distance-top:-1e-4mm;mso-wrap-distance-right:9pt;mso-wrap-distance-bottom:-1e-4mm;mso-position-horizontal:absolute;mso-position-horizontal-relative:text;mso-position-vertical:absolute;mso-position-vertical-relative:text;mso-width-percent:0;mso-height-percent:0;mso-width-relative:margin;mso-height-relative:margin" from="-34.1pt,19.8pt" to="490.15pt,19.8pt" o:gfxdata="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">
+            <v:line w14:anchorId="766D6EEC" id="Přímá spojnice 4" o:spid="_x0000_s1026" style="position:absolute;z-index:251658240;visibility:visible;mso-wrap-style:square;mso-width-percent:0;mso-height-percent:0;mso-wrap-distance-left:9pt;mso-wrap-distance-top:-1e-4mm;mso-wrap-distance-right:9pt;mso-wrap-distance-bottom:-1e-4mm;mso-position-horizontal:absolute;mso-position-horizontal-relative:text;mso-position-vertical:absolute;mso-position-vertical-relative:text;mso-width-percent:0;mso-height-percent:0;mso-width-relative:margin;mso-height-relative:margin" from="-34.1pt,19.8pt" to="490.15pt,19.8pt" o:gfxdata="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">
               <o:lock v:ext="edit" shapetype="f"/>
             </v:line>
           </w:pict>

--- a/sample_protocols/Autorizované protokoly pro MUŽE/PP_XX_Firma_Pozice.docx
+++ b/sample_protocols/Autorizované protokoly pro MUŽE/PP_XX_Firma_Pozice.docx
@@ -311,9 +311,8 @@
           <w:szCs w:val="28"/>
           <w:lang w:eastAsia="cs-CZ"/>
         </w:rPr>
-        <w:t xml:space="preserve"> {{section2_</w:t>
-      </w:r>
-      <w:proofErr w:type="gramStart"/>
+        <w:t xml:space="preserve"> {{</w:t>
+      </w:r>
       <w:r>
         <w:rPr>
           <w:rFonts w:asciiTheme="majorHAnsi" w:eastAsia="Times New Roman" w:hAnsiTheme="majorHAnsi" w:cs="Arial"/>
@@ -323,9 +322,9 @@
           <w:szCs w:val="28"/>
           <w:lang w:eastAsia="cs-CZ"/>
         </w:rPr>
-        <w:t>firma.evidence</w:t>
-      </w:r>
-      <w:proofErr w:type="gramEnd"/>
+        <w:t>section2_</w:t>
+      </w:r>
+      <w:proofErr w:type="gramStart"/>
       <w:r>
         <w:rPr>
           <w:rFonts w:asciiTheme="majorHAnsi" w:eastAsia="Times New Roman" w:hAnsiTheme="majorHAnsi" w:cs="Arial"/>
@@ -335,7 +334,19 @@
           <w:szCs w:val="28"/>
           <w:lang w:eastAsia="cs-CZ"/>
         </w:rPr>
-        <w:t>_number</w:t>
+        <w:t>firma.evidence</w:t>
+      </w:r>
+      <w:proofErr w:type="gramEnd"/>
+      <w:r>
+        <w:rPr>
+          <w:rFonts w:asciiTheme="majorHAnsi" w:eastAsia="Times New Roman" w:hAnsiTheme="majorHAnsi" w:cs="Arial"/>
+          <w:b/>
+          <w:bCs/>
+          <w:sz w:val="28"/>
+          <w:szCs w:val="28"/>
+          <w:lang w:eastAsia="cs-CZ"/>
+        </w:rPr>
+        <w:t>_number_pp</w:t>
       </w:r>
       <w:proofErr w:type="gramStart"/>
       <w:r>
@@ -1121,25 +1132,33 @@
           <w:szCs w:val="20"/>
           <w:lang w:eastAsia="cs-CZ"/>
         </w:rPr>
-        <w:t>LSZ {{section2_</w:t>
-      </w:r>
-      <w:proofErr w:type="gramStart"/>
+        <w:t>LSZ {{</w:t>
+      </w:r>
       <w:r>
         <w:rPr>
           <w:sz w:val="20"/>
           <w:szCs w:val="20"/>
           <w:lang w:eastAsia="cs-CZ"/>
         </w:rPr>
-        <w:t>firma.evidence</w:t>
-      </w:r>
-      <w:proofErr w:type="gramEnd"/>
+        <w:t>section2_</w:t>
+      </w:r>
+      <w:proofErr w:type="gramStart"/>
       <w:r>
         <w:rPr>
           <w:sz w:val="20"/>
           <w:szCs w:val="20"/>
           <w:lang w:eastAsia="cs-CZ"/>
         </w:rPr>
-        <w:t>_number</w:t>
+        <w:t>firma.evidence</w:t>
+      </w:r>
+      <w:proofErr w:type="gramEnd"/>
+      <w:r>
+        <w:rPr>
+          <w:sz w:val="20"/>
+          <w:szCs w:val="20"/>
+          <w:lang w:eastAsia="cs-CZ"/>
+        </w:rPr>
+        <w:t>_number_pp</w:t>
       </w:r>
       <w:proofErr w:type="gramStart"/>
       <w:r>
@@ -4014,7 +4033,7 @@
     </w:p>
     <w:tbl>
       <w:tblPr>
-        <w:tblW w:w="5000" w:type="pct"/>
+        <w:tblW w:w="5456" w:type="pct"/>
         <w:jc w:val="center"/>
         <w:tblBorders>
           <w:top w:val="single" w:sz="4" w:space="0" w:color="auto"/>
@@ -4024,6 +4043,7 @@
           <w:insideH w:val="single" w:sz="4" w:space="0" w:color="auto"/>
           <w:insideV w:val="single" w:sz="4" w:space="0" w:color="auto"/>
         </w:tblBorders>
+        <w:tblLayout w:type="fixed"/>
         <w:tblCellMar>
           <w:left w:w="70" w:type="dxa"/>
           <w:right w:w="70" w:type="dxa"/>
@@ -4031,12 +4051,12 @@
         <w:tblLook w:val="04A0" w:firstRow="1" w:lastRow="0" w:firstColumn="1" w:lastColumn="0" w:noHBand="0" w:noVBand="1"/>
       </w:tblPr>
       <w:tblGrid>
-        <w:gridCol w:w="1461"/>
-        <w:gridCol w:w="1664"/>
-        <w:gridCol w:w="1455"/>
-        <w:gridCol w:w="1459"/>
-        <w:gridCol w:w="1406"/>
-        <w:gridCol w:w="1767"/>
+        <w:gridCol w:w="4895"/>
+        <w:gridCol w:w="1152"/>
+        <w:gridCol w:w="923"/>
+        <w:gridCol w:w="923"/>
+        <w:gridCol w:w="925"/>
+        <w:gridCol w:w="1234"/>
       </w:tblGrid>
       <w:tr>
         <w:trPr>
@@ -4045,7 +4065,7 @@
         </w:trPr>
         <w:tc>
           <w:tcPr>
-            <w:tcW w:w="794" w:type="pct"/>
+            <w:tcW w:w="2435" w:type="pct"/>
             <w:vMerge w:val="restart"/>
             <w:shd w:val="clear" w:color="000000" w:fill="BFBFBF"/>
             <w:vAlign w:val="center"/>
@@ -4080,7 +4100,7 @@
         </w:tc>
         <w:tc>
           <w:tcPr>
-            <w:tcW w:w="922" w:type="pct"/>
+            <w:tcW w:w="573" w:type="pct"/>
             <w:vMerge w:val="restart"/>
             <w:shd w:val="clear" w:color="000000" w:fill="BFBFBF"/>
             <w:vAlign w:val="center"/>
@@ -4111,7 +4131,7 @@
         </w:tc>
         <w:tc>
           <w:tcPr>
-            <w:tcW w:w="774" w:type="pct"/>
+            <w:tcW w:w="459" w:type="pct"/>
             <w:shd w:val="clear" w:color="000000" w:fill="BFBFBF"/>
             <w:noWrap/>
             <w:vAlign w:val="center"/>
@@ -4142,7 +4162,7 @@
         </w:tc>
         <w:tc>
           <w:tcPr>
-            <w:tcW w:w="777" w:type="pct"/>
+            <w:tcW w:w="459" w:type="pct"/>
             <w:shd w:val="clear" w:color="000000" w:fill="BFBFBF"/>
             <w:noWrap/>
             <w:vAlign w:val="center"/>
@@ -4173,7 +4193,7 @@
         </w:tc>
         <w:tc>
           <w:tcPr>
-            <w:tcW w:w="740" w:type="pct"/>
+            <w:tcW w:w="460" w:type="pct"/>
             <w:vMerge w:val="restart"/>
             <w:shd w:val="clear" w:color="000000" w:fill="BFBFBF"/>
             <w:vAlign w:val="center"/>
@@ -4268,7 +4288,7 @@
         </w:tc>
         <w:tc>
           <w:tcPr>
-            <w:tcW w:w="993" w:type="pct"/>
+            <w:tcW w:w="614" w:type="pct"/>
             <w:vMerge w:val="restart"/>
             <w:shd w:val="clear" w:color="000000" w:fill="BFBFBF"/>
             <w:vAlign w:val="center"/>
@@ -4305,7 +4325,7 @@
         </w:trPr>
         <w:tc>
           <w:tcPr>
-            <w:tcW w:w="794" w:type="pct"/>
+            <w:tcW w:w="2435" w:type="pct"/>
             <w:vMerge/>
             <w:vAlign w:val="center"/>
             <w:hideMark/>
@@ -4324,7 +4344,7 @@
         </w:tc>
         <w:tc>
           <w:tcPr>
-            <w:tcW w:w="922" w:type="pct"/>
+            <w:tcW w:w="573" w:type="pct"/>
             <w:vMerge/>
             <w:shd w:val="clear" w:color="000000" w:fill="BFBFBF"/>
             <w:vAlign w:val="center"/>
@@ -4344,7 +4364,7 @@
         </w:tc>
         <w:tc>
           <w:tcPr>
-            <w:tcW w:w="774" w:type="pct"/>
+            <w:tcW w:w="459" w:type="pct"/>
             <w:shd w:val="clear" w:color="000000" w:fill="BFBFBF"/>
             <w:vAlign w:val="center"/>
             <w:hideMark/>
@@ -4416,7 +4436,7 @@
         </w:tc>
         <w:tc>
           <w:tcPr>
-            <w:tcW w:w="777" w:type="pct"/>
+            <w:tcW w:w="459" w:type="pct"/>
             <w:shd w:val="clear" w:color="000000" w:fill="BFBFBF"/>
             <w:vAlign w:val="center"/>
             <w:hideMark/>
@@ -4488,7 +4508,7 @@
         </w:tc>
         <w:tc>
           <w:tcPr>
-            <w:tcW w:w="740" w:type="pct"/>
+            <w:tcW w:w="460" w:type="pct"/>
             <w:vMerge/>
             <w:vAlign w:val="center"/>
             <w:hideMark/>
@@ -4507,7 +4527,7 @@
         </w:tc>
         <w:tc>
           <w:tcPr>
-            <w:tcW w:w="993" w:type="pct"/>
+            <w:tcW w:w="614" w:type="pct"/>
             <w:vMerge/>
             <w:vAlign w:val="center"/>
             <w:hideMark/>
@@ -4527,36 +4547,38 @@
       </w:tr>
       <w:tr>
         <w:trPr>
-          <w:trHeight w:val="287"/>
+          <w:trHeight w:val="288"/>
           <w:jc w:val="center"/>
         </w:trPr>
         <w:tc>
           <w:tcPr>
             <w:tcW w:w="5000" w:type="pct"/>
             <w:gridSpan w:val="6"/>
-            <w:shd w:val="clear" w:color="auto" w:fill="F2F2F2"/>
-            <w:vAlign w:val="center"/>
-          </w:tcPr>
-          <w:p>
-            <w:pPr>
-              <w:jc w:val="center"/>
-              <w:rPr>
-                <w:rFonts w:eastAsia="Times New Roman" w:cs="Calibri"/>
-                <w:b/>
-                <w:bCs/>
-                <w:color w:val="000000"/>
-                <w:sz w:val="22"/>
-                <w:lang w:eastAsia="cs-CZ"/>
-              </w:rPr>
-            </w:pPr>
-            <w:r>
-              <w:rPr>
-                <w:rFonts w:eastAsia="Times New Roman" w:cs="Calibri"/>
-                <w:b/>
-                <w:bCs/>
-                <w:color w:val="000000"/>
-                <w:sz w:val="22"/>
-                <w:lang w:eastAsia="cs-CZ"/>
+            <w:tcBorders>
+              <w:top w:val="single" w:sz="4" w:space="0" w:color="auto"/>
+              <w:left w:val="single" w:sz="4" w:space="0" w:color="auto"/>
+              <w:bottom w:val="single" w:sz="4" w:space="0" w:color="auto"/>
+              <w:right w:val="single" w:sz="4" w:space="0" w:color="auto"/>
+            </w:tcBorders>
+            <w:shd w:val="clear" w:color="auto" w:fill="F2F2F2" w:themeFill="background1" w:themeFillShade="F2"/>
+            <w:vAlign w:val="center"/>
+          </w:tcPr>
+          <w:p>
+            <w:pPr>
+              <w:jc w:val="center"/>
+              <w:rPr>
+                <w:rFonts w:cs="Calibri"/>
+                <w:b/>
+                <w:bCs/>
+                <w:sz w:val="22"/>
+              </w:rPr>
+            </w:pPr>
+            <w:r>
+              <w:rPr>
+                <w:rFonts w:cs="Calibri"/>
+                <w:b/>
+                <w:bCs/>
+                <w:sz w:val="22"/>
               </w:rPr>
               <w:t>TRUP</w:t>
             </w:r>
@@ -4570,7 +4592,7 @@
         </w:trPr>
         <w:tc>
           <w:tcPr>
-            <w:tcW w:w="794" w:type="pct"/>
+            <w:tcW w:w="2435" w:type="pct"/>
             <w:tcBorders>
               <w:top w:val="single" w:sz="4" w:space="0" w:color="auto"/>
               <w:left w:val="single" w:sz="4" w:space="0" w:color="auto"/>
@@ -4597,7 +4619,7 @@
         </w:tc>
         <w:tc>
           <w:tcPr>
-            <w:tcW w:w="922" w:type="pct"/>
+            <w:tcW w:w="573" w:type="pct"/>
             <w:tcBorders>
               <w:top w:val="single" w:sz="4" w:space="0" w:color="auto"/>
               <w:left w:val="single" w:sz="4" w:space="0" w:color="auto"/>
@@ -4626,7 +4648,7 @@
         </w:tc>
         <w:tc>
           <w:tcPr>
-            <w:tcW w:w="774" w:type="pct"/>
+            <w:tcW w:w="459" w:type="pct"/>
             <w:tcBorders>
               <w:top w:val="single" w:sz="4" w:space="0" w:color="auto"/>
               <w:left w:val="single" w:sz="4" w:space="0" w:color="auto"/>
@@ -4651,6 +4673,8 @@
             <w:r>
               <w:rPr>
                 <w:rFonts w:cs="Calibri"/>
+                <w:b/>
+                <w:bCs/>
                 <w:sz w:val="22"/>
               </w:rPr>
               <w:t>{{trup.1.vyskyt_min_a|czech}}</w:t>
@@ -4659,7 +4683,7 @@
         </w:tc>
         <w:tc>
           <w:tcPr>
-            <w:tcW w:w="777" w:type="pct"/>
+            <w:tcW w:w="459" w:type="pct"/>
             <w:tcBorders>
               <w:top w:val="single" w:sz="4" w:space="0" w:color="auto"/>
               <w:left w:val="single" w:sz="4" w:space="0" w:color="auto"/>
@@ -4684,6 +4708,8 @@
             <w:r>
               <w:rPr>
                 <w:rFonts w:cs="Calibri"/>
+                <w:b/>
+                <w:bCs/>
                 <w:sz w:val="22"/>
               </w:rPr>
               <w:t>{{trup.1.vyskyt_min_b|czech}}</w:t>
@@ -4692,7 +4718,7 @@
         </w:tc>
         <w:tc>
           <w:tcPr>
-            <w:tcW w:w="740" w:type="pct"/>
+            <w:tcW w:w="460" w:type="pct"/>
             <w:tcBorders>
               <w:top w:val="single" w:sz="4" w:space="0" w:color="auto"/>
               <w:left w:val="single" w:sz="4" w:space="0" w:color="auto"/>
@@ -4717,6 +4743,8 @@
             <w:r>
               <w:rPr>
                 <w:rFonts w:cs="Calibri"/>
+                <w:b/>
+                <w:bCs/>
                 <w:sz w:val="22"/>
               </w:rPr>
               <w:t>{{trup.1.prumer_min|czech}}</w:t>
@@ -4725,7 +4753,7 @@
         </w:tc>
         <w:tc>
           <w:tcPr>
-            <w:tcW w:w="993" w:type="pct"/>
+            <w:tcW w:w="614" w:type="pct"/>
             <w:tcBorders>
               <w:top w:val="single" w:sz="4" w:space="0" w:color="auto"/>
               <w:left w:val="single" w:sz="4" w:space="0" w:color="auto"/>
@@ -4760,7 +4788,7 @@
         </w:trPr>
         <w:tc>
           <w:tcPr>
-            <w:tcW w:w="794" w:type="pct"/>
+            <w:tcW w:w="2435" w:type="pct"/>
             <w:tcBorders>
               <w:top w:val="single" w:sz="4" w:space="0" w:color="auto"/>
               <w:left w:val="single" w:sz="4" w:space="0" w:color="auto"/>
@@ -4787,7 +4815,7 @@
         </w:tc>
         <w:tc>
           <w:tcPr>
-            <w:tcW w:w="922" w:type="pct"/>
+            <w:tcW w:w="573" w:type="pct"/>
             <w:tcBorders>
               <w:top w:val="single" w:sz="4" w:space="0" w:color="auto"/>
               <w:left w:val="single" w:sz="4" w:space="0" w:color="auto"/>
@@ -4816,7 +4844,7 @@
         </w:tc>
         <w:tc>
           <w:tcPr>
-            <w:tcW w:w="774" w:type="pct"/>
+            <w:tcW w:w="459" w:type="pct"/>
             <w:tcBorders>
               <w:top w:val="single" w:sz="4" w:space="0" w:color="auto"/>
               <w:left w:val="single" w:sz="4" w:space="0" w:color="auto"/>
@@ -4829,16 +4857,19 @@
           </w:tcPr>
           <w:p>
             <w:pPr>
-              <w:rPr>
-                <w:rFonts w:cs="Calibri"/>
-                <w:b/>
-                <w:bCs/>
-                <w:sz w:val="22"/>
-              </w:rPr>
-            </w:pPr>
-            <w:r>
-              <w:rPr>
-                <w:rFonts w:cs="Calibri"/>
+              <w:jc w:val="center"/>
+              <w:rPr>
+                <w:rFonts w:cs="Calibri"/>
+                <w:b/>
+                <w:bCs/>
+                <w:sz w:val="22"/>
+              </w:rPr>
+            </w:pPr>
+            <w:r>
+              <w:rPr>
+                <w:rFonts w:cs="Calibri"/>
+                <w:b/>
+                <w:bCs/>
                 <w:sz w:val="22"/>
               </w:rPr>
               <w:t>{{trup.2.vyskyt_min_a|czech}}</w:t>
@@ -4847,7 +4878,7 @@
         </w:tc>
         <w:tc>
           <w:tcPr>
-            <w:tcW w:w="777" w:type="pct"/>
+            <w:tcW w:w="459" w:type="pct"/>
             <w:tcBorders>
               <w:top w:val="single" w:sz="4" w:space="0" w:color="auto"/>
               <w:left w:val="single" w:sz="4" w:space="0" w:color="auto"/>
@@ -4871,6 +4902,8 @@
             <w:r>
               <w:rPr>
                 <w:rFonts w:cs="Calibri"/>
+                <w:b/>
+                <w:bCs/>
                 <w:sz w:val="22"/>
               </w:rPr>
               <w:t>{{trup.2.vyskyt_min_b|czech}}</w:t>
@@ -4879,7 +4912,7 @@
         </w:tc>
         <w:tc>
           <w:tcPr>
-            <w:tcW w:w="740" w:type="pct"/>
+            <w:tcW w:w="460" w:type="pct"/>
             <w:tcBorders>
               <w:top w:val="single" w:sz="4" w:space="0" w:color="auto"/>
               <w:left w:val="single" w:sz="4" w:space="0" w:color="auto"/>
@@ -4903,6 +4936,8 @@
             <w:r>
               <w:rPr>
                 <w:rFonts w:cs="Calibri"/>
+                <w:b/>
+                <w:bCs/>
                 <w:sz w:val="22"/>
               </w:rPr>
               <w:t>{{trup.2.prumer_min|czech}}</w:t>
@@ -4911,7 +4946,7 @@
         </w:tc>
         <w:tc>
           <w:tcPr>
-            <w:tcW w:w="993" w:type="pct"/>
+            <w:tcW w:w="614" w:type="pct"/>
             <w:tcBorders>
               <w:top w:val="single" w:sz="4" w:space="0" w:color="auto"/>
               <w:left w:val="single" w:sz="4" w:space="0" w:color="auto"/>
@@ -4946,7 +4981,7 @@
         </w:trPr>
         <w:tc>
           <w:tcPr>
-            <w:tcW w:w="794" w:type="pct"/>
+            <w:tcW w:w="2435" w:type="pct"/>
             <w:tcBorders>
               <w:top w:val="single" w:sz="4" w:space="0" w:color="auto"/>
               <w:left w:val="single" w:sz="4" w:space="0" w:color="auto"/>
@@ -4973,7 +5008,7 @@
         </w:tc>
         <w:tc>
           <w:tcPr>
-            <w:tcW w:w="922" w:type="pct"/>
+            <w:tcW w:w="573" w:type="pct"/>
             <w:tcBorders>
               <w:top w:val="single" w:sz="4" w:space="0" w:color="auto"/>
               <w:left w:val="single" w:sz="4" w:space="0" w:color="auto"/>
@@ -5002,7 +5037,7 @@
         </w:tc>
         <w:tc>
           <w:tcPr>
-            <w:tcW w:w="774" w:type="pct"/>
+            <w:tcW w:w="459" w:type="pct"/>
             <w:tcBorders>
               <w:top w:val="single" w:sz="4" w:space="0" w:color="auto"/>
               <w:left w:val="single" w:sz="4" w:space="0" w:color="auto"/>
@@ -5015,16 +5050,19 @@
           </w:tcPr>
           <w:p>
             <w:pPr>
-              <w:rPr>
-                <w:rFonts w:cs="Calibri"/>
-                <w:b/>
-                <w:bCs/>
-                <w:sz w:val="22"/>
-              </w:rPr>
-            </w:pPr>
-            <w:r>
-              <w:rPr>
-                <w:rFonts w:cs="Calibri"/>
+              <w:jc w:val="center"/>
+              <w:rPr>
+                <w:rFonts w:cs="Calibri"/>
+                <w:b/>
+                <w:bCs/>
+                <w:sz w:val="22"/>
+              </w:rPr>
+            </w:pPr>
+            <w:r>
+              <w:rPr>
+                <w:rFonts w:cs="Calibri"/>
+                <w:b/>
+                <w:bCs/>
                 <w:sz w:val="22"/>
               </w:rPr>
               <w:t>{{trup.3.vyskyt_min_a|czech}}</w:t>
@@ -5033,7 +5071,7 @@
         </w:tc>
         <w:tc>
           <w:tcPr>
-            <w:tcW w:w="777" w:type="pct"/>
+            <w:tcW w:w="459" w:type="pct"/>
             <w:tcBorders>
               <w:top w:val="single" w:sz="4" w:space="0" w:color="auto"/>
               <w:left w:val="single" w:sz="4" w:space="0" w:color="auto"/>
@@ -5057,6 +5095,8 @@
             <w:r>
               <w:rPr>
                 <w:rFonts w:cs="Calibri"/>
+                <w:b/>
+                <w:bCs/>
                 <w:sz w:val="22"/>
               </w:rPr>
               <w:t>{{trup.3.vyskyt_min_b|czech}}</w:t>
@@ -5065,7 +5105,7 @@
         </w:tc>
         <w:tc>
           <w:tcPr>
-            <w:tcW w:w="740" w:type="pct"/>
+            <w:tcW w:w="460" w:type="pct"/>
             <w:tcBorders>
               <w:top w:val="single" w:sz="4" w:space="0" w:color="auto"/>
               <w:left w:val="single" w:sz="4" w:space="0" w:color="auto"/>
@@ -5089,6 +5129,8 @@
             <w:r>
               <w:rPr>
                 <w:rFonts w:cs="Calibri"/>
+                <w:b/>
+                <w:bCs/>
                 <w:sz w:val="22"/>
               </w:rPr>
               <w:t>{{trup.3.prumer_min|czech}}</w:t>
@@ -5097,7 +5139,7 @@
         </w:tc>
         <w:tc>
           <w:tcPr>
-            <w:tcW w:w="993" w:type="pct"/>
+            <w:tcW w:w="614" w:type="pct"/>
             <w:tcBorders>
               <w:top w:val="single" w:sz="4" w:space="0" w:color="auto"/>
               <w:left w:val="single" w:sz="4" w:space="0" w:color="auto"/>
@@ -5132,7 +5174,7 @@
         </w:trPr>
         <w:tc>
           <w:tcPr>
-            <w:tcW w:w="794" w:type="pct"/>
+            <w:tcW w:w="2435" w:type="pct"/>
             <w:tcBorders>
               <w:top w:val="single" w:sz="4" w:space="0" w:color="auto"/>
               <w:left w:val="single" w:sz="4" w:space="0" w:color="auto"/>
@@ -5159,7 +5201,7 @@
         </w:tc>
         <w:tc>
           <w:tcPr>
-            <w:tcW w:w="922" w:type="pct"/>
+            <w:tcW w:w="573" w:type="pct"/>
             <w:tcBorders>
               <w:top w:val="single" w:sz="4" w:space="0" w:color="auto"/>
               <w:left w:val="single" w:sz="4" w:space="0" w:color="auto"/>
@@ -5188,7 +5230,7 @@
         </w:tc>
         <w:tc>
           <w:tcPr>
-            <w:tcW w:w="774" w:type="pct"/>
+            <w:tcW w:w="459" w:type="pct"/>
             <w:tcBorders>
               <w:top w:val="single" w:sz="4" w:space="0" w:color="auto"/>
               <w:left w:val="single" w:sz="4" w:space="0" w:color="auto"/>
@@ -5201,16 +5243,19 @@
           </w:tcPr>
           <w:p>
             <w:pPr>
-              <w:rPr>
-                <w:rFonts w:cs="Calibri"/>
-                <w:b/>
-                <w:bCs/>
-                <w:sz w:val="22"/>
-              </w:rPr>
-            </w:pPr>
-            <w:r>
-              <w:rPr>
-                <w:rFonts w:cs="Calibri"/>
+              <w:jc w:val="center"/>
+              <w:rPr>
+                <w:rFonts w:cs="Calibri"/>
+                <w:b/>
+                <w:bCs/>
+                <w:sz w:val="22"/>
+              </w:rPr>
+            </w:pPr>
+            <w:r>
+              <w:rPr>
+                <w:rFonts w:cs="Calibri"/>
+                <w:b/>
+                <w:bCs/>
                 <w:sz w:val="22"/>
               </w:rPr>
               <w:t>{{trup.4.vyskyt_min_a|czech}}</w:t>
@@ -5219,7 +5264,7 @@
         </w:tc>
         <w:tc>
           <w:tcPr>
-            <w:tcW w:w="777" w:type="pct"/>
+            <w:tcW w:w="459" w:type="pct"/>
             <w:tcBorders>
               <w:top w:val="single" w:sz="4" w:space="0" w:color="auto"/>
               <w:left w:val="single" w:sz="4" w:space="0" w:color="auto"/>
@@ -5243,6 +5288,8 @@
             <w:r>
               <w:rPr>
                 <w:rFonts w:cs="Calibri"/>
+                <w:b/>
+                <w:bCs/>
                 <w:sz w:val="22"/>
               </w:rPr>
               <w:t>{{trup.4.vyskyt_min_b|czech}}</w:t>
@@ -5251,7 +5298,7 @@
         </w:tc>
         <w:tc>
           <w:tcPr>
-            <w:tcW w:w="740" w:type="pct"/>
+            <w:tcW w:w="460" w:type="pct"/>
             <w:tcBorders>
               <w:top w:val="single" w:sz="4" w:space="0" w:color="auto"/>
               <w:left w:val="single" w:sz="4" w:space="0" w:color="auto"/>
@@ -5275,6 +5322,8 @@
             <w:r>
               <w:rPr>
                 <w:rFonts w:cs="Calibri"/>
+                <w:b/>
+                <w:bCs/>
                 <w:sz w:val="22"/>
               </w:rPr>
               <w:t>{{trup.4.prumer_min|czech}}</w:t>
@@ -5283,7 +5332,7 @@
         </w:tc>
         <w:tc>
           <w:tcPr>
-            <w:tcW w:w="993" w:type="pct"/>
+            <w:tcW w:w="614" w:type="pct"/>
             <w:tcBorders>
               <w:top w:val="single" w:sz="4" w:space="0" w:color="auto"/>
               <w:left w:val="single" w:sz="4" w:space="0" w:color="auto"/>
@@ -5318,7 +5367,7 @@
         </w:trPr>
         <w:tc>
           <w:tcPr>
-            <w:tcW w:w="794" w:type="pct"/>
+            <w:tcW w:w="2435" w:type="pct"/>
             <w:tcBorders>
               <w:top w:val="single" w:sz="4" w:space="0" w:color="auto"/>
               <w:left w:val="single" w:sz="4" w:space="0" w:color="auto"/>
@@ -5345,7 +5394,7 @@
         </w:tc>
         <w:tc>
           <w:tcPr>
-            <w:tcW w:w="922" w:type="pct"/>
+            <w:tcW w:w="573" w:type="pct"/>
             <w:tcBorders>
               <w:top w:val="single" w:sz="4" w:space="0" w:color="auto"/>
               <w:left w:val="single" w:sz="4" w:space="0" w:color="auto"/>
@@ -5374,7 +5423,7 @@
         </w:tc>
         <w:tc>
           <w:tcPr>
-            <w:tcW w:w="774" w:type="pct"/>
+            <w:tcW w:w="459" w:type="pct"/>
             <w:tcBorders>
               <w:top w:val="single" w:sz="4" w:space="0" w:color="auto"/>
               <w:left w:val="single" w:sz="4" w:space="0" w:color="auto"/>
@@ -5387,16 +5436,19 @@
           </w:tcPr>
           <w:p>
             <w:pPr>
-              <w:rPr>
-                <w:rFonts w:cs="Calibri"/>
-                <w:b/>
-                <w:bCs/>
-                <w:sz w:val="22"/>
-              </w:rPr>
-            </w:pPr>
-            <w:r>
-              <w:rPr>
-                <w:rFonts w:cs="Calibri"/>
+              <w:jc w:val="center"/>
+              <w:rPr>
+                <w:rFonts w:cs="Calibri"/>
+                <w:b/>
+                <w:bCs/>
+                <w:sz w:val="22"/>
+              </w:rPr>
+            </w:pPr>
+            <w:r>
+              <w:rPr>
+                <w:rFonts w:cs="Calibri"/>
+                <w:b/>
+                <w:bCs/>
                 <w:sz w:val="22"/>
               </w:rPr>
               <w:t>{{trup.5.vyskyt_min_a|czech}}</w:t>
@@ -5405,7 +5457,7 @@
         </w:tc>
         <w:tc>
           <w:tcPr>
-            <w:tcW w:w="777" w:type="pct"/>
+            <w:tcW w:w="459" w:type="pct"/>
             <w:tcBorders>
               <w:top w:val="single" w:sz="4" w:space="0" w:color="auto"/>
               <w:left w:val="single" w:sz="4" w:space="0" w:color="auto"/>
@@ -5429,6 +5481,8 @@
             <w:r>
               <w:rPr>
                 <w:rFonts w:cs="Calibri"/>
+                <w:b/>
+                <w:bCs/>
                 <w:sz w:val="22"/>
               </w:rPr>
               <w:t>{{trup.5.vyskyt_min_b|czech}}</w:t>
@@ -5437,7 +5491,7 @@
         </w:tc>
         <w:tc>
           <w:tcPr>
-            <w:tcW w:w="740" w:type="pct"/>
+            <w:tcW w:w="460" w:type="pct"/>
             <w:tcBorders>
               <w:top w:val="single" w:sz="4" w:space="0" w:color="auto"/>
               <w:left w:val="single" w:sz="4" w:space="0" w:color="auto"/>
@@ -5461,6 +5515,8 @@
             <w:r>
               <w:rPr>
                 <w:rFonts w:cs="Calibri"/>
+                <w:b/>
+                <w:bCs/>
                 <w:sz w:val="22"/>
               </w:rPr>
               <w:t>{{trup.5.prumer_min|czech}}</w:t>
@@ -5469,7 +5525,7 @@
         </w:tc>
         <w:tc>
           <w:tcPr>
-            <w:tcW w:w="993" w:type="pct"/>
+            <w:tcW w:w="614" w:type="pct"/>
             <w:tcBorders>
               <w:top w:val="single" w:sz="4" w:space="0" w:color="auto"/>
               <w:left w:val="single" w:sz="4" w:space="0" w:color="auto"/>
@@ -5504,7 +5560,7 @@
         </w:trPr>
         <w:tc>
           <w:tcPr>
-            <w:tcW w:w="794" w:type="pct"/>
+            <w:tcW w:w="2435" w:type="pct"/>
             <w:tcBorders>
               <w:top w:val="single" w:sz="4" w:space="0" w:color="auto"/>
               <w:left w:val="single" w:sz="4" w:space="0" w:color="auto"/>
@@ -5531,7 +5587,7 @@
         </w:tc>
         <w:tc>
           <w:tcPr>
-            <w:tcW w:w="922" w:type="pct"/>
+            <w:tcW w:w="573" w:type="pct"/>
             <w:tcBorders>
               <w:top w:val="single" w:sz="4" w:space="0" w:color="auto"/>
               <w:left w:val="single" w:sz="4" w:space="0" w:color="auto"/>
@@ -5560,7 +5616,7 @@
         </w:tc>
         <w:tc>
           <w:tcPr>
-            <w:tcW w:w="774" w:type="pct"/>
+            <w:tcW w:w="459" w:type="pct"/>
             <w:tcBorders>
               <w:top w:val="single" w:sz="4" w:space="0" w:color="auto"/>
               <w:left w:val="single" w:sz="4" w:space="0" w:color="auto"/>
@@ -5573,16 +5629,19 @@
           </w:tcPr>
           <w:p>
             <w:pPr>
-              <w:rPr>
-                <w:rFonts w:cs="Calibri"/>
-                <w:b/>
-                <w:bCs/>
-                <w:sz w:val="22"/>
-              </w:rPr>
-            </w:pPr>
-            <w:r>
-              <w:rPr>
-                <w:rFonts w:cs="Calibri"/>
+              <w:jc w:val="center"/>
+              <w:rPr>
+                <w:rFonts w:cs="Calibri"/>
+                <w:b/>
+                <w:bCs/>
+                <w:sz w:val="22"/>
+              </w:rPr>
+            </w:pPr>
+            <w:r>
+              <w:rPr>
+                <w:rFonts w:cs="Calibri"/>
+                <w:b/>
+                <w:bCs/>
                 <w:sz w:val="22"/>
               </w:rPr>
               <w:t>{{trup.6.vyskyt_min_a|czech}}</w:t>
@@ -5591,7 +5650,7 @@
         </w:tc>
         <w:tc>
           <w:tcPr>
-            <w:tcW w:w="777" w:type="pct"/>
+            <w:tcW w:w="459" w:type="pct"/>
             <w:tcBorders>
               <w:top w:val="single" w:sz="4" w:space="0" w:color="auto"/>
               <w:left w:val="single" w:sz="4" w:space="0" w:color="auto"/>
@@ -5615,6 +5674,8 @@
             <w:r>
               <w:rPr>
                 <w:rFonts w:cs="Calibri"/>
+                <w:b/>
+                <w:bCs/>
                 <w:sz w:val="22"/>
               </w:rPr>
               <w:t>{{trup.6.vyskyt_min_b|czech}}</w:t>
@@ -5623,7 +5684,7 @@
         </w:tc>
         <w:tc>
           <w:tcPr>
-            <w:tcW w:w="740" w:type="pct"/>
+            <w:tcW w:w="460" w:type="pct"/>
             <w:tcBorders>
               <w:top w:val="single" w:sz="4" w:space="0" w:color="auto"/>
               <w:left w:val="single" w:sz="4" w:space="0" w:color="auto"/>
@@ -5647,6 +5708,8 @@
             <w:r>
               <w:rPr>
                 <w:rFonts w:cs="Calibri"/>
+                <w:b/>
+                <w:bCs/>
                 <w:sz w:val="22"/>
               </w:rPr>
               <w:t>{{trup.6.prumer_min|czech}}</w:t>
@@ -5655,7 +5718,7 @@
         </w:tc>
         <w:tc>
           <w:tcPr>
-            <w:tcW w:w="993" w:type="pct"/>
+            <w:tcW w:w="614" w:type="pct"/>
             <w:tcBorders>
               <w:top w:val="single" w:sz="4" w:space="0" w:color="auto"/>
               <w:left w:val="single" w:sz="4" w:space="0" w:color="auto"/>
@@ -5690,7 +5753,7 @@
         </w:trPr>
         <w:tc>
           <w:tcPr>
-            <w:tcW w:w="794" w:type="pct"/>
+            <w:tcW w:w="2435" w:type="pct"/>
             <w:tcBorders>
               <w:top w:val="single" w:sz="4" w:space="0" w:color="auto"/>
               <w:left w:val="single" w:sz="4" w:space="0" w:color="auto"/>
@@ -5717,7 +5780,7 @@
         </w:tc>
         <w:tc>
           <w:tcPr>
-            <w:tcW w:w="922" w:type="pct"/>
+            <w:tcW w:w="573" w:type="pct"/>
             <w:tcBorders>
               <w:top w:val="single" w:sz="4" w:space="0" w:color="auto"/>
               <w:left w:val="single" w:sz="4" w:space="0" w:color="auto"/>
@@ -5746,7 +5809,7 @@
         </w:tc>
         <w:tc>
           <w:tcPr>
-            <w:tcW w:w="774" w:type="pct"/>
+            <w:tcW w:w="459" w:type="pct"/>
             <w:tcBorders>
               <w:top w:val="single" w:sz="4" w:space="0" w:color="auto"/>
               <w:left w:val="single" w:sz="4" w:space="0" w:color="auto"/>
@@ -5759,16 +5822,19 @@
           </w:tcPr>
           <w:p>
             <w:pPr>
-              <w:rPr>
-                <w:rFonts w:cs="Calibri"/>
-                <w:b/>
-                <w:bCs/>
-                <w:sz w:val="22"/>
-              </w:rPr>
-            </w:pPr>
-            <w:r>
-              <w:rPr>
-                <w:rFonts w:cs="Calibri"/>
+              <w:jc w:val="center"/>
+              <w:rPr>
+                <w:rFonts w:cs="Calibri"/>
+                <w:b/>
+                <w:bCs/>
+                <w:sz w:val="22"/>
+              </w:rPr>
+            </w:pPr>
+            <w:r>
+              <w:rPr>
+                <w:rFonts w:cs="Calibri"/>
+                <w:b/>
+                <w:bCs/>
                 <w:sz w:val="22"/>
               </w:rPr>
               <w:t>{{trup.7.vyskyt_min_a|czech}}</w:t>
@@ -5777,7 +5843,7 @@
         </w:tc>
         <w:tc>
           <w:tcPr>
-            <w:tcW w:w="777" w:type="pct"/>
+            <w:tcW w:w="459" w:type="pct"/>
             <w:tcBorders>
               <w:top w:val="single" w:sz="4" w:space="0" w:color="auto"/>
               <w:left w:val="single" w:sz="4" w:space="0" w:color="auto"/>
@@ -5801,6 +5867,8 @@
             <w:r>
               <w:rPr>
                 <w:rFonts w:cs="Calibri"/>
+                <w:b/>
+                <w:bCs/>
                 <w:sz w:val="22"/>
               </w:rPr>
               <w:t>{{trup.7.vyskyt_min_b|czech}}</w:t>
@@ -5809,7 +5877,7 @@
         </w:tc>
         <w:tc>
           <w:tcPr>
-            <w:tcW w:w="740" w:type="pct"/>
+            <w:tcW w:w="460" w:type="pct"/>
             <w:tcBorders>
               <w:top w:val="single" w:sz="4" w:space="0" w:color="auto"/>
               <w:left w:val="single" w:sz="4" w:space="0" w:color="auto"/>
@@ -5833,6 +5901,8 @@
             <w:r>
               <w:rPr>
                 <w:rFonts w:cs="Calibri"/>
+                <w:b/>
+                <w:bCs/>
                 <w:sz w:val="22"/>
               </w:rPr>
               <w:t>{{trup.7.prumer_min|czech}}</w:t>
@@ -5841,7 +5911,7 @@
         </w:tc>
         <w:tc>
           <w:tcPr>
-            <w:tcW w:w="993" w:type="pct"/>
+            <w:tcW w:w="614" w:type="pct"/>
             <w:tcBorders>
               <w:top w:val="single" w:sz="4" w:space="0" w:color="auto"/>
               <w:left w:val="single" w:sz="4" w:space="0" w:color="auto"/>
@@ -5876,7 +5946,7 @@
         </w:trPr>
         <w:tc>
           <w:tcPr>
-            <w:tcW w:w="794" w:type="pct"/>
+            <w:tcW w:w="2435" w:type="pct"/>
             <w:tcBorders>
               <w:top w:val="single" w:sz="4" w:space="0" w:color="auto"/>
               <w:left w:val="single" w:sz="4" w:space="0" w:color="auto"/>
@@ -5903,7 +5973,7 @@
         </w:tc>
         <w:tc>
           <w:tcPr>
-            <w:tcW w:w="922" w:type="pct"/>
+            <w:tcW w:w="573" w:type="pct"/>
             <w:tcBorders>
               <w:top w:val="single" w:sz="4" w:space="0" w:color="auto"/>
               <w:left w:val="single" w:sz="4" w:space="0" w:color="auto"/>
@@ -5932,7 +6002,7 @@
         </w:tc>
         <w:tc>
           <w:tcPr>
-            <w:tcW w:w="774" w:type="pct"/>
+            <w:tcW w:w="459" w:type="pct"/>
             <w:tcBorders>
               <w:top w:val="single" w:sz="4" w:space="0" w:color="auto"/>
               <w:left w:val="single" w:sz="4" w:space="0" w:color="auto"/>
@@ -5945,16 +6015,19 @@
           </w:tcPr>
           <w:p>
             <w:pPr>
-              <w:rPr>
-                <w:rFonts w:cs="Calibri"/>
-                <w:b/>
-                <w:bCs/>
-                <w:sz w:val="22"/>
-              </w:rPr>
-            </w:pPr>
-            <w:r>
-              <w:rPr>
-                <w:rFonts w:cs="Calibri"/>
+              <w:jc w:val="center"/>
+              <w:rPr>
+                <w:rFonts w:cs="Calibri"/>
+                <w:b/>
+                <w:bCs/>
+                <w:sz w:val="22"/>
+              </w:rPr>
+            </w:pPr>
+            <w:r>
+              <w:rPr>
+                <w:rFonts w:cs="Calibri"/>
+                <w:b/>
+                <w:bCs/>
                 <w:sz w:val="22"/>
               </w:rPr>
               <w:t>{{trup.8.vyskyt_min_a|czech}}</w:t>
@@ -5963,7 +6036,7 @@
         </w:tc>
         <w:tc>
           <w:tcPr>
-            <w:tcW w:w="777" w:type="pct"/>
+            <w:tcW w:w="459" w:type="pct"/>
             <w:tcBorders>
               <w:top w:val="single" w:sz="4" w:space="0" w:color="auto"/>
               <w:left w:val="single" w:sz="4" w:space="0" w:color="auto"/>
@@ -5987,6 +6060,8 @@
             <w:r>
               <w:rPr>
                 <w:rFonts w:cs="Calibri"/>
+                <w:b/>
+                <w:bCs/>
                 <w:sz w:val="22"/>
               </w:rPr>
               <w:t>{{trup.8.vyskyt_min_b|czech}}</w:t>
@@ -5995,7 +6070,7 @@
         </w:tc>
         <w:tc>
           <w:tcPr>
-            <w:tcW w:w="740" w:type="pct"/>
+            <w:tcW w:w="460" w:type="pct"/>
             <w:tcBorders>
               <w:top w:val="single" w:sz="4" w:space="0" w:color="auto"/>
               <w:left w:val="single" w:sz="4" w:space="0" w:color="auto"/>
@@ -6019,6 +6094,8 @@
             <w:r>
               <w:rPr>
                 <w:rFonts w:cs="Calibri"/>
+                <w:b/>
+                <w:bCs/>
                 <w:sz w:val="22"/>
               </w:rPr>
               <w:t>{{trup.8.prumer_min|czech}}</w:t>
@@ -6027,7 +6104,7 @@
         </w:tc>
         <w:tc>
           <w:tcPr>
-            <w:tcW w:w="993" w:type="pct"/>
+            <w:tcW w:w="614" w:type="pct"/>
             <w:tcBorders>
               <w:top w:val="single" w:sz="4" w:space="0" w:color="auto"/>
               <w:left w:val="single" w:sz="4" w:space="0" w:color="auto"/>
@@ -6062,7 +6139,7 @@
         </w:trPr>
         <w:tc>
           <w:tcPr>
-            <w:tcW w:w="794" w:type="pct"/>
+            <w:tcW w:w="2435" w:type="pct"/>
             <w:tcBorders>
               <w:top w:val="single" w:sz="4" w:space="0" w:color="auto"/>
               <w:left w:val="single" w:sz="4" w:space="0" w:color="auto"/>
@@ -6089,7 +6166,7 @@
         </w:tc>
         <w:tc>
           <w:tcPr>
-            <w:tcW w:w="922" w:type="pct"/>
+            <w:tcW w:w="573" w:type="pct"/>
             <w:tcBorders>
               <w:top w:val="single" w:sz="4" w:space="0" w:color="auto"/>
               <w:left w:val="single" w:sz="4" w:space="0" w:color="auto"/>
@@ -6112,13 +6189,21 @@
                 <w:rFonts w:cs="Calibri"/>
                 <w:sz w:val="22"/>
               </w:rPr>
-              <w:t>{{trup.9.typ_svalove_prace|czech}}</w:t>
-            </w:r>
-          </w:p>
-        </w:tc>
-        <w:tc>
-          <w:tcPr>
-            <w:tcW w:w="774" w:type="pct"/>
+              <w:t>{{trup.9.typ_svalove_prace|czec</w:t>
+            </w:r>
+            <w:r>
+              <w:rPr>
+                <w:rFonts w:cs="Calibri"/>
+                <w:sz w:val="22"/>
+              </w:rPr>
+              <w:lastRenderedPageBreak/>
+              <w:t>h}}</w:t>
+            </w:r>
+          </w:p>
+        </w:tc>
+        <w:tc>
+          <w:tcPr>
+            <w:tcW w:w="459" w:type="pct"/>
             <w:tcBorders>
               <w:top w:val="single" w:sz="4" w:space="0" w:color="auto"/>
               <w:left w:val="single" w:sz="4" w:space="0" w:color="auto"/>
@@ -6131,25 +6216,39 @@
           </w:tcPr>
           <w:p>
             <w:pPr>
-              <w:rPr>
-                <w:rFonts w:cs="Calibri"/>
-                <w:b/>
-                <w:bCs/>
-                <w:sz w:val="22"/>
-              </w:rPr>
-            </w:pPr>
-            <w:r>
-              <w:rPr>
-                <w:rFonts w:cs="Calibri"/>
-                <w:sz w:val="22"/>
-              </w:rPr>
-              <w:t>{{trup.9.vyskyt_min_a|czech}}</w:t>
-            </w:r>
-          </w:p>
-        </w:tc>
-        <w:tc>
-          <w:tcPr>
-            <w:tcW w:w="777" w:type="pct"/>
+              <w:jc w:val="center"/>
+              <w:rPr>
+                <w:rFonts w:cs="Calibri"/>
+                <w:b/>
+                <w:bCs/>
+                <w:sz w:val="22"/>
+              </w:rPr>
+            </w:pPr>
+            <w:r>
+              <w:rPr>
+                <w:rFonts w:cs="Calibri"/>
+                <w:b/>
+                <w:bCs/>
+                <w:sz w:val="22"/>
+              </w:rPr>
+              <w:lastRenderedPageBreak/>
+              <w:t>{{trup.9.vyskyt_min_a|c</w:t>
+            </w:r>
+            <w:r>
+              <w:rPr>
+                <w:rFonts w:cs="Calibri"/>
+                <w:b/>
+                <w:bCs/>
+                <w:sz w:val="22"/>
+              </w:rPr>
+              <w:lastRenderedPageBreak/>
+              <w:t>zech}}</w:t>
+            </w:r>
+          </w:p>
+        </w:tc>
+        <w:tc>
+          <w:tcPr>
+            <w:tcW w:w="459" w:type="pct"/>
             <w:tcBorders>
               <w:top w:val="single" w:sz="4" w:space="0" w:color="auto"/>
               <w:left w:val="single" w:sz="4" w:space="0" w:color="auto"/>
@@ -6173,15 +6272,28 @@
             <w:r>
               <w:rPr>
                 <w:rFonts w:cs="Calibri"/>
-                <w:sz w:val="22"/>
-              </w:rPr>
-              <w:t>{{trup.9.vyskyt_min_b|czech}}</w:t>
-            </w:r>
-          </w:p>
-        </w:tc>
-        <w:tc>
-          <w:tcPr>
-            <w:tcW w:w="740" w:type="pct"/>
+                <w:b/>
+                <w:bCs/>
+                <w:sz w:val="22"/>
+              </w:rPr>
+              <w:lastRenderedPageBreak/>
+              <w:t>{{trup.9.vyskyt_min_b|c</w:t>
+            </w:r>
+            <w:r>
+              <w:rPr>
+                <w:rFonts w:cs="Calibri"/>
+                <w:b/>
+                <w:bCs/>
+                <w:sz w:val="22"/>
+              </w:rPr>
+              <w:lastRenderedPageBreak/>
+              <w:t>zech}}</w:t>
+            </w:r>
+          </w:p>
+        </w:tc>
+        <w:tc>
+          <w:tcPr>
+            <w:tcW w:w="460" w:type="pct"/>
             <w:tcBorders>
               <w:top w:val="single" w:sz="4" w:space="0" w:color="auto"/>
               <w:left w:val="single" w:sz="4" w:space="0" w:color="auto"/>
@@ -6205,15 +6317,28 @@
             <w:r>
               <w:rPr>
                 <w:rFonts w:cs="Calibri"/>
-                <w:sz w:val="22"/>
-              </w:rPr>
-              <w:t>{{trup.9.prumer_min|czech}}</w:t>
-            </w:r>
-          </w:p>
-        </w:tc>
-        <w:tc>
-          <w:tcPr>
-            <w:tcW w:w="993" w:type="pct"/>
+                <w:b/>
+                <w:bCs/>
+                <w:sz w:val="22"/>
+              </w:rPr>
+              <w:lastRenderedPageBreak/>
+              <w:t>{{trup.9.prumer_min|cz</w:t>
+            </w:r>
+            <w:r>
+              <w:rPr>
+                <w:rFonts w:cs="Calibri"/>
+                <w:b/>
+                <w:bCs/>
+                <w:sz w:val="22"/>
+              </w:rPr>
+              <w:lastRenderedPageBreak/>
+              <w:t>ech}}</w:t>
+            </w:r>
+          </w:p>
+        </w:tc>
+        <w:tc>
+          <w:tcPr>
+            <w:tcW w:w="614" w:type="pct"/>
             <w:tcBorders>
               <w:top w:val="single" w:sz="4" w:space="0" w:color="auto"/>
               <w:left w:val="single" w:sz="4" w:space="0" w:color="auto"/>
@@ -6236,7 +6361,16 @@
                 <w:rFonts w:cs="Calibri"/>
                 <w:sz w:val="22"/>
               </w:rPr>
-              <w:t>{{trup.9.typ_pracovni_polohy|czech}}</w:t>
+              <w:lastRenderedPageBreak/>
+              <w:t>{{trup.9.typ_pracovni_polohy|cze</w:t>
+            </w:r>
+            <w:r>
+              <w:rPr>
+                <w:rFonts w:cs="Calibri"/>
+                <w:sz w:val="22"/>
+              </w:rPr>
+              <w:lastRenderedPageBreak/>
+              <w:t>ch}}</w:t>
             </w:r>
           </w:p>
         </w:tc>
@@ -6248,34 +6382,35 @@
         </w:trPr>
         <w:tc>
           <w:tcPr>
-            <w:tcW w:w="794" w:type="pct"/>
-            <w:tcBorders>
-              <w:top w:val="single" w:sz="4" w:space="0" w:color="auto"/>
-              <w:left w:val="single" w:sz="4" w:space="0" w:color="auto"/>
-              <w:bottom w:val="single" w:sz="4" w:space="0" w:color="auto"/>
-              <w:right w:val="single" w:sz="4" w:space="0" w:color="auto"/>
-            </w:tcBorders>
-            <w:vAlign w:val="center"/>
-          </w:tcPr>
-          <w:p>
-            <w:pPr>
-              <w:rPr>
-                <w:rFonts w:cs="Calibri"/>
-                <w:sz w:val="22"/>
-              </w:rPr>
-            </w:pPr>
-            <w:r>
-              <w:rPr>
-                <w:rFonts w:cs="Calibri"/>
-                <w:sz w:val="22"/>
-              </w:rPr>
+            <w:tcW w:w="2435" w:type="pct"/>
+            <w:tcBorders>
+              <w:top w:val="single" w:sz="4" w:space="0" w:color="auto"/>
+              <w:left w:val="single" w:sz="4" w:space="0" w:color="auto"/>
+              <w:bottom w:val="single" w:sz="4" w:space="0" w:color="auto"/>
+              <w:right w:val="single" w:sz="4" w:space="0" w:color="auto"/>
+            </w:tcBorders>
+            <w:vAlign w:val="center"/>
+          </w:tcPr>
+          <w:p>
+            <w:pPr>
+              <w:rPr>
+                <w:rFonts w:cs="Calibri"/>
+                <w:sz w:val="22"/>
+              </w:rPr>
+            </w:pPr>
+            <w:r>
+              <w:rPr>
+                <w:rFonts w:cs="Calibri"/>
+                <w:sz w:val="22"/>
+              </w:rPr>
+              <w:lastRenderedPageBreak/>
               <w:t>{{trup.10.nazev_polohy|czech}}</w:t>
             </w:r>
           </w:p>
         </w:tc>
         <w:tc>
           <w:tcPr>
-            <w:tcW w:w="922" w:type="pct"/>
+            <w:tcW w:w="573" w:type="pct"/>
             <w:tcBorders>
               <w:top w:val="single" w:sz="4" w:space="0" w:color="auto"/>
               <w:left w:val="single" w:sz="4" w:space="0" w:color="auto"/>
@@ -6304,7 +6439,7 @@
         </w:tc>
         <w:tc>
           <w:tcPr>
-            <w:tcW w:w="774" w:type="pct"/>
+            <w:tcW w:w="459" w:type="pct"/>
             <w:tcBorders>
               <w:top w:val="single" w:sz="4" w:space="0" w:color="auto"/>
               <w:left w:val="single" w:sz="4" w:space="0" w:color="auto"/>
@@ -6317,16 +6452,19 @@
           </w:tcPr>
           <w:p>
             <w:pPr>
-              <w:rPr>
-                <w:rFonts w:cs="Calibri"/>
-                <w:b/>
-                <w:bCs/>
-                <w:sz w:val="22"/>
-              </w:rPr>
-            </w:pPr>
-            <w:r>
-              <w:rPr>
-                <w:rFonts w:cs="Calibri"/>
+              <w:jc w:val="center"/>
+              <w:rPr>
+                <w:rFonts w:cs="Calibri"/>
+                <w:b/>
+                <w:bCs/>
+                <w:sz w:val="22"/>
+              </w:rPr>
+            </w:pPr>
+            <w:r>
+              <w:rPr>
+                <w:rFonts w:cs="Calibri"/>
+                <w:b/>
+                <w:bCs/>
                 <w:sz w:val="22"/>
               </w:rPr>
               <w:t>{{trup.10.vyskyt_min_a|czech}}</w:t>
@@ -6335,7 +6473,7 @@
         </w:tc>
         <w:tc>
           <w:tcPr>
-            <w:tcW w:w="777" w:type="pct"/>
+            <w:tcW w:w="459" w:type="pct"/>
             <w:tcBorders>
               <w:top w:val="single" w:sz="4" w:space="0" w:color="auto"/>
               <w:left w:val="single" w:sz="4" w:space="0" w:color="auto"/>
@@ -6359,6 +6497,8 @@
             <w:r>
               <w:rPr>
                 <w:rFonts w:cs="Calibri"/>
+                <w:b/>
+                <w:bCs/>
                 <w:sz w:val="22"/>
               </w:rPr>
               <w:t>{{trup.10.vyskyt_min_b|czech}}</w:t>
@@ -6367,7 +6507,7 @@
         </w:tc>
         <w:tc>
           <w:tcPr>
-            <w:tcW w:w="740" w:type="pct"/>
+            <w:tcW w:w="460" w:type="pct"/>
             <w:tcBorders>
               <w:top w:val="single" w:sz="4" w:space="0" w:color="auto"/>
               <w:left w:val="single" w:sz="4" w:space="0" w:color="auto"/>
@@ -6391,6 +6531,8 @@
             <w:r>
               <w:rPr>
                 <w:rFonts w:cs="Calibri"/>
+                <w:b/>
+                <w:bCs/>
                 <w:sz w:val="22"/>
               </w:rPr>
               <w:t>{{trup.10.prumer_min|czech}}</w:t>
@@ -6399,7 +6541,7 @@
         </w:tc>
         <w:tc>
           <w:tcPr>
-            <w:tcW w:w="993" w:type="pct"/>
+            <w:tcW w:w="614" w:type="pct"/>
             <w:tcBorders>
               <w:top w:val="single" w:sz="4" w:space="0" w:color="auto"/>
               <w:left w:val="single" w:sz="4" w:space="0" w:color="auto"/>
@@ -6434,7 +6576,7 @@
         </w:trPr>
         <w:tc>
           <w:tcPr>
-            <w:tcW w:w="794" w:type="pct"/>
+            <w:tcW w:w="2435" w:type="pct"/>
             <w:tcBorders>
               <w:top w:val="single" w:sz="4" w:space="0" w:color="auto"/>
               <w:left w:val="single" w:sz="4" w:space="0" w:color="auto"/>
@@ -6461,7 +6603,7 @@
         </w:tc>
         <w:tc>
           <w:tcPr>
-            <w:tcW w:w="922" w:type="pct"/>
+            <w:tcW w:w="573" w:type="pct"/>
             <w:tcBorders>
               <w:top w:val="single" w:sz="4" w:space="0" w:color="auto"/>
               <w:left w:val="single" w:sz="4" w:space="0" w:color="auto"/>
@@ -6490,7 +6632,7 @@
         </w:tc>
         <w:tc>
           <w:tcPr>
-            <w:tcW w:w="774" w:type="pct"/>
+            <w:tcW w:w="459" w:type="pct"/>
             <w:tcBorders>
               <w:top w:val="single" w:sz="4" w:space="0" w:color="auto"/>
               <w:left w:val="single" w:sz="4" w:space="0" w:color="auto"/>
@@ -6503,16 +6645,19 @@
           </w:tcPr>
           <w:p>
             <w:pPr>
-              <w:rPr>
-                <w:rFonts w:cs="Calibri"/>
-                <w:b/>
-                <w:bCs/>
-                <w:sz w:val="22"/>
-              </w:rPr>
-            </w:pPr>
-            <w:r>
-              <w:rPr>
-                <w:rFonts w:cs="Calibri"/>
+              <w:jc w:val="center"/>
+              <w:rPr>
+                <w:rFonts w:cs="Calibri"/>
+                <w:b/>
+                <w:bCs/>
+                <w:sz w:val="22"/>
+              </w:rPr>
+            </w:pPr>
+            <w:r>
+              <w:rPr>
+                <w:rFonts w:cs="Calibri"/>
+                <w:b/>
+                <w:bCs/>
                 <w:sz w:val="22"/>
               </w:rPr>
               <w:t>{{trup.11.vyskyt_min_a|czech}}</w:t>
@@ -6521,7 +6666,7 @@
         </w:tc>
         <w:tc>
           <w:tcPr>
-            <w:tcW w:w="777" w:type="pct"/>
+            <w:tcW w:w="459" w:type="pct"/>
             <w:tcBorders>
               <w:top w:val="single" w:sz="4" w:space="0" w:color="auto"/>
               <w:left w:val="single" w:sz="4" w:space="0" w:color="auto"/>
@@ -6545,6 +6690,8 @@
             <w:r>
               <w:rPr>
                 <w:rFonts w:cs="Calibri"/>
+                <w:b/>
+                <w:bCs/>
                 <w:sz w:val="22"/>
               </w:rPr>
               <w:t>{{trup.11.vyskyt_min_b|czech}}</w:t>
@@ -6553,7 +6700,7 @@
         </w:tc>
         <w:tc>
           <w:tcPr>
-            <w:tcW w:w="740" w:type="pct"/>
+            <w:tcW w:w="460" w:type="pct"/>
             <w:tcBorders>
               <w:top w:val="single" w:sz="4" w:space="0" w:color="auto"/>
               <w:left w:val="single" w:sz="4" w:space="0" w:color="auto"/>
@@ -6577,6 +6724,8 @@
             <w:r>
               <w:rPr>
                 <w:rFonts w:cs="Calibri"/>
+                <w:b/>
+                <w:bCs/>
                 <w:sz w:val="22"/>
               </w:rPr>
               <w:t>{{trup.11.prumer_min|czech}}</w:t>
@@ -6585,7 +6734,7 @@
         </w:tc>
         <w:tc>
           <w:tcPr>
-            <w:tcW w:w="993" w:type="pct"/>
+            <w:tcW w:w="614" w:type="pct"/>
             <w:tcBorders>
               <w:top w:val="single" w:sz="4" w:space="0" w:color="auto"/>
               <w:left w:val="single" w:sz="4" w:space="0" w:color="auto"/>
@@ -6635,7 +6784,7 @@
     </w:p>
     <w:tbl>
       <w:tblPr>
-        <w:tblW w:w="5000" w:type="pct"/>
+        <w:tblW w:w="10052" w:type="dxa"/>
         <w:jc w:val="center"/>
         <w:tblBorders>
           <w:top w:val="single" w:sz="4" w:space="0" w:color="auto"/>
@@ -6645,6 +6794,7 @@
           <w:insideH w:val="single" w:sz="4" w:space="0" w:color="auto"/>
           <w:insideV w:val="single" w:sz="4" w:space="0" w:color="auto"/>
         </w:tblBorders>
+        <w:tblLayout w:type="fixed"/>
         <w:tblCellMar>
           <w:left w:w="70" w:type="dxa"/>
           <w:right w:w="70" w:type="dxa"/>
@@ -6652,12 +6802,12 @@
         <w:tblLook w:val="04A0" w:firstRow="1" w:lastRow="0" w:firstColumn="1" w:lastColumn="0" w:noHBand="0" w:noVBand="1"/>
       </w:tblPr>
       <w:tblGrid>
-        <w:gridCol w:w="1471"/>
-        <w:gridCol w:w="1646"/>
-        <w:gridCol w:w="1466"/>
-        <w:gridCol w:w="1470"/>
-        <w:gridCol w:w="1424"/>
-        <w:gridCol w:w="1735"/>
+        <w:gridCol w:w="4896"/>
+        <w:gridCol w:w="1152"/>
+        <w:gridCol w:w="922"/>
+        <w:gridCol w:w="922"/>
+        <w:gridCol w:w="922"/>
+        <w:gridCol w:w="1238"/>
       </w:tblGrid>
       <w:tr>
         <w:trPr>
@@ -6666,7 +6816,7 @@
         </w:trPr>
         <w:tc>
           <w:tcPr>
-            <w:tcW w:w="791" w:type="pct"/>
+            <w:tcW w:w="4896" w:type="dxa"/>
             <w:vMerge w:val="restart"/>
             <w:shd w:val="clear" w:color="000000" w:fill="BFBFBF"/>
             <w:vAlign w:val="center"/>
@@ -6685,7 +6835,6 @@
             </w:pPr>
             <w:bookmarkStart w:id="7" w:name="_Hlk214636786"/>
             <w:r>
-              <w:lastRenderedPageBreak/>
               <w:br w:type="page"/>
             </w:r>
             <w:r>
@@ -6702,7 +6851,7 @@
         </w:tc>
         <w:tc>
           <w:tcPr>
-            <w:tcW w:w="906" w:type="pct"/>
+            <w:tcW w:w="1152" w:type="dxa"/>
             <w:vMerge w:val="restart"/>
             <w:shd w:val="clear" w:color="000000" w:fill="BFBFBF"/>
             <w:vAlign w:val="center"/>
@@ -6733,7 +6882,7 @@
         </w:tc>
         <w:tc>
           <w:tcPr>
-            <w:tcW w:w="788" w:type="pct"/>
+            <w:tcW w:w="922" w:type="dxa"/>
             <w:shd w:val="clear" w:color="000000" w:fill="BFBFBF"/>
             <w:noWrap/>
             <w:vAlign w:val="center"/>
@@ -6764,7 +6913,7 @@
         </w:tc>
         <w:tc>
           <w:tcPr>
-            <w:tcW w:w="790" w:type="pct"/>
+            <w:tcW w:w="922" w:type="dxa"/>
             <w:shd w:val="clear" w:color="000000" w:fill="BFBFBF"/>
             <w:noWrap/>
             <w:vAlign w:val="center"/>
@@ -6795,7 +6944,7 @@
         </w:tc>
         <w:tc>
           <w:tcPr>
-            <w:tcW w:w="760" w:type="pct"/>
+            <w:tcW w:w="922" w:type="dxa"/>
             <w:vMerge w:val="restart"/>
             <w:shd w:val="clear" w:color="000000" w:fill="BFBFBF"/>
             <w:vAlign w:val="center"/>
@@ -6890,7 +7039,7 @@
         </w:tc>
         <w:tc>
           <w:tcPr>
-            <w:tcW w:w="964" w:type="pct"/>
+            <w:tcW w:w="1238" w:type="dxa"/>
             <w:vMerge w:val="restart"/>
             <w:shd w:val="clear" w:color="000000" w:fill="BFBFBF"/>
             <w:vAlign w:val="center"/>
@@ -6927,7 +7076,7 @@
         </w:trPr>
         <w:tc>
           <w:tcPr>
-            <w:tcW w:w="791" w:type="pct"/>
+            <w:tcW w:w="4896" w:type="dxa"/>
             <w:vMerge/>
             <w:vAlign w:val="center"/>
             <w:hideMark/>
@@ -6946,7 +7095,7 @@
         </w:tc>
         <w:tc>
           <w:tcPr>
-            <w:tcW w:w="906" w:type="pct"/>
+            <w:tcW w:w="1152" w:type="dxa"/>
             <w:vMerge/>
             <w:shd w:val="clear" w:color="000000" w:fill="BFBFBF"/>
             <w:vAlign w:val="center"/>
@@ -6966,7 +7115,7 @@
         </w:tc>
         <w:tc>
           <w:tcPr>
-            <w:tcW w:w="788" w:type="pct"/>
+            <w:tcW w:w="922" w:type="dxa"/>
             <w:shd w:val="clear" w:color="000000" w:fill="BFBFBF"/>
             <w:vAlign w:val="center"/>
             <w:hideMark/>
@@ -7038,7 +7187,7 @@
         </w:tc>
         <w:tc>
           <w:tcPr>
-            <w:tcW w:w="790" w:type="pct"/>
+            <w:tcW w:w="922" w:type="dxa"/>
             <w:shd w:val="clear" w:color="000000" w:fill="BFBFBF"/>
             <w:vAlign w:val="center"/>
             <w:hideMark/>
@@ -7110,7 +7259,7 @@
         </w:tc>
         <w:tc>
           <w:tcPr>
-            <w:tcW w:w="760" w:type="pct"/>
+            <w:tcW w:w="922" w:type="dxa"/>
             <w:vMerge/>
             <w:vAlign w:val="center"/>
             <w:hideMark/>
@@ -7129,7 +7278,7 @@
         </w:tc>
         <w:tc>
           <w:tcPr>
-            <w:tcW w:w="964" w:type="pct"/>
+            <w:tcW w:w="1238" w:type="dxa"/>
             <w:vMerge/>
             <w:vAlign w:val="center"/>
             <w:hideMark/>
@@ -7149,39 +7298,43 @@
       </w:tr>
       <w:tr>
         <w:trPr>
-          <w:trHeight w:val="287"/>
+          <w:trHeight w:val="288"/>
           <w:jc w:val="center"/>
         </w:trPr>
         <w:tc>
           <w:tcPr>
-            <w:tcW w:w="5000" w:type="pct"/>
+            <w:tcW w:w="10052" w:type="dxa"/>
             <w:gridSpan w:val="6"/>
-            <w:shd w:val="clear" w:color="auto" w:fill="F2F2F2"/>
-            <w:vAlign w:val="center"/>
-          </w:tcPr>
-          <w:p>
-            <w:pPr>
-              <w:jc w:val="center"/>
-              <w:rPr>
-                <w:rFonts w:eastAsia="Times New Roman" w:cs="Calibri"/>
-                <w:b/>
-                <w:bCs/>
-                <w:color w:val="000000"/>
-                <w:sz w:val="22"/>
-                <w:lang w:eastAsia="cs-CZ"/>
-              </w:rPr>
-            </w:pPr>
-            <w:r>
-              <w:rPr>
-                <w:rFonts w:eastAsia="Times New Roman" w:cs="Calibri"/>
-                <w:b/>
-                <w:bCs/>
-                <w:color w:val="000000"/>
-                <w:sz w:val="22"/>
-                <w:lang w:eastAsia="cs-CZ"/>
-              </w:rPr>
-              <w:t>HLAVA_KRK</w:t>
-            </w:r>
+            <w:tcBorders>
+              <w:top w:val="single" w:sz="4" w:space="0" w:color="auto"/>
+              <w:left w:val="single" w:sz="4" w:space="0" w:color="auto"/>
+              <w:bottom w:val="single" w:sz="4" w:space="0" w:color="auto"/>
+              <w:right w:val="single" w:sz="4" w:space="0" w:color="auto"/>
+            </w:tcBorders>
+            <w:shd w:val="clear" w:color="auto" w:fill="F2F2F2" w:themeFill="background1" w:themeFillShade="F2"/>
+            <w:vAlign w:val="center"/>
+          </w:tcPr>
+          <w:p>
+            <w:pPr>
+              <w:jc w:val="center"/>
+              <w:rPr>
+                <w:rFonts w:cs="Calibri"/>
+                <w:b/>
+                <w:bCs/>
+                <w:sz w:val="22"/>
+              </w:rPr>
+            </w:pPr>
+            <w:proofErr w:type="gramStart"/>
+            <w:r>
+              <w:rPr>
+                <w:rFonts w:cs="Calibri"/>
+                <w:b/>
+                <w:bCs/>
+                <w:sz w:val="22"/>
+              </w:rPr>
+              <w:t>HLAVA - KRK</w:t>
+            </w:r>
+            <w:proofErr w:type="gramEnd"/>
           </w:p>
         </w:tc>
       </w:tr>
@@ -7192,7 +7345,7 @@
         </w:trPr>
         <w:tc>
           <w:tcPr>
-            <w:tcW w:w="791" w:type="pct"/>
+            <w:tcW w:w="4896" w:type="dxa"/>
             <w:tcBorders>
               <w:top w:val="single" w:sz="4" w:space="0" w:color="auto"/>
               <w:left w:val="single" w:sz="4" w:space="0" w:color="auto"/>
@@ -7219,7 +7372,7 @@
         </w:tc>
         <w:tc>
           <w:tcPr>
-            <w:tcW w:w="906" w:type="pct"/>
+            <w:tcW w:w="1152" w:type="dxa"/>
             <w:tcBorders>
               <w:top w:val="single" w:sz="4" w:space="0" w:color="auto"/>
               <w:left w:val="single" w:sz="4" w:space="0" w:color="auto"/>
@@ -7248,7 +7401,7 @@
         </w:tc>
         <w:tc>
           <w:tcPr>
-            <w:tcW w:w="788" w:type="pct"/>
+            <w:tcW w:w="922" w:type="dxa"/>
             <w:tcBorders>
               <w:top w:val="single" w:sz="4" w:space="0" w:color="auto"/>
               <w:left w:val="single" w:sz="4" w:space="0" w:color="auto"/>
@@ -7273,6 +7426,8 @@
             <w:r>
               <w:rPr>
                 <w:rFonts w:cs="Calibri"/>
+                <w:b/>
+                <w:bCs/>
                 <w:sz w:val="22"/>
               </w:rPr>
               <w:t>{{hlava_krk.1.vyskyt_min_a|czech}}</w:t>
@@ -7281,7 +7436,7 @@
         </w:tc>
         <w:tc>
           <w:tcPr>
-            <w:tcW w:w="790" w:type="pct"/>
+            <w:tcW w:w="922" w:type="dxa"/>
             <w:tcBorders>
               <w:top w:val="single" w:sz="4" w:space="0" w:color="auto"/>
               <w:left w:val="single" w:sz="4" w:space="0" w:color="auto"/>
@@ -7306,6 +7461,8 @@
             <w:r>
               <w:rPr>
                 <w:rFonts w:cs="Calibri"/>
+                <w:b/>
+                <w:bCs/>
                 <w:sz w:val="22"/>
               </w:rPr>
               <w:t>{{hlava_krk.1.vyskyt_min_b|czech}}</w:t>
@@ -7314,7 +7471,7 @@
         </w:tc>
         <w:tc>
           <w:tcPr>
-            <w:tcW w:w="760" w:type="pct"/>
+            <w:tcW w:w="922" w:type="dxa"/>
             <w:tcBorders>
               <w:top w:val="single" w:sz="4" w:space="0" w:color="auto"/>
               <w:left w:val="single" w:sz="4" w:space="0" w:color="auto"/>
@@ -7339,6 +7496,8 @@
             <w:r>
               <w:rPr>
                 <w:rFonts w:cs="Calibri"/>
+                <w:b/>
+                <w:bCs/>
                 <w:sz w:val="22"/>
               </w:rPr>
               <w:t>{{hlava_krk.1.prumer_min|czech}}</w:t>
@@ -7347,7 +7506,7 @@
         </w:tc>
         <w:tc>
           <w:tcPr>
-            <w:tcW w:w="964" w:type="pct"/>
+            <w:tcW w:w="1238" w:type="dxa"/>
             <w:tcBorders>
               <w:top w:val="single" w:sz="4" w:space="0" w:color="auto"/>
               <w:left w:val="single" w:sz="4" w:space="0" w:color="auto"/>
@@ -7382,7 +7541,7 @@
         </w:trPr>
         <w:tc>
           <w:tcPr>
-            <w:tcW w:w="791" w:type="pct"/>
+            <w:tcW w:w="4896" w:type="dxa"/>
             <w:tcBorders>
               <w:top w:val="single" w:sz="4" w:space="0" w:color="auto"/>
               <w:left w:val="single" w:sz="4" w:space="0" w:color="auto"/>
@@ -7409,7 +7568,7 @@
         </w:tc>
         <w:tc>
           <w:tcPr>
-            <w:tcW w:w="906" w:type="pct"/>
+            <w:tcW w:w="1152" w:type="dxa"/>
             <w:tcBorders>
               <w:top w:val="single" w:sz="4" w:space="0" w:color="auto"/>
               <w:left w:val="single" w:sz="4" w:space="0" w:color="auto"/>
@@ -7438,7 +7597,7 @@
         </w:tc>
         <w:tc>
           <w:tcPr>
-            <w:tcW w:w="788" w:type="pct"/>
+            <w:tcW w:w="922" w:type="dxa"/>
             <w:tcBorders>
               <w:top w:val="single" w:sz="4" w:space="0" w:color="auto"/>
               <w:left w:val="single" w:sz="4" w:space="0" w:color="auto"/>
@@ -7451,16 +7610,19 @@
           </w:tcPr>
           <w:p>
             <w:pPr>
-              <w:rPr>
-                <w:rFonts w:cs="Calibri"/>
-                <w:b/>
-                <w:bCs/>
-                <w:sz w:val="22"/>
-              </w:rPr>
-            </w:pPr>
-            <w:r>
-              <w:rPr>
-                <w:rFonts w:cs="Calibri"/>
+              <w:jc w:val="center"/>
+              <w:rPr>
+                <w:rFonts w:cs="Calibri"/>
+                <w:b/>
+                <w:bCs/>
+                <w:sz w:val="22"/>
+              </w:rPr>
+            </w:pPr>
+            <w:r>
+              <w:rPr>
+                <w:rFonts w:cs="Calibri"/>
+                <w:b/>
+                <w:bCs/>
                 <w:sz w:val="22"/>
               </w:rPr>
               <w:t>{{hlava_krk.2.vyskyt_min_a|czech}}</w:t>
@@ -7469,7 +7631,7 @@
         </w:tc>
         <w:tc>
           <w:tcPr>
-            <w:tcW w:w="790" w:type="pct"/>
+            <w:tcW w:w="922" w:type="dxa"/>
             <w:tcBorders>
               <w:top w:val="single" w:sz="4" w:space="0" w:color="auto"/>
               <w:left w:val="single" w:sz="4" w:space="0" w:color="auto"/>
@@ -7493,6 +7655,8 @@
             <w:r>
               <w:rPr>
                 <w:rFonts w:cs="Calibri"/>
+                <w:b/>
+                <w:bCs/>
                 <w:sz w:val="22"/>
               </w:rPr>
               <w:t>{{hlava_krk.2.vyskyt_min_b|czech}}</w:t>
@@ -7501,7 +7665,7 @@
         </w:tc>
         <w:tc>
           <w:tcPr>
-            <w:tcW w:w="760" w:type="pct"/>
+            <w:tcW w:w="922" w:type="dxa"/>
             <w:tcBorders>
               <w:top w:val="single" w:sz="4" w:space="0" w:color="auto"/>
               <w:left w:val="single" w:sz="4" w:space="0" w:color="auto"/>
@@ -7525,6 +7689,8 @@
             <w:r>
               <w:rPr>
                 <w:rFonts w:cs="Calibri"/>
+                <w:b/>
+                <w:bCs/>
                 <w:sz w:val="22"/>
               </w:rPr>
               <w:t>{{hlava_krk.2.prumer_min|czech}}</w:t>
@@ -7533,7 +7699,7 @@
         </w:tc>
         <w:tc>
           <w:tcPr>
-            <w:tcW w:w="964" w:type="pct"/>
+            <w:tcW w:w="1238" w:type="dxa"/>
             <w:tcBorders>
               <w:top w:val="single" w:sz="4" w:space="0" w:color="auto"/>
               <w:left w:val="single" w:sz="4" w:space="0" w:color="auto"/>
@@ -7568,7 +7734,7 @@
         </w:trPr>
         <w:tc>
           <w:tcPr>
-            <w:tcW w:w="791" w:type="pct"/>
+            <w:tcW w:w="4896" w:type="dxa"/>
             <w:tcBorders>
               <w:top w:val="single" w:sz="4" w:space="0" w:color="auto"/>
               <w:left w:val="single" w:sz="4" w:space="0" w:color="auto"/>
@@ -7595,7 +7761,7 @@
         </w:tc>
         <w:tc>
           <w:tcPr>
-            <w:tcW w:w="906" w:type="pct"/>
+            <w:tcW w:w="1152" w:type="dxa"/>
             <w:tcBorders>
               <w:top w:val="single" w:sz="4" w:space="0" w:color="auto"/>
               <w:left w:val="single" w:sz="4" w:space="0" w:color="auto"/>
@@ -7624,7 +7790,7 @@
         </w:tc>
         <w:tc>
           <w:tcPr>
-            <w:tcW w:w="788" w:type="pct"/>
+            <w:tcW w:w="922" w:type="dxa"/>
             <w:tcBorders>
               <w:top w:val="single" w:sz="4" w:space="0" w:color="auto"/>
               <w:left w:val="single" w:sz="4" w:space="0" w:color="auto"/>
@@ -7637,16 +7803,19 @@
           </w:tcPr>
           <w:p>
             <w:pPr>
-              <w:rPr>
-                <w:rFonts w:cs="Calibri"/>
-                <w:b/>
-                <w:bCs/>
-                <w:sz w:val="22"/>
-              </w:rPr>
-            </w:pPr>
-            <w:r>
-              <w:rPr>
-                <w:rFonts w:cs="Calibri"/>
+              <w:jc w:val="center"/>
+              <w:rPr>
+                <w:rFonts w:cs="Calibri"/>
+                <w:b/>
+                <w:bCs/>
+                <w:sz w:val="22"/>
+              </w:rPr>
+            </w:pPr>
+            <w:r>
+              <w:rPr>
+                <w:rFonts w:cs="Calibri"/>
+                <w:b/>
+                <w:bCs/>
                 <w:sz w:val="22"/>
               </w:rPr>
               <w:t>{{hlava_krk.3.vyskyt_min_a|czech}}</w:t>
@@ -7655,7 +7824,7 @@
         </w:tc>
         <w:tc>
           <w:tcPr>
-            <w:tcW w:w="790" w:type="pct"/>
+            <w:tcW w:w="922" w:type="dxa"/>
             <w:tcBorders>
               <w:top w:val="single" w:sz="4" w:space="0" w:color="auto"/>
               <w:left w:val="single" w:sz="4" w:space="0" w:color="auto"/>
@@ -7679,6 +7848,8 @@
             <w:r>
               <w:rPr>
                 <w:rFonts w:cs="Calibri"/>
+                <w:b/>
+                <w:bCs/>
                 <w:sz w:val="22"/>
               </w:rPr>
               <w:t>{{hlava_krk.3.vyskyt_min_b|czech}}</w:t>
@@ -7687,7 +7858,7 @@
         </w:tc>
         <w:tc>
           <w:tcPr>
-            <w:tcW w:w="760" w:type="pct"/>
+            <w:tcW w:w="922" w:type="dxa"/>
             <w:tcBorders>
               <w:top w:val="single" w:sz="4" w:space="0" w:color="auto"/>
               <w:left w:val="single" w:sz="4" w:space="0" w:color="auto"/>
@@ -7711,6 +7882,8 @@
             <w:r>
               <w:rPr>
                 <w:rFonts w:cs="Calibri"/>
+                <w:b/>
+                <w:bCs/>
                 <w:sz w:val="22"/>
               </w:rPr>
               <w:t>{{hlava_krk.3.prumer_min|czech}}</w:t>
@@ -7719,7 +7892,7 @@
         </w:tc>
         <w:tc>
           <w:tcPr>
-            <w:tcW w:w="964" w:type="pct"/>
+            <w:tcW w:w="1238" w:type="dxa"/>
             <w:tcBorders>
               <w:top w:val="single" w:sz="4" w:space="0" w:color="auto"/>
               <w:left w:val="single" w:sz="4" w:space="0" w:color="auto"/>
@@ -7754,7 +7927,7 @@
         </w:trPr>
         <w:tc>
           <w:tcPr>
-            <w:tcW w:w="791" w:type="pct"/>
+            <w:tcW w:w="4896" w:type="dxa"/>
             <w:tcBorders>
               <w:top w:val="single" w:sz="4" w:space="0" w:color="auto"/>
               <w:left w:val="single" w:sz="4" w:space="0" w:color="auto"/>
@@ -7781,7 +7954,7 @@
         </w:tc>
         <w:tc>
           <w:tcPr>
-            <w:tcW w:w="906" w:type="pct"/>
+            <w:tcW w:w="1152" w:type="dxa"/>
             <w:tcBorders>
               <w:top w:val="single" w:sz="4" w:space="0" w:color="auto"/>
               <w:left w:val="single" w:sz="4" w:space="0" w:color="auto"/>
@@ -7810,7 +7983,7 @@
         </w:tc>
         <w:tc>
           <w:tcPr>
-            <w:tcW w:w="788" w:type="pct"/>
+            <w:tcW w:w="922" w:type="dxa"/>
             <w:tcBorders>
               <w:top w:val="single" w:sz="4" w:space="0" w:color="auto"/>
               <w:left w:val="single" w:sz="4" w:space="0" w:color="auto"/>
@@ -7823,16 +7996,19 @@
           </w:tcPr>
           <w:p>
             <w:pPr>
-              <w:rPr>
-                <w:rFonts w:cs="Calibri"/>
-                <w:b/>
-                <w:bCs/>
-                <w:sz w:val="22"/>
-              </w:rPr>
-            </w:pPr>
-            <w:r>
-              <w:rPr>
-                <w:rFonts w:cs="Calibri"/>
+              <w:jc w:val="center"/>
+              <w:rPr>
+                <w:rFonts w:cs="Calibri"/>
+                <w:b/>
+                <w:bCs/>
+                <w:sz w:val="22"/>
+              </w:rPr>
+            </w:pPr>
+            <w:r>
+              <w:rPr>
+                <w:rFonts w:cs="Calibri"/>
+                <w:b/>
+                <w:bCs/>
                 <w:sz w:val="22"/>
               </w:rPr>
               <w:t>{{hlava_krk.4.vyskyt_min_a|czech}}</w:t>
@@ -7841,7 +8017,7 @@
         </w:tc>
         <w:tc>
           <w:tcPr>
-            <w:tcW w:w="790" w:type="pct"/>
+            <w:tcW w:w="922" w:type="dxa"/>
             <w:tcBorders>
               <w:top w:val="single" w:sz="4" w:space="0" w:color="auto"/>
               <w:left w:val="single" w:sz="4" w:space="0" w:color="auto"/>
@@ -7865,6 +8041,8 @@
             <w:r>
               <w:rPr>
                 <w:rFonts w:cs="Calibri"/>
+                <w:b/>
+                <w:bCs/>
                 <w:sz w:val="22"/>
               </w:rPr>
               <w:t>{{hlava_krk.4.vyskyt_min_b|czech}}</w:t>
@@ -7873,7 +8051,7 @@
         </w:tc>
         <w:tc>
           <w:tcPr>
-            <w:tcW w:w="760" w:type="pct"/>
+            <w:tcW w:w="922" w:type="dxa"/>
             <w:tcBorders>
               <w:top w:val="single" w:sz="4" w:space="0" w:color="auto"/>
               <w:left w:val="single" w:sz="4" w:space="0" w:color="auto"/>
@@ -7897,6 +8075,8 @@
             <w:r>
               <w:rPr>
                 <w:rFonts w:cs="Calibri"/>
+                <w:b/>
+                <w:bCs/>
                 <w:sz w:val="22"/>
               </w:rPr>
               <w:t>{{hlava_krk.4.prumer_min|czech}}</w:t>
@@ -7905,7 +8085,7 @@
         </w:tc>
         <w:tc>
           <w:tcPr>
-            <w:tcW w:w="964" w:type="pct"/>
+            <w:tcW w:w="1238" w:type="dxa"/>
             <w:tcBorders>
               <w:top w:val="single" w:sz="4" w:space="0" w:color="auto"/>
               <w:left w:val="single" w:sz="4" w:space="0" w:color="auto"/>
@@ -7940,7 +8120,7 @@
         </w:trPr>
         <w:tc>
           <w:tcPr>
-            <w:tcW w:w="791" w:type="pct"/>
+            <w:tcW w:w="4896" w:type="dxa"/>
             <w:tcBorders>
               <w:top w:val="single" w:sz="4" w:space="0" w:color="auto"/>
               <w:left w:val="single" w:sz="4" w:space="0" w:color="auto"/>
@@ -7967,7 +8147,7 @@
         </w:tc>
         <w:tc>
           <w:tcPr>
-            <w:tcW w:w="906" w:type="pct"/>
+            <w:tcW w:w="1152" w:type="dxa"/>
             <w:tcBorders>
               <w:top w:val="single" w:sz="4" w:space="0" w:color="auto"/>
               <w:left w:val="single" w:sz="4" w:space="0" w:color="auto"/>
@@ -7996,7 +8176,7 @@
         </w:tc>
         <w:tc>
           <w:tcPr>
-            <w:tcW w:w="788" w:type="pct"/>
+            <w:tcW w:w="922" w:type="dxa"/>
             <w:tcBorders>
               <w:top w:val="single" w:sz="4" w:space="0" w:color="auto"/>
               <w:left w:val="single" w:sz="4" w:space="0" w:color="auto"/>
@@ -8009,16 +8189,19 @@
           </w:tcPr>
           <w:p>
             <w:pPr>
-              <w:rPr>
-                <w:rFonts w:cs="Calibri"/>
-                <w:b/>
-                <w:bCs/>
-                <w:sz w:val="22"/>
-              </w:rPr>
-            </w:pPr>
-            <w:r>
-              <w:rPr>
-                <w:rFonts w:cs="Calibri"/>
+              <w:jc w:val="center"/>
+              <w:rPr>
+                <w:rFonts w:cs="Calibri"/>
+                <w:b/>
+                <w:bCs/>
+                <w:sz w:val="22"/>
+              </w:rPr>
+            </w:pPr>
+            <w:r>
+              <w:rPr>
+                <w:rFonts w:cs="Calibri"/>
+                <w:b/>
+                <w:bCs/>
                 <w:sz w:val="22"/>
               </w:rPr>
               <w:t>{{hlava_krk.5.vyskyt_min_a|czech}}</w:t>
@@ -8027,7 +8210,7 @@
         </w:tc>
         <w:tc>
           <w:tcPr>
-            <w:tcW w:w="790" w:type="pct"/>
+            <w:tcW w:w="922" w:type="dxa"/>
             <w:tcBorders>
               <w:top w:val="single" w:sz="4" w:space="0" w:color="auto"/>
               <w:left w:val="single" w:sz="4" w:space="0" w:color="auto"/>
@@ -8051,6 +8234,8 @@
             <w:r>
               <w:rPr>
                 <w:rFonts w:cs="Calibri"/>
+                <w:b/>
+                <w:bCs/>
                 <w:sz w:val="22"/>
               </w:rPr>
               <w:t>{{hlava_krk.5.vyskyt_min_b|czech}}</w:t>
@@ -8059,7 +8244,7 @@
         </w:tc>
         <w:tc>
           <w:tcPr>
-            <w:tcW w:w="760" w:type="pct"/>
+            <w:tcW w:w="922" w:type="dxa"/>
             <w:tcBorders>
               <w:top w:val="single" w:sz="4" w:space="0" w:color="auto"/>
               <w:left w:val="single" w:sz="4" w:space="0" w:color="auto"/>
@@ -8083,6 +8268,8 @@
             <w:r>
               <w:rPr>
                 <w:rFonts w:cs="Calibri"/>
+                <w:b/>
+                <w:bCs/>
                 <w:sz w:val="22"/>
               </w:rPr>
               <w:t>{{hlava_krk.5.prumer_min|czech}}</w:t>
@@ -8091,7 +8278,7 @@
         </w:tc>
         <w:tc>
           <w:tcPr>
-            <w:tcW w:w="964" w:type="pct"/>
+            <w:tcW w:w="1238" w:type="dxa"/>
             <w:tcBorders>
               <w:top w:val="single" w:sz="4" w:space="0" w:color="auto"/>
               <w:left w:val="single" w:sz="4" w:space="0" w:color="auto"/>
@@ -8126,7 +8313,7 @@
         </w:trPr>
         <w:tc>
           <w:tcPr>
-            <w:tcW w:w="791" w:type="pct"/>
+            <w:tcW w:w="4896" w:type="dxa"/>
             <w:tcBorders>
               <w:top w:val="single" w:sz="4" w:space="0" w:color="auto"/>
               <w:left w:val="single" w:sz="4" w:space="0" w:color="auto"/>
@@ -8153,7 +8340,7 @@
         </w:tc>
         <w:tc>
           <w:tcPr>
-            <w:tcW w:w="906" w:type="pct"/>
+            <w:tcW w:w="1152" w:type="dxa"/>
             <w:tcBorders>
               <w:top w:val="single" w:sz="4" w:space="0" w:color="auto"/>
               <w:left w:val="single" w:sz="4" w:space="0" w:color="auto"/>
@@ -8182,7 +8369,7 @@
         </w:tc>
         <w:tc>
           <w:tcPr>
-            <w:tcW w:w="788" w:type="pct"/>
+            <w:tcW w:w="922" w:type="dxa"/>
             <w:tcBorders>
               <w:top w:val="single" w:sz="4" w:space="0" w:color="auto"/>
               <w:left w:val="single" w:sz="4" w:space="0" w:color="auto"/>
@@ -8195,16 +8382,19 @@
           </w:tcPr>
           <w:p>
             <w:pPr>
-              <w:rPr>
-                <w:rFonts w:cs="Calibri"/>
-                <w:b/>
-                <w:bCs/>
-                <w:sz w:val="22"/>
-              </w:rPr>
-            </w:pPr>
-            <w:r>
-              <w:rPr>
-                <w:rFonts w:cs="Calibri"/>
+              <w:jc w:val="center"/>
+              <w:rPr>
+                <w:rFonts w:cs="Calibri"/>
+                <w:b/>
+                <w:bCs/>
+                <w:sz w:val="22"/>
+              </w:rPr>
+            </w:pPr>
+            <w:r>
+              <w:rPr>
+                <w:rFonts w:cs="Calibri"/>
+                <w:b/>
+                <w:bCs/>
                 <w:sz w:val="22"/>
               </w:rPr>
               <w:t>{{hlava_krk.6.vyskyt_min_a|czech}}</w:t>
@@ -8213,7 +8403,7 @@
         </w:tc>
         <w:tc>
           <w:tcPr>
-            <w:tcW w:w="790" w:type="pct"/>
+            <w:tcW w:w="922" w:type="dxa"/>
             <w:tcBorders>
               <w:top w:val="single" w:sz="4" w:space="0" w:color="auto"/>
               <w:left w:val="single" w:sz="4" w:space="0" w:color="auto"/>
@@ -8237,6 +8427,8 @@
             <w:r>
               <w:rPr>
                 <w:rFonts w:cs="Calibri"/>
+                <w:b/>
+                <w:bCs/>
                 <w:sz w:val="22"/>
               </w:rPr>
               <w:t>{{hlava_krk.6.vyskyt_min_b|czech}}</w:t>
@@ -8245,7 +8437,7 @@
         </w:tc>
         <w:tc>
           <w:tcPr>
-            <w:tcW w:w="760" w:type="pct"/>
+            <w:tcW w:w="922" w:type="dxa"/>
             <w:tcBorders>
               <w:top w:val="single" w:sz="4" w:space="0" w:color="auto"/>
               <w:left w:val="single" w:sz="4" w:space="0" w:color="auto"/>
@@ -8269,6 +8461,8 @@
             <w:r>
               <w:rPr>
                 <w:rFonts w:cs="Calibri"/>
+                <w:b/>
+                <w:bCs/>
                 <w:sz w:val="22"/>
               </w:rPr>
               <w:t>{{hlava_krk.6.prumer_min|czech}}</w:t>
@@ -8277,7 +8471,7 @@
         </w:tc>
         <w:tc>
           <w:tcPr>
-            <w:tcW w:w="964" w:type="pct"/>
+            <w:tcW w:w="1238" w:type="dxa"/>
             <w:tcBorders>
               <w:top w:val="single" w:sz="4" w:space="0" w:color="auto"/>
               <w:left w:val="single" w:sz="4" w:space="0" w:color="auto"/>
@@ -8312,34 +8506,35 @@
         </w:trPr>
         <w:tc>
           <w:tcPr>
-            <w:tcW w:w="791" w:type="pct"/>
-            <w:tcBorders>
-              <w:top w:val="single" w:sz="4" w:space="0" w:color="auto"/>
-              <w:left w:val="single" w:sz="4" w:space="0" w:color="auto"/>
-              <w:bottom w:val="single" w:sz="4" w:space="0" w:color="auto"/>
-              <w:right w:val="single" w:sz="4" w:space="0" w:color="auto"/>
-            </w:tcBorders>
-            <w:vAlign w:val="center"/>
-          </w:tcPr>
-          <w:p>
-            <w:pPr>
-              <w:rPr>
-                <w:rFonts w:cs="Calibri"/>
-                <w:sz w:val="22"/>
-              </w:rPr>
-            </w:pPr>
-            <w:r>
-              <w:rPr>
-                <w:rFonts w:cs="Calibri"/>
-                <w:sz w:val="22"/>
-              </w:rPr>
+            <w:tcW w:w="4896" w:type="dxa"/>
+            <w:tcBorders>
+              <w:top w:val="single" w:sz="4" w:space="0" w:color="auto"/>
+              <w:left w:val="single" w:sz="4" w:space="0" w:color="auto"/>
+              <w:bottom w:val="single" w:sz="4" w:space="0" w:color="auto"/>
+              <w:right w:val="single" w:sz="4" w:space="0" w:color="auto"/>
+            </w:tcBorders>
+            <w:vAlign w:val="center"/>
+          </w:tcPr>
+          <w:p>
+            <w:pPr>
+              <w:rPr>
+                <w:rFonts w:cs="Calibri"/>
+                <w:sz w:val="22"/>
+              </w:rPr>
+            </w:pPr>
+            <w:r>
+              <w:rPr>
+                <w:rFonts w:cs="Calibri"/>
+                <w:sz w:val="22"/>
+              </w:rPr>
+              <w:lastRenderedPageBreak/>
               <w:t>{{hlava_krk.7.nazev_polohy|czech}}</w:t>
             </w:r>
           </w:p>
         </w:tc>
         <w:tc>
           <w:tcPr>
-            <w:tcW w:w="906" w:type="pct"/>
+            <w:tcW w:w="1152" w:type="dxa"/>
             <w:tcBorders>
               <w:top w:val="single" w:sz="4" w:space="0" w:color="auto"/>
               <w:left w:val="single" w:sz="4" w:space="0" w:color="auto"/>
@@ -8368,7 +8563,7 @@
         </w:tc>
         <w:tc>
           <w:tcPr>
-            <w:tcW w:w="788" w:type="pct"/>
+            <w:tcW w:w="922" w:type="dxa"/>
             <w:tcBorders>
               <w:top w:val="single" w:sz="4" w:space="0" w:color="auto"/>
               <w:left w:val="single" w:sz="4" w:space="0" w:color="auto"/>
@@ -8381,16 +8576,19 @@
           </w:tcPr>
           <w:p>
             <w:pPr>
-              <w:rPr>
-                <w:rFonts w:cs="Calibri"/>
-                <w:b/>
-                <w:bCs/>
-                <w:sz w:val="22"/>
-              </w:rPr>
-            </w:pPr>
-            <w:r>
-              <w:rPr>
-                <w:rFonts w:cs="Calibri"/>
+              <w:jc w:val="center"/>
+              <w:rPr>
+                <w:rFonts w:cs="Calibri"/>
+                <w:b/>
+                <w:bCs/>
+                <w:sz w:val="22"/>
+              </w:rPr>
+            </w:pPr>
+            <w:r>
+              <w:rPr>
+                <w:rFonts w:cs="Calibri"/>
+                <w:b/>
+                <w:bCs/>
                 <w:sz w:val="22"/>
               </w:rPr>
               <w:t>{{hlava_krk.7.vyskyt_min_a|czech}}</w:t>
@@ -8399,7 +8597,7 @@
         </w:tc>
         <w:tc>
           <w:tcPr>
-            <w:tcW w:w="790" w:type="pct"/>
+            <w:tcW w:w="922" w:type="dxa"/>
             <w:tcBorders>
               <w:top w:val="single" w:sz="4" w:space="0" w:color="auto"/>
               <w:left w:val="single" w:sz="4" w:space="0" w:color="auto"/>
@@ -8423,6 +8621,8 @@
             <w:r>
               <w:rPr>
                 <w:rFonts w:cs="Calibri"/>
+                <w:b/>
+                <w:bCs/>
                 <w:sz w:val="22"/>
               </w:rPr>
               <w:t>{{hlava_krk.7.vyskyt_min_b|czech}}</w:t>
@@ -8431,7 +8631,7 @@
         </w:tc>
         <w:tc>
           <w:tcPr>
-            <w:tcW w:w="760" w:type="pct"/>
+            <w:tcW w:w="922" w:type="dxa"/>
             <w:tcBorders>
               <w:top w:val="single" w:sz="4" w:space="0" w:color="auto"/>
               <w:left w:val="single" w:sz="4" w:space="0" w:color="auto"/>
@@ -8455,6 +8655,8 @@
             <w:r>
               <w:rPr>
                 <w:rFonts w:cs="Calibri"/>
+                <w:b/>
+                <w:bCs/>
                 <w:sz w:val="22"/>
               </w:rPr>
               <w:t>{{hlava_krk.7.prumer_min|czech}}</w:t>
@@ -8463,7 +8665,7 @@
         </w:tc>
         <w:tc>
           <w:tcPr>
-            <w:tcW w:w="964" w:type="pct"/>
+            <w:tcW w:w="1238" w:type="dxa"/>
             <w:tcBorders>
               <w:top w:val="single" w:sz="4" w:space="0" w:color="auto"/>
               <w:left w:val="single" w:sz="4" w:space="0" w:color="auto"/>
@@ -8498,7 +8700,7 @@
         </w:trPr>
         <w:tc>
           <w:tcPr>
-            <w:tcW w:w="791" w:type="pct"/>
+            <w:tcW w:w="4896" w:type="dxa"/>
             <w:tcBorders>
               <w:top w:val="single" w:sz="4" w:space="0" w:color="auto"/>
               <w:left w:val="single" w:sz="4" w:space="0" w:color="auto"/>
@@ -8525,7 +8727,7 @@
         </w:tc>
         <w:tc>
           <w:tcPr>
-            <w:tcW w:w="906" w:type="pct"/>
+            <w:tcW w:w="1152" w:type="dxa"/>
             <w:tcBorders>
               <w:top w:val="single" w:sz="4" w:space="0" w:color="auto"/>
               <w:left w:val="single" w:sz="4" w:space="0" w:color="auto"/>
@@ -8554,7 +8756,7 @@
         </w:tc>
         <w:tc>
           <w:tcPr>
-            <w:tcW w:w="788" w:type="pct"/>
+            <w:tcW w:w="922" w:type="dxa"/>
             <w:tcBorders>
               <w:top w:val="single" w:sz="4" w:space="0" w:color="auto"/>
               <w:left w:val="single" w:sz="4" w:space="0" w:color="auto"/>
@@ -8567,16 +8769,19 @@
           </w:tcPr>
           <w:p>
             <w:pPr>
-              <w:rPr>
-                <w:rFonts w:cs="Calibri"/>
-                <w:b/>
-                <w:bCs/>
-                <w:sz w:val="22"/>
-              </w:rPr>
-            </w:pPr>
-            <w:r>
-              <w:rPr>
-                <w:rFonts w:cs="Calibri"/>
+              <w:jc w:val="center"/>
+              <w:rPr>
+                <w:rFonts w:cs="Calibri"/>
+                <w:b/>
+                <w:bCs/>
+                <w:sz w:val="22"/>
+              </w:rPr>
+            </w:pPr>
+            <w:r>
+              <w:rPr>
+                <w:rFonts w:cs="Calibri"/>
+                <w:b/>
+                <w:bCs/>
                 <w:sz w:val="22"/>
               </w:rPr>
               <w:t>{{hlava_krk.8.vyskyt_min_a|czech}}</w:t>
@@ -8585,7 +8790,7 @@
         </w:tc>
         <w:tc>
           <w:tcPr>
-            <w:tcW w:w="790" w:type="pct"/>
+            <w:tcW w:w="922" w:type="dxa"/>
             <w:tcBorders>
               <w:top w:val="single" w:sz="4" w:space="0" w:color="auto"/>
               <w:left w:val="single" w:sz="4" w:space="0" w:color="auto"/>
@@ -8609,6 +8814,8 @@
             <w:r>
               <w:rPr>
                 <w:rFonts w:cs="Calibri"/>
+                <w:b/>
+                <w:bCs/>
                 <w:sz w:val="22"/>
               </w:rPr>
               <w:t>{{hlava_krk.8.vyskyt_min_b|czech}}</w:t>
@@ -8617,7 +8824,7 @@
         </w:tc>
         <w:tc>
           <w:tcPr>
-            <w:tcW w:w="760" w:type="pct"/>
+            <w:tcW w:w="922" w:type="dxa"/>
             <w:tcBorders>
               <w:top w:val="single" w:sz="4" w:space="0" w:color="auto"/>
               <w:left w:val="single" w:sz="4" w:space="0" w:color="auto"/>
@@ -8641,6 +8848,8 @@
             <w:r>
               <w:rPr>
                 <w:rFonts w:cs="Calibri"/>
+                <w:b/>
+                <w:bCs/>
                 <w:sz w:val="22"/>
               </w:rPr>
               <w:t>{{hlava_krk.8.prumer_min|czech}}</w:t>
@@ -8649,7 +8858,7 @@
         </w:tc>
         <w:tc>
           <w:tcPr>
-            <w:tcW w:w="964" w:type="pct"/>
+            <w:tcW w:w="1238" w:type="dxa"/>
             <w:tcBorders>
               <w:top w:val="single" w:sz="4" w:space="0" w:color="auto"/>
               <w:left w:val="single" w:sz="4" w:space="0" w:color="auto"/>
@@ -8684,7 +8893,7 @@
         </w:trPr>
         <w:tc>
           <w:tcPr>
-            <w:tcW w:w="791" w:type="pct"/>
+            <w:tcW w:w="4896" w:type="dxa"/>
             <w:tcBorders>
               <w:top w:val="single" w:sz="4" w:space="0" w:color="auto"/>
               <w:left w:val="single" w:sz="4" w:space="0" w:color="auto"/>
@@ -8711,7 +8920,7 @@
         </w:tc>
         <w:tc>
           <w:tcPr>
-            <w:tcW w:w="906" w:type="pct"/>
+            <w:tcW w:w="1152" w:type="dxa"/>
             <w:tcBorders>
               <w:top w:val="single" w:sz="4" w:space="0" w:color="auto"/>
               <w:left w:val="single" w:sz="4" w:space="0" w:color="auto"/>
@@ -8740,7 +8949,7 @@
         </w:tc>
         <w:tc>
           <w:tcPr>
-            <w:tcW w:w="788" w:type="pct"/>
+            <w:tcW w:w="922" w:type="dxa"/>
             <w:tcBorders>
               <w:top w:val="single" w:sz="4" w:space="0" w:color="auto"/>
               <w:left w:val="single" w:sz="4" w:space="0" w:color="auto"/>
@@ -8753,16 +8962,19 @@
           </w:tcPr>
           <w:p>
             <w:pPr>
-              <w:rPr>
-                <w:rFonts w:cs="Calibri"/>
-                <w:b/>
-                <w:bCs/>
-                <w:sz w:val="22"/>
-              </w:rPr>
-            </w:pPr>
-            <w:r>
-              <w:rPr>
-                <w:rFonts w:cs="Calibri"/>
+              <w:jc w:val="center"/>
+              <w:rPr>
+                <w:rFonts w:cs="Calibri"/>
+                <w:b/>
+                <w:bCs/>
+                <w:sz w:val="22"/>
+              </w:rPr>
+            </w:pPr>
+            <w:r>
+              <w:rPr>
+                <w:rFonts w:cs="Calibri"/>
+                <w:b/>
+                <w:bCs/>
                 <w:sz w:val="22"/>
               </w:rPr>
               <w:t>{{hlava_krk.9.vyskyt_min_a|czech}}</w:t>
@@ -8771,7 +8983,7 @@
         </w:tc>
         <w:tc>
           <w:tcPr>
-            <w:tcW w:w="790" w:type="pct"/>
+            <w:tcW w:w="922" w:type="dxa"/>
             <w:tcBorders>
               <w:top w:val="single" w:sz="4" w:space="0" w:color="auto"/>
               <w:left w:val="single" w:sz="4" w:space="0" w:color="auto"/>
@@ -8795,6 +9007,8 @@
             <w:r>
               <w:rPr>
                 <w:rFonts w:cs="Calibri"/>
+                <w:b/>
+                <w:bCs/>
                 <w:sz w:val="22"/>
               </w:rPr>
               <w:t>{{hlava_krk.9.vyskyt_min_b|czech}}</w:t>
@@ -8803,7 +9017,7 @@
         </w:tc>
         <w:tc>
           <w:tcPr>
-            <w:tcW w:w="760" w:type="pct"/>
+            <w:tcW w:w="922" w:type="dxa"/>
             <w:tcBorders>
               <w:top w:val="single" w:sz="4" w:space="0" w:color="auto"/>
               <w:left w:val="single" w:sz="4" w:space="0" w:color="auto"/>
@@ -8827,6 +9041,8 @@
             <w:r>
               <w:rPr>
                 <w:rFonts w:cs="Calibri"/>
+                <w:b/>
+                <w:bCs/>
                 <w:sz w:val="22"/>
               </w:rPr>
               <w:t>{{hlava_krk.9.prumer_min|czech}}</w:t>
@@ -8835,7 +9051,7 @@
         </w:tc>
         <w:tc>
           <w:tcPr>
-            <w:tcW w:w="964" w:type="pct"/>
+            <w:tcW w:w="1238" w:type="dxa"/>
             <w:tcBorders>
               <w:top w:val="single" w:sz="4" w:space="0" w:color="auto"/>
               <w:left w:val="single" w:sz="4" w:space="0" w:color="auto"/>
@@ -8870,7 +9086,7 @@
         </w:trPr>
         <w:tc>
           <w:tcPr>
-            <w:tcW w:w="791" w:type="pct"/>
+            <w:tcW w:w="4896" w:type="dxa"/>
             <w:tcBorders>
               <w:top w:val="single" w:sz="4" w:space="0" w:color="auto"/>
               <w:left w:val="single" w:sz="4" w:space="0" w:color="auto"/>
@@ -8897,7 +9113,7 @@
         </w:tc>
         <w:tc>
           <w:tcPr>
-            <w:tcW w:w="906" w:type="pct"/>
+            <w:tcW w:w="1152" w:type="dxa"/>
             <w:tcBorders>
               <w:top w:val="single" w:sz="4" w:space="0" w:color="auto"/>
               <w:left w:val="single" w:sz="4" w:space="0" w:color="auto"/>
@@ -8926,7 +9142,7 @@
         </w:tc>
         <w:tc>
           <w:tcPr>
-            <w:tcW w:w="788" w:type="pct"/>
+            <w:tcW w:w="922" w:type="dxa"/>
             <w:tcBorders>
               <w:top w:val="single" w:sz="4" w:space="0" w:color="auto"/>
               <w:left w:val="single" w:sz="4" w:space="0" w:color="auto"/>
@@ -8939,16 +9155,19 @@
           </w:tcPr>
           <w:p>
             <w:pPr>
-              <w:rPr>
-                <w:rFonts w:cs="Calibri"/>
-                <w:b/>
-                <w:bCs/>
-                <w:sz w:val="22"/>
-              </w:rPr>
-            </w:pPr>
-            <w:r>
-              <w:rPr>
-                <w:rFonts w:cs="Calibri"/>
+              <w:jc w:val="center"/>
+              <w:rPr>
+                <w:rFonts w:cs="Calibri"/>
+                <w:b/>
+                <w:bCs/>
+                <w:sz w:val="22"/>
+              </w:rPr>
+            </w:pPr>
+            <w:r>
+              <w:rPr>
+                <w:rFonts w:cs="Calibri"/>
+                <w:b/>
+                <w:bCs/>
                 <w:sz w:val="22"/>
               </w:rPr>
               <w:t>{{hlava_krk.10.vyskyt_min_a|czech}}</w:t>
@@ -8957,7 +9176,7 @@
         </w:tc>
         <w:tc>
           <w:tcPr>
-            <w:tcW w:w="790" w:type="pct"/>
+            <w:tcW w:w="922" w:type="dxa"/>
             <w:tcBorders>
               <w:top w:val="single" w:sz="4" w:space="0" w:color="auto"/>
               <w:left w:val="single" w:sz="4" w:space="0" w:color="auto"/>
@@ -8981,6 +9200,8 @@
             <w:r>
               <w:rPr>
                 <w:rFonts w:cs="Calibri"/>
+                <w:b/>
+                <w:bCs/>
                 <w:sz w:val="22"/>
               </w:rPr>
               <w:t>{{hlava_krk.10.vyskyt_min_b|czech}}</w:t>
@@ -8989,7 +9210,7 @@
         </w:tc>
         <w:tc>
           <w:tcPr>
-            <w:tcW w:w="760" w:type="pct"/>
+            <w:tcW w:w="922" w:type="dxa"/>
             <w:tcBorders>
               <w:top w:val="single" w:sz="4" w:space="0" w:color="auto"/>
               <w:left w:val="single" w:sz="4" w:space="0" w:color="auto"/>
@@ -9013,6 +9234,8 @@
             <w:r>
               <w:rPr>
                 <w:rFonts w:cs="Calibri"/>
+                <w:b/>
+                <w:bCs/>
                 <w:sz w:val="22"/>
               </w:rPr>
               <w:t>{{hlava_krk.10.prumer_min|czech}}</w:t>
@@ -9021,7 +9244,7 @@
         </w:tc>
         <w:tc>
           <w:tcPr>
-            <w:tcW w:w="964" w:type="pct"/>
+            <w:tcW w:w="1238" w:type="dxa"/>
             <w:tcBorders>
               <w:top w:val="single" w:sz="4" w:space="0" w:color="auto"/>
               <w:left w:val="single" w:sz="4" w:space="0" w:color="auto"/>
@@ -9062,7 +9285,7 @@
     </w:p>
     <w:tbl>
       <w:tblPr>
-        <w:tblW w:w="5000" w:type="pct"/>
+        <w:tblW w:w="10052" w:type="dxa"/>
         <w:jc w:val="center"/>
         <w:tblBorders>
           <w:top w:val="single" w:sz="4" w:space="0" w:color="auto"/>
@@ -9072,6 +9295,7 @@
           <w:insideH w:val="single" w:sz="4" w:space="0" w:color="auto"/>
           <w:insideV w:val="single" w:sz="4" w:space="0" w:color="auto"/>
         </w:tblBorders>
+        <w:tblLayout w:type="fixed"/>
         <w:tblCellMar>
           <w:left w:w="70" w:type="dxa"/>
           <w:right w:w="70" w:type="dxa"/>
@@ -9079,12 +9303,12 @@
         <w:tblLook w:val="04A0" w:firstRow="1" w:lastRow="0" w:firstColumn="1" w:lastColumn="0" w:noHBand="0" w:noVBand="1"/>
       </w:tblPr>
       <w:tblGrid>
-        <w:gridCol w:w="1461"/>
-        <w:gridCol w:w="1666"/>
-        <w:gridCol w:w="1453"/>
-        <w:gridCol w:w="1458"/>
-        <w:gridCol w:w="1404"/>
-        <w:gridCol w:w="1770"/>
+        <w:gridCol w:w="4896"/>
+        <w:gridCol w:w="1152"/>
+        <w:gridCol w:w="922"/>
+        <w:gridCol w:w="922"/>
+        <w:gridCol w:w="922"/>
+        <w:gridCol w:w="1238"/>
       </w:tblGrid>
       <w:tr>
         <w:trPr>
@@ -9093,7 +9317,7 @@
         </w:trPr>
         <w:tc>
           <w:tcPr>
-            <w:tcW w:w="792" w:type="pct"/>
+            <w:tcW w:w="4896" w:type="dxa"/>
             <w:vMerge w:val="restart"/>
             <w:shd w:val="clear" w:color="000000" w:fill="BFBFBF"/>
             <w:vAlign w:val="center"/>
@@ -9127,7 +9351,7 @@
         </w:tc>
         <w:tc>
           <w:tcPr>
-            <w:tcW w:w="906" w:type="pct"/>
+            <w:tcW w:w="1152" w:type="dxa"/>
             <w:vMerge w:val="restart"/>
             <w:shd w:val="clear" w:color="000000" w:fill="BFBFBF"/>
             <w:vAlign w:val="center"/>
@@ -9158,7 +9382,7 @@
         </w:tc>
         <w:tc>
           <w:tcPr>
-            <w:tcW w:w="787" w:type="pct"/>
+            <w:tcW w:w="922" w:type="dxa"/>
             <w:shd w:val="clear" w:color="000000" w:fill="BFBFBF"/>
             <w:noWrap/>
             <w:vAlign w:val="center"/>
@@ -9189,7 +9413,7 @@
         </w:tc>
         <w:tc>
           <w:tcPr>
-            <w:tcW w:w="790" w:type="pct"/>
+            <w:tcW w:w="922" w:type="dxa"/>
             <w:shd w:val="clear" w:color="000000" w:fill="BFBFBF"/>
             <w:noWrap/>
             <w:vAlign w:val="center"/>
@@ -9220,7 +9444,7 @@
         </w:tc>
         <w:tc>
           <w:tcPr>
-            <w:tcW w:w="760" w:type="pct"/>
+            <w:tcW w:w="922" w:type="dxa"/>
             <w:vMerge w:val="restart"/>
             <w:shd w:val="clear" w:color="000000" w:fill="BFBFBF"/>
             <w:vAlign w:val="center"/>
@@ -9315,7 +9539,7 @@
         </w:tc>
         <w:tc>
           <w:tcPr>
-            <w:tcW w:w="964" w:type="pct"/>
+            <w:tcW w:w="1238" w:type="dxa"/>
             <w:vMerge w:val="restart"/>
             <w:shd w:val="clear" w:color="000000" w:fill="BFBFBF"/>
             <w:vAlign w:val="center"/>
@@ -9352,7 +9576,7 @@
         </w:trPr>
         <w:tc>
           <w:tcPr>
-            <w:tcW w:w="792" w:type="pct"/>
+            <w:tcW w:w="4896" w:type="dxa"/>
             <w:vMerge/>
             <w:vAlign w:val="center"/>
             <w:hideMark/>
@@ -9371,7 +9595,7 @@
         </w:tc>
         <w:tc>
           <w:tcPr>
-            <w:tcW w:w="906" w:type="pct"/>
+            <w:tcW w:w="1152" w:type="dxa"/>
             <w:vMerge/>
             <w:shd w:val="clear" w:color="000000" w:fill="BFBFBF"/>
             <w:vAlign w:val="center"/>
@@ -9391,7 +9615,7 @@
         </w:tc>
         <w:tc>
           <w:tcPr>
-            <w:tcW w:w="787" w:type="pct"/>
+            <w:tcW w:w="922" w:type="dxa"/>
             <w:shd w:val="clear" w:color="000000" w:fill="BFBFBF"/>
             <w:vAlign w:val="center"/>
             <w:hideMark/>
@@ -9463,7 +9687,7 @@
         </w:tc>
         <w:tc>
           <w:tcPr>
-            <w:tcW w:w="790" w:type="pct"/>
+            <w:tcW w:w="922" w:type="dxa"/>
             <w:shd w:val="clear" w:color="000000" w:fill="BFBFBF"/>
             <w:vAlign w:val="center"/>
             <w:hideMark/>
@@ -9535,7 +9759,7 @@
         </w:tc>
         <w:tc>
           <w:tcPr>
-            <w:tcW w:w="760" w:type="pct"/>
+            <w:tcW w:w="922" w:type="dxa"/>
             <w:vMerge/>
             <w:vAlign w:val="center"/>
             <w:hideMark/>
@@ -9554,7 +9778,7 @@
         </w:tc>
         <w:tc>
           <w:tcPr>
-            <w:tcW w:w="964" w:type="pct"/>
+            <w:tcW w:w="1238" w:type="dxa"/>
             <w:vMerge/>
             <w:vAlign w:val="center"/>
             <w:hideMark/>
@@ -9574,38 +9798,40 @@
       </w:tr>
       <w:tr>
         <w:trPr>
-          <w:trHeight w:val="287"/>
+          <w:trHeight w:val="288"/>
           <w:jc w:val="center"/>
         </w:trPr>
         <w:tc>
           <w:tcPr>
-            <w:tcW w:w="5000" w:type="pct"/>
+            <w:tcW w:w="10052" w:type="dxa"/>
             <w:gridSpan w:val="6"/>
-            <w:shd w:val="clear" w:color="auto" w:fill="F2F2F2"/>
-            <w:vAlign w:val="center"/>
-          </w:tcPr>
-          <w:p>
-            <w:pPr>
-              <w:jc w:val="center"/>
-              <w:rPr>
-                <w:rFonts w:eastAsia="Times New Roman" w:cs="Calibri"/>
-                <w:b/>
-                <w:bCs/>
-                <w:color w:val="000000"/>
-                <w:sz w:val="22"/>
-                <w:lang w:eastAsia="cs-CZ"/>
-              </w:rPr>
-            </w:pPr>
-            <w:r>
-              <w:rPr>
-                <w:rFonts w:eastAsia="Times New Roman" w:cs="Calibri"/>
-                <w:b/>
-                <w:bCs/>
-                <w:color w:val="000000"/>
-                <w:sz w:val="22"/>
-                <w:lang w:eastAsia="cs-CZ"/>
-              </w:rPr>
-              <w:t>PHK</w:t>
+            <w:tcBorders>
+              <w:top w:val="single" w:sz="4" w:space="0" w:color="auto"/>
+              <w:left w:val="single" w:sz="4" w:space="0" w:color="auto"/>
+              <w:bottom w:val="single" w:sz="4" w:space="0" w:color="auto"/>
+              <w:right w:val="single" w:sz="4" w:space="0" w:color="auto"/>
+            </w:tcBorders>
+            <w:shd w:val="clear" w:color="auto" w:fill="F2F2F2" w:themeFill="background1" w:themeFillShade="F2"/>
+            <w:vAlign w:val="center"/>
+          </w:tcPr>
+          <w:p>
+            <w:pPr>
+              <w:jc w:val="center"/>
+              <w:rPr>
+                <w:rFonts w:cs="Calibri"/>
+                <w:b/>
+                <w:bCs/>
+                <w:sz w:val="22"/>
+              </w:rPr>
+            </w:pPr>
+            <w:r>
+              <w:rPr>
+                <w:rFonts w:cs="Calibri"/>
+                <w:b/>
+                <w:bCs/>
+                <w:sz w:val="22"/>
+              </w:rPr>
+              <w:t>PRAVÁ HORNÍ KONČETINA</w:t>
             </w:r>
           </w:p>
         </w:tc>
@@ -9617,7 +9843,7 @@
         </w:trPr>
         <w:tc>
           <w:tcPr>
-            <w:tcW w:w="792" w:type="pct"/>
+            <w:tcW w:w="4896" w:type="dxa"/>
             <w:tcBorders>
               <w:top w:val="single" w:sz="4" w:space="0" w:color="auto"/>
               <w:left w:val="single" w:sz="4" w:space="0" w:color="auto"/>
@@ -9644,7 +9870,7 @@
         </w:tc>
         <w:tc>
           <w:tcPr>
-            <w:tcW w:w="906" w:type="pct"/>
+            <w:tcW w:w="1152" w:type="dxa"/>
             <w:tcBorders>
               <w:top w:val="single" w:sz="4" w:space="0" w:color="auto"/>
               <w:left w:val="single" w:sz="4" w:space="0" w:color="auto"/>
@@ -9673,7 +9899,7 @@
         </w:tc>
         <w:tc>
           <w:tcPr>
-            <w:tcW w:w="787" w:type="pct"/>
+            <w:tcW w:w="922" w:type="dxa"/>
             <w:tcBorders>
               <w:top w:val="single" w:sz="4" w:space="0" w:color="auto"/>
               <w:left w:val="single" w:sz="4" w:space="0" w:color="auto"/>
@@ -9698,6 +9924,8 @@
             <w:r>
               <w:rPr>
                 <w:rFonts w:cs="Calibri"/>
+                <w:b/>
+                <w:bCs/>
                 <w:sz w:val="22"/>
               </w:rPr>
               <w:t>{{phk.1.vyskyt_min_a|czech}}</w:t>
@@ -9706,7 +9934,7 @@
         </w:tc>
         <w:tc>
           <w:tcPr>
-            <w:tcW w:w="790" w:type="pct"/>
+            <w:tcW w:w="922" w:type="dxa"/>
             <w:tcBorders>
               <w:top w:val="single" w:sz="4" w:space="0" w:color="auto"/>
               <w:left w:val="single" w:sz="4" w:space="0" w:color="auto"/>
@@ -9731,6 +9959,8 @@
             <w:r>
               <w:rPr>
                 <w:rFonts w:cs="Calibri"/>
+                <w:b/>
+                <w:bCs/>
                 <w:sz w:val="22"/>
               </w:rPr>
               <w:t>{{phk.1.vyskyt_min_b|czech}}</w:t>
@@ -9739,7 +9969,7 @@
         </w:tc>
         <w:tc>
           <w:tcPr>
-            <w:tcW w:w="760" w:type="pct"/>
+            <w:tcW w:w="922" w:type="dxa"/>
             <w:tcBorders>
               <w:top w:val="single" w:sz="4" w:space="0" w:color="auto"/>
               <w:left w:val="single" w:sz="4" w:space="0" w:color="auto"/>
@@ -9764,6 +9994,8 @@
             <w:r>
               <w:rPr>
                 <w:rFonts w:cs="Calibri"/>
+                <w:b/>
+                <w:bCs/>
                 <w:sz w:val="22"/>
               </w:rPr>
               <w:t>{{phk.1.prumer_min|czech}}</w:t>
@@ -9772,7 +10004,7 @@
         </w:tc>
         <w:tc>
           <w:tcPr>
-            <w:tcW w:w="964" w:type="pct"/>
+            <w:tcW w:w="1238" w:type="dxa"/>
             <w:tcBorders>
               <w:top w:val="single" w:sz="4" w:space="0" w:color="auto"/>
               <w:left w:val="single" w:sz="4" w:space="0" w:color="auto"/>
@@ -9807,42 +10039,34 @@
         </w:trPr>
         <w:tc>
           <w:tcPr>
-            <w:tcW w:w="792" w:type="pct"/>
-            <w:tcBorders>
-              <w:top w:val="single" w:sz="4" w:space="0" w:color="auto"/>
-              <w:left w:val="single" w:sz="4" w:space="0" w:color="auto"/>
-              <w:bottom w:val="single" w:sz="4" w:space="0" w:color="auto"/>
-              <w:right w:val="single" w:sz="4" w:space="0" w:color="auto"/>
-            </w:tcBorders>
-            <w:vAlign w:val="center"/>
-          </w:tcPr>
-          <w:p>
-            <w:pPr>
-              <w:rPr>
-                <w:rFonts w:cs="Calibri"/>
-                <w:sz w:val="22"/>
-              </w:rPr>
-            </w:pPr>
-            <w:r>
-              <w:rPr>
-                <w:rFonts w:cs="Calibri"/>
-                <w:sz w:val="22"/>
-              </w:rPr>
-              <w:t>{{phk.2.nazev_</w:t>
-            </w:r>
-            <w:r>
-              <w:rPr>
-                <w:rFonts w:cs="Calibri"/>
-                <w:sz w:val="22"/>
-              </w:rPr>
-              <w:lastRenderedPageBreak/>
-              <w:t>polohy|czech}}</w:t>
-            </w:r>
-          </w:p>
-        </w:tc>
-        <w:tc>
-          <w:tcPr>
-            <w:tcW w:w="906" w:type="pct"/>
+            <w:tcW w:w="4896" w:type="dxa"/>
+            <w:tcBorders>
+              <w:top w:val="single" w:sz="4" w:space="0" w:color="auto"/>
+              <w:left w:val="single" w:sz="4" w:space="0" w:color="auto"/>
+              <w:bottom w:val="single" w:sz="4" w:space="0" w:color="auto"/>
+              <w:right w:val="single" w:sz="4" w:space="0" w:color="auto"/>
+            </w:tcBorders>
+            <w:vAlign w:val="center"/>
+          </w:tcPr>
+          <w:p>
+            <w:pPr>
+              <w:rPr>
+                <w:rFonts w:cs="Calibri"/>
+                <w:sz w:val="22"/>
+              </w:rPr>
+            </w:pPr>
+            <w:r>
+              <w:rPr>
+                <w:rFonts w:cs="Calibri"/>
+                <w:sz w:val="22"/>
+              </w:rPr>
+              <w:t>{{phk.2.nazev_polohy|czech}}</w:t>
+            </w:r>
+          </w:p>
+        </w:tc>
+        <w:tc>
+          <w:tcPr>
+            <w:tcW w:w="1152" w:type="dxa"/>
             <w:tcBorders>
               <w:top w:val="single" w:sz="4" w:space="0" w:color="auto"/>
               <w:left w:val="single" w:sz="4" w:space="0" w:color="auto"/>
@@ -9865,22 +10089,13 @@
                 <w:rFonts w:cs="Calibri"/>
                 <w:sz w:val="22"/>
               </w:rPr>
-              <w:lastRenderedPageBreak/>
-              <w:t>{{phk.2.typ_sval</w:t>
-            </w:r>
-            <w:r>
-              <w:rPr>
-                <w:rFonts w:cs="Calibri"/>
-                <w:sz w:val="22"/>
-              </w:rPr>
-              <w:lastRenderedPageBreak/>
-              <w:t>ove_prace|czech}}</w:t>
-            </w:r>
-          </w:p>
-        </w:tc>
-        <w:tc>
-          <w:tcPr>
-            <w:tcW w:w="787" w:type="pct"/>
+              <w:t>{{phk.2.typ_svalove_prace|czech}}</w:t>
+            </w:r>
+          </w:p>
+        </w:tc>
+        <w:tc>
+          <w:tcPr>
+            <w:tcW w:w="922" w:type="dxa"/>
             <w:tcBorders>
               <w:top w:val="single" w:sz="4" w:space="0" w:color="auto"/>
               <w:left w:val="single" w:sz="4" w:space="0" w:color="auto"/>
@@ -9893,34 +10108,28 @@
           </w:tcPr>
           <w:p>
             <w:pPr>
-              <w:rPr>
-                <w:rFonts w:cs="Calibri"/>
-                <w:b/>
-                <w:bCs/>
-                <w:sz w:val="22"/>
-              </w:rPr>
-            </w:pPr>
-            <w:r>
-              <w:rPr>
-                <w:rFonts w:cs="Calibri"/>
-                <w:sz w:val="22"/>
-              </w:rPr>
-              <w:lastRenderedPageBreak/>
-              <w:t>{{phk.2.vyskyt</w:t>
-            </w:r>
-            <w:r>
-              <w:rPr>
-                <w:rFonts w:cs="Calibri"/>
-                <w:sz w:val="22"/>
-              </w:rPr>
-              <w:lastRenderedPageBreak/>
-              <w:t>_min_a|czech}}</w:t>
-            </w:r>
-          </w:p>
-        </w:tc>
-        <w:tc>
-          <w:tcPr>
-            <w:tcW w:w="790" w:type="pct"/>
+              <w:jc w:val="center"/>
+              <w:rPr>
+                <w:rFonts w:cs="Calibri"/>
+                <w:b/>
+                <w:bCs/>
+                <w:sz w:val="22"/>
+              </w:rPr>
+            </w:pPr>
+            <w:r>
+              <w:rPr>
+                <w:rFonts w:cs="Calibri"/>
+                <w:b/>
+                <w:bCs/>
+                <w:sz w:val="22"/>
+              </w:rPr>
+              <w:t>{{phk.2.vyskyt_min_a|czech}}</w:t>
+            </w:r>
+          </w:p>
+        </w:tc>
+        <w:tc>
+          <w:tcPr>
+            <w:tcW w:w="922" w:type="dxa"/>
             <w:tcBorders>
               <w:top w:val="single" w:sz="4" w:space="0" w:color="auto"/>
               <w:left w:val="single" w:sz="4" w:space="0" w:color="auto"/>
@@ -9944,24 +10153,17 @@
             <w:r>
               <w:rPr>
                 <w:rFonts w:cs="Calibri"/>
-                <w:sz w:val="22"/>
-              </w:rPr>
-              <w:lastRenderedPageBreak/>
-              <w:t>{{phk.2.vyskyt</w:t>
-            </w:r>
-            <w:r>
-              <w:rPr>
-                <w:rFonts w:cs="Calibri"/>
-                <w:sz w:val="22"/>
-              </w:rPr>
-              <w:lastRenderedPageBreak/>
-              <w:t>_min_b|czech}}</w:t>
-            </w:r>
-          </w:p>
-        </w:tc>
-        <w:tc>
-          <w:tcPr>
-            <w:tcW w:w="760" w:type="pct"/>
+                <w:b/>
+                <w:bCs/>
+                <w:sz w:val="22"/>
+              </w:rPr>
+              <w:t>{{phk.2.vyskyt_min_b|czech}}</w:t>
+            </w:r>
+          </w:p>
+        </w:tc>
+        <w:tc>
+          <w:tcPr>
+            <w:tcW w:w="922" w:type="dxa"/>
             <w:tcBorders>
               <w:top w:val="single" w:sz="4" w:space="0" w:color="auto"/>
               <w:left w:val="single" w:sz="4" w:space="0" w:color="auto"/>
@@ -9985,24 +10187,17 @@
             <w:r>
               <w:rPr>
                 <w:rFonts w:cs="Calibri"/>
-                <w:sz w:val="22"/>
-              </w:rPr>
-              <w:lastRenderedPageBreak/>
-              <w:t>{{phk.2.prum</w:t>
-            </w:r>
-            <w:r>
-              <w:rPr>
-                <w:rFonts w:cs="Calibri"/>
-                <w:sz w:val="22"/>
-              </w:rPr>
-              <w:lastRenderedPageBreak/>
-              <w:t>er_min|czech}}</w:t>
-            </w:r>
-          </w:p>
-        </w:tc>
-        <w:tc>
-          <w:tcPr>
-            <w:tcW w:w="964" w:type="pct"/>
+                <w:b/>
+                <w:bCs/>
+                <w:sz w:val="22"/>
+              </w:rPr>
+              <w:t>{{phk.2.prumer_min|czech}}</w:t>
+            </w:r>
+          </w:p>
+        </w:tc>
+        <w:tc>
+          <w:tcPr>
+            <w:tcW w:w="1238" w:type="dxa"/>
             <w:tcBorders>
               <w:top w:val="single" w:sz="4" w:space="0" w:color="auto"/>
               <w:left w:val="single" w:sz="4" w:space="0" w:color="auto"/>
@@ -10025,16 +10220,7 @@
                 <w:rFonts w:cs="Calibri"/>
                 <w:sz w:val="22"/>
               </w:rPr>
-              <w:lastRenderedPageBreak/>
-              <w:t>{{phk.2.typ_praco</w:t>
-            </w:r>
-            <w:r>
-              <w:rPr>
-                <w:rFonts w:cs="Calibri"/>
-                <w:sz w:val="22"/>
-              </w:rPr>
-              <w:lastRenderedPageBreak/>
-              <w:t>vni_polohy|czech}}</w:t>
+              <w:t>{{phk.2.typ_pracovni_polohy|czech}}</w:t>
             </w:r>
           </w:p>
         </w:tc>
@@ -10046,35 +10232,34 @@
         </w:trPr>
         <w:tc>
           <w:tcPr>
-            <w:tcW w:w="792" w:type="pct"/>
-            <w:tcBorders>
-              <w:top w:val="single" w:sz="4" w:space="0" w:color="auto"/>
-              <w:left w:val="single" w:sz="4" w:space="0" w:color="auto"/>
-              <w:bottom w:val="single" w:sz="4" w:space="0" w:color="auto"/>
-              <w:right w:val="single" w:sz="4" w:space="0" w:color="auto"/>
-            </w:tcBorders>
-            <w:vAlign w:val="center"/>
-          </w:tcPr>
-          <w:p>
-            <w:pPr>
-              <w:rPr>
-                <w:rFonts w:cs="Calibri"/>
-                <w:sz w:val="22"/>
-              </w:rPr>
-            </w:pPr>
-            <w:r>
-              <w:rPr>
-                <w:rFonts w:cs="Calibri"/>
-                <w:sz w:val="22"/>
-              </w:rPr>
-              <w:lastRenderedPageBreak/>
+            <w:tcW w:w="4896" w:type="dxa"/>
+            <w:tcBorders>
+              <w:top w:val="single" w:sz="4" w:space="0" w:color="auto"/>
+              <w:left w:val="single" w:sz="4" w:space="0" w:color="auto"/>
+              <w:bottom w:val="single" w:sz="4" w:space="0" w:color="auto"/>
+              <w:right w:val="single" w:sz="4" w:space="0" w:color="auto"/>
+            </w:tcBorders>
+            <w:vAlign w:val="center"/>
+          </w:tcPr>
+          <w:p>
+            <w:pPr>
+              <w:rPr>
+                <w:rFonts w:cs="Calibri"/>
+                <w:sz w:val="22"/>
+              </w:rPr>
+            </w:pPr>
+            <w:r>
+              <w:rPr>
+                <w:rFonts w:cs="Calibri"/>
+                <w:sz w:val="22"/>
+              </w:rPr>
               <w:t>{{phk.3.nazev_polohy|czech}}</w:t>
             </w:r>
           </w:p>
         </w:tc>
         <w:tc>
           <w:tcPr>
-            <w:tcW w:w="906" w:type="pct"/>
+            <w:tcW w:w="1152" w:type="dxa"/>
             <w:tcBorders>
               <w:top w:val="single" w:sz="4" w:space="0" w:color="auto"/>
               <w:left w:val="single" w:sz="4" w:space="0" w:color="auto"/>
@@ -10103,7 +10288,7 @@
         </w:tc>
         <w:tc>
           <w:tcPr>
-            <w:tcW w:w="787" w:type="pct"/>
+            <w:tcW w:w="922" w:type="dxa"/>
             <w:tcBorders>
               <w:top w:val="single" w:sz="4" w:space="0" w:color="auto"/>
               <w:left w:val="single" w:sz="4" w:space="0" w:color="auto"/>
@@ -10116,16 +10301,19 @@
           </w:tcPr>
           <w:p>
             <w:pPr>
-              <w:rPr>
-                <w:rFonts w:cs="Calibri"/>
-                <w:b/>
-                <w:bCs/>
-                <w:sz w:val="22"/>
-              </w:rPr>
-            </w:pPr>
-            <w:r>
-              <w:rPr>
-                <w:rFonts w:cs="Calibri"/>
+              <w:jc w:val="center"/>
+              <w:rPr>
+                <w:rFonts w:cs="Calibri"/>
+                <w:b/>
+                <w:bCs/>
+                <w:sz w:val="22"/>
+              </w:rPr>
+            </w:pPr>
+            <w:r>
+              <w:rPr>
+                <w:rFonts w:cs="Calibri"/>
+                <w:b/>
+                <w:bCs/>
                 <w:sz w:val="22"/>
               </w:rPr>
               <w:t>{{phk.3.vyskyt_min_a|czech}}</w:t>
@@ -10134,7 +10322,7 @@
         </w:tc>
         <w:tc>
           <w:tcPr>
-            <w:tcW w:w="790" w:type="pct"/>
+            <w:tcW w:w="922" w:type="dxa"/>
             <w:tcBorders>
               <w:top w:val="single" w:sz="4" w:space="0" w:color="auto"/>
               <w:left w:val="single" w:sz="4" w:space="0" w:color="auto"/>
@@ -10158,6 +10346,8 @@
             <w:r>
               <w:rPr>
                 <w:rFonts w:cs="Calibri"/>
+                <w:b/>
+                <w:bCs/>
                 <w:sz w:val="22"/>
               </w:rPr>
               <w:t>{{phk.3.vyskyt_min_b|czech}}</w:t>
@@ -10166,7 +10356,7 @@
         </w:tc>
         <w:tc>
           <w:tcPr>
-            <w:tcW w:w="760" w:type="pct"/>
+            <w:tcW w:w="922" w:type="dxa"/>
             <w:tcBorders>
               <w:top w:val="single" w:sz="4" w:space="0" w:color="auto"/>
               <w:left w:val="single" w:sz="4" w:space="0" w:color="auto"/>
@@ -10190,6 +10380,8 @@
             <w:r>
               <w:rPr>
                 <w:rFonts w:cs="Calibri"/>
+                <w:b/>
+                <w:bCs/>
                 <w:sz w:val="22"/>
               </w:rPr>
               <w:t>{{phk.3.prumer_min|czech}}</w:t>
@@ -10198,7 +10390,7 @@
         </w:tc>
         <w:tc>
           <w:tcPr>
-            <w:tcW w:w="964" w:type="pct"/>
+            <w:tcW w:w="1238" w:type="dxa"/>
             <w:tcBorders>
               <w:top w:val="single" w:sz="4" w:space="0" w:color="auto"/>
               <w:left w:val="single" w:sz="4" w:space="0" w:color="auto"/>
@@ -10233,7 +10425,7 @@
         </w:trPr>
         <w:tc>
           <w:tcPr>
-            <w:tcW w:w="792" w:type="pct"/>
+            <w:tcW w:w="4896" w:type="dxa"/>
             <w:tcBorders>
               <w:top w:val="single" w:sz="4" w:space="0" w:color="auto"/>
               <w:left w:val="single" w:sz="4" w:space="0" w:color="auto"/>
@@ -10260,7 +10452,7 @@
         </w:tc>
         <w:tc>
           <w:tcPr>
-            <w:tcW w:w="906" w:type="pct"/>
+            <w:tcW w:w="1152" w:type="dxa"/>
             <w:tcBorders>
               <w:top w:val="single" w:sz="4" w:space="0" w:color="auto"/>
               <w:left w:val="single" w:sz="4" w:space="0" w:color="auto"/>
@@ -10289,7 +10481,7 @@
         </w:tc>
         <w:tc>
           <w:tcPr>
-            <w:tcW w:w="787" w:type="pct"/>
+            <w:tcW w:w="922" w:type="dxa"/>
             <w:tcBorders>
               <w:top w:val="single" w:sz="4" w:space="0" w:color="auto"/>
               <w:left w:val="single" w:sz="4" w:space="0" w:color="auto"/>
@@ -10302,16 +10494,19 @@
           </w:tcPr>
           <w:p>
             <w:pPr>
-              <w:rPr>
-                <w:rFonts w:cs="Calibri"/>
-                <w:b/>
-                <w:bCs/>
-                <w:sz w:val="22"/>
-              </w:rPr>
-            </w:pPr>
-            <w:r>
-              <w:rPr>
-                <w:rFonts w:cs="Calibri"/>
+              <w:jc w:val="center"/>
+              <w:rPr>
+                <w:rFonts w:cs="Calibri"/>
+                <w:b/>
+                <w:bCs/>
+                <w:sz w:val="22"/>
+              </w:rPr>
+            </w:pPr>
+            <w:r>
+              <w:rPr>
+                <w:rFonts w:cs="Calibri"/>
+                <w:b/>
+                <w:bCs/>
                 <w:sz w:val="22"/>
               </w:rPr>
               <w:t>{{phk.4.vyskyt_min_a|czech}}</w:t>
@@ -10320,7 +10515,7 @@
         </w:tc>
         <w:tc>
           <w:tcPr>
-            <w:tcW w:w="790" w:type="pct"/>
+            <w:tcW w:w="922" w:type="dxa"/>
             <w:tcBorders>
               <w:top w:val="single" w:sz="4" w:space="0" w:color="auto"/>
               <w:left w:val="single" w:sz="4" w:space="0" w:color="auto"/>
@@ -10344,6 +10539,8 @@
             <w:r>
               <w:rPr>
                 <w:rFonts w:cs="Calibri"/>
+                <w:b/>
+                <w:bCs/>
                 <w:sz w:val="22"/>
               </w:rPr>
               <w:t>{{phk.4.vyskyt_min_b|czech}}</w:t>
@@ -10352,7 +10549,7 @@
         </w:tc>
         <w:tc>
           <w:tcPr>
-            <w:tcW w:w="760" w:type="pct"/>
+            <w:tcW w:w="922" w:type="dxa"/>
             <w:tcBorders>
               <w:top w:val="single" w:sz="4" w:space="0" w:color="auto"/>
               <w:left w:val="single" w:sz="4" w:space="0" w:color="auto"/>
@@ -10376,6 +10573,8 @@
             <w:r>
               <w:rPr>
                 <w:rFonts w:cs="Calibri"/>
+                <w:b/>
+                <w:bCs/>
                 <w:sz w:val="22"/>
               </w:rPr>
               <w:t>{{phk.4.prumer_min|czech}}</w:t>
@@ -10384,7 +10583,7 @@
         </w:tc>
         <w:tc>
           <w:tcPr>
-            <w:tcW w:w="964" w:type="pct"/>
+            <w:tcW w:w="1238" w:type="dxa"/>
             <w:tcBorders>
               <w:top w:val="single" w:sz="4" w:space="0" w:color="auto"/>
               <w:left w:val="single" w:sz="4" w:space="0" w:color="auto"/>
@@ -10419,7 +10618,7 @@
         </w:trPr>
         <w:tc>
           <w:tcPr>
-            <w:tcW w:w="792" w:type="pct"/>
+            <w:tcW w:w="4896" w:type="dxa"/>
             <w:tcBorders>
               <w:top w:val="single" w:sz="4" w:space="0" w:color="auto"/>
               <w:left w:val="single" w:sz="4" w:space="0" w:color="auto"/>
@@ -10446,7 +10645,7 @@
         </w:tc>
         <w:tc>
           <w:tcPr>
-            <w:tcW w:w="906" w:type="pct"/>
+            <w:tcW w:w="1152" w:type="dxa"/>
             <w:tcBorders>
               <w:top w:val="single" w:sz="4" w:space="0" w:color="auto"/>
               <w:left w:val="single" w:sz="4" w:space="0" w:color="auto"/>
@@ -10475,7 +10674,7 @@
         </w:tc>
         <w:tc>
           <w:tcPr>
-            <w:tcW w:w="787" w:type="pct"/>
+            <w:tcW w:w="922" w:type="dxa"/>
             <w:tcBorders>
               <w:top w:val="single" w:sz="4" w:space="0" w:color="auto"/>
               <w:left w:val="single" w:sz="4" w:space="0" w:color="auto"/>
@@ -10488,16 +10687,19 @@
           </w:tcPr>
           <w:p>
             <w:pPr>
-              <w:rPr>
-                <w:rFonts w:cs="Calibri"/>
-                <w:b/>
-                <w:bCs/>
-                <w:sz w:val="22"/>
-              </w:rPr>
-            </w:pPr>
-            <w:r>
-              <w:rPr>
-                <w:rFonts w:cs="Calibri"/>
+              <w:jc w:val="center"/>
+              <w:rPr>
+                <w:rFonts w:cs="Calibri"/>
+                <w:b/>
+                <w:bCs/>
+                <w:sz w:val="22"/>
+              </w:rPr>
+            </w:pPr>
+            <w:r>
+              <w:rPr>
+                <w:rFonts w:cs="Calibri"/>
+                <w:b/>
+                <w:bCs/>
                 <w:sz w:val="22"/>
               </w:rPr>
               <w:t>{{phk.5.vyskyt_min_a|czech}}</w:t>
@@ -10506,7 +10708,7 @@
         </w:tc>
         <w:tc>
           <w:tcPr>
-            <w:tcW w:w="790" w:type="pct"/>
+            <w:tcW w:w="922" w:type="dxa"/>
             <w:tcBorders>
               <w:top w:val="single" w:sz="4" w:space="0" w:color="auto"/>
               <w:left w:val="single" w:sz="4" w:space="0" w:color="auto"/>
@@ -10530,6 +10732,8 @@
             <w:r>
               <w:rPr>
                 <w:rFonts w:cs="Calibri"/>
+                <w:b/>
+                <w:bCs/>
                 <w:sz w:val="22"/>
               </w:rPr>
               <w:t>{{phk.5.vyskyt_min_b|czech}}</w:t>
@@ -10538,7 +10742,7 @@
         </w:tc>
         <w:tc>
           <w:tcPr>
-            <w:tcW w:w="760" w:type="pct"/>
+            <w:tcW w:w="922" w:type="dxa"/>
             <w:tcBorders>
               <w:top w:val="single" w:sz="4" w:space="0" w:color="auto"/>
               <w:left w:val="single" w:sz="4" w:space="0" w:color="auto"/>
@@ -10562,6 +10766,8 @@
             <w:r>
               <w:rPr>
                 <w:rFonts w:cs="Calibri"/>
+                <w:b/>
+                <w:bCs/>
                 <w:sz w:val="22"/>
               </w:rPr>
               <w:t>{{phk.5.prumer_min|czech}}</w:t>
@@ -10570,7 +10776,7 @@
         </w:tc>
         <w:tc>
           <w:tcPr>
-            <w:tcW w:w="964" w:type="pct"/>
+            <w:tcW w:w="1238" w:type="dxa"/>
             <w:tcBorders>
               <w:top w:val="single" w:sz="4" w:space="0" w:color="auto"/>
               <w:left w:val="single" w:sz="4" w:space="0" w:color="auto"/>
@@ -10605,34 +10811,35 @@
         </w:trPr>
         <w:tc>
           <w:tcPr>
-            <w:tcW w:w="792" w:type="pct"/>
-            <w:tcBorders>
-              <w:top w:val="single" w:sz="4" w:space="0" w:color="auto"/>
-              <w:left w:val="single" w:sz="4" w:space="0" w:color="auto"/>
-              <w:bottom w:val="single" w:sz="4" w:space="0" w:color="auto"/>
-              <w:right w:val="single" w:sz="4" w:space="0" w:color="auto"/>
-            </w:tcBorders>
-            <w:vAlign w:val="center"/>
-          </w:tcPr>
-          <w:p>
-            <w:pPr>
-              <w:rPr>
-                <w:rFonts w:cs="Calibri"/>
-                <w:sz w:val="22"/>
-              </w:rPr>
-            </w:pPr>
-            <w:r>
-              <w:rPr>
-                <w:rFonts w:cs="Calibri"/>
-                <w:sz w:val="22"/>
-              </w:rPr>
+            <w:tcW w:w="4896" w:type="dxa"/>
+            <w:tcBorders>
+              <w:top w:val="single" w:sz="4" w:space="0" w:color="auto"/>
+              <w:left w:val="single" w:sz="4" w:space="0" w:color="auto"/>
+              <w:bottom w:val="single" w:sz="4" w:space="0" w:color="auto"/>
+              <w:right w:val="single" w:sz="4" w:space="0" w:color="auto"/>
+            </w:tcBorders>
+            <w:vAlign w:val="center"/>
+          </w:tcPr>
+          <w:p>
+            <w:pPr>
+              <w:rPr>
+                <w:rFonts w:cs="Calibri"/>
+                <w:sz w:val="22"/>
+              </w:rPr>
+            </w:pPr>
+            <w:r>
+              <w:rPr>
+                <w:rFonts w:cs="Calibri"/>
+                <w:sz w:val="22"/>
+              </w:rPr>
+              <w:lastRenderedPageBreak/>
               <w:t>{{phk.6.nazev_polohy|czech}}</w:t>
             </w:r>
           </w:p>
         </w:tc>
         <w:tc>
           <w:tcPr>
-            <w:tcW w:w="906" w:type="pct"/>
+            <w:tcW w:w="1152" w:type="dxa"/>
             <w:tcBorders>
               <w:top w:val="single" w:sz="4" w:space="0" w:color="auto"/>
               <w:left w:val="single" w:sz="4" w:space="0" w:color="auto"/>
@@ -10661,7 +10868,7 @@
         </w:tc>
         <w:tc>
           <w:tcPr>
-            <w:tcW w:w="787" w:type="pct"/>
+            <w:tcW w:w="922" w:type="dxa"/>
             <w:tcBorders>
               <w:top w:val="single" w:sz="4" w:space="0" w:color="auto"/>
               <w:left w:val="single" w:sz="4" w:space="0" w:color="auto"/>
@@ -10674,16 +10881,19 @@
           </w:tcPr>
           <w:p>
             <w:pPr>
-              <w:rPr>
-                <w:rFonts w:cs="Calibri"/>
-                <w:b/>
-                <w:bCs/>
-                <w:sz w:val="22"/>
-              </w:rPr>
-            </w:pPr>
-            <w:r>
-              <w:rPr>
-                <w:rFonts w:cs="Calibri"/>
+              <w:jc w:val="center"/>
+              <w:rPr>
+                <w:rFonts w:cs="Calibri"/>
+                <w:b/>
+                <w:bCs/>
+                <w:sz w:val="22"/>
+              </w:rPr>
+            </w:pPr>
+            <w:r>
+              <w:rPr>
+                <w:rFonts w:cs="Calibri"/>
+                <w:b/>
+                <w:bCs/>
                 <w:sz w:val="22"/>
               </w:rPr>
               <w:t>{{phk.6.vyskyt_min_a|czech}}</w:t>
@@ -10692,7 +10902,7 @@
         </w:tc>
         <w:tc>
           <w:tcPr>
-            <w:tcW w:w="790" w:type="pct"/>
+            <w:tcW w:w="922" w:type="dxa"/>
             <w:tcBorders>
               <w:top w:val="single" w:sz="4" w:space="0" w:color="auto"/>
               <w:left w:val="single" w:sz="4" w:space="0" w:color="auto"/>
@@ -10716,6 +10926,8 @@
             <w:r>
               <w:rPr>
                 <w:rFonts w:cs="Calibri"/>
+                <w:b/>
+                <w:bCs/>
                 <w:sz w:val="22"/>
               </w:rPr>
               <w:t>{{phk.6.vyskyt_min_b|czech}}</w:t>
@@ -10724,7 +10936,7 @@
         </w:tc>
         <w:tc>
           <w:tcPr>
-            <w:tcW w:w="760" w:type="pct"/>
+            <w:tcW w:w="922" w:type="dxa"/>
             <w:tcBorders>
               <w:top w:val="single" w:sz="4" w:space="0" w:color="auto"/>
               <w:left w:val="single" w:sz="4" w:space="0" w:color="auto"/>
@@ -10748,6 +10960,8 @@
             <w:r>
               <w:rPr>
                 <w:rFonts w:cs="Calibri"/>
+                <w:b/>
+                <w:bCs/>
                 <w:sz w:val="22"/>
               </w:rPr>
               <w:t>{{phk.6.prumer_min|czech}}</w:t>
@@ -10756,7 +10970,7 @@
         </w:tc>
         <w:tc>
           <w:tcPr>
-            <w:tcW w:w="964" w:type="pct"/>
+            <w:tcW w:w="1238" w:type="dxa"/>
             <w:tcBorders>
               <w:top w:val="single" w:sz="4" w:space="0" w:color="auto"/>
               <w:left w:val="single" w:sz="4" w:space="0" w:color="auto"/>
@@ -10791,7 +11005,7 @@
         </w:trPr>
         <w:tc>
           <w:tcPr>
-            <w:tcW w:w="792" w:type="pct"/>
+            <w:tcW w:w="4896" w:type="dxa"/>
             <w:tcBorders>
               <w:top w:val="single" w:sz="4" w:space="0" w:color="auto"/>
               <w:left w:val="single" w:sz="4" w:space="0" w:color="auto"/>
@@ -10818,7 +11032,7 @@
         </w:tc>
         <w:tc>
           <w:tcPr>
-            <w:tcW w:w="906" w:type="pct"/>
+            <w:tcW w:w="1152" w:type="dxa"/>
             <w:tcBorders>
               <w:top w:val="single" w:sz="4" w:space="0" w:color="auto"/>
               <w:left w:val="single" w:sz="4" w:space="0" w:color="auto"/>
@@ -10847,7 +11061,7 @@
         </w:tc>
         <w:tc>
           <w:tcPr>
-            <w:tcW w:w="787" w:type="pct"/>
+            <w:tcW w:w="922" w:type="dxa"/>
             <w:tcBorders>
               <w:top w:val="single" w:sz="4" w:space="0" w:color="auto"/>
               <w:left w:val="single" w:sz="4" w:space="0" w:color="auto"/>
@@ -10860,16 +11074,19 @@
           </w:tcPr>
           <w:p>
             <w:pPr>
-              <w:rPr>
-                <w:rFonts w:cs="Calibri"/>
-                <w:b/>
-                <w:bCs/>
-                <w:sz w:val="22"/>
-              </w:rPr>
-            </w:pPr>
-            <w:r>
-              <w:rPr>
-                <w:rFonts w:cs="Calibri"/>
+              <w:jc w:val="center"/>
+              <w:rPr>
+                <w:rFonts w:cs="Calibri"/>
+                <w:b/>
+                <w:bCs/>
+                <w:sz w:val="22"/>
+              </w:rPr>
+            </w:pPr>
+            <w:r>
+              <w:rPr>
+                <w:rFonts w:cs="Calibri"/>
+                <w:b/>
+                <w:bCs/>
                 <w:sz w:val="22"/>
               </w:rPr>
               <w:t>{{phk.7.vyskyt_min_a|czech}}</w:t>
@@ -10878,7 +11095,7 @@
         </w:tc>
         <w:tc>
           <w:tcPr>
-            <w:tcW w:w="790" w:type="pct"/>
+            <w:tcW w:w="922" w:type="dxa"/>
             <w:tcBorders>
               <w:top w:val="single" w:sz="4" w:space="0" w:color="auto"/>
               <w:left w:val="single" w:sz="4" w:space="0" w:color="auto"/>
@@ -10902,6 +11119,8 @@
             <w:r>
               <w:rPr>
                 <w:rFonts w:cs="Calibri"/>
+                <w:b/>
+                <w:bCs/>
                 <w:sz w:val="22"/>
               </w:rPr>
               <w:t>{{phk.7.vyskyt_min_b|czech}}</w:t>
@@ -10910,7 +11129,7 @@
         </w:tc>
         <w:tc>
           <w:tcPr>
-            <w:tcW w:w="760" w:type="pct"/>
+            <w:tcW w:w="922" w:type="dxa"/>
             <w:tcBorders>
               <w:top w:val="single" w:sz="4" w:space="0" w:color="auto"/>
               <w:left w:val="single" w:sz="4" w:space="0" w:color="auto"/>
@@ -10934,6 +11153,8 @@
             <w:r>
               <w:rPr>
                 <w:rFonts w:cs="Calibri"/>
+                <w:b/>
+                <w:bCs/>
                 <w:sz w:val="22"/>
               </w:rPr>
               <w:t>{{phk.7.prumer_min|czech}}</w:t>
@@ -10942,7 +11163,7 @@
         </w:tc>
         <w:tc>
           <w:tcPr>
-            <w:tcW w:w="964" w:type="pct"/>
+            <w:tcW w:w="1238" w:type="dxa"/>
             <w:tcBorders>
               <w:top w:val="single" w:sz="4" w:space="0" w:color="auto"/>
               <w:left w:val="single" w:sz="4" w:space="0" w:color="auto"/>
@@ -10977,7 +11198,7 @@
         </w:trPr>
         <w:tc>
           <w:tcPr>
-            <w:tcW w:w="792" w:type="pct"/>
+            <w:tcW w:w="4896" w:type="dxa"/>
             <w:tcBorders>
               <w:top w:val="single" w:sz="4" w:space="0" w:color="auto"/>
               <w:left w:val="single" w:sz="4" w:space="0" w:color="auto"/>
@@ -11004,7 +11225,7 @@
         </w:tc>
         <w:tc>
           <w:tcPr>
-            <w:tcW w:w="906" w:type="pct"/>
+            <w:tcW w:w="1152" w:type="dxa"/>
             <w:tcBorders>
               <w:top w:val="single" w:sz="4" w:space="0" w:color="auto"/>
               <w:left w:val="single" w:sz="4" w:space="0" w:color="auto"/>
@@ -11033,7 +11254,7 @@
         </w:tc>
         <w:tc>
           <w:tcPr>
-            <w:tcW w:w="787" w:type="pct"/>
+            <w:tcW w:w="922" w:type="dxa"/>
             <w:tcBorders>
               <w:top w:val="single" w:sz="4" w:space="0" w:color="auto"/>
               <w:left w:val="single" w:sz="4" w:space="0" w:color="auto"/>
@@ -11046,16 +11267,19 @@
           </w:tcPr>
           <w:p>
             <w:pPr>
-              <w:rPr>
-                <w:rFonts w:cs="Calibri"/>
-                <w:b/>
-                <w:bCs/>
-                <w:sz w:val="22"/>
-              </w:rPr>
-            </w:pPr>
-            <w:r>
-              <w:rPr>
-                <w:rFonts w:cs="Calibri"/>
+              <w:jc w:val="center"/>
+              <w:rPr>
+                <w:rFonts w:cs="Calibri"/>
+                <w:b/>
+                <w:bCs/>
+                <w:sz w:val="22"/>
+              </w:rPr>
+            </w:pPr>
+            <w:r>
+              <w:rPr>
+                <w:rFonts w:cs="Calibri"/>
+                <w:b/>
+                <w:bCs/>
                 <w:sz w:val="22"/>
               </w:rPr>
               <w:t>{{phk.8.vyskyt_min_a|czech}}</w:t>
@@ -11064,7 +11288,7 @@
         </w:tc>
         <w:tc>
           <w:tcPr>
-            <w:tcW w:w="790" w:type="pct"/>
+            <w:tcW w:w="922" w:type="dxa"/>
             <w:tcBorders>
               <w:top w:val="single" w:sz="4" w:space="0" w:color="auto"/>
               <w:left w:val="single" w:sz="4" w:space="0" w:color="auto"/>
@@ -11088,6 +11312,8 @@
             <w:r>
               <w:rPr>
                 <w:rFonts w:cs="Calibri"/>
+                <w:b/>
+                <w:bCs/>
                 <w:sz w:val="22"/>
               </w:rPr>
               <w:t>{{phk.8.vyskyt_min_b|czech}}</w:t>
@@ -11096,7 +11322,7 @@
         </w:tc>
         <w:tc>
           <w:tcPr>
-            <w:tcW w:w="760" w:type="pct"/>
+            <w:tcW w:w="922" w:type="dxa"/>
             <w:tcBorders>
               <w:top w:val="single" w:sz="4" w:space="0" w:color="auto"/>
               <w:left w:val="single" w:sz="4" w:space="0" w:color="auto"/>
@@ -11120,6 +11346,8 @@
             <w:r>
               <w:rPr>
                 <w:rFonts w:cs="Calibri"/>
+                <w:b/>
+                <w:bCs/>
                 <w:sz w:val="22"/>
               </w:rPr>
               <w:t>{{phk.8.prumer_min|czech}}</w:t>
@@ -11128,7 +11356,7 @@
         </w:tc>
         <w:tc>
           <w:tcPr>
-            <w:tcW w:w="964" w:type="pct"/>
+            <w:tcW w:w="1238" w:type="dxa"/>
             <w:tcBorders>
               <w:top w:val="single" w:sz="4" w:space="0" w:color="auto"/>
               <w:left w:val="single" w:sz="4" w:space="0" w:color="auto"/>
@@ -11163,7 +11391,7 @@
         </w:trPr>
         <w:tc>
           <w:tcPr>
-            <w:tcW w:w="792" w:type="pct"/>
+            <w:tcW w:w="4896" w:type="dxa"/>
             <w:tcBorders>
               <w:top w:val="single" w:sz="4" w:space="0" w:color="auto"/>
               <w:left w:val="single" w:sz="4" w:space="0" w:color="auto"/>
@@ -11190,7 +11418,7 @@
         </w:tc>
         <w:tc>
           <w:tcPr>
-            <w:tcW w:w="906" w:type="pct"/>
+            <w:tcW w:w="1152" w:type="dxa"/>
             <w:tcBorders>
               <w:top w:val="single" w:sz="4" w:space="0" w:color="auto"/>
               <w:left w:val="single" w:sz="4" w:space="0" w:color="auto"/>
@@ -11219,7 +11447,7 @@
         </w:tc>
         <w:tc>
           <w:tcPr>
-            <w:tcW w:w="787" w:type="pct"/>
+            <w:tcW w:w="922" w:type="dxa"/>
             <w:tcBorders>
               <w:top w:val="single" w:sz="4" w:space="0" w:color="auto"/>
               <w:left w:val="single" w:sz="4" w:space="0" w:color="auto"/>
@@ -11232,16 +11460,19 @@
           </w:tcPr>
           <w:p>
             <w:pPr>
-              <w:rPr>
-                <w:rFonts w:cs="Calibri"/>
-                <w:b/>
-                <w:bCs/>
-                <w:sz w:val="22"/>
-              </w:rPr>
-            </w:pPr>
-            <w:r>
-              <w:rPr>
-                <w:rFonts w:cs="Calibri"/>
+              <w:jc w:val="center"/>
+              <w:rPr>
+                <w:rFonts w:cs="Calibri"/>
+                <w:b/>
+                <w:bCs/>
+                <w:sz w:val="22"/>
+              </w:rPr>
+            </w:pPr>
+            <w:r>
+              <w:rPr>
+                <w:rFonts w:cs="Calibri"/>
+                <w:b/>
+                <w:bCs/>
                 <w:sz w:val="22"/>
               </w:rPr>
               <w:t>{{phk.9.vyskyt_min_a|czech}}</w:t>
@@ -11250,7 +11481,7 @@
         </w:tc>
         <w:tc>
           <w:tcPr>
-            <w:tcW w:w="790" w:type="pct"/>
+            <w:tcW w:w="922" w:type="dxa"/>
             <w:tcBorders>
               <w:top w:val="single" w:sz="4" w:space="0" w:color="auto"/>
               <w:left w:val="single" w:sz="4" w:space="0" w:color="auto"/>
@@ -11274,6 +11505,8 @@
             <w:r>
               <w:rPr>
                 <w:rFonts w:cs="Calibri"/>
+                <w:b/>
+                <w:bCs/>
                 <w:sz w:val="22"/>
               </w:rPr>
               <w:t>{{phk.9.vyskyt_min_b|czech}}</w:t>
@@ -11282,7 +11515,7 @@
         </w:tc>
         <w:tc>
           <w:tcPr>
-            <w:tcW w:w="760" w:type="pct"/>
+            <w:tcW w:w="922" w:type="dxa"/>
             <w:tcBorders>
               <w:top w:val="single" w:sz="4" w:space="0" w:color="auto"/>
               <w:left w:val="single" w:sz="4" w:space="0" w:color="auto"/>
@@ -11306,6 +11539,8 @@
             <w:r>
               <w:rPr>
                 <w:rFonts w:cs="Calibri"/>
+                <w:b/>
+                <w:bCs/>
                 <w:sz w:val="22"/>
               </w:rPr>
               <w:t>{{phk.9.prumer_min|czech}}</w:t>
@@ -11314,7 +11549,7 @@
         </w:tc>
         <w:tc>
           <w:tcPr>
-            <w:tcW w:w="964" w:type="pct"/>
+            <w:tcW w:w="1238" w:type="dxa"/>
             <w:tcBorders>
               <w:top w:val="single" w:sz="4" w:space="0" w:color="auto"/>
               <w:left w:val="single" w:sz="4" w:space="0" w:color="auto"/>
@@ -11349,7 +11584,7 @@
         </w:trPr>
         <w:tc>
           <w:tcPr>
-            <w:tcW w:w="792" w:type="pct"/>
+            <w:tcW w:w="4896" w:type="dxa"/>
             <w:tcBorders>
               <w:top w:val="single" w:sz="4" w:space="0" w:color="auto"/>
               <w:left w:val="single" w:sz="4" w:space="0" w:color="auto"/>
@@ -11376,7 +11611,7 @@
         </w:tc>
         <w:tc>
           <w:tcPr>
-            <w:tcW w:w="906" w:type="pct"/>
+            <w:tcW w:w="1152" w:type="dxa"/>
             <w:tcBorders>
               <w:top w:val="single" w:sz="4" w:space="0" w:color="auto"/>
               <w:left w:val="single" w:sz="4" w:space="0" w:color="auto"/>
@@ -11405,7 +11640,7 @@
         </w:tc>
         <w:tc>
           <w:tcPr>
-            <w:tcW w:w="787" w:type="pct"/>
+            <w:tcW w:w="922" w:type="dxa"/>
             <w:tcBorders>
               <w:top w:val="single" w:sz="4" w:space="0" w:color="auto"/>
               <w:left w:val="single" w:sz="4" w:space="0" w:color="auto"/>
@@ -11418,16 +11653,19 @@
           </w:tcPr>
           <w:p>
             <w:pPr>
-              <w:rPr>
-                <w:rFonts w:cs="Calibri"/>
-                <w:b/>
-                <w:bCs/>
-                <w:sz w:val="22"/>
-              </w:rPr>
-            </w:pPr>
-            <w:r>
-              <w:rPr>
-                <w:rFonts w:cs="Calibri"/>
+              <w:jc w:val="center"/>
+              <w:rPr>
+                <w:rFonts w:cs="Calibri"/>
+                <w:b/>
+                <w:bCs/>
+                <w:sz w:val="22"/>
+              </w:rPr>
+            </w:pPr>
+            <w:r>
+              <w:rPr>
+                <w:rFonts w:cs="Calibri"/>
+                <w:b/>
+                <w:bCs/>
                 <w:sz w:val="22"/>
               </w:rPr>
               <w:t>{{phk.10.vyskyt_min_a|czech}}</w:t>
@@ -11436,7 +11674,7 @@
         </w:tc>
         <w:tc>
           <w:tcPr>
-            <w:tcW w:w="790" w:type="pct"/>
+            <w:tcW w:w="922" w:type="dxa"/>
             <w:tcBorders>
               <w:top w:val="single" w:sz="4" w:space="0" w:color="auto"/>
               <w:left w:val="single" w:sz="4" w:space="0" w:color="auto"/>
@@ -11460,6 +11698,8 @@
             <w:r>
               <w:rPr>
                 <w:rFonts w:cs="Calibri"/>
+                <w:b/>
+                <w:bCs/>
                 <w:sz w:val="22"/>
               </w:rPr>
               <w:t>{{phk.10.vyskyt_min_b|czech}}</w:t>
@@ -11468,7 +11708,7 @@
         </w:tc>
         <w:tc>
           <w:tcPr>
-            <w:tcW w:w="760" w:type="pct"/>
+            <w:tcW w:w="922" w:type="dxa"/>
             <w:tcBorders>
               <w:top w:val="single" w:sz="4" w:space="0" w:color="auto"/>
               <w:left w:val="single" w:sz="4" w:space="0" w:color="auto"/>
@@ -11492,6 +11732,8 @@
             <w:r>
               <w:rPr>
                 <w:rFonts w:cs="Calibri"/>
+                <w:b/>
+                <w:bCs/>
                 <w:sz w:val="22"/>
               </w:rPr>
               <w:t>{{phk.10.prumer_min|czech}}</w:t>
@@ -11500,7 +11742,7 @@
         </w:tc>
         <w:tc>
           <w:tcPr>
-            <w:tcW w:w="964" w:type="pct"/>
+            <w:tcW w:w="1238" w:type="dxa"/>
             <w:tcBorders>
               <w:top w:val="single" w:sz="4" w:space="0" w:color="auto"/>
               <w:left w:val="single" w:sz="4" w:space="0" w:color="auto"/>
@@ -11556,7 +11798,7 @@
     </w:p>
     <w:tbl>
       <w:tblPr>
-        <w:tblW w:w="5000" w:type="pct"/>
+        <w:tblW w:w="10052" w:type="dxa"/>
         <w:jc w:val="center"/>
         <w:tblBorders>
           <w:top w:val="single" w:sz="4" w:space="0" w:color="auto"/>
@@ -11566,6 +11808,7 @@
           <w:insideH w:val="single" w:sz="4" w:space="0" w:color="auto"/>
           <w:insideV w:val="single" w:sz="4" w:space="0" w:color="auto"/>
         </w:tblBorders>
+        <w:tblLayout w:type="fixed"/>
         <w:tblCellMar>
           <w:left w:w="70" w:type="dxa"/>
           <w:right w:w="70" w:type="dxa"/>
@@ -11573,12 +11816,12 @@
         <w:tblLook w:val="04A0" w:firstRow="1" w:lastRow="0" w:firstColumn="1" w:lastColumn="0" w:noHBand="0" w:noVBand="1"/>
       </w:tblPr>
       <w:tblGrid>
-        <w:gridCol w:w="1459"/>
-        <w:gridCol w:w="1669"/>
-        <w:gridCol w:w="1451"/>
-        <w:gridCol w:w="1456"/>
-        <w:gridCol w:w="1401"/>
-        <w:gridCol w:w="1776"/>
+        <w:gridCol w:w="4896"/>
+        <w:gridCol w:w="1152"/>
+        <w:gridCol w:w="922"/>
+        <w:gridCol w:w="922"/>
+        <w:gridCol w:w="922"/>
+        <w:gridCol w:w="1238"/>
       </w:tblGrid>
       <w:tr>
         <w:trPr>
@@ -11587,7 +11830,7 @@
         </w:trPr>
         <w:tc>
           <w:tcPr>
-            <w:tcW w:w="792" w:type="pct"/>
+            <w:tcW w:w="4896" w:type="dxa"/>
             <w:vMerge w:val="restart"/>
             <w:shd w:val="clear" w:color="000000" w:fill="BFBFBF"/>
             <w:vAlign w:val="center"/>
@@ -11621,7 +11864,7 @@
         </w:tc>
         <w:tc>
           <w:tcPr>
-            <w:tcW w:w="906" w:type="pct"/>
+            <w:tcW w:w="1152" w:type="dxa"/>
             <w:vMerge w:val="restart"/>
             <w:shd w:val="clear" w:color="000000" w:fill="BFBFBF"/>
             <w:vAlign w:val="center"/>
@@ -11652,7 +11895,7 @@
         </w:tc>
         <w:tc>
           <w:tcPr>
-            <w:tcW w:w="787" w:type="pct"/>
+            <w:tcW w:w="922" w:type="dxa"/>
             <w:shd w:val="clear" w:color="000000" w:fill="BFBFBF"/>
             <w:noWrap/>
             <w:vAlign w:val="center"/>
@@ -11683,7 +11926,7 @@
         </w:tc>
         <w:tc>
           <w:tcPr>
-            <w:tcW w:w="790" w:type="pct"/>
+            <w:tcW w:w="922" w:type="dxa"/>
             <w:shd w:val="clear" w:color="000000" w:fill="BFBFBF"/>
             <w:noWrap/>
             <w:vAlign w:val="center"/>
@@ -11714,7 +11957,7 @@
         </w:tc>
         <w:tc>
           <w:tcPr>
-            <w:tcW w:w="760" w:type="pct"/>
+            <w:tcW w:w="922" w:type="dxa"/>
             <w:vMerge w:val="restart"/>
             <w:shd w:val="clear" w:color="000000" w:fill="BFBFBF"/>
             <w:vAlign w:val="center"/>
@@ -11809,7 +12052,7 @@
         </w:tc>
         <w:tc>
           <w:tcPr>
-            <w:tcW w:w="964" w:type="pct"/>
+            <w:tcW w:w="1238" w:type="dxa"/>
             <w:vMerge w:val="restart"/>
             <w:shd w:val="clear" w:color="000000" w:fill="BFBFBF"/>
             <w:vAlign w:val="center"/>
@@ -11846,7 +12089,7 @@
         </w:trPr>
         <w:tc>
           <w:tcPr>
-            <w:tcW w:w="792" w:type="pct"/>
+            <w:tcW w:w="4896" w:type="dxa"/>
             <w:vMerge/>
             <w:vAlign w:val="center"/>
             <w:hideMark/>
@@ -11865,7 +12108,7 @@
         </w:tc>
         <w:tc>
           <w:tcPr>
-            <w:tcW w:w="906" w:type="pct"/>
+            <w:tcW w:w="1152" w:type="dxa"/>
             <w:vMerge/>
             <w:shd w:val="clear" w:color="000000" w:fill="BFBFBF"/>
             <w:vAlign w:val="center"/>
@@ -11885,7 +12128,7 @@
         </w:tc>
         <w:tc>
           <w:tcPr>
-            <w:tcW w:w="787" w:type="pct"/>
+            <w:tcW w:w="922" w:type="dxa"/>
             <w:shd w:val="clear" w:color="000000" w:fill="BFBFBF"/>
             <w:vAlign w:val="center"/>
             <w:hideMark/>
@@ -11957,7 +12200,7 @@
         </w:tc>
         <w:tc>
           <w:tcPr>
-            <w:tcW w:w="790" w:type="pct"/>
+            <w:tcW w:w="922" w:type="dxa"/>
             <w:shd w:val="clear" w:color="000000" w:fill="BFBFBF"/>
             <w:vAlign w:val="center"/>
             <w:hideMark/>
@@ -12029,7 +12272,7 @@
         </w:tc>
         <w:tc>
           <w:tcPr>
-            <w:tcW w:w="760" w:type="pct"/>
+            <w:tcW w:w="922" w:type="dxa"/>
             <w:vMerge/>
             <w:vAlign w:val="center"/>
             <w:hideMark/>
@@ -12048,7 +12291,7 @@
         </w:tc>
         <w:tc>
           <w:tcPr>
-            <w:tcW w:w="964" w:type="pct"/>
+            <w:tcW w:w="1238" w:type="dxa"/>
             <w:vMerge/>
             <w:vAlign w:val="center"/>
             <w:hideMark/>
@@ -12068,38 +12311,40 @@
       </w:tr>
       <w:tr>
         <w:trPr>
-          <w:trHeight w:val="287"/>
+          <w:trHeight w:val="288"/>
           <w:jc w:val="center"/>
         </w:trPr>
         <w:tc>
           <w:tcPr>
-            <w:tcW w:w="5000" w:type="pct"/>
+            <w:tcW w:w="10052" w:type="dxa"/>
             <w:gridSpan w:val="6"/>
-            <w:shd w:val="clear" w:color="auto" w:fill="F2F2F2"/>
-            <w:vAlign w:val="center"/>
-          </w:tcPr>
-          <w:p>
-            <w:pPr>
-              <w:jc w:val="center"/>
-              <w:rPr>
-                <w:rFonts w:eastAsia="Times New Roman" w:cs="Calibri"/>
-                <w:b/>
-                <w:bCs/>
-                <w:color w:val="000000"/>
-                <w:sz w:val="22"/>
-                <w:lang w:eastAsia="cs-CZ"/>
-              </w:rPr>
-            </w:pPr>
-            <w:r>
-              <w:rPr>
-                <w:rFonts w:eastAsia="Times New Roman" w:cs="Calibri"/>
-                <w:b/>
-                <w:bCs/>
-                <w:color w:val="000000"/>
-                <w:sz w:val="22"/>
-                <w:lang w:eastAsia="cs-CZ"/>
-              </w:rPr>
-              <w:t>LHK</w:t>
+            <w:tcBorders>
+              <w:top w:val="single" w:sz="4" w:space="0" w:color="auto"/>
+              <w:left w:val="single" w:sz="4" w:space="0" w:color="auto"/>
+              <w:bottom w:val="single" w:sz="4" w:space="0" w:color="auto"/>
+              <w:right w:val="single" w:sz="4" w:space="0" w:color="auto"/>
+            </w:tcBorders>
+            <w:shd w:val="clear" w:color="auto" w:fill="F2F2F2" w:themeFill="background1" w:themeFillShade="F2"/>
+            <w:vAlign w:val="center"/>
+          </w:tcPr>
+          <w:p>
+            <w:pPr>
+              <w:jc w:val="center"/>
+              <w:rPr>
+                <w:rFonts w:cs="Calibri"/>
+                <w:b/>
+                <w:bCs/>
+                <w:sz w:val="22"/>
+              </w:rPr>
+            </w:pPr>
+            <w:r>
+              <w:rPr>
+                <w:rFonts w:cs="Calibri"/>
+                <w:b/>
+                <w:bCs/>
+                <w:sz w:val="22"/>
+              </w:rPr>
+              <w:t>LEVÁ HORNÍ KONČETINA</w:t>
             </w:r>
           </w:p>
         </w:tc>
@@ -12111,7 +12356,7 @@
         </w:trPr>
         <w:tc>
           <w:tcPr>
-            <w:tcW w:w="792" w:type="pct"/>
+            <w:tcW w:w="4896" w:type="dxa"/>
             <w:tcBorders>
               <w:top w:val="single" w:sz="4" w:space="0" w:color="auto"/>
               <w:left w:val="single" w:sz="4" w:space="0" w:color="auto"/>
@@ -12138,7 +12383,7 @@
         </w:tc>
         <w:tc>
           <w:tcPr>
-            <w:tcW w:w="906" w:type="pct"/>
+            <w:tcW w:w="1152" w:type="dxa"/>
             <w:tcBorders>
               <w:top w:val="single" w:sz="4" w:space="0" w:color="auto"/>
               <w:left w:val="single" w:sz="4" w:space="0" w:color="auto"/>
@@ -12167,7 +12412,7 @@
         </w:tc>
         <w:tc>
           <w:tcPr>
-            <w:tcW w:w="787" w:type="pct"/>
+            <w:tcW w:w="922" w:type="dxa"/>
             <w:tcBorders>
               <w:top w:val="single" w:sz="4" w:space="0" w:color="auto"/>
               <w:left w:val="single" w:sz="4" w:space="0" w:color="auto"/>
@@ -12192,6 +12437,8 @@
             <w:r>
               <w:rPr>
                 <w:rFonts w:cs="Calibri"/>
+                <w:b/>
+                <w:bCs/>
                 <w:sz w:val="22"/>
               </w:rPr>
               <w:t>{{lhk.1.vyskyt_min_a|czech}}</w:t>
@@ -12200,7 +12447,7 @@
         </w:tc>
         <w:tc>
           <w:tcPr>
-            <w:tcW w:w="790" w:type="pct"/>
+            <w:tcW w:w="922" w:type="dxa"/>
             <w:tcBorders>
               <w:top w:val="single" w:sz="4" w:space="0" w:color="auto"/>
               <w:left w:val="single" w:sz="4" w:space="0" w:color="auto"/>
@@ -12225,6 +12472,8 @@
             <w:r>
               <w:rPr>
                 <w:rFonts w:cs="Calibri"/>
+                <w:b/>
+                <w:bCs/>
                 <w:sz w:val="22"/>
               </w:rPr>
               <w:t>{{lhk.1.vyskyt_min_b|czech}}</w:t>
@@ -12233,7 +12482,7 @@
         </w:tc>
         <w:tc>
           <w:tcPr>
-            <w:tcW w:w="760" w:type="pct"/>
+            <w:tcW w:w="922" w:type="dxa"/>
             <w:tcBorders>
               <w:top w:val="single" w:sz="4" w:space="0" w:color="auto"/>
               <w:left w:val="single" w:sz="4" w:space="0" w:color="auto"/>
@@ -12258,6 +12507,8 @@
             <w:r>
               <w:rPr>
                 <w:rFonts w:cs="Calibri"/>
+                <w:b/>
+                <w:bCs/>
                 <w:sz w:val="22"/>
               </w:rPr>
               <w:t>{{lhk.1.prumer_min|czech}}</w:t>
@@ -12266,7 +12517,7 @@
         </w:tc>
         <w:tc>
           <w:tcPr>
-            <w:tcW w:w="964" w:type="pct"/>
+            <w:tcW w:w="1238" w:type="dxa"/>
             <w:tcBorders>
               <w:top w:val="single" w:sz="4" w:space="0" w:color="auto"/>
               <w:left w:val="single" w:sz="4" w:space="0" w:color="auto"/>
@@ -12301,7 +12552,7 @@
         </w:trPr>
         <w:tc>
           <w:tcPr>
-            <w:tcW w:w="792" w:type="pct"/>
+            <w:tcW w:w="4896" w:type="dxa"/>
             <w:tcBorders>
               <w:top w:val="single" w:sz="4" w:space="0" w:color="auto"/>
               <w:left w:val="single" w:sz="4" w:space="0" w:color="auto"/>
@@ -12328,7 +12579,7 @@
         </w:tc>
         <w:tc>
           <w:tcPr>
-            <w:tcW w:w="906" w:type="pct"/>
+            <w:tcW w:w="1152" w:type="dxa"/>
             <w:tcBorders>
               <w:top w:val="single" w:sz="4" w:space="0" w:color="auto"/>
               <w:left w:val="single" w:sz="4" w:space="0" w:color="auto"/>
@@ -12357,7 +12608,7 @@
         </w:tc>
         <w:tc>
           <w:tcPr>
-            <w:tcW w:w="787" w:type="pct"/>
+            <w:tcW w:w="922" w:type="dxa"/>
             <w:tcBorders>
               <w:top w:val="single" w:sz="4" w:space="0" w:color="auto"/>
               <w:left w:val="single" w:sz="4" w:space="0" w:color="auto"/>
@@ -12370,16 +12621,19 @@
           </w:tcPr>
           <w:p>
             <w:pPr>
-              <w:rPr>
-                <w:rFonts w:cs="Calibri"/>
-                <w:b/>
-                <w:bCs/>
-                <w:sz w:val="22"/>
-              </w:rPr>
-            </w:pPr>
-            <w:r>
-              <w:rPr>
-                <w:rFonts w:cs="Calibri"/>
+              <w:jc w:val="center"/>
+              <w:rPr>
+                <w:rFonts w:cs="Calibri"/>
+                <w:b/>
+                <w:bCs/>
+                <w:sz w:val="22"/>
+              </w:rPr>
+            </w:pPr>
+            <w:r>
+              <w:rPr>
+                <w:rFonts w:cs="Calibri"/>
+                <w:b/>
+                <w:bCs/>
                 <w:sz w:val="22"/>
               </w:rPr>
               <w:t>{{lhk.2.vyskyt_min_a|czech}}</w:t>
@@ -12388,7 +12642,7 @@
         </w:tc>
         <w:tc>
           <w:tcPr>
-            <w:tcW w:w="790" w:type="pct"/>
+            <w:tcW w:w="922" w:type="dxa"/>
             <w:tcBorders>
               <w:top w:val="single" w:sz="4" w:space="0" w:color="auto"/>
               <w:left w:val="single" w:sz="4" w:space="0" w:color="auto"/>
@@ -12412,6 +12666,8 @@
             <w:r>
               <w:rPr>
                 <w:rFonts w:cs="Calibri"/>
+                <w:b/>
+                <w:bCs/>
                 <w:sz w:val="22"/>
               </w:rPr>
               <w:t>{{lhk.2.vyskyt_min_b|czech}}</w:t>
@@ -12420,7 +12676,7 @@
         </w:tc>
         <w:tc>
           <w:tcPr>
-            <w:tcW w:w="760" w:type="pct"/>
+            <w:tcW w:w="922" w:type="dxa"/>
             <w:tcBorders>
               <w:top w:val="single" w:sz="4" w:space="0" w:color="auto"/>
               <w:left w:val="single" w:sz="4" w:space="0" w:color="auto"/>
@@ -12444,6 +12700,8 @@
             <w:r>
               <w:rPr>
                 <w:rFonts w:cs="Calibri"/>
+                <w:b/>
+                <w:bCs/>
                 <w:sz w:val="22"/>
               </w:rPr>
               <w:t>{{lhk.2.prumer_min|czech}}</w:t>
@@ -12452,7 +12710,7 @@
         </w:tc>
         <w:tc>
           <w:tcPr>
-            <w:tcW w:w="964" w:type="pct"/>
+            <w:tcW w:w="1238" w:type="dxa"/>
             <w:tcBorders>
               <w:top w:val="single" w:sz="4" w:space="0" w:color="auto"/>
               <w:left w:val="single" w:sz="4" w:space="0" w:color="auto"/>
@@ -12487,7 +12745,7 @@
         </w:trPr>
         <w:tc>
           <w:tcPr>
-            <w:tcW w:w="792" w:type="pct"/>
+            <w:tcW w:w="4896" w:type="dxa"/>
             <w:tcBorders>
               <w:top w:val="single" w:sz="4" w:space="0" w:color="auto"/>
               <w:left w:val="single" w:sz="4" w:space="0" w:color="auto"/>
@@ -12514,7 +12772,7 @@
         </w:tc>
         <w:tc>
           <w:tcPr>
-            <w:tcW w:w="906" w:type="pct"/>
+            <w:tcW w:w="1152" w:type="dxa"/>
             <w:tcBorders>
               <w:top w:val="single" w:sz="4" w:space="0" w:color="auto"/>
               <w:left w:val="single" w:sz="4" w:space="0" w:color="auto"/>
@@ -12543,7 +12801,7 @@
         </w:tc>
         <w:tc>
           <w:tcPr>
-            <w:tcW w:w="787" w:type="pct"/>
+            <w:tcW w:w="922" w:type="dxa"/>
             <w:tcBorders>
               <w:top w:val="single" w:sz="4" w:space="0" w:color="auto"/>
               <w:left w:val="single" w:sz="4" w:space="0" w:color="auto"/>
@@ -12556,16 +12814,19 @@
           </w:tcPr>
           <w:p>
             <w:pPr>
-              <w:rPr>
-                <w:rFonts w:cs="Calibri"/>
-                <w:b/>
-                <w:bCs/>
-                <w:sz w:val="22"/>
-              </w:rPr>
-            </w:pPr>
-            <w:r>
-              <w:rPr>
-                <w:rFonts w:cs="Calibri"/>
+              <w:jc w:val="center"/>
+              <w:rPr>
+                <w:rFonts w:cs="Calibri"/>
+                <w:b/>
+                <w:bCs/>
+                <w:sz w:val="22"/>
+              </w:rPr>
+            </w:pPr>
+            <w:r>
+              <w:rPr>
+                <w:rFonts w:cs="Calibri"/>
+                <w:b/>
+                <w:bCs/>
                 <w:sz w:val="22"/>
               </w:rPr>
               <w:t>{{lhk.3.vyskyt_min_a|czech}}</w:t>
@@ -12574,7 +12835,7 @@
         </w:tc>
         <w:tc>
           <w:tcPr>
-            <w:tcW w:w="790" w:type="pct"/>
+            <w:tcW w:w="922" w:type="dxa"/>
             <w:tcBorders>
               <w:top w:val="single" w:sz="4" w:space="0" w:color="auto"/>
               <w:left w:val="single" w:sz="4" w:space="0" w:color="auto"/>
@@ -12598,6 +12859,8 @@
             <w:r>
               <w:rPr>
                 <w:rFonts w:cs="Calibri"/>
+                <w:b/>
+                <w:bCs/>
                 <w:sz w:val="22"/>
               </w:rPr>
               <w:t>{{lhk.3.vyskyt_min_b|czech}}</w:t>
@@ -12606,7 +12869,7 @@
         </w:tc>
         <w:tc>
           <w:tcPr>
-            <w:tcW w:w="760" w:type="pct"/>
+            <w:tcW w:w="922" w:type="dxa"/>
             <w:tcBorders>
               <w:top w:val="single" w:sz="4" w:space="0" w:color="auto"/>
               <w:left w:val="single" w:sz="4" w:space="0" w:color="auto"/>
@@ -12630,6 +12893,8 @@
             <w:r>
               <w:rPr>
                 <w:rFonts w:cs="Calibri"/>
+                <w:b/>
+                <w:bCs/>
                 <w:sz w:val="22"/>
               </w:rPr>
               <w:t>{{lhk.3.prumer_min|czech}}</w:t>
@@ -12638,7 +12903,7 @@
         </w:tc>
         <w:tc>
           <w:tcPr>
-            <w:tcW w:w="964" w:type="pct"/>
+            <w:tcW w:w="1238" w:type="dxa"/>
             <w:tcBorders>
               <w:top w:val="single" w:sz="4" w:space="0" w:color="auto"/>
               <w:left w:val="single" w:sz="4" w:space="0" w:color="auto"/>
@@ -12673,7 +12938,7 @@
         </w:trPr>
         <w:tc>
           <w:tcPr>
-            <w:tcW w:w="792" w:type="pct"/>
+            <w:tcW w:w="4896" w:type="dxa"/>
             <w:tcBorders>
               <w:top w:val="single" w:sz="4" w:space="0" w:color="auto"/>
               <w:left w:val="single" w:sz="4" w:space="0" w:color="auto"/>
@@ -12700,7 +12965,7 @@
         </w:tc>
         <w:tc>
           <w:tcPr>
-            <w:tcW w:w="906" w:type="pct"/>
+            <w:tcW w:w="1152" w:type="dxa"/>
             <w:tcBorders>
               <w:top w:val="single" w:sz="4" w:space="0" w:color="auto"/>
               <w:left w:val="single" w:sz="4" w:space="0" w:color="auto"/>
@@ -12729,7 +12994,7 @@
         </w:tc>
         <w:tc>
           <w:tcPr>
-            <w:tcW w:w="787" w:type="pct"/>
+            <w:tcW w:w="922" w:type="dxa"/>
             <w:tcBorders>
               <w:top w:val="single" w:sz="4" w:space="0" w:color="auto"/>
               <w:left w:val="single" w:sz="4" w:space="0" w:color="auto"/>
@@ -12742,16 +13007,19 @@
           </w:tcPr>
           <w:p>
             <w:pPr>
-              <w:rPr>
-                <w:rFonts w:cs="Calibri"/>
-                <w:b/>
-                <w:bCs/>
-                <w:sz w:val="22"/>
-              </w:rPr>
-            </w:pPr>
-            <w:r>
-              <w:rPr>
-                <w:rFonts w:cs="Calibri"/>
+              <w:jc w:val="center"/>
+              <w:rPr>
+                <w:rFonts w:cs="Calibri"/>
+                <w:b/>
+                <w:bCs/>
+                <w:sz w:val="22"/>
+              </w:rPr>
+            </w:pPr>
+            <w:r>
+              <w:rPr>
+                <w:rFonts w:cs="Calibri"/>
+                <w:b/>
+                <w:bCs/>
                 <w:sz w:val="22"/>
               </w:rPr>
               <w:t>{{lhk.4.vyskyt_min_a|czech}}</w:t>
@@ -12760,7 +13028,7 @@
         </w:tc>
         <w:tc>
           <w:tcPr>
-            <w:tcW w:w="790" w:type="pct"/>
+            <w:tcW w:w="922" w:type="dxa"/>
             <w:tcBorders>
               <w:top w:val="single" w:sz="4" w:space="0" w:color="auto"/>
               <w:left w:val="single" w:sz="4" w:space="0" w:color="auto"/>
@@ -12784,6 +13052,8 @@
             <w:r>
               <w:rPr>
                 <w:rFonts w:cs="Calibri"/>
+                <w:b/>
+                <w:bCs/>
                 <w:sz w:val="22"/>
               </w:rPr>
               <w:t>{{lhk.4.vyskyt_min_b|czech}}</w:t>
@@ -12792,7 +13062,7 @@
         </w:tc>
         <w:tc>
           <w:tcPr>
-            <w:tcW w:w="760" w:type="pct"/>
+            <w:tcW w:w="922" w:type="dxa"/>
             <w:tcBorders>
               <w:top w:val="single" w:sz="4" w:space="0" w:color="auto"/>
               <w:left w:val="single" w:sz="4" w:space="0" w:color="auto"/>
@@ -12816,6 +13086,8 @@
             <w:r>
               <w:rPr>
                 <w:rFonts w:cs="Calibri"/>
+                <w:b/>
+                <w:bCs/>
                 <w:sz w:val="22"/>
               </w:rPr>
               <w:t>{{lhk.4.prumer_min|czech}}</w:t>
@@ -12824,7 +13096,7 @@
         </w:tc>
         <w:tc>
           <w:tcPr>
-            <w:tcW w:w="964" w:type="pct"/>
+            <w:tcW w:w="1238" w:type="dxa"/>
             <w:tcBorders>
               <w:top w:val="single" w:sz="4" w:space="0" w:color="auto"/>
               <w:left w:val="single" w:sz="4" w:space="0" w:color="auto"/>
@@ -12859,64 +13131,71 @@
         </w:trPr>
         <w:tc>
           <w:tcPr>
-            <w:tcW w:w="792" w:type="pct"/>
-            <w:tcBorders>
-              <w:top w:val="single" w:sz="4" w:space="0" w:color="auto"/>
-              <w:left w:val="single" w:sz="4" w:space="0" w:color="auto"/>
-              <w:bottom w:val="single" w:sz="4" w:space="0" w:color="auto"/>
-              <w:right w:val="single" w:sz="4" w:space="0" w:color="auto"/>
-            </w:tcBorders>
-            <w:vAlign w:val="center"/>
-          </w:tcPr>
-          <w:p>
-            <w:pPr>
-              <w:rPr>
-                <w:rFonts w:cs="Calibri"/>
-                <w:sz w:val="22"/>
-              </w:rPr>
-            </w:pPr>
+            <w:tcW w:w="4896" w:type="dxa"/>
+            <w:tcBorders>
+              <w:top w:val="single" w:sz="4" w:space="0" w:color="auto"/>
+              <w:left w:val="single" w:sz="4" w:space="0" w:color="auto"/>
+              <w:bottom w:val="single" w:sz="4" w:space="0" w:color="auto"/>
+              <w:right w:val="single" w:sz="4" w:space="0" w:color="auto"/>
+            </w:tcBorders>
+            <w:vAlign w:val="center"/>
+          </w:tcPr>
+          <w:p>
+            <w:pPr>
+              <w:rPr>
+                <w:rFonts w:cs="Calibri"/>
+                <w:sz w:val="22"/>
+              </w:rPr>
+            </w:pPr>
+            <w:r>
+              <w:rPr>
+                <w:rFonts w:cs="Calibri"/>
+                <w:sz w:val="22"/>
+              </w:rPr>
+              <w:t>{{lhk.5.nazev_polohy|czech}}</w:t>
+            </w:r>
+          </w:p>
+        </w:tc>
+        <w:tc>
+          <w:tcPr>
+            <w:tcW w:w="1152" w:type="dxa"/>
+            <w:tcBorders>
+              <w:top w:val="single" w:sz="4" w:space="0" w:color="auto"/>
+              <w:left w:val="single" w:sz="4" w:space="0" w:color="auto"/>
+              <w:bottom w:val="single" w:sz="4" w:space="0" w:color="auto"/>
+              <w:right w:val="single" w:sz="4" w:space="0" w:color="auto"/>
+            </w:tcBorders>
+            <w:shd w:val="clear" w:color="auto" w:fill="95B3D7"/>
+            <w:vAlign w:val="center"/>
+          </w:tcPr>
+          <w:p>
+            <w:pPr>
+              <w:jc w:val="center"/>
+              <w:rPr>
+                <w:rFonts w:cs="Calibri"/>
+                <w:sz w:val="22"/>
+              </w:rPr>
+            </w:pPr>
+            <w:r>
+              <w:rPr>
+                <w:rFonts w:cs="Calibri"/>
+                <w:sz w:val="22"/>
+              </w:rPr>
+              <w:t>{{lhk.5.typ_svalove_prace|czech</w:t>
+            </w:r>
             <w:r>
               <w:rPr>
                 <w:rFonts w:cs="Calibri"/>
                 <w:sz w:val="22"/>
               </w:rPr>
               <w:lastRenderedPageBreak/>
-              <w:t>{{lhk.5.nazev_polohy|czech}}</w:t>
-            </w:r>
-          </w:p>
-        </w:tc>
-        <w:tc>
-          <w:tcPr>
-            <w:tcW w:w="906" w:type="pct"/>
-            <w:tcBorders>
-              <w:top w:val="single" w:sz="4" w:space="0" w:color="auto"/>
-              <w:left w:val="single" w:sz="4" w:space="0" w:color="auto"/>
-              <w:bottom w:val="single" w:sz="4" w:space="0" w:color="auto"/>
-              <w:right w:val="single" w:sz="4" w:space="0" w:color="auto"/>
-            </w:tcBorders>
-            <w:shd w:val="clear" w:color="auto" w:fill="95B3D7"/>
-            <w:vAlign w:val="center"/>
-          </w:tcPr>
-          <w:p>
-            <w:pPr>
-              <w:jc w:val="center"/>
-              <w:rPr>
-                <w:rFonts w:cs="Calibri"/>
-                <w:sz w:val="22"/>
-              </w:rPr>
-            </w:pPr>
-            <w:r>
-              <w:rPr>
-                <w:rFonts w:cs="Calibri"/>
-                <w:sz w:val="22"/>
-              </w:rPr>
-              <w:t>{{lhk.5.typ_svalove_prace|czech}}</w:t>
-            </w:r>
-          </w:p>
-        </w:tc>
-        <w:tc>
-          <w:tcPr>
-            <w:tcW w:w="787" w:type="pct"/>
+              <w:t>}}</w:t>
+            </w:r>
+          </w:p>
+        </w:tc>
+        <w:tc>
+          <w:tcPr>
+            <w:tcW w:w="922" w:type="dxa"/>
             <w:tcBorders>
               <w:top w:val="single" w:sz="4" w:space="0" w:color="auto"/>
               <w:left w:val="single" w:sz="4" w:space="0" w:color="auto"/>
@@ -12929,25 +13208,39 @@
           </w:tcPr>
           <w:p>
             <w:pPr>
-              <w:rPr>
-                <w:rFonts w:cs="Calibri"/>
-                <w:b/>
-                <w:bCs/>
-                <w:sz w:val="22"/>
-              </w:rPr>
-            </w:pPr>
-            <w:r>
-              <w:rPr>
-                <w:rFonts w:cs="Calibri"/>
-                <w:sz w:val="22"/>
-              </w:rPr>
-              <w:t>{{lhk.5.vyskyt_min_a|czech}}</w:t>
-            </w:r>
-          </w:p>
-        </w:tc>
-        <w:tc>
-          <w:tcPr>
-            <w:tcW w:w="790" w:type="pct"/>
+              <w:jc w:val="center"/>
+              <w:rPr>
+                <w:rFonts w:cs="Calibri"/>
+                <w:b/>
+                <w:bCs/>
+                <w:sz w:val="22"/>
+              </w:rPr>
+            </w:pPr>
+            <w:r>
+              <w:rPr>
+                <w:rFonts w:cs="Calibri"/>
+                <w:b/>
+                <w:bCs/>
+                <w:sz w:val="22"/>
+              </w:rPr>
+              <w:lastRenderedPageBreak/>
+              <w:t>{{lhk.5.vyskyt_min_a|cz</w:t>
+            </w:r>
+            <w:r>
+              <w:rPr>
+                <w:rFonts w:cs="Calibri"/>
+                <w:b/>
+                <w:bCs/>
+                <w:sz w:val="22"/>
+              </w:rPr>
+              <w:lastRenderedPageBreak/>
+              <w:t>ech}}</w:t>
+            </w:r>
+          </w:p>
+        </w:tc>
+        <w:tc>
+          <w:tcPr>
+            <w:tcW w:w="922" w:type="dxa"/>
             <w:tcBorders>
               <w:top w:val="single" w:sz="4" w:space="0" w:color="auto"/>
               <w:left w:val="single" w:sz="4" w:space="0" w:color="auto"/>
@@ -12971,15 +13264,28 @@
             <w:r>
               <w:rPr>
                 <w:rFonts w:cs="Calibri"/>
-                <w:sz w:val="22"/>
-              </w:rPr>
-              <w:t>{{lhk.5.vyskyt_min_b|czech}}</w:t>
-            </w:r>
-          </w:p>
-        </w:tc>
-        <w:tc>
-          <w:tcPr>
-            <w:tcW w:w="760" w:type="pct"/>
+                <w:b/>
+                <w:bCs/>
+                <w:sz w:val="22"/>
+              </w:rPr>
+              <w:lastRenderedPageBreak/>
+              <w:t>{{lhk.5.vyskyt_min_b|cz</w:t>
+            </w:r>
+            <w:r>
+              <w:rPr>
+                <w:rFonts w:cs="Calibri"/>
+                <w:b/>
+                <w:bCs/>
+                <w:sz w:val="22"/>
+              </w:rPr>
+              <w:lastRenderedPageBreak/>
+              <w:t>ech}}</w:t>
+            </w:r>
+          </w:p>
+        </w:tc>
+        <w:tc>
+          <w:tcPr>
+            <w:tcW w:w="922" w:type="dxa"/>
             <w:tcBorders>
               <w:top w:val="single" w:sz="4" w:space="0" w:color="auto"/>
               <w:left w:val="single" w:sz="4" w:space="0" w:color="auto"/>
@@ -13003,15 +13309,28 @@
             <w:r>
               <w:rPr>
                 <w:rFonts w:cs="Calibri"/>
-                <w:sz w:val="22"/>
-              </w:rPr>
-              <w:t>{{lhk.5.prumer_min|czech}}</w:t>
-            </w:r>
-          </w:p>
-        </w:tc>
-        <w:tc>
-          <w:tcPr>
-            <w:tcW w:w="964" w:type="pct"/>
+                <w:b/>
+                <w:bCs/>
+                <w:sz w:val="22"/>
+              </w:rPr>
+              <w:lastRenderedPageBreak/>
+              <w:t>{{lhk.5.prumer_min|cze</w:t>
+            </w:r>
+            <w:r>
+              <w:rPr>
+                <w:rFonts w:cs="Calibri"/>
+                <w:b/>
+                <w:bCs/>
+                <w:sz w:val="22"/>
+              </w:rPr>
+              <w:lastRenderedPageBreak/>
+              <w:t>ch}}</w:t>
+            </w:r>
+          </w:p>
+        </w:tc>
+        <w:tc>
+          <w:tcPr>
+            <w:tcW w:w="1238" w:type="dxa"/>
             <w:tcBorders>
               <w:top w:val="single" w:sz="4" w:space="0" w:color="auto"/>
               <w:left w:val="single" w:sz="4" w:space="0" w:color="auto"/>
@@ -13034,7 +13353,16 @@
                 <w:rFonts w:cs="Calibri"/>
                 <w:sz w:val="22"/>
               </w:rPr>
-              <w:t>{{lhk.5.typ_pracovni_polohy|czech}}</w:t>
+              <w:lastRenderedPageBreak/>
+              <w:t>{{lhk.5.typ_pracovni_polohy|czech</w:t>
+            </w:r>
+            <w:r>
+              <w:rPr>
+                <w:rFonts w:cs="Calibri"/>
+                <w:sz w:val="22"/>
+              </w:rPr>
+              <w:lastRenderedPageBreak/>
+              <w:t>}}</w:t>
             </w:r>
           </w:p>
         </w:tc>
@@ -13046,34 +13374,35 @@
         </w:trPr>
         <w:tc>
           <w:tcPr>
-            <w:tcW w:w="792" w:type="pct"/>
-            <w:tcBorders>
-              <w:top w:val="single" w:sz="4" w:space="0" w:color="auto"/>
-              <w:left w:val="single" w:sz="4" w:space="0" w:color="auto"/>
-              <w:bottom w:val="single" w:sz="4" w:space="0" w:color="auto"/>
-              <w:right w:val="single" w:sz="4" w:space="0" w:color="auto"/>
-            </w:tcBorders>
-            <w:vAlign w:val="center"/>
-          </w:tcPr>
-          <w:p>
-            <w:pPr>
-              <w:rPr>
-                <w:rFonts w:cs="Calibri"/>
-                <w:sz w:val="22"/>
-              </w:rPr>
-            </w:pPr>
-            <w:r>
-              <w:rPr>
-                <w:rFonts w:cs="Calibri"/>
-                <w:sz w:val="22"/>
-              </w:rPr>
+            <w:tcW w:w="4896" w:type="dxa"/>
+            <w:tcBorders>
+              <w:top w:val="single" w:sz="4" w:space="0" w:color="auto"/>
+              <w:left w:val="single" w:sz="4" w:space="0" w:color="auto"/>
+              <w:bottom w:val="single" w:sz="4" w:space="0" w:color="auto"/>
+              <w:right w:val="single" w:sz="4" w:space="0" w:color="auto"/>
+            </w:tcBorders>
+            <w:vAlign w:val="center"/>
+          </w:tcPr>
+          <w:p>
+            <w:pPr>
+              <w:rPr>
+                <w:rFonts w:cs="Calibri"/>
+                <w:sz w:val="22"/>
+              </w:rPr>
+            </w:pPr>
+            <w:r>
+              <w:rPr>
+                <w:rFonts w:cs="Calibri"/>
+                <w:sz w:val="22"/>
+              </w:rPr>
+              <w:lastRenderedPageBreak/>
               <w:t>{{lhk.6.nazev_polohy|czech}}</w:t>
             </w:r>
           </w:p>
         </w:tc>
         <w:tc>
           <w:tcPr>
-            <w:tcW w:w="906" w:type="pct"/>
+            <w:tcW w:w="1152" w:type="dxa"/>
             <w:tcBorders>
               <w:top w:val="single" w:sz="4" w:space="0" w:color="auto"/>
               <w:left w:val="single" w:sz="4" w:space="0" w:color="auto"/>
@@ -13102,7 +13431,7 @@
         </w:tc>
         <w:tc>
           <w:tcPr>
-            <w:tcW w:w="787" w:type="pct"/>
+            <w:tcW w:w="922" w:type="dxa"/>
             <w:tcBorders>
               <w:top w:val="single" w:sz="4" w:space="0" w:color="auto"/>
               <w:left w:val="single" w:sz="4" w:space="0" w:color="auto"/>
@@ -13115,16 +13444,19 @@
           </w:tcPr>
           <w:p>
             <w:pPr>
-              <w:rPr>
-                <w:rFonts w:cs="Calibri"/>
-                <w:b/>
-                <w:bCs/>
-                <w:sz w:val="22"/>
-              </w:rPr>
-            </w:pPr>
-            <w:r>
-              <w:rPr>
-                <w:rFonts w:cs="Calibri"/>
+              <w:jc w:val="center"/>
+              <w:rPr>
+                <w:rFonts w:cs="Calibri"/>
+                <w:b/>
+                <w:bCs/>
+                <w:sz w:val="22"/>
+              </w:rPr>
+            </w:pPr>
+            <w:r>
+              <w:rPr>
+                <w:rFonts w:cs="Calibri"/>
+                <w:b/>
+                <w:bCs/>
                 <w:sz w:val="22"/>
               </w:rPr>
               <w:t>{{lhk.6.vyskyt_min_a|czech}}</w:t>
@@ -13133,7 +13465,7 @@
         </w:tc>
         <w:tc>
           <w:tcPr>
-            <w:tcW w:w="790" w:type="pct"/>
+            <w:tcW w:w="922" w:type="dxa"/>
             <w:tcBorders>
               <w:top w:val="single" w:sz="4" w:space="0" w:color="auto"/>
               <w:left w:val="single" w:sz="4" w:space="0" w:color="auto"/>
@@ -13157,6 +13489,8 @@
             <w:r>
               <w:rPr>
                 <w:rFonts w:cs="Calibri"/>
+                <w:b/>
+                <w:bCs/>
                 <w:sz w:val="22"/>
               </w:rPr>
               <w:t>{{lhk.6.vyskyt_min_b|czech}}</w:t>
@@ -13165,7 +13499,7 @@
         </w:tc>
         <w:tc>
           <w:tcPr>
-            <w:tcW w:w="760" w:type="pct"/>
+            <w:tcW w:w="922" w:type="dxa"/>
             <w:tcBorders>
               <w:top w:val="single" w:sz="4" w:space="0" w:color="auto"/>
               <w:left w:val="single" w:sz="4" w:space="0" w:color="auto"/>
@@ -13189,6 +13523,8 @@
             <w:r>
               <w:rPr>
                 <w:rFonts w:cs="Calibri"/>
+                <w:b/>
+                <w:bCs/>
                 <w:sz w:val="22"/>
               </w:rPr>
               <w:t>{{lhk.6.prumer_min|czech}}</w:t>
@@ -13197,7 +13533,7 @@
         </w:tc>
         <w:tc>
           <w:tcPr>
-            <w:tcW w:w="964" w:type="pct"/>
+            <w:tcW w:w="1238" w:type="dxa"/>
             <w:tcBorders>
               <w:top w:val="single" w:sz="4" w:space="0" w:color="auto"/>
               <w:left w:val="single" w:sz="4" w:space="0" w:color="auto"/>
@@ -13232,7 +13568,7 @@
         </w:trPr>
         <w:tc>
           <w:tcPr>
-            <w:tcW w:w="792" w:type="pct"/>
+            <w:tcW w:w="4896" w:type="dxa"/>
             <w:tcBorders>
               <w:top w:val="single" w:sz="4" w:space="0" w:color="auto"/>
               <w:left w:val="single" w:sz="4" w:space="0" w:color="auto"/>
@@ -13259,7 +13595,7 @@
         </w:tc>
         <w:tc>
           <w:tcPr>
-            <w:tcW w:w="906" w:type="pct"/>
+            <w:tcW w:w="1152" w:type="dxa"/>
             <w:tcBorders>
               <w:top w:val="single" w:sz="4" w:space="0" w:color="auto"/>
               <w:left w:val="single" w:sz="4" w:space="0" w:color="auto"/>
@@ -13288,7 +13624,7 @@
         </w:tc>
         <w:tc>
           <w:tcPr>
-            <w:tcW w:w="787" w:type="pct"/>
+            <w:tcW w:w="922" w:type="dxa"/>
             <w:tcBorders>
               <w:top w:val="single" w:sz="4" w:space="0" w:color="auto"/>
               <w:left w:val="single" w:sz="4" w:space="0" w:color="auto"/>
@@ -13301,16 +13637,19 @@
           </w:tcPr>
           <w:p>
             <w:pPr>
-              <w:rPr>
-                <w:rFonts w:cs="Calibri"/>
-                <w:b/>
-                <w:bCs/>
-                <w:sz w:val="22"/>
-              </w:rPr>
-            </w:pPr>
-            <w:r>
-              <w:rPr>
-                <w:rFonts w:cs="Calibri"/>
+              <w:jc w:val="center"/>
+              <w:rPr>
+                <w:rFonts w:cs="Calibri"/>
+                <w:b/>
+                <w:bCs/>
+                <w:sz w:val="22"/>
+              </w:rPr>
+            </w:pPr>
+            <w:r>
+              <w:rPr>
+                <w:rFonts w:cs="Calibri"/>
+                <w:b/>
+                <w:bCs/>
                 <w:sz w:val="22"/>
               </w:rPr>
               <w:t>{{lhk.7.vyskyt_min_a|czech}}</w:t>
@@ -13319,7 +13658,7 @@
         </w:tc>
         <w:tc>
           <w:tcPr>
-            <w:tcW w:w="790" w:type="pct"/>
+            <w:tcW w:w="922" w:type="dxa"/>
             <w:tcBorders>
               <w:top w:val="single" w:sz="4" w:space="0" w:color="auto"/>
               <w:left w:val="single" w:sz="4" w:space="0" w:color="auto"/>
@@ -13343,6 +13682,8 @@
             <w:r>
               <w:rPr>
                 <w:rFonts w:cs="Calibri"/>
+                <w:b/>
+                <w:bCs/>
                 <w:sz w:val="22"/>
               </w:rPr>
               <w:t>{{lhk.7.vyskyt_min_b|czech}}</w:t>
@@ -13351,7 +13692,7 @@
         </w:tc>
         <w:tc>
           <w:tcPr>
-            <w:tcW w:w="760" w:type="pct"/>
+            <w:tcW w:w="922" w:type="dxa"/>
             <w:tcBorders>
               <w:top w:val="single" w:sz="4" w:space="0" w:color="auto"/>
               <w:left w:val="single" w:sz="4" w:space="0" w:color="auto"/>
@@ -13375,6 +13716,8 @@
             <w:r>
               <w:rPr>
                 <w:rFonts w:cs="Calibri"/>
+                <w:b/>
+                <w:bCs/>
                 <w:sz w:val="22"/>
               </w:rPr>
               <w:t>{{lhk.7.prumer_min|czech}}</w:t>
@@ -13383,7 +13726,7 @@
         </w:tc>
         <w:tc>
           <w:tcPr>
-            <w:tcW w:w="964" w:type="pct"/>
+            <w:tcW w:w="1238" w:type="dxa"/>
             <w:tcBorders>
               <w:top w:val="single" w:sz="4" w:space="0" w:color="auto"/>
               <w:left w:val="single" w:sz="4" w:space="0" w:color="auto"/>
@@ -13418,7 +13761,7 @@
         </w:trPr>
         <w:tc>
           <w:tcPr>
-            <w:tcW w:w="792" w:type="pct"/>
+            <w:tcW w:w="4896" w:type="dxa"/>
             <w:tcBorders>
               <w:top w:val="single" w:sz="4" w:space="0" w:color="auto"/>
               <w:left w:val="single" w:sz="4" w:space="0" w:color="auto"/>
@@ -13445,7 +13788,7 @@
         </w:tc>
         <w:tc>
           <w:tcPr>
-            <w:tcW w:w="906" w:type="pct"/>
+            <w:tcW w:w="1152" w:type="dxa"/>
             <w:tcBorders>
               <w:top w:val="single" w:sz="4" w:space="0" w:color="auto"/>
               <w:left w:val="single" w:sz="4" w:space="0" w:color="auto"/>
@@ -13474,7 +13817,7 @@
         </w:tc>
         <w:tc>
           <w:tcPr>
-            <w:tcW w:w="787" w:type="pct"/>
+            <w:tcW w:w="922" w:type="dxa"/>
             <w:tcBorders>
               <w:top w:val="single" w:sz="4" w:space="0" w:color="auto"/>
               <w:left w:val="single" w:sz="4" w:space="0" w:color="auto"/>
@@ -13487,16 +13830,19 @@
           </w:tcPr>
           <w:p>
             <w:pPr>
-              <w:rPr>
-                <w:rFonts w:cs="Calibri"/>
-                <w:b/>
-                <w:bCs/>
-                <w:sz w:val="22"/>
-              </w:rPr>
-            </w:pPr>
-            <w:r>
-              <w:rPr>
-                <w:rFonts w:cs="Calibri"/>
+              <w:jc w:val="center"/>
+              <w:rPr>
+                <w:rFonts w:cs="Calibri"/>
+                <w:b/>
+                <w:bCs/>
+                <w:sz w:val="22"/>
+              </w:rPr>
+            </w:pPr>
+            <w:r>
+              <w:rPr>
+                <w:rFonts w:cs="Calibri"/>
+                <w:b/>
+                <w:bCs/>
                 <w:sz w:val="22"/>
               </w:rPr>
               <w:t>{{lhk.8.vyskyt_min_a|czech}}</w:t>
@@ -13505,7 +13851,7 @@
         </w:tc>
         <w:tc>
           <w:tcPr>
-            <w:tcW w:w="790" w:type="pct"/>
+            <w:tcW w:w="922" w:type="dxa"/>
             <w:tcBorders>
               <w:top w:val="single" w:sz="4" w:space="0" w:color="auto"/>
               <w:left w:val="single" w:sz="4" w:space="0" w:color="auto"/>
@@ -13529,6 +13875,8 @@
             <w:r>
               <w:rPr>
                 <w:rFonts w:cs="Calibri"/>
+                <w:b/>
+                <w:bCs/>
                 <w:sz w:val="22"/>
               </w:rPr>
               <w:t>{{lhk.8.vyskyt_min_b|czech}}</w:t>
@@ -13537,7 +13885,7 @@
         </w:tc>
         <w:tc>
           <w:tcPr>
-            <w:tcW w:w="760" w:type="pct"/>
+            <w:tcW w:w="922" w:type="dxa"/>
             <w:tcBorders>
               <w:top w:val="single" w:sz="4" w:space="0" w:color="auto"/>
               <w:left w:val="single" w:sz="4" w:space="0" w:color="auto"/>
@@ -13561,6 +13909,8 @@
             <w:r>
               <w:rPr>
                 <w:rFonts w:cs="Calibri"/>
+                <w:b/>
+                <w:bCs/>
                 <w:sz w:val="22"/>
               </w:rPr>
               <w:t>{{lhk.8.prumer_min|czech}}</w:t>
@@ -13569,7 +13919,7 @@
         </w:tc>
         <w:tc>
           <w:tcPr>
-            <w:tcW w:w="964" w:type="pct"/>
+            <w:tcW w:w="1238" w:type="dxa"/>
             <w:tcBorders>
               <w:top w:val="single" w:sz="4" w:space="0" w:color="auto"/>
               <w:left w:val="single" w:sz="4" w:space="0" w:color="auto"/>
@@ -13604,7 +13954,7 @@
         </w:trPr>
         <w:tc>
           <w:tcPr>
-            <w:tcW w:w="792" w:type="pct"/>
+            <w:tcW w:w="4896" w:type="dxa"/>
             <w:tcBorders>
               <w:top w:val="single" w:sz="4" w:space="0" w:color="auto"/>
               <w:left w:val="single" w:sz="4" w:space="0" w:color="auto"/>
@@ -13631,7 +13981,7 @@
         </w:tc>
         <w:tc>
           <w:tcPr>
-            <w:tcW w:w="906" w:type="pct"/>
+            <w:tcW w:w="1152" w:type="dxa"/>
             <w:tcBorders>
               <w:top w:val="single" w:sz="4" w:space="0" w:color="auto"/>
               <w:left w:val="single" w:sz="4" w:space="0" w:color="auto"/>
@@ -13660,7 +14010,7 @@
         </w:tc>
         <w:tc>
           <w:tcPr>
-            <w:tcW w:w="787" w:type="pct"/>
+            <w:tcW w:w="922" w:type="dxa"/>
             <w:tcBorders>
               <w:top w:val="single" w:sz="4" w:space="0" w:color="auto"/>
               <w:left w:val="single" w:sz="4" w:space="0" w:color="auto"/>
@@ -13673,16 +14023,19 @@
           </w:tcPr>
           <w:p>
             <w:pPr>
-              <w:rPr>
-                <w:rFonts w:cs="Calibri"/>
-                <w:b/>
-                <w:bCs/>
-                <w:sz w:val="22"/>
-              </w:rPr>
-            </w:pPr>
-            <w:r>
-              <w:rPr>
-                <w:rFonts w:cs="Calibri"/>
+              <w:jc w:val="center"/>
+              <w:rPr>
+                <w:rFonts w:cs="Calibri"/>
+                <w:b/>
+                <w:bCs/>
+                <w:sz w:val="22"/>
+              </w:rPr>
+            </w:pPr>
+            <w:r>
+              <w:rPr>
+                <w:rFonts w:cs="Calibri"/>
+                <w:b/>
+                <w:bCs/>
                 <w:sz w:val="22"/>
               </w:rPr>
               <w:t>{{lhk.9.vyskyt_min_a|czech}}</w:t>
@@ -13691,7 +14044,7 @@
         </w:tc>
         <w:tc>
           <w:tcPr>
-            <w:tcW w:w="790" w:type="pct"/>
+            <w:tcW w:w="922" w:type="dxa"/>
             <w:tcBorders>
               <w:top w:val="single" w:sz="4" w:space="0" w:color="auto"/>
               <w:left w:val="single" w:sz="4" w:space="0" w:color="auto"/>
@@ -13715,6 +14068,8 @@
             <w:r>
               <w:rPr>
                 <w:rFonts w:cs="Calibri"/>
+                <w:b/>
+                <w:bCs/>
                 <w:sz w:val="22"/>
               </w:rPr>
               <w:t>{{lhk.9.vyskyt_min_b|czech}}</w:t>
@@ -13723,7 +14078,7 @@
         </w:tc>
         <w:tc>
           <w:tcPr>
-            <w:tcW w:w="760" w:type="pct"/>
+            <w:tcW w:w="922" w:type="dxa"/>
             <w:tcBorders>
               <w:top w:val="single" w:sz="4" w:space="0" w:color="auto"/>
               <w:left w:val="single" w:sz="4" w:space="0" w:color="auto"/>
@@ -13747,6 +14102,8 @@
             <w:r>
               <w:rPr>
                 <w:rFonts w:cs="Calibri"/>
+                <w:b/>
+                <w:bCs/>
                 <w:sz w:val="22"/>
               </w:rPr>
               <w:t>{{lhk.9.prumer_min|czech}}</w:t>
@@ -13755,7 +14112,7 @@
         </w:tc>
         <w:tc>
           <w:tcPr>
-            <w:tcW w:w="964" w:type="pct"/>
+            <w:tcW w:w="1238" w:type="dxa"/>
             <w:tcBorders>
               <w:top w:val="single" w:sz="4" w:space="0" w:color="auto"/>
               <w:left w:val="single" w:sz="4" w:space="0" w:color="auto"/>
@@ -13790,7 +14147,7 @@
         </w:trPr>
         <w:tc>
           <w:tcPr>
-            <w:tcW w:w="792" w:type="pct"/>
+            <w:tcW w:w="4896" w:type="dxa"/>
             <w:tcBorders>
               <w:top w:val="single" w:sz="4" w:space="0" w:color="auto"/>
               <w:left w:val="single" w:sz="4" w:space="0" w:color="auto"/>
@@ -13817,7 +14174,7 @@
         </w:tc>
         <w:tc>
           <w:tcPr>
-            <w:tcW w:w="906" w:type="pct"/>
+            <w:tcW w:w="1152" w:type="dxa"/>
             <w:tcBorders>
               <w:top w:val="single" w:sz="4" w:space="0" w:color="auto"/>
               <w:left w:val="single" w:sz="4" w:space="0" w:color="auto"/>
@@ -13846,7 +14203,7 @@
         </w:tc>
         <w:tc>
           <w:tcPr>
-            <w:tcW w:w="787" w:type="pct"/>
+            <w:tcW w:w="922" w:type="dxa"/>
             <w:tcBorders>
               <w:top w:val="single" w:sz="4" w:space="0" w:color="auto"/>
               <w:left w:val="single" w:sz="4" w:space="0" w:color="auto"/>
@@ -13859,16 +14216,19 @@
           </w:tcPr>
           <w:p>
             <w:pPr>
-              <w:rPr>
-                <w:rFonts w:cs="Calibri"/>
-                <w:b/>
-                <w:bCs/>
-                <w:sz w:val="22"/>
-              </w:rPr>
-            </w:pPr>
-            <w:r>
-              <w:rPr>
-                <w:rFonts w:cs="Calibri"/>
+              <w:jc w:val="center"/>
+              <w:rPr>
+                <w:rFonts w:cs="Calibri"/>
+                <w:b/>
+                <w:bCs/>
+                <w:sz w:val="22"/>
+              </w:rPr>
+            </w:pPr>
+            <w:r>
+              <w:rPr>
+                <w:rFonts w:cs="Calibri"/>
+                <w:b/>
+                <w:bCs/>
                 <w:sz w:val="22"/>
               </w:rPr>
               <w:t>{{lhk.10.vyskyt_min_a|czech}}</w:t>
@@ -13877,7 +14237,7 @@
         </w:tc>
         <w:tc>
           <w:tcPr>
-            <w:tcW w:w="790" w:type="pct"/>
+            <w:tcW w:w="922" w:type="dxa"/>
             <w:tcBorders>
               <w:top w:val="single" w:sz="4" w:space="0" w:color="auto"/>
               <w:left w:val="single" w:sz="4" w:space="0" w:color="auto"/>
@@ -13901,6 +14261,8 @@
             <w:r>
               <w:rPr>
                 <w:rFonts w:cs="Calibri"/>
+                <w:b/>
+                <w:bCs/>
                 <w:sz w:val="22"/>
               </w:rPr>
               <w:t>{{lhk.10.vyskyt_min_b|czech}}</w:t>
@@ -13909,7 +14271,7 @@
         </w:tc>
         <w:tc>
           <w:tcPr>
-            <w:tcW w:w="760" w:type="pct"/>
+            <w:tcW w:w="922" w:type="dxa"/>
             <w:tcBorders>
               <w:top w:val="single" w:sz="4" w:space="0" w:color="auto"/>
               <w:left w:val="single" w:sz="4" w:space="0" w:color="auto"/>
@@ -13933,6 +14295,8 @@
             <w:r>
               <w:rPr>
                 <w:rFonts w:cs="Calibri"/>
+                <w:b/>
+                <w:bCs/>
                 <w:sz w:val="22"/>
               </w:rPr>
               <w:t>{{lhk.10.prumer_min|czech}}</w:t>
@@ -13941,7 +14305,7 @@
         </w:tc>
         <w:tc>
           <w:tcPr>
-            <w:tcW w:w="964" w:type="pct"/>
+            <w:tcW w:w="1238" w:type="dxa"/>
             <w:tcBorders>
               <w:top w:val="single" w:sz="4" w:space="0" w:color="auto"/>
               <w:left w:val="single" w:sz="4" w:space="0" w:color="auto"/>
@@ -13990,7 +14354,7 @@
     </w:p>
     <w:tbl>
       <w:tblPr>
-        <w:tblW w:w="5000" w:type="pct"/>
+        <w:tblW w:w="10052" w:type="dxa"/>
         <w:jc w:val="center"/>
         <w:tblBorders>
           <w:top w:val="single" w:sz="4" w:space="0" w:color="auto"/>
@@ -14000,6 +14364,7 @@
           <w:insideH w:val="single" w:sz="4" w:space="0" w:color="auto"/>
           <w:insideV w:val="single" w:sz="4" w:space="0" w:color="auto"/>
         </w:tblBorders>
+        <w:tblLayout w:type="fixed"/>
         <w:tblCellMar>
           <w:left w:w="70" w:type="dxa"/>
           <w:right w:w="70" w:type="dxa"/>
@@ -14007,12 +14372,12 @@
         <w:tblLook w:val="04A0" w:firstRow="1" w:lastRow="0" w:firstColumn="1" w:lastColumn="0" w:noHBand="0" w:noVBand="1"/>
       </w:tblPr>
       <w:tblGrid>
-        <w:gridCol w:w="1454"/>
-        <w:gridCol w:w="1677"/>
-        <w:gridCol w:w="1446"/>
-        <w:gridCol w:w="1452"/>
-        <w:gridCol w:w="1393"/>
-        <w:gridCol w:w="1790"/>
+        <w:gridCol w:w="4896"/>
+        <w:gridCol w:w="1152"/>
+        <w:gridCol w:w="922"/>
+        <w:gridCol w:w="922"/>
+        <w:gridCol w:w="922"/>
+        <w:gridCol w:w="1238"/>
       </w:tblGrid>
       <w:tr>
         <w:trPr>
@@ -14021,7 +14386,7 @@
         </w:trPr>
         <w:tc>
           <w:tcPr>
-            <w:tcW w:w="826" w:type="pct"/>
+            <w:tcW w:w="4896" w:type="dxa"/>
             <w:vMerge w:val="restart"/>
             <w:shd w:val="clear" w:color="000000" w:fill="BFBFBF"/>
             <w:vAlign w:val="center"/>
@@ -14055,7 +14420,7 @@
         </w:tc>
         <w:tc>
           <w:tcPr>
-            <w:tcW w:w="915" w:type="pct"/>
+            <w:tcW w:w="1152" w:type="dxa"/>
             <w:vMerge w:val="restart"/>
             <w:shd w:val="clear" w:color="000000" w:fill="BFBFBF"/>
             <w:vAlign w:val="center"/>
@@ -14086,7 +14451,7 @@
         </w:tc>
         <w:tc>
           <w:tcPr>
-            <w:tcW w:w="768" w:type="pct"/>
+            <w:tcW w:w="922" w:type="dxa"/>
             <w:shd w:val="clear" w:color="000000" w:fill="BFBFBF"/>
             <w:noWrap/>
             <w:vAlign w:val="center"/>
@@ -14117,7 +14482,7 @@
         </w:tc>
         <w:tc>
           <w:tcPr>
-            <w:tcW w:w="771" w:type="pct"/>
+            <w:tcW w:w="922" w:type="dxa"/>
             <w:shd w:val="clear" w:color="000000" w:fill="BFBFBF"/>
             <w:noWrap/>
             <w:vAlign w:val="center"/>
@@ -14148,7 +14513,7 @@
         </w:tc>
         <w:tc>
           <w:tcPr>
-            <w:tcW w:w="734" w:type="pct"/>
+            <w:tcW w:w="922" w:type="dxa"/>
             <w:vMerge w:val="restart"/>
             <w:shd w:val="clear" w:color="000000" w:fill="BFBFBF"/>
             <w:vAlign w:val="center"/>
@@ -14243,7 +14608,7 @@
         </w:tc>
         <w:tc>
           <w:tcPr>
-            <w:tcW w:w="987" w:type="pct"/>
+            <w:tcW w:w="1238" w:type="dxa"/>
             <w:vMerge w:val="restart"/>
             <w:shd w:val="clear" w:color="000000" w:fill="BFBFBF"/>
             <w:vAlign w:val="center"/>
@@ -14280,7 +14645,7 @@
         </w:trPr>
         <w:tc>
           <w:tcPr>
-            <w:tcW w:w="826" w:type="pct"/>
+            <w:tcW w:w="4896" w:type="dxa"/>
             <w:vMerge/>
             <w:vAlign w:val="center"/>
             <w:hideMark/>
@@ -14299,7 +14664,7 @@
         </w:tc>
         <w:tc>
           <w:tcPr>
-            <w:tcW w:w="915" w:type="pct"/>
+            <w:tcW w:w="1152" w:type="dxa"/>
             <w:vMerge/>
             <w:shd w:val="clear" w:color="000000" w:fill="BFBFBF"/>
             <w:vAlign w:val="center"/>
@@ -14319,7 +14684,7 @@
         </w:tc>
         <w:tc>
           <w:tcPr>
-            <w:tcW w:w="768" w:type="pct"/>
+            <w:tcW w:w="922" w:type="dxa"/>
             <w:shd w:val="clear" w:color="000000" w:fill="BFBFBF"/>
             <w:vAlign w:val="center"/>
             <w:hideMark/>
@@ -14391,7 +14756,7 @@
         </w:tc>
         <w:tc>
           <w:tcPr>
-            <w:tcW w:w="771" w:type="pct"/>
+            <w:tcW w:w="922" w:type="dxa"/>
             <w:shd w:val="clear" w:color="000000" w:fill="BFBFBF"/>
             <w:vAlign w:val="center"/>
             <w:hideMark/>
@@ -14463,7 +14828,7 @@
         </w:tc>
         <w:tc>
           <w:tcPr>
-            <w:tcW w:w="734" w:type="pct"/>
+            <w:tcW w:w="922" w:type="dxa"/>
             <w:vMerge/>
             <w:vAlign w:val="center"/>
             <w:hideMark/>
@@ -14482,7 +14847,7 @@
         </w:tc>
         <w:tc>
           <w:tcPr>
-            <w:tcW w:w="987" w:type="pct"/>
+            <w:tcW w:w="1238" w:type="dxa"/>
             <w:vMerge/>
             <w:vAlign w:val="center"/>
             <w:hideMark/>
@@ -14502,38 +14867,40 @@
       </w:tr>
       <w:tr>
         <w:trPr>
-          <w:trHeight w:val="287"/>
+          <w:trHeight w:val="288"/>
           <w:jc w:val="center"/>
         </w:trPr>
         <w:tc>
           <w:tcPr>
-            <w:tcW w:w="5000" w:type="pct"/>
+            <w:tcW w:w="10052" w:type="dxa"/>
             <w:gridSpan w:val="6"/>
-            <w:shd w:val="clear" w:color="auto" w:fill="F2F2F2"/>
-            <w:vAlign w:val="center"/>
-          </w:tcPr>
-          <w:p>
-            <w:pPr>
-              <w:jc w:val="center"/>
-              <w:rPr>
-                <w:rFonts w:eastAsia="Times New Roman" w:cs="Calibri"/>
-                <w:b/>
-                <w:bCs/>
-                <w:color w:val="000000"/>
-                <w:sz w:val="22"/>
-                <w:lang w:eastAsia="cs-CZ"/>
-              </w:rPr>
-            </w:pPr>
-            <w:r>
-              <w:rPr>
-                <w:rFonts w:eastAsia="Times New Roman" w:cs="Calibri"/>
-                <w:b/>
-                <w:bCs/>
-                <w:color w:val="000000"/>
-                <w:sz w:val="22"/>
-                <w:lang w:eastAsia="cs-CZ"/>
-              </w:rPr>
-              <w:t>DK</w:t>
+            <w:tcBorders>
+              <w:top w:val="single" w:sz="4" w:space="0" w:color="auto"/>
+              <w:left w:val="single" w:sz="4" w:space="0" w:color="auto"/>
+              <w:bottom w:val="single" w:sz="4" w:space="0" w:color="auto"/>
+              <w:right w:val="single" w:sz="4" w:space="0" w:color="auto"/>
+            </w:tcBorders>
+            <w:shd w:val="clear" w:color="auto" w:fill="F2F2F2" w:themeFill="background1" w:themeFillShade="F2"/>
+            <w:vAlign w:val="center"/>
+          </w:tcPr>
+          <w:p>
+            <w:pPr>
+              <w:jc w:val="center"/>
+              <w:rPr>
+                <w:rFonts w:cs="Calibri"/>
+                <w:b/>
+                <w:bCs/>
+                <w:sz w:val="22"/>
+              </w:rPr>
+            </w:pPr>
+            <w:r>
+              <w:rPr>
+                <w:rFonts w:cs="Calibri"/>
+                <w:b/>
+                <w:bCs/>
+                <w:sz w:val="22"/>
+              </w:rPr>
+              <w:t>DOLNÍ KONČETINY</w:t>
             </w:r>
           </w:p>
         </w:tc>
@@ -14545,7 +14912,7 @@
         </w:trPr>
         <w:tc>
           <w:tcPr>
-            <w:tcW w:w="826" w:type="pct"/>
+            <w:tcW w:w="4896" w:type="dxa"/>
             <w:tcBorders>
               <w:top w:val="single" w:sz="4" w:space="0" w:color="auto"/>
               <w:left w:val="single" w:sz="4" w:space="0" w:color="auto"/>
@@ -14572,7 +14939,7 @@
         </w:tc>
         <w:tc>
           <w:tcPr>
-            <w:tcW w:w="915" w:type="pct"/>
+            <w:tcW w:w="1152" w:type="dxa"/>
             <w:tcBorders>
               <w:top w:val="single" w:sz="4" w:space="0" w:color="auto"/>
               <w:left w:val="single" w:sz="4" w:space="0" w:color="auto"/>
@@ -14601,7 +14968,7 @@
         </w:tc>
         <w:tc>
           <w:tcPr>
-            <w:tcW w:w="768" w:type="pct"/>
+            <w:tcW w:w="922" w:type="dxa"/>
             <w:tcBorders>
               <w:top w:val="single" w:sz="4" w:space="0" w:color="auto"/>
               <w:left w:val="single" w:sz="4" w:space="0" w:color="auto"/>
@@ -14626,6 +14993,8 @@
             <w:r>
               <w:rPr>
                 <w:rFonts w:cs="Calibri"/>
+                <w:b/>
+                <w:bCs/>
                 <w:sz w:val="22"/>
               </w:rPr>
               <w:t>{{dk.1.vyskyt_min_a|czech}}</w:t>
@@ -14634,7 +15003,7 @@
         </w:tc>
         <w:tc>
           <w:tcPr>
-            <w:tcW w:w="771" w:type="pct"/>
+            <w:tcW w:w="922" w:type="dxa"/>
             <w:tcBorders>
               <w:top w:val="single" w:sz="4" w:space="0" w:color="auto"/>
               <w:left w:val="single" w:sz="4" w:space="0" w:color="auto"/>
@@ -14659,6 +15028,8 @@
             <w:r>
               <w:rPr>
                 <w:rFonts w:cs="Calibri"/>
+                <w:b/>
+                <w:bCs/>
                 <w:sz w:val="22"/>
               </w:rPr>
               <w:t>{{dk.1.vyskyt_min_b|czech}}</w:t>
@@ -14667,7 +15038,7 @@
         </w:tc>
         <w:tc>
           <w:tcPr>
-            <w:tcW w:w="734" w:type="pct"/>
+            <w:tcW w:w="922" w:type="dxa"/>
             <w:tcBorders>
               <w:top w:val="single" w:sz="4" w:space="0" w:color="auto"/>
               <w:left w:val="single" w:sz="4" w:space="0" w:color="auto"/>
@@ -14692,6 +15063,8 @@
             <w:r>
               <w:rPr>
                 <w:rFonts w:cs="Calibri"/>
+                <w:b/>
+                <w:bCs/>
                 <w:sz w:val="22"/>
               </w:rPr>
               <w:t>{{dk.1.prumer_min|czech}}</w:t>
@@ -14700,7 +15073,7 @@
         </w:tc>
         <w:tc>
           <w:tcPr>
-            <w:tcW w:w="987" w:type="pct"/>
+            <w:tcW w:w="1238" w:type="dxa"/>
             <w:tcBorders>
               <w:top w:val="single" w:sz="4" w:space="0" w:color="auto"/>
               <w:left w:val="single" w:sz="4" w:space="0" w:color="auto"/>
@@ -14735,7 +15108,7 @@
         </w:trPr>
         <w:tc>
           <w:tcPr>
-            <w:tcW w:w="826" w:type="pct"/>
+            <w:tcW w:w="4896" w:type="dxa"/>
             <w:tcBorders>
               <w:top w:val="single" w:sz="4" w:space="0" w:color="auto"/>
               <w:left w:val="single" w:sz="4" w:space="0" w:color="auto"/>
@@ -14762,7 +15135,7 @@
         </w:tc>
         <w:tc>
           <w:tcPr>
-            <w:tcW w:w="915" w:type="pct"/>
+            <w:tcW w:w="1152" w:type="dxa"/>
             <w:tcBorders>
               <w:top w:val="single" w:sz="4" w:space="0" w:color="auto"/>
               <w:left w:val="single" w:sz="4" w:space="0" w:color="auto"/>
@@ -14791,7 +15164,7 @@
         </w:tc>
         <w:tc>
           <w:tcPr>
-            <w:tcW w:w="768" w:type="pct"/>
+            <w:tcW w:w="922" w:type="dxa"/>
             <w:tcBorders>
               <w:top w:val="single" w:sz="4" w:space="0" w:color="auto"/>
               <w:left w:val="single" w:sz="4" w:space="0" w:color="auto"/>
@@ -14804,16 +15177,19 @@
           </w:tcPr>
           <w:p>
             <w:pPr>
-              <w:rPr>
-                <w:rFonts w:cs="Calibri"/>
-                <w:b/>
-                <w:bCs/>
-                <w:sz w:val="22"/>
-              </w:rPr>
-            </w:pPr>
-            <w:r>
-              <w:rPr>
-                <w:rFonts w:cs="Calibri"/>
+              <w:jc w:val="center"/>
+              <w:rPr>
+                <w:rFonts w:cs="Calibri"/>
+                <w:b/>
+                <w:bCs/>
+                <w:sz w:val="22"/>
+              </w:rPr>
+            </w:pPr>
+            <w:r>
+              <w:rPr>
+                <w:rFonts w:cs="Calibri"/>
+                <w:b/>
+                <w:bCs/>
                 <w:sz w:val="22"/>
               </w:rPr>
               <w:t>{{dk.2.vyskyt_min_a|czech}}</w:t>
@@ -14822,7 +15198,7 @@
         </w:tc>
         <w:tc>
           <w:tcPr>
-            <w:tcW w:w="771" w:type="pct"/>
+            <w:tcW w:w="922" w:type="dxa"/>
             <w:tcBorders>
               <w:top w:val="single" w:sz="4" w:space="0" w:color="auto"/>
               <w:left w:val="single" w:sz="4" w:space="0" w:color="auto"/>
@@ -14846,6 +15222,8 @@
             <w:r>
               <w:rPr>
                 <w:rFonts w:cs="Calibri"/>
+                <w:b/>
+                <w:bCs/>
                 <w:sz w:val="22"/>
               </w:rPr>
               <w:t>{{dk.2.vyskyt_min_b|czech}}</w:t>
@@ -14854,7 +15232,7 @@
         </w:tc>
         <w:tc>
           <w:tcPr>
-            <w:tcW w:w="734" w:type="pct"/>
+            <w:tcW w:w="922" w:type="dxa"/>
             <w:tcBorders>
               <w:top w:val="single" w:sz="4" w:space="0" w:color="auto"/>
               <w:left w:val="single" w:sz="4" w:space="0" w:color="auto"/>
@@ -14878,6 +15256,8 @@
             <w:r>
               <w:rPr>
                 <w:rFonts w:cs="Calibri"/>
+                <w:b/>
+                <w:bCs/>
                 <w:sz w:val="22"/>
               </w:rPr>
               <w:t>{{dk.2.prumer_min|czech}}</w:t>
@@ -14886,7 +15266,7 @@
         </w:tc>
         <w:tc>
           <w:tcPr>
-            <w:tcW w:w="987" w:type="pct"/>
+            <w:tcW w:w="1238" w:type="dxa"/>
             <w:tcBorders>
               <w:top w:val="single" w:sz="4" w:space="0" w:color="auto"/>
               <w:left w:val="single" w:sz="4" w:space="0" w:color="auto"/>
@@ -14921,7 +15301,7 @@
         </w:trPr>
         <w:tc>
           <w:tcPr>
-            <w:tcW w:w="826" w:type="pct"/>
+            <w:tcW w:w="4896" w:type="dxa"/>
             <w:tcBorders>
               <w:top w:val="single" w:sz="4" w:space="0" w:color="auto"/>
               <w:left w:val="single" w:sz="4" w:space="0" w:color="auto"/>
@@ -14948,7 +15328,7 @@
         </w:tc>
         <w:tc>
           <w:tcPr>
-            <w:tcW w:w="915" w:type="pct"/>
+            <w:tcW w:w="1152" w:type="dxa"/>
             <w:tcBorders>
               <w:top w:val="single" w:sz="4" w:space="0" w:color="auto"/>
               <w:left w:val="single" w:sz="4" w:space="0" w:color="auto"/>
@@ -14977,7 +15357,7 @@
         </w:tc>
         <w:tc>
           <w:tcPr>
-            <w:tcW w:w="768" w:type="pct"/>
+            <w:tcW w:w="922" w:type="dxa"/>
             <w:tcBorders>
               <w:top w:val="single" w:sz="4" w:space="0" w:color="auto"/>
               <w:left w:val="single" w:sz="4" w:space="0" w:color="auto"/>
@@ -14990,16 +15370,19 @@
           </w:tcPr>
           <w:p>
             <w:pPr>
-              <w:rPr>
-                <w:rFonts w:cs="Calibri"/>
-                <w:b/>
-                <w:bCs/>
-                <w:sz w:val="22"/>
-              </w:rPr>
-            </w:pPr>
-            <w:r>
-              <w:rPr>
-                <w:rFonts w:cs="Calibri"/>
+              <w:jc w:val="center"/>
+              <w:rPr>
+                <w:rFonts w:cs="Calibri"/>
+                <w:b/>
+                <w:bCs/>
+                <w:sz w:val="22"/>
+              </w:rPr>
+            </w:pPr>
+            <w:r>
+              <w:rPr>
+                <w:rFonts w:cs="Calibri"/>
+                <w:b/>
+                <w:bCs/>
                 <w:sz w:val="22"/>
               </w:rPr>
               <w:t>{{dk.3.vyskyt_min_a|czech}}</w:t>
@@ -15008,7 +15391,7 @@
         </w:tc>
         <w:tc>
           <w:tcPr>
-            <w:tcW w:w="771" w:type="pct"/>
+            <w:tcW w:w="922" w:type="dxa"/>
             <w:tcBorders>
               <w:top w:val="single" w:sz="4" w:space="0" w:color="auto"/>
               <w:left w:val="single" w:sz="4" w:space="0" w:color="auto"/>
@@ -15032,6 +15415,8 @@
             <w:r>
               <w:rPr>
                 <w:rFonts w:cs="Calibri"/>
+                <w:b/>
+                <w:bCs/>
                 <w:sz w:val="22"/>
               </w:rPr>
               <w:t>{{dk.3.vyskyt_min_b|czech}}</w:t>
@@ -15040,7 +15425,7 @@
         </w:tc>
         <w:tc>
           <w:tcPr>
-            <w:tcW w:w="734" w:type="pct"/>
+            <w:tcW w:w="922" w:type="dxa"/>
             <w:tcBorders>
               <w:top w:val="single" w:sz="4" w:space="0" w:color="auto"/>
               <w:left w:val="single" w:sz="4" w:space="0" w:color="auto"/>
@@ -15064,6 +15449,8 @@
             <w:r>
               <w:rPr>
                 <w:rFonts w:cs="Calibri"/>
+                <w:b/>
+                <w:bCs/>
                 <w:sz w:val="22"/>
               </w:rPr>
               <w:t>{{dk.3.prumer_min|czech}}</w:t>
@@ -15072,7 +15459,7 @@
         </w:tc>
         <w:tc>
           <w:tcPr>
-            <w:tcW w:w="987" w:type="pct"/>
+            <w:tcW w:w="1238" w:type="dxa"/>
             <w:tcBorders>
               <w:top w:val="single" w:sz="4" w:space="0" w:color="auto"/>
               <w:left w:val="single" w:sz="4" w:space="0" w:color="auto"/>
@@ -15107,7 +15494,7 @@
         </w:trPr>
         <w:tc>
           <w:tcPr>
-            <w:tcW w:w="826" w:type="pct"/>
+            <w:tcW w:w="4896" w:type="dxa"/>
             <w:tcBorders>
               <w:top w:val="single" w:sz="4" w:space="0" w:color="auto"/>
               <w:left w:val="single" w:sz="4" w:space="0" w:color="auto"/>
@@ -15134,7 +15521,7 @@
         </w:tc>
         <w:tc>
           <w:tcPr>
-            <w:tcW w:w="915" w:type="pct"/>
+            <w:tcW w:w="1152" w:type="dxa"/>
             <w:tcBorders>
               <w:top w:val="single" w:sz="4" w:space="0" w:color="auto"/>
               <w:left w:val="single" w:sz="4" w:space="0" w:color="auto"/>
@@ -15163,7 +15550,7 @@
         </w:tc>
         <w:tc>
           <w:tcPr>
-            <w:tcW w:w="768" w:type="pct"/>
+            <w:tcW w:w="922" w:type="dxa"/>
             <w:tcBorders>
               <w:top w:val="single" w:sz="4" w:space="0" w:color="auto"/>
               <w:left w:val="single" w:sz="4" w:space="0" w:color="auto"/>
@@ -15176,16 +15563,19 @@
           </w:tcPr>
           <w:p>
             <w:pPr>
-              <w:rPr>
-                <w:rFonts w:cs="Calibri"/>
-                <w:b/>
-                <w:bCs/>
-                <w:sz w:val="22"/>
-              </w:rPr>
-            </w:pPr>
-            <w:r>
-              <w:rPr>
-                <w:rFonts w:cs="Calibri"/>
+              <w:jc w:val="center"/>
+              <w:rPr>
+                <w:rFonts w:cs="Calibri"/>
+                <w:b/>
+                <w:bCs/>
+                <w:sz w:val="22"/>
+              </w:rPr>
+            </w:pPr>
+            <w:r>
+              <w:rPr>
+                <w:rFonts w:cs="Calibri"/>
+                <w:b/>
+                <w:bCs/>
                 <w:sz w:val="22"/>
               </w:rPr>
               <w:t>{{dk.4.vyskyt_min_a|czech}}</w:t>
@@ -15194,7 +15584,7 @@
         </w:tc>
         <w:tc>
           <w:tcPr>
-            <w:tcW w:w="771" w:type="pct"/>
+            <w:tcW w:w="922" w:type="dxa"/>
             <w:tcBorders>
               <w:top w:val="single" w:sz="4" w:space="0" w:color="auto"/>
               <w:left w:val="single" w:sz="4" w:space="0" w:color="auto"/>
@@ -15218,6 +15608,8 @@
             <w:r>
               <w:rPr>
                 <w:rFonts w:cs="Calibri"/>
+                <w:b/>
+                <w:bCs/>
                 <w:sz w:val="22"/>
               </w:rPr>
               <w:t>{{dk.4.vyskyt_min_b|czech}}</w:t>
@@ -15226,7 +15618,7 @@
         </w:tc>
         <w:tc>
           <w:tcPr>
-            <w:tcW w:w="734" w:type="pct"/>
+            <w:tcW w:w="922" w:type="dxa"/>
             <w:tcBorders>
               <w:top w:val="single" w:sz="4" w:space="0" w:color="auto"/>
               <w:left w:val="single" w:sz="4" w:space="0" w:color="auto"/>
@@ -15250,6 +15642,8 @@
             <w:r>
               <w:rPr>
                 <w:rFonts w:cs="Calibri"/>
+                <w:b/>
+                <w:bCs/>
                 <w:sz w:val="22"/>
               </w:rPr>
               <w:t>{{dk.4.prumer_min|czech}}</w:t>
@@ -15258,7 +15652,7 @@
         </w:tc>
         <w:tc>
           <w:tcPr>
-            <w:tcW w:w="987" w:type="pct"/>
+            <w:tcW w:w="1238" w:type="dxa"/>
             <w:tcBorders>
               <w:top w:val="single" w:sz="4" w:space="0" w:color="auto"/>
               <w:left w:val="single" w:sz="4" w:space="0" w:color="auto"/>
@@ -15293,7 +15687,7 @@
         </w:trPr>
         <w:tc>
           <w:tcPr>
-            <w:tcW w:w="826" w:type="pct"/>
+            <w:tcW w:w="4896" w:type="dxa"/>
             <w:tcBorders>
               <w:top w:val="single" w:sz="4" w:space="0" w:color="auto"/>
               <w:left w:val="single" w:sz="4" w:space="0" w:color="auto"/>
@@ -15320,7 +15714,7 @@
         </w:tc>
         <w:tc>
           <w:tcPr>
-            <w:tcW w:w="915" w:type="pct"/>
+            <w:tcW w:w="1152" w:type="dxa"/>
             <w:tcBorders>
               <w:top w:val="single" w:sz="4" w:space="0" w:color="auto"/>
               <w:left w:val="single" w:sz="4" w:space="0" w:color="auto"/>
@@ -15343,13 +15737,21 @@
                 <w:rFonts w:cs="Calibri"/>
                 <w:sz w:val="22"/>
               </w:rPr>
-              <w:t>{{dk.5.typ_svalove_prace|czech}}</w:t>
-            </w:r>
-          </w:p>
-        </w:tc>
-        <w:tc>
-          <w:tcPr>
-            <w:tcW w:w="768" w:type="pct"/>
+              <w:t>{{dk.5.typ_svalove_pr</w:t>
+            </w:r>
+            <w:r>
+              <w:rPr>
+                <w:rFonts w:cs="Calibri"/>
+                <w:sz w:val="22"/>
+              </w:rPr>
+              <w:lastRenderedPageBreak/>
+              <w:t>ace|czech}}</w:t>
+            </w:r>
+          </w:p>
+        </w:tc>
+        <w:tc>
+          <w:tcPr>
+            <w:tcW w:w="922" w:type="dxa"/>
             <w:tcBorders>
               <w:top w:val="single" w:sz="4" w:space="0" w:color="auto"/>
               <w:left w:val="single" w:sz="4" w:space="0" w:color="auto"/>
@@ -15362,25 +15764,39 @@
           </w:tcPr>
           <w:p>
             <w:pPr>
-              <w:rPr>
-                <w:rFonts w:cs="Calibri"/>
-                <w:b/>
-                <w:bCs/>
-                <w:sz w:val="22"/>
-              </w:rPr>
-            </w:pPr>
-            <w:r>
-              <w:rPr>
-                <w:rFonts w:cs="Calibri"/>
-                <w:sz w:val="22"/>
-              </w:rPr>
-              <w:t>{{dk.5.vyskyt_min_a|czech}}</w:t>
-            </w:r>
-          </w:p>
-        </w:tc>
-        <w:tc>
-          <w:tcPr>
-            <w:tcW w:w="771" w:type="pct"/>
+              <w:jc w:val="center"/>
+              <w:rPr>
+                <w:rFonts w:cs="Calibri"/>
+                <w:b/>
+                <w:bCs/>
+                <w:sz w:val="22"/>
+              </w:rPr>
+            </w:pPr>
+            <w:r>
+              <w:rPr>
+                <w:rFonts w:cs="Calibri"/>
+                <w:b/>
+                <w:bCs/>
+                <w:sz w:val="22"/>
+              </w:rPr>
+              <w:lastRenderedPageBreak/>
+              <w:t>{{dk.5.vyskyt_m</w:t>
+            </w:r>
+            <w:r>
+              <w:rPr>
+                <w:rFonts w:cs="Calibri"/>
+                <w:b/>
+                <w:bCs/>
+                <w:sz w:val="22"/>
+              </w:rPr>
+              <w:lastRenderedPageBreak/>
+              <w:t>in_a|czech}}</w:t>
+            </w:r>
+          </w:p>
+        </w:tc>
+        <w:tc>
+          <w:tcPr>
+            <w:tcW w:w="922" w:type="dxa"/>
             <w:tcBorders>
               <w:top w:val="single" w:sz="4" w:space="0" w:color="auto"/>
               <w:left w:val="single" w:sz="4" w:space="0" w:color="auto"/>
@@ -15404,15 +15820,28 @@
             <w:r>
               <w:rPr>
                 <w:rFonts w:cs="Calibri"/>
-                <w:sz w:val="22"/>
-              </w:rPr>
-              <w:t>{{dk.5.vyskyt_min_b|czech}}</w:t>
-            </w:r>
-          </w:p>
-        </w:tc>
-        <w:tc>
-          <w:tcPr>
-            <w:tcW w:w="734" w:type="pct"/>
+                <w:b/>
+                <w:bCs/>
+                <w:sz w:val="22"/>
+              </w:rPr>
+              <w:lastRenderedPageBreak/>
+              <w:t>{{dk.5.vyskyt_m</w:t>
+            </w:r>
+            <w:r>
+              <w:rPr>
+                <w:rFonts w:cs="Calibri"/>
+                <w:b/>
+                <w:bCs/>
+                <w:sz w:val="22"/>
+              </w:rPr>
+              <w:lastRenderedPageBreak/>
+              <w:t>in_b|czech}}</w:t>
+            </w:r>
+          </w:p>
+        </w:tc>
+        <w:tc>
+          <w:tcPr>
+            <w:tcW w:w="922" w:type="dxa"/>
             <w:tcBorders>
               <w:top w:val="single" w:sz="4" w:space="0" w:color="auto"/>
               <w:left w:val="single" w:sz="4" w:space="0" w:color="auto"/>
@@ -15436,15 +15865,28 @@
             <w:r>
               <w:rPr>
                 <w:rFonts w:cs="Calibri"/>
-                <w:sz w:val="22"/>
-              </w:rPr>
-              <w:t>{{dk.5.prumer_min|czech}}</w:t>
-            </w:r>
-          </w:p>
-        </w:tc>
-        <w:tc>
-          <w:tcPr>
-            <w:tcW w:w="987" w:type="pct"/>
+                <w:b/>
+                <w:bCs/>
+                <w:sz w:val="22"/>
+              </w:rPr>
+              <w:lastRenderedPageBreak/>
+              <w:t>{{dk.5.prumer_</w:t>
+            </w:r>
+            <w:r>
+              <w:rPr>
+                <w:rFonts w:cs="Calibri"/>
+                <w:b/>
+                <w:bCs/>
+                <w:sz w:val="22"/>
+              </w:rPr>
+              <w:lastRenderedPageBreak/>
+              <w:t>min|czech}}</w:t>
+            </w:r>
+          </w:p>
+        </w:tc>
+        <w:tc>
+          <w:tcPr>
+            <w:tcW w:w="1238" w:type="dxa"/>
             <w:tcBorders>
               <w:top w:val="single" w:sz="4" w:space="0" w:color="auto"/>
               <w:left w:val="single" w:sz="4" w:space="0" w:color="auto"/>
@@ -15467,7 +15909,16 @@
                 <w:rFonts w:cs="Calibri"/>
                 <w:sz w:val="22"/>
               </w:rPr>
-              <w:t>{{dk.5.typ_pracovni_polohy|czech}}</w:t>
+              <w:lastRenderedPageBreak/>
+              <w:t>{{dk.5.typ_pracovni_pol</w:t>
+            </w:r>
+            <w:r>
+              <w:rPr>
+                <w:rFonts w:cs="Calibri"/>
+                <w:sz w:val="22"/>
+              </w:rPr>
+              <w:lastRenderedPageBreak/>
+              <w:t>ohy|czech}}</w:t>
             </w:r>
           </w:p>
         </w:tc>
@@ -15479,34 +15930,35 @@
         </w:trPr>
         <w:tc>
           <w:tcPr>
-            <w:tcW w:w="826" w:type="pct"/>
-            <w:tcBorders>
-              <w:top w:val="single" w:sz="4" w:space="0" w:color="auto"/>
-              <w:left w:val="single" w:sz="4" w:space="0" w:color="auto"/>
-              <w:bottom w:val="single" w:sz="4" w:space="0" w:color="auto"/>
-              <w:right w:val="single" w:sz="4" w:space="0" w:color="auto"/>
-            </w:tcBorders>
-            <w:vAlign w:val="center"/>
-          </w:tcPr>
-          <w:p>
-            <w:pPr>
-              <w:rPr>
-                <w:rFonts w:cs="Calibri"/>
-                <w:sz w:val="22"/>
-              </w:rPr>
-            </w:pPr>
-            <w:r>
-              <w:rPr>
-                <w:rFonts w:cs="Calibri"/>
-                <w:sz w:val="22"/>
-              </w:rPr>
+            <w:tcW w:w="4896" w:type="dxa"/>
+            <w:tcBorders>
+              <w:top w:val="single" w:sz="4" w:space="0" w:color="auto"/>
+              <w:left w:val="single" w:sz="4" w:space="0" w:color="auto"/>
+              <w:bottom w:val="single" w:sz="4" w:space="0" w:color="auto"/>
+              <w:right w:val="single" w:sz="4" w:space="0" w:color="auto"/>
+            </w:tcBorders>
+            <w:vAlign w:val="center"/>
+          </w:tcPr>
+          <w:p>
+            <w:pPr>
+              <w:rPr>
+                <w:rFonts w:cs="Calibri"/>
+                <w:sz w:val="22"/>
+              </w:rPr>
+            </w:pPr>
+            <w:r>
+              <w:rPr>
+                <w:rFonts w:cs="Calibri"/>
+                <w:sz w:val="22"/>
+              </w:rPr>
+              <w:lastRenderedPageBreak/>
               <w:t>{{dk.6.nazev_polohy|czech}}</w:t>
             </w:r>
           </w:p>
         </w:tc>
         <w:tc>
           <w:tcPr>
-            <w:tcW w:w="915" w:type="pct"/>
+            <w:tcW w:w="1152" w:type="dxa"/>
             <w:tcBorders>
               <w:top w:val="single" w:sz="4" w:space="0" w:color="auto"/>
               <w:left w:val="single" w:sz="4" w:space="0" w:color="auto"/>
@@ -15535,7 +15987,7 @@
         </w:tc>
         <w:tc>
           <w:tcPr>
-            <w:tcW w:w="768" w:type="pct"/>
+            <w:tcW w:w="922" w:type="dxa"/>
             <w:tcBorders>
               <w:top w:val="single" w:sz="4" w:space="0" w:color="auto"/>
               <w:left w:val="single" w:sz="4" w:space="0" w:color="auto"/>
@@ -15548,16 +16000,19 @@
           </w:tcPr>
           <w:p>
             <w:pPr>
-              <w:rPr>
-                <w:rFonts w:cs="Calibri"/>
-                <w:b/>
-                <w:bCs/>
-                <w:sz w:val="22"/>
-              </w:rPr>
-            </w:pPr>
-            <w:r>
-              <w:rPr>
-                <w:rFonts w:cs="Calibri"/>
+              <w:jc w:val="center"/>
+              <w:rPr>
+                <w:rFonts w:cs="Calibri"/>
+                <w:b/>
+                <w:bCs/>
+                <w:sz w:val="22"/>
+              </w:rPr>
+            </w:pPr>
+            <w:r>
+              <w:rPr>
+                <w:rFonts w:cs="Calibri"/>
+                <w:b/>
+                <w:bCs/>
                 <w:sz w:val="22"/>
               </w:rPr>
               <w:t>{{dk.6.vyskyt_min_a|czech}}</w:t>
@@ -15566,7 +16021,7 @@
         </w:tc>
         <w:tc>
           <w:tcPr>
-            <w:tcW w:w="771" w:type="pct"/>
+            <w:tcW w:w="922" w:type="dxa"/>
             <w:tcBorders>
               <w:top w:val="single" w:sz="4" w:space="0" w:color="auto"/>
               <w:left w:val="single" w:sz="4" w:space="0" w:color="auto"/>
@@ -15590,6 +16045,8 @@
             <w:r>
               <w:rPr>
                 <w:rFonts w:cs="Calibri"/>
+                <w:b/>
+                <w:bCs/>
                 <w:sz w:val="22"/>
               </w:rPr>
               <w:t>{{dk.6.vyskyt_min_b|czech}}</w:t>
@@ -15598,7 +16055,7 @@
         </w:tc>
         <w:tc>
           <w:tcPr>
-            <w:tcW w:w="734" w:type="pct"/>
+            <w:tcW w:w="922" w:type="dxa"/>
             <w:tcBorders>
               <w:top w:val="single" w:sz="4" w:space="0" w:color="auto"/>
               <w:left w:val="single" w:sz="4" w:space="0" w:color="auto"/>
@@ -15622,6 +16079,8 @@
             <w:r>
               <w:rPr>
                 <w:rFonts w:cs="Calibri"/>
+                <w:b/>
+                <w:bCs/>
                 <w:sz w:val="22"/>
               </w:rPr>
               <w:t>{{dk.6.prumer_min|czech}}</w:t>
@@ -15630,7 +16089,7 @@
         </w:tc>
         <w:tc>
           <w:tcPr>
-            <w:tcW w:w="987" w:type="pct"/>
+            <w:tcW w:w="1238" w:type="dxa"/>
             <w:tcBorders>
               <w:top w:val="single" w:sz="4" w:space="0" w:color="auto"/>
               <w:left w:val="single" w:sz="4" w:space="0" w:color="auto"/>
@@ -15665,7 +16124,7 @@
         </w:trPr>
         <w:tc>
           <w:tcPr>
-            <w:tcW w:w="826" w:type="pct"/>
+            <w:tcW w:w="4896" w:type="dxa"/>
             <w:tcBorders>
               <w:top w:val="single" w:sz="4" w:space="0" w:color="auto"/>
               <w:left w:val="single" w:sz="4" w:space="0" w:color="auto"/>
@@ -15692,7 +16151,7 @@
         </w:tc>
         <w:tc>
           <w:tcPr>
-            <w:tcW w:w="915" w:type="pct"/>
+            <w:tcW w:w="1152" w:type="dxa"/>
             <w:tcBorders>
               <w:top w:val="single" w:sz="4" w:space="0" w:color="auto"/>
               <w:left w:val="single" w:sz="4" w:space="0" w:color="auto"/>
@@ -15721,7 +16180,7 @@
         </w:tc>
         <w:tc>
           <w:tcPr>
-            <w:tcW w:w="768" w:type="pct"/>
+            <w:tcW w:w="922" w:type="dxa"/>
             <w:tcBorders>
               <w:top w:val="single" w:sz="4" w:space="0" w:color="auto"/>
               <w:left w:val="single" w:sz="4" w:space="0" w:color="auto"/>
@@ -15734,16 +16193,19 @@
           </w:tcPr>
           <w:p>
             <w:pPr>
-              <w:rPr>
-                <w:rFonts w:cs="Calibri"/>
-                <w:b/>
-                <w:bCs/>
-                <w:sz w:val="22"/>
-              </w:rPr>
-            </w:pPr>
-            <w:r>
-              <w:rPr>
-                <w:rFonts w:cs="Calibri"/>
+              <w:jc w:val="center"/>
+              <w:rPr>
+                <w:rFonts w:cs="Calibri"/>
+                <w:b/>
+                <w:bCs/>
+                <w:sz w:val="22"/>
+              </w:rPr>
+            </w:pPr>
+            <w:r>
+              <w:rPr>
+                <w:rFonts w:cs="Calibri"/>
+                <w:b/>
+                <w:bCs/>
                 <w:sz w:val="22"/>
               </w:rPr>
               <w:t>{{dk.7.vyskyt_min_a|czech}}</w:t>
@@ -15752,7 +16214,7 @@
         </w:tc>
         <w:tc>
           <w:tcPr>
-            <w:tcW w:w="771" w:type="pct"/>
+            <w:tcW w:w="922" w:type="dxa"/>
             <w:tcBorders>
               <w:top w:val="single" w:sz="4" w:space="0" w:color="auto"/>
               <w:left w:val="single" w:sz="4" w:space="0" w:color="auto"/>
@@ -15776,6 +16238,8 @@
             <w:r>
               <w:rPr>
                 <w:rFonts w:cs="Calibri"/>
+                <w:b/>
+                <w:bCs/>
                 <w:sz w:val="22"/>
               </w:rPr>
               <w:t>{{dk.7.vyskyt_min_b|czech}}</w:t>
@@ -15784,7 +16248,7 @@
         </w:tc>
         <w:tc>
           <w:tcPr>
-            <w:tcW w:w="734" w:type="pct"/>
+            <w:tcW w:w="922" w:type="dxa"/>
             <w:tcBorders>
               <w:top w:val="single" w:sz="4" w:space="0" w:color="auto"/>
               <w:left w:val="single" w:sz="4" w:space="0" w:color="auto"/>
@@ -15808,6 +16272,8 @@
             <w:r>
               <w:rPr>
                 <w:rFonts w:cs="Calibri"/>
+                <w:b/>
+                <w:bCs/>
                 <w:sz w:val="22"/>
               </w:rPr>
               <w:t>{{dk.7.prumer_min|czech}}</w:t>
@@ -15816,7 +16282,7 @@
         </w:tc>
         <w:tc>
           <w:tcPr>
-            <w:tcW w:w="987" w:type="pct"/>
+            <w:tcW w:w="1238" w:type="dxa"/>
             <w:tcBorders>
               <w:top w:val="single" w:sz="4" w:space="0" w:color="auto"/>
               <w:left w:val="single" w:sz="4" w:space="0" w:color="auto"/>
@@ -15865,7 +16331,6 @@
         <w:rPr>
           <w:noProof/>
         </w:rPr>
-        <w:lastRenderedPageBreak/>
         <w:t xml:space="preserve"> </w:t>
       </w:r>
       <w:r>
@@ -15894,7 +16359,7 @@
     </w:p>
     <w:tbl>
       <w:tblPr>
-        <w:tblW w:w="5000" w:type="pct"/>
+        <w:tblW w:w="5456" w:type="pct"/>
         <w:jc w:val="center"/>
         <w:tblBorders>
           <w:top w:val="single" w:sz="4" w:space="0" w:color="auto"/>
@@ -15904,6 +16369,7 @@
           <w:insideH w:val="single" w:sz="4" w:space="0" w:color="auto"/>
           <w:insideV w:val="single" w:sz="4" w:space="0" w:color="auto"/>
         </w:tblBorders>
+        <w:tblLayout w:type="fixed"/>
         <w:tblCellMar>
           <w:left w:w="70" w:type="dxa"/>
           <w:right w:w="70" w:type="dxa"/>
@@ -15911,12 +16377,12 @@
         <w:tblLook w:val="04A0" w:firstRow="1" w:lastRow="0" w:firstColumn="1" w:lastColumn="0" w:noHBand="0" w:noVBand="1"/>
       </w:tblPr>
       <w:tblGrid>
-        <w:gridCol w:w="1465"/>
-        <w:gridCol w:w="1659"/>
-        <w:gridCol w:w="1458"/>
-        <w:gridCol w:w="1462"/>
-        <w:gridCol w:w="1411"/>
-        <w:gridCol w:w="1757"/>
+        <w:gridCol w:w="4895"/>
+        <w:gridCol w:w="1152"/>
+        <w:gridCol w:w="923"/>
+        <w:gridCol w:w="923"/>
+        <w:gridCol w:w="921"/>
+        <w:gridCol w:w="1238"/>
       </w:tblGrid>
       <w:tr>
         <w:trPr>
@@ -15925,7 +16391,7 @@
         </w:trPr>
         <w:tc>
           <w:tcPr>
-            <w:tcW w:w="872" w:type="pct"/>
+            <w:tcW w:w="2435" w:type="pct"/>
             <w:vMerge w:val="restart"/>
             <w:shd w:val="clear" w:color="000000" w:fill="BFBFBF"/>
             <w:vAlign w:val="center"/>
@@ -15959,7 +16425,7 @@
         </w:tc>
         <w:tc>
           <w:tcPr>
-            <w:tcW w:w="911" w:type="pct"/>
+            <w:tcW w:w="573" w:type="pct"/>
             <w:vMerge w:val="restart"/>
             <w:shd w:val="clear" w:color="000000" w:fill="BFBFBF"/>
             <w:vAlign w:val="center"/>
@@ -15990,7 +16456,7 @@
         </w:tc>
         <w:tc>
           <w:tcPr>
-            <w:tcW w:w="754" w:type="pct"/>
+            <w:tcW w:w="459" w:type="pct"/>
             <w:shd w:val="clear" w:color="000000" w:fill="BFBFBF"/>
             <w:noWrap/>
             <w:vAlign w:val="center"/>
@@ -16021,7 +16487,7 @@
         </w:tc>
         <w:tc>
           <w:tcPr>
-            <w:tcW w:w="758" w:type="pct"/>
+            <w:tcW w:w="459" w:type="pct"/>
             <w:shd w:val="clear" w:color="000000" w:fill="BFBFBF"/>
             <w:noWrap/>
             <w:vAlign w:val="center"/>
@@ -16052,7 +16518,7 @@
         </w:tc>
         <w:tc>
           <w:tcPr>
-            <w:tcW w:w="718" w:type="pct"/>
+            <w:tcW w:w="458" w:type="pct"/>
             <w:vMerge w:val="restart"/>
             <w:shd w:val="clear" w:color="000000" w:fill="BFBFBF"/>
             <w:vAlign w:val="center"/>
@@ -16147,7 +16613,7 @@
         </w:tc>
         <w:tc>
           <w:tcPr>
-            <w:tcW w:w="987" w:type="pct"/>
+            <w:tcW w:w="616" w:type="pct"/>
             <w:vMerge w:val="restart"/>
             <w:shd w:val="clear" w:color="000000" w:fill="BFBFBF"/>
             <w:vAlign w:val="center"/>
@@ -16184,7 +16650,7 @@
         </w:trPr>
         <w:tc>
           <w:tcPr>
-            <w:tcW w:w="872" w:type="pct"/>
+            <w:tcW w:w="2435" w:type="pct"/>
             <w:vMerge/>
             <w:vAlign w:val="center"/>
             <w:hideMark/>
@@ -16203,7 +16669,7 @@
         </w:tc>
         <w:tc>
           <w:tcPr>
-            <w:tcW w:w="911" w:type="pct"/>
+            <w:tcW w:w="573" w:type="pct"/>
             <w:vMerge/>
             <w:shd w:val="clear" w:color="000000" w:fill="BFBFBF"/>
             <w:vAlign w:val="center"/>
@@ -16223,7 +16689,7 @@
         </w:tc>
         <w:tc>
           <w:tcPr>
-            <w:tcW w:w="754" w:type="pct"/>
+            <w:tcW w:w="459" w:type="pct"/>
             <w:shd w:val="clear" w:color="000000" w:fill="BFBFBF"/>
             <w:vAlign w:val="center"/>
             <w:hideMark/>
@@ -16295,7 +16761,7 @@
         </w:tc>
         <w:tc>
           <w:tcPr>
-            <w:tcW w:w="758" w:type="pct"/>
+            <w:tcW w:w="459" w:type="pct"/>
             <w:shd w:val="clear" w:color="000000" w:fill="BFBFBF"/>
             <w:vAlign w:val="center"/>
             <w:hideMark/>
@@ -16367,7 +16833,7 @@
         </w:tc>
         <w:tc>
           <w:tcPr>
-            <w:tcW w:w="718" w:type="pct"/>
+            <w:tcW w:w="458" w:type="pct"/>
             <w:vMerge/>
             <w:vAlign w:val="center"/>
             <w:hideMark/>
@@ -16386,7 +16852,7 @@
         </w:tc>
         <w:tc>
           <w:tcPr>
-            <w:tcW w:w="987" w:type="pct"/>
+            <w:tcW w:w="616" w:type="pct"/>
             <w:vMerge/>
             <w:vAlign w:val="center"/>
             <w:hideMark/>
@@ -16406,38 +16872,40 @@
       </w:tr>
       <w:tr>
         <w:trPr>
-          <w:trHeight w:val="287"/>
+          <w:trHeight w:val="288"/>
           <w:jc w:val="center"/>
         </w:trPr>
         <w:tc>
           <w:tcPr>
             <w:tcW w:w="5000" w:type="pct"/>
             <w:gridSpan w:val="6"/>
-            <w:shd w:val="clear" w:color="auto" w:fill="F2F2F2"/>
-            <w:vAlign w:val="center"/>
-          </w:tcPr>
-          <w:p>
-            <w:pPr>
-              <w:jc w:val="center"/>
-              <w:rPr>
-                <w:rFonts w:eastAsia="Times New Roman" w:cs="Calibri"/>
-                <w:b/>
-                <w:bCs/>
-                <w:color w:val="000000"/>
-                <w:sz w:val="22"/>
-                <w:lang w:eastAsia="cs-CZ"/>
-              </w:rPr>
-            </w:pPr>
-            <w:r>
-              <w:rPr>
-                <w:rFonts w:eastAsia="Times New Roman" w:cs="Calibri"/>
-                <w:b/>
-                <w:bCs/>
-                <w:color w:val="000000"/>
-                <w:sz w:val="22"/>
-                <w:lang w:eastAsia="cs-CZ"/>
-              </w:rPr>
-              <w:t>OSTATNI</w:t>
+            <w:tcBorders>
+              <w:top w:val="single" w:sz="4" w:space="0" w:color="auto"/>
+              <w:left w:val="single" w:sz="4" w:space="0" w:color="auto"/>
+              <w:bottom w:val="single" w:sz="4" w:space="0" w:color="auto"/>
+              <w:right w:val="single" w:sz="4" w:space="0" w:color="auto"/>
+            </w:tcBorders>
+            <w:shd w:val="clear" w:color="auto" w:fill="F2F2F2" w:themeFill="background1" w:themeFillShade="F2"/>
+            <w:vAlign w:val="center"/>
+          </w:tcPr>
+          <w:p>
+            <w:pPr>
+              <w:jc w:val="center"/>
+              <w:rPr>
+                <w:rFonts w:cs="Calibri"/>
+                <w:b/>
+                <w:bCs/>
+                <w:sz w:val="22"/>
+              </w:rPr>
+            </w:pPr>
+            <w:r>
+              <w:rPr>
+                <w:rFonts w:cs="Calibri"/>
+                <w:b/>
+                <w:bCs/>
+                <w:sz w:val="22"/>
+              </w:rPr>
+              <w:t>OSTATNÍ</w:t>
             </w:r>
           </w:p>
         </w:tc>
@@ -16449,7 +16917,7 @@
         </w:trPr>
         <w:tc>
           <w:tcPr>
-            <w:tcW w:w="872" w:type="pct"/>
+            <w:tcW w:w="2435" w:type="pct"/>
             <w:tcBorders>
               <w:top w:val="single" w:sz="4" w:space="0" w:color="auto"/>
               <w:left w:val="single" w:sz="4" w:space="0" w:color="auto"/>
@@ -16476,7 +16944,7 @@
         </w:tc>
         <w:tc>
           <w:tcPr>
-            <w:tcW w:w="911" w:type="pct"/>
+            <w:tcW w:w="573" w:type="pct"/>
             <w:tcBorders>
               <w:top w:val="single" w:sz="4" w:space="0" w:color="auto"/>
               <w:left w:val="single" w:sz="4" w:space="0" w:color="auto"/>
@@ -16505,7 +16973,7 @@
         </w:tc>
         <w:tc>
           <w:tcPr>
-            <w:tcW w:w="754" w:type="pct"/>
+            <w:tcW w:w="459" w:type="pct"/>
             <w:tcBorders>
               <w:top w:val="single" w:sz="4" w:space="0" w:color="auto"/>
               <w:left w:val="single" w:sz="4" w:space="0" w:color="auto"/>
@@ -16530,6 +16998,8 @@
             <w:r>
               <w:rPr>
                 <w:rFonts w:cs="Calibri"/>
+                <w:b/>
+                <w:bCs/>
                 <w:sz w:val="22"/>
               </w:rPr>
               <w:t>{{ostatni.1.vyskyt_min_a|czech}}</w:t>
@@ -16538,7 +17008,7 @@
         </w:tc>
         <w:tc>
           <w:tcPr>
-            <w:tcW w:w="758" w:type="pct"/>
+            <w:tcW w:w="459" w:type="pct"/>
             <w:tcBorders>
               <w:top w:val="single" w:sz="4" w:space="0" w:color="auto"/>
               <w:left w:val="single" w:sz="4" w:space="0" w:color="auto"/>
@@ -16563,6 +17033,8 @@
             <w:r>
               <w:rPr>
                 <w:rFonts w:cs="Calibri"/>
+                <w:b/>
+                <w:bCs/>
                 <w:sz w:val="22"/>
               </w:rPr>
               <w:t>{{ostatni.1.vyskyt_min_b|czech}}</w:t>
@@ -16571,7 +17043,7 @@
         </w:tc>
         <w:tc>
           <w:tcPr>
-            <w:tcW w:w="718" w:type="pct"/>
+            <w:tcW w:w="458" w:type="pct"/>
             <w:tcBorders>
               <w:top w:val="single" w:sz="4" w:space="0" w:color="auto"/>
               <w:left w:val="single" w:sz="4" w:space="0" w:color="auto"/>
@@ -16596,6 +17068,8 @@
             <w:r>
               <w:rPr>
                 <w:rFonts w:cs="Calibri"/>
+                <w:b/>
+                <w:bCs/>
                 <w:sz w:val="22"/>
               </w:rPr>
               <w:t>{{ostatni.1.prumer_min|czech}}</w:t>
@@ -16604,7 +17078,7 @@
         </w:tc>
         <w:tc>
           <w:tcPr>
-            <w:tcW w:w="987" w:type="pct"/>
+            <w:tcW w:w="616" w:type="pct"/>
             <w:tcBorders>
               <w:top w:val="single" w:sz="4" w:space="0" w:color="auto"/>
               <w:left w:val="single" w:sz="4" w:space="0" w:color="auto"/>
@@ -16639,7 +17113,7 @@
         </w:trPr>
         <w:tc>
           <w:tcPr>
-            <w:tcW w:w="872" w:type="pct"/>
+            <w:tcW w:w="2435" w:type="pct"/>
             <w:tcBorders>
               <w:top w:val="single" w:sz="4" w:space="0" w:color="auto"/>
               <w:left w:val="single" w:sz="4" w:space="0" w:color="auto"/>
@@ -16666,7 +17140,7 @@
         </w:tc>
         <w:tc>
           <w:tcPr>
-            <w:tcW w:w="911" w:type="pct"/>
+            <w:tcW w:w="573" w:type="pct"/>
             <w:tcBorders>
               <w:top w:val="single" w:sz="4" w:space="0" w:color="auto"/>
               <w:left w:val="single" w:sz="4" w:space="0" w:color="auto"/>
@@ -16695,7 +17169,7 @@
         </w:tc>
         <w:tc>
           <w:tcPr>
-            <w:tcW w:w="754" w:type="pct"/>
+            <w:tcW w:w="459" w:type="pct"/>
             <w:tcBorders>
               <w:top w:val="single" w:sz="4" w:space="0" w:color="auto"/>
               <w:left w:val="single" w:sz="4" w:space="0" w:color="auto"/>
@@ -16708,16 +17182,19 @@
           </w:tcPr>
           <w:p>
             <w:pPr>
-              <w:rPr>
-                <w:rFonts w:cs="Calibri"/>
-                <w:b/>
-                <w:bCs/>
-                <w:sz w:val="22"/>
-              </w:rPr>
-            </w:pPr>
-            <w:r>
-              <w:rPr>
-                <w:rFonts w:cs="Calibri"/>
+              <w:jc w:val="center"/>
+              <w:rPr>
+                <w:rFonts w:cs="Calibri"/>
+                <w:b/>
+                <w:bCs/>
+                <w:sz w:val="22"/>
+              </w:rPr>
+            </w:pPr>
+            <w:r>
+              <w:rPr>
+                <w:rFonts w:cs="Calibri"/>
+                <w:b/>
+                <w:bCs/>
                 <w:sz w:val="22"/>
               </w:rPr>
               <w:t>{{ostatni.2.vyskyt_min_a|czech}}</w:t>
@@ -16726,7 +17203,7 @@
         </w:tc>
         <w:tc>
           <w:tcPr>
-            <w:tcW w:w="758" w:type="pct"/>
+            <w:tcW w:w="459" w:type="pct"/>
             <w:tcBorders>
               <w:top w:val="single" w:sz="4" w:space="0" w:color="auto"/>
               <w:left w:val="single" w:sz="4" w:space="0" w:color="auto"/>
@@ -16750,6 +17227,8 @@
             <w:r>
               <w:rPr>
                 <w:rFonts w:cs="Calibri"/>
+                <w:b/>
+                <w:bCs/>
                 <w:sz w:val="22"/>
               </w:rPr>
               <w:t>{{ostatni.2.vyskyt_min_b|czech}}</w:t>
@@ -16758,7 +17237,7 @@
         </w:tc>
         <w:tc>
           <w:tcPr>
-            <w:tcW w:w="718" w:type="pct"/>
+            <w:tcW w:w="458" w:type="pct"/>
             <w:tcBorders>
               <w:top w:val="single" w:sz="4" w:space="0" w:color="auto"/>
               <w:left w:val="single" w:sz="4" w:space="0" w:color="auto"/>
@@ -16782,6 +17261,8 @@
             <w:r>
               <w:rPr>
                 <w:rFonts w:cs="Calibri"/>
+                <w:b/>
+                <w:bCs/>
                 <w:sz w:val="22"/>
               </w:rPr>
               <w:t>{{ostatni.2.prumer_min|czech}}</w:t>
@@ -16790,7 +17271,7 @@
         </w:tc>
         <w:tc>
           <w:tcPr>
-            <w:tcW w:w="987" w:type="pct"/>
+            <w:tcW w:w="616" w:type="pct"/>
             <w:tcBorders>
               <w:top w:val="single" w:sz="4" w:space="0" w:color="auto"/>
               <w:left w:val="single" w:sz="4" w:space="0" w:color="auto"/>
@@ -16825,7 +17306,7 @@
         </w:trPr>
         <w:tc>
           <w:tcPr>
-            <w:tcW w:w="872" w:type="pct"/>
+            <w:tcW w:w="2435" w:type="pct"/>
             <w:tcBorders>
               <w:top w:val="single" w:sz="4" w:space="0" w:color="auto"/>
               <w:left w:val="single" w:sz="4" w:space="0" w:color="auto"/>
@@ -16852,7 +17333,7 @@
         </w:tc>
         <w:tc>
           <w:tcPr>
-            <w:tcW w:w="911" w:type="pct"/>
+            <w:tcW w:w="573" w:type="pct"/>
             <w:tcBorders>
               <w:top w:val="single" w:sz="4" w:space="0" w:color="auto"/>
               <w:left w:val="single" w:sz="4" w:space="0" w:color="auto"/>
@@ -16881,7 +17362,7 @@
         </w:tc>
         <w:tc>
           <w:tcPr>
-            <w:tcW w:w="754" w:type="pct"/>
+            <w:tcW w:w="459" w:type="pct"/>
             <w:tcBorders>
               <w:top w:val="single" w:sz="4" w:space="0" w:color="auto"/>
               <w:left w:val="single" w:sz="4" w:space="0" w:color="auto"/>
@@ -16894,16 +17375,19 @@
           </w:tcPr>
           <w:p>
             <w:pPr>
-              <w:rPr>
-                <w:rFonts w:cs="Calibri"/>
-                <w:b/>
-                <w:bCs/>
-                <w:sz w:val="22"/>
-              </w:rPr>
-            </w:pPr>
-            <w:r>
-              <w:rPr>
-                <w:rFonts w:cs="Calibri"/>
+              <w:jc w:val="center"/>
+              <w:rPr>
+                <w:rFonts w:cs="Calibri"/>
+                <w:b/>
+                <w:bCs/>
+                <w:sz w:val="22"/>
+              </w:rPr>
+            </w:pPr>
+            <w:r>
+              <w:rPr>
+                <w:rFonts w:cs="Calibri"/>
+                <w:b/>
+                <w:bCs/>
                 <w:sz w:val="22"/>
               </w:rPr>
               <w:t>{{ostatni.3.vyskyt_min_a|czech}}</w:t>
@@ -16912,7 +17396,7 @@
         </w:tc>
         <w:tc>
           <w:tcPr>
-            <w:tcW w:w="758" w:type="pct"/>
+            <w:tcW w:w="459" w:type="pct"/>
             <w:tcBorders>
               <w:top w:val="single" w:sz="4" w:space="0" w:color="auto"/>
               <w:left w:val="single" w:sz="4" w:space="0" w:color="auto"/>
@@ -16936,6 +17420,8 @@
             <w:r>
               <w:rPr>
                 <w:rFonts w:cs="Calibri"/>
+                <w:b/>
+                <w:bCs/>
                 <w:sz w:val="22"/>
               </w:rPr>
               <w:t>{{ostatni.3.vyskyt_min_b|czech}}</w:t>
@@ -16944,7 +17430,7 @@
         </w:tc>
         <w:tc>
           <w:tcPr>
-            <w:tcW w:w="718" w:type="pct"/>
+            <w:tcW w:w="458" w:type="pct"/>
             <w:tcBorders>
               <w:top w:val="single" w:sz="4" w:space="0" w:color="auto"/>
               <w:left w:val="single" w:sz="4" w:space="0" w:color="auto"/>
@@ -16968,6 +17454,8 @@
             <w:r>
               <w:rPr>
                 <w:rFonts w:cs="Calibri"/>
+                <w:b/>
+                <w:bCs/>
                 <w:sz w:val="22"/>
               </w:rPr>
               <w:t>{{ostatni.3.prumer_min|czech}}</w:t>
@@ -16976,7 +17464,7 @@
         </w:tc>
         <w:tc>
           <w:tcPr>
-            <w:tcW w:w="987" w:type="pct"/>
+            <w:tcW w:w="616" w:type="pct"/>
             <w:tcBorders>
               <w:top w:val="single" w:sz="4" w:space="0" w:color="auto"/>
               <w:left w:val="single" w:sz="4" w:space="0" w:color="auto"/>
@@ -17011,7 +17499,7 @@
         </w:trPr>
         <w:tc>
           <w:tcPr>
-            <w:tcW w:w="872" w:type="pct"/>
+            <w:tcW w:w="2435" w:type="pct"/>
             <w:tcBorders>
               <w:top w:val="single" w:sz="4" w:space="0" w:color="auto"/>
               <w:left w:val="single" w:sz="4" w:space="0" w:color="auto"/>
@@ -17038,7 +17526,7 @@
         </w:tc>
         <w:tc>
           <w:tcPr>
-            <w:tcW w:w="911" w:type="pct"/>
+            <w:tcW w:w="573" w:type="pct"/>
             <w:tcBorders>
               <w:top w:val="single" w:sz="4" w:space="0" w:color="auto"/>
               <w:left w:val="single" w:sz="4" w:space="0" w:color="auto"/>
@@ -17067,7 +17555,7 @@
         </w:tc>
         <w:tc>
           <w:tcPr>
-            <w:tcW w:w="754" w:type="pct"/>
+            <w:tcW w:w="459" w:type="pct"/>
             <w:tcBorders>
               <w:top w:val="single" w:sz="4" w:space="0" w:color="auto"/>
               <w:left w:val="single" w:sz="4" w:space="0" w:color="auto"/>
@@ -17080,16 +17568,19 @@
           </w:tcPr>
           <w:p>
             <w:pPr>
-              <w:rPr>
-                <w:rFonts w:cs="Calibri"/>
-                <w:b/>
-                <w:bCs/>
-                <w:sz w:val="22"/>
-              </w:rPr>
-            </w:pPr>
-            <w:r>
-              <w:rPr>
-                <w:rFonts w:cs="Calibri"/>
+              <w:jc w:val="center"/>
+              <w:rPr>
+                <w:rFonts w:cs="Calibri"/>
+                <w:b/>
+                <w:bCs/>
+                <w:sz w:val="22"/>
+              </w:rPr>
+            </w:pPr>
+            <w:r>
+              <w:rPr>
+                <w:rFonts w:cs="Calibri"/>
+                <w:b/>
+                <w:bCs/>
                 <w:sz w:val="22"/>
               </w:rPr>
               <w:t>{{ostatni.4.vyskyt_min_a|czech}}</w:t>
@@ -17098,7 +17589,7 @@
         </w:tc>
         <w:tc>
           <w:tcPr>
-            <w:tcW w:w="758" w:type="pct"/>
+            <w:tcW w:w="459" w:type="pct"/>
             <w:tcBorders>
               <w:top w:val="single" w:sz="4" w:space="0" w:color="auto"/>
               <w:left w:val="single" w:sz="4" w:space="0" w:color="auto"/>
@@ -17122,6 +17613,8 @@
             <w:r>
               <w:rPr>
                 <w:rFonts w:cs="Calibri"/>
+                <w:b/>
+                <w:bCs/>
                 <w:sz w:val="22"/>
               </w:rPr>
               <w:t>{{ostatni.4.vyskyt_min_b|czech}}</w:t>
@@ -17130,7 +17623,7 @@
         </w:tc>
         <w:tc>
           <w:tcPr>
-            <w:tcW w:w="718" w:type="pct"/>
+            <w:tcW w:w="458" w:type="pct"/>
             <w:tcBorders>
               <w:top w:val="single" w:sz="4" w:space="0" w:color="auto"/>
               <w:left w:val="single" w:sz="4" w:space="0" w:color="auto"/>
@@ -17154,6 +17647,8 @@
             <w:r>
               <w:rPr>
                 <w:rFonts w:cs="Calibri"/>
+                <w:b/>
+                <w:bCs/>
                 <w:sz w:val="22"/>
               </w:rPr>
               <w:t>{{ostatni.4.prumer_min|czech}}</w:t>
@@ -17162,7 +17657,7 @@
         </w:tc>
         <w:tc>
           <w:tcPr>
-            <w:tcW w:w="987" w:type="pct"/>
+            <w:tcW w:w="616" w:type="pct"/>
             <w:tcBorders>
               <w:top w:val="single" w:sz="4" w:space="0" w:color="auto"/>
               <w:left w:val="single" w:sz="4" w:space="0" w:color="auto"/>
@@ -18620,7 +19115,17 @@
                 <w:szCs w:val="20"/>
                 <w:lang w:eastAsia="cs-CZ"/>
               </w:rPr>
-              <w:t xml:space="preserve">Celosměnový počet pohybů rukou a předloktí s ohledem na vynakládanou průměrnou směnovou časově váženou hodnotu % </w:t>
+              <w:t>Celosměnový počet pohybů rukou a předloktí s ohledem na vynakládanou průměrnou směnovou časově váženou hodno</w:t>
+            </w:r>
+            <w:r>
+              <w:rPr>
+                <w:rFonts w:eastAsia="Times New Roman" w:cs="Calibri"/>
+                <w:b/>
+                <w:szCs w:val="20"/>
+                <w:lang w:eastAsia="cs-CZ"/>
+              </w:rPr>
+              <w:lastRenderedPageBreak/>
+              <w:t xml:space="preserve">tu % </w:t>
             </w:r>
             <w:proofErr w:type="spellStart"/>
             <w:r>
@@ -18630,7 +19135,6 @@
                 <w:szCs w:val="20"/>
                 <w:lang w:eastAsia="cs-CZ"/>
               </w:rPr>
-              <w:lastRenderedPageBreak/>
               <w:t>Fmax</w:t>
             </w:r>
             <w:proofErr w:type="spellEnd"/>
@@ -20293,8 +20797,8 @@
       <w:tblLook w:val="04A0" w:firstRow="1" w:lastRow="0" w:firstColumn="1" w:lastColumn="0" w:noHBand="0" w:noVBand="1"/>
     </w:tblPr>
     <w:tblGrid>
-      <w:gridCol w:w="5630"/>
-      <w:gridCol w:w="3658"/>
+      <w:gridCol w:w="5601"/>
+      <w:gridCol w:w="3687"/>
     </w:tblGrid>
     <w:tr>
       <w:trPr>
@@ -20392,7 +20896,18 @@
               <w:szCs w:val="18"/>
               <w:lang w:eastAsia="cs-CZ"/>
             </w:rPr>
-            <w:t>{{section2_</w:t>
+            <w:t>{{</w:t>
+          </w:r>
+          <w:r>
+            <w:rPr>
+              <w:rFonts w:eastAsia="Times New Roman" w:cs="Calibri"/>
+              <w:b/>
+              <w:bCs/>
+              <w:sz w:val="18"/>
+              <w:szCs w:val="18"/>
+              <w:lang w:eastAsia="cs-CZ"/>
+            </w:rPr>
+            <w:t>section2_</w:t>
           </w:r>
           <w:proofErr w:type="gramStart"/>
           <w:r>
@@ -20416,7 +20931,7 @@
               <w:szCs w:val="18"/>
               <w:lang w:eastAsia="cs-CZ"/>
             </w:rPr>
-            <w:t>_number</w:t>
+            <w:t>_number_pp</w:t>
           </w:r>
           <w:proofErr w:type="gramStart"/>
           <w:r>
@@ -20668,8 +21183,8 @@
       <w:tblLook w:val="04A0" w:firstRow="1" w:lastRow="0" w:firstColumn="1" w:lastColumn="0" w:noHBand="0" w:noVBand="1"/>
     </w:tblPr>
     <w:tblGrid>
-      <w:gridCol w:w="5630"/>
-      <w:gridCol w:w="3658"/>
+      <w:gridCol w:w="5601"/>
+      <w:gridCol w:w="3687"/>
     </w:tblGrid>
     <w:tr>
       <w:trPr>
@@ -20767,7 +21282,18 @@
               <w:szCs w:val="18"/>
               <w:lang w:eastAsia="cs-CZ"/>
             </w:rPr>
-            <w:t>{{section2_</w:t>
+            <w:t>{{</w:t>
+          </w:r>
+          <w:r>
+            <w:rPr>
+              <w:rFonts w:eastAsia="Times New Roman" w:cs="Calibri"/>
+              <w:b/>
+              <w:bCs/>
+              <w:sz w:val="18"/>
+              <w:szCs w:val="18"/>
+              <w:lang w:eastAsia="cs-CZ"/>
+            </w:rPr>
+            <w:t>section2_</w:t>
           </w:r>
           <w:proofErr w:type="gramStart"/>
           <w:r>
@@ -20791,7 +21317,7 @@
               <w:szCs w:val="18"/>
               <w:lang w:eastAsia="cs-CZ"/>
             </w:rPr>
-            <w:t>_number</w:t>
+            <w:t>_number_pp</w:t>
           </w:r>
           <w:proofErr w:type="gramStart"/>
           <w:r>
@@ -21295,7 +21821,7 @@
         </mc:Choice>
         <mc:Fallback>
           <w:pict>
-            <v:line w14:anchorId="0DB0EA0F" id="Přímá spojnice 4" o:spid="_x0000_s1026" style="position:absolute;z-index:251658240;visibility:visible;mso-wrap-style:square;mso-width-percent:0;mso-height-percent:0;mso-wrap-distance-left:9pt;mso-wrap-distance-top:-1e-4mm;mso-wrap-distance-right:9pt;mso-wrap-distance-bottom:-1e-4mm;mso-position-horizontal:absolute;mso-position-horizontal-relative:text;mso-position-vertical:absolute;mso-position-vertical-relative:text;mso-width-percent:0;mso-height-percent:0;mso-width-relative:margin;mso-height-relative:margin" from="-34.1pt,19.8pt" to="490.15pt,19.8pt" o:gfxdata="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">
+            <v:line w14:anchorId="3EFB51E9" id="Přímá spojnice 4" o:spid="_x0000_s1026" style="position:absolute;z-index:251658240;visibility:visible;mso-wrap-style:square;mso-width-percent:0;mso-height-percent:0;mso-wrap-distance-left:9pt;mso-wrap-distance-top:-1e-4mm;mso-wrap-distance-right:9pt;mso-wrap-distance-bottom:-1e-4mm;mso-position-horizontal:absolute;mso-position-horizontal-relative:text;mso-position-vertical:absolute;mso-position-vertical-relative:text;mso-width-percent:0;mso-height-percent:0;mso-width-relative:margin;mso-height-relative:margin" from="-34.1pt,19.8pt" to="490.15pt,19.8pt" o:gfxdata="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">
               <o:lock v:ext="edit" shapetype="f"/>
             </v:line>
           </w:pict>
